--- a/templates/Protokol_2_Combined_Template.docx
+++ b/templates/Protokol_2_Combined_Template.docx
@@ -769,7 +769,7 @@
           <w:sz w:val="24"/>
           <w:szCs w:val="24"/>
         </w:rPr>
-        <w:t>____________________________________</w:t>
+        <w:t>{{Darvesenost}}</w:t>
       </w:r>
     </w:p>
     <w:p>
@@ -847,53 +847,51 @@
           <w:sz w:val="24"/>
           <w:szCs w:val="24"/>
         </w:rPr>
-        <w:t>3.  Описание на строителната площадка:</w:t>
-      </w:r>
-      <w:r>
-        <w:rPr>
-          <w:rFonts w:ascii="Garamond" w:eastAsia="Garamond" w:hAnsi="Garamond" w:cs="Garamond"/>
-          <w:color w:val="1F2937"/>
-          <w:sz w:val="24"/>
-          <w:szCs w:val="24"/>
-        </w:rPr>
-        <w:t>{{Описание_Сграда}}</w:t>
-      </w:r>
-    </w:p>
-    <w:p>
-      <w:pPr>
-        <w:spacing w:before="60" w:after="60"/>
-      </w:pPr>
-      <w:r>
-        <w:rPr>
-          <w:rFonts w:ascii="Garamond" w:eastAsia="Garamond" w:hAnsi="Garamond" w:cs="Garamond"/>
-          <w:color w:val="1F2937"/>
-          <w:sz w:val="24"/>
-          <w:szCs w:val="24"/>
-        </w:rPr>
-        <w:t xml:space="preserve"> </w:t>
-      </w:r>
-      <w:r>
-        <w:rPr>
-          <w:rFonts w:ascii="Garamond" w:eastAsia="Garamond" w:hAnsi="Garamond" w:cs="Garamond"/>
-          <w:color w:val="1F2937"/>
-          <w:sz w:val="24"/>
-          <w:szCs w:val="24"/>
-        </w:rPr>
-        <w:t>4.  Състоянието на околното пространство е: ______________________________________________</w:t>
-      </w:r>
-    </w:p>
-    <w:p>
-      <w:pPr>
-        <w:spacing w:before="60" w:after="60"/>
-      </w:pPr>
-      <w:r>
-        <w:rPr>
-          <w:rFonts w:ascii="Garamond" w:eastAsia="Garamond" w:hAnsi="Garamond" w:cs="Garamond"/>
-          <w:color w:val="1F2937"/>
-          <w:sz w:val="24"/>
-          <w:szCs w:val="24"/>
-        </w:rPr>
-        <w:t>5.  Предвидени мерки по ПБЗ: ______________________________________________</w:t>
+        <w:t>3.  Описание на строителната площадка:{{Opisanie_Ploshtadka}}</w:t>
+      </w:r>
+      <w:r>
+        <w:rPr>
+          <w:rFonts w:ascii="Garamond" w:eastAsia="Garamond" w:hAnsi="Garamond" w:cs="Garamond"/>
+          <w:color w:val="1F2937"/>
+          <w:sz w:val="24"/>
+          <w:szCs w:val="24"/>
+        </w:rPr>
+      </w:r>
+    </w:p>
+    <w:p>
+      <w:pPr>
+        <w:spacing w:before="60" w:after="60"/>
+      </w:pPr>
+      <w:r>
+        <w:rPr>
+          <w:rFonts w:ascii="Garamond" w:eastAsia="Garamond" w:hAnsi="Garamond" w:cs="Garamond"/>
+          <w:color w:val="1F2937"/>
+          <w:sz w:val="24"/>
+          <w:szCs w:val="24"/>
+        </w:rPr>
+        <w:t xml:space="preserve"> 4.  Състоянието на околното пространство е: {{Sastoyanie_Okolo}}</w:t>
+      </w:r>
+      <w:r>
+        <w:rPr>
+          <w:rFonts w:ascii="Garamond" w:eastAsia="Garamond" w:hAnsi="Garamond" w:cs="Garamond"/>
+          <w:color w:val="1F2937"/>
+          <w:sz w:val="24"/>
+          <w:szCs w:val="24"/>
+        </w:rPr>
+      </w:r>
+    </w:p>
+    <w:p>
+      <w:pPr>
+        <w:spacing w:before="60" w:after="60"/>
+      </w:pPr>
+      <w:r>
+        <w:rPr>
+          <w:rFonts w:ascii="Garamond" w:eastAsia="Garamond" w:hAnsi="Garamond" w:cs="Garamond"/>
+          <w:color w:val="1F2937"/>
+          <w:sz w:val="24"/>
+          <w:szCs w:val="24"/>
+        </w:rPr>
+        <w:t>5.  Предвидени мерки по ПБЗ: {{Merki_PBZ}}</w:t>
       </w:r>
     </w:p>
     <w:p/>
@@ -1346,7 +1344,7 @@
           <w:sz w:val="24"/>
           <w:szCs w:val="24"/>
         </w:rPr>
-        <w:t>2.1. Регулационен репер: {{Репер_Номер}} с кота {{Репер_Кота}} м</w:t>
+        <w:t>2.1. Регулационен репер: {{Reper_Nomer}} с кота {{Reper_Kota}} м</w:t>
       </w:r>
     </w:p>
     <w:p/>
@@ -1375,59 +1373,57 @@
           <w:sz w:val="24"/>
           <w:szCs w:val="24"/>
         </w:rPr>
-        <w:t>3.1. Кота изкоп {{Кота_Изкоп}}</w:t>
-      </w:r>
-    </w:p>
-    <w:p>
-      <w:pPr>
-        <w:spacing w:before="60" w:after="60"/>
-      </w:pPr>
-      <w:r>
-        <w:rPr>
-          <w:rFonts w:ascii="Garamond" w:eastAsia="Garamond" w:hAnsi="Garamond" w:cs="Garamond"/>
-          <w:color w:val="1F2937"/>
-          <w:sz w:val="24"/>
-          <w:szCs w:val="24"/>
-        </w:rPr>
-        <w:lastRenderedPageBreak/>
-        <w:t>3.2. Кота цокъл +/-0,00 = {{Кота_Цокъл}}</w:t>
-      </w:r>
-    </w:p>
-    <w:p>
-      <w:pPr>
-        <w:spacing w:before="60" w:after="60"/>
-      </w:pPr>
-      <w:r>
-        <w:rPr>
-          <w:rFonts w:ascii="Garamond" w:eastAsia="Garamond" w:hAnsi="Garamond" w:cs="Garamond"/>
-          <w:color w:val="1F2937"/>
-          <w:sz w:val="24"/>
-          <w:szCs w:val="24"/>
-        </w:rPr>
-        <w:t>3.3. Кота корниз + {{Кота_Корниз}}</w:t>
-      </w:r>
-    </w:p>
-    <w:p>
-      <w:pPr>
-        <w:spacing w:before="60" w:after="60"/>
-      </w:pPr>
-      <w:r>
-        <w:rPr>
-          <w:rFonts w:ascii="Garamond" w:eastAsia="Garamond" w:hAnsi="Garamond" w:cs="Garamond"/>
-          <w:color w:val="1F2937"/>
-          <w:sz w:val="24"/>
-          <w:szCs w:val="24"/>
-        </w:rPr>
-        <w:t xml:space="preserve">3.4. Кота било + </w:t>
-      </w:r>
-      <w:r>
-        <w:rPr>
-          <w:rFonts w:ascii="Garamond" w:eastAsia="Garamond" w:hAnsi="Garamond" w:cs="Garamond"/>
-          <w:color w:val="1F2937"/>
-          <w:sz w:val="24"/>
-          <w:szCs w:val="24"/>
-        </w:rPr>
-        <w:t>{{Кота_Bilo}}</w:t>
+        <w:t>3.1. Кота изкоп {{Kota_Izkop}}</w:t>
+      </w:r>
+    </w:p>
+    <w:p>
+      <w:pPr>
+        <w:spacing w:before="60" w:after="60"/>
+      </w:pPr>
+      <w:r>
+        <w:rPr>
+          <w:rFonts w:ascii="Garamond" w:eastAsia="Garamond" w:hAnsi="Garamond" w:cs="Garamond"/>
+          <w:color w:val="1F2937"/>
+          <w:sz w:val="24"/>
+          <w:szCs w:val="24"/>
+        </w:rPr>
+        <w:t>3.2. Кота цокъл +/-0,00 = {{Kota_Cokul}}</w:t>
+      </w:r>
+    </w:p>
+    <w:p>
+      <w:pPr>
+        <w:spacing w:before="60" w:after="60"/>
+      </w:pPr>
+      <w:r>
+        <w:rPr>
+          <w:rFonts w:ascii="Garamond" w:eastAsia="Garamond" w:hAnsi="Garamond" w:cs="Garamond"/>
+          <w:color w:val="1F2937"/>
+          <w:sz w:val="24"/>
+          <w:szCs w:val="24"/>
+        </w:rPr>
+        <w:t>3.3. Кота корниз + {{Kota_Korniz}}</w:t>
+      </w:r>
+    </w:p>
+    <w:p>
+      <w:pPr>
+        <w:spacing w:before="60" w:after="60"/>
+      </w:pPr>
+      <w:r>
+        <w:rPr>
+          <w:rFonts w:ascii="Garamond" w:eastAsia="Garamond" w:hAnsi="Garamond" w:cs="Garamond"/>
+          <w:color w:val="1F2937"/>
+          <w:sz w:val="24"/>
+          <w:szCs w:val="24"/>
+        </w:rPr>
+        <w:t>3.4. Кота било + {{Kota_Bilo}}</w:t>
+      </w:r>
+      <w:r>
+        <w:rPr>
+          <w:rFonts w:ascii="Garamond" w:eastAsia="Garamond" w:hAnsi="Garamond" w:cs="Garamond"/>
+          <w:color w:val="1F2937"/>
+          <w:sz w:val="24"/>
+          <w:szCs w:val="24"/>
+        </w:rPr>
       </w:r>
     </w:p>
     <w:p>
@@ -1755,7 +1751,7 @@
           <w:sz w:val="24"/>
           <w:szCs w:val="24"/>
         </w:rPr>
-        <w:t>1. Проверка при н</w:t>
+        <w:t>1. Проверка при ниво изкоп, кота {{Kota_Izkop}}</w:t>
       </w:r>
       <w:r>
         <w:rPr>
@@ -1766,7 +1762,6 @@
           <w:sz w:val="24"/>
           <w:szCs w:val="24"/>
         </w:rPr>
-        <w:t>иво изкоп, кота {{Кота_Изкоп}}</w:t>
       </w:r>
     </w:p>
     <w:p>
@@ -1918,25 +1913,23 @@
           <w:sz w:val="24"/>
           <w:szCs w:val="24"/>
         </w:rPr>
-        <w:t xml:space="preserve">след проверка на достигнатото ниво изкоп </w:t>
-      </w:r>
-      <w:r>
-        <w:rPr>
-          <w:rFonts w:ascii="Garamond" w:eastAsia="Garamond" w:hAnsi="Garamond" w:cs="Garamond"/>
-          <w:color w:val="1F2937"/>
-          <w:sz w:val="24"/>
-          <w:szCs w:val="24"/>
-        </w:rPr>
-        <w:t>с проектна кота {{Кота_Изкоп}}</w:t>
-      </w:r>
-      <w:r>
-        <w:rPr>
-          <w:rFonts w:ascii="Garamond" w:eastAsia="Garamond" w:hAnsi="Garamond" w:cs="Garamond"/>
-          <w:color w:val="1F2937"/>
-          <w:sz w:val="24"/>
-          <w:szCs w:val="24"/>
-        </w:rPr>
-        <w:t xml:space="preserve"> установих, че при изпълнението на СМР:</w:t>
+        <w:t>след проверка на достигнатото ниво изкоп с проектна кота {{Kota_Izkop}} установих, че при изпълнението на СМР:</w:t>
+      </w:r>
+      <w:r>
+        <w:rPr>
+          <w:rFonts w:ascii="Garamond" w:eastAsia="Garamond" w:hAnsi="Garamond" w:cs="Garamond"/>
+          <w:color w:val="1F2937"/>
+          <w:sz w:val="24"/>
+          <w:szCs w:val="24"/>
+        </w:rPr>
+      </w:r>
+      <w:r>
+        <w:rPr>
+          <w:rFonts w:ascii="Garamond" w:eastAsia="Garamond" w:hAnsi="Garamond" w:cs="Garamond"/>
+          <w:color w:val="1F2937"/>
+          <w:sz w:val="24"/>
+          <w:szCs w:val="24"/>
+        </w:rPr>
       </w:r>
     </w:p>
     <w:p/>
@@ -2897,7 +2890,7 @@
           <w:sz w:val="24"/>
           <w:szCs w:val="24"/>
         </w:rPr>
-        <w:t xml:space="preserve">3. Проверка при ниво корниз </w:t>
+        <w:t xml:space="preserve">3. Проверка при ниво корниз (стреха), кота {{Kota_Korniz}} </w:t>
       </w:r>
       <w:r>
         <w:rPr>
@@ -2908,7 +2901,6 @@
           <w:sz w:val="24"/>
           <w:szCs w:val="24"/>
         </w:rPr>
-        <w:t xml:space="preserve">(стреха), кота {{Кота_Корниз}} </w:t>
       </w:r>
     </w:p>
     <w:p>
@@ -3048,25 +3040,23 @@
           <w:sz w:val="24"/>
           <w:szCs w:val="24"/>
         </w:rPr>
-        <w:t>след проверка на достигнатото ниво корниз с</w:t>
-      </w:r>
-      <w:r>
-        <w:rPr>
-          <w:rFonts w:ascii="Garamond" w:eastAsia="Garamond" w:hAnsi="Garamond" w:cs="Garamond"/>
-          <w:color w:val="1F2937"/>
-          <w:sz w:val="24"/>
-          <w:szCs w:val="24"/>
-        </w:rPr>
-        <w:t xml:space="preserve"> проектна кота {{Кота_Корниз}} </w:t>
-      </w:r>
-      <w:r>
-        <w:rPr>
-          <w:rFonts w:ascii="Garamond" w:eastAsia="Garamond" w:hAnsi="Garamond" w:cs="Garamond"/>
-          <w:color w:val="1F2937"/>
-          <w:sz w:val="24"/>
-          <w:szCs w:val="24"/>
-        </w:rPr>
-        <w:t xml:space="preserve"> установих, че при изпълнението на СМР:</w:t>
+        <w:t>след проверка на достигнатото ниво корниз с проектна кота {{Kota_Korniz}}  установих, че при изпълнението на СМР:</w:t>
+      </w:r>
+      <w:r>
+        <w:rPr>
+          <w:rFonts w:ascii="Garamond" w:eastAsia="Garamond" w:hAnsi="Garamond" w:cs="Garamond"/>
+          <w:color w:val="1F2937"/>
+          <w:sz w:val="24"/>
+          <w:szCs w:val="24"/>
+        </w:rPr>
+      </w:r>
+      <w:r>
+        <w:rPr>
+          <w:rFonts w:ascii="Garamond" w:eastAsia="Garamond" w:hAnsi="Garamond" w:cs="Garamond"/>
+          <w:color w:val="1F2937"/>
+          <w:sz w:val="24"/>
+          <w:szCs w:val="24"/>
+        </w:rPr>
       </w:r>
     </w:p>
     <w:p/>
@@ -3582,25 +3572,23 @@
           <w:sz w:val="24"/>
           <w:szCs w:val="24"/>
         </w:rPr>
-        <w:t xml:space="preserve">след проверка на достигнатото ниво bilo с </w:t>
-      </w:r>
-      <w:r>
-        <w:rPr>
-          <w:rFonts w:ascii="Garamond" w:eastAsia="Garamond" w:hAnsi="Garamond" w:cs="Garamond"/>
-          <w:color w:val="1F2937"/>
-          <w:sz w:val="24"/>
-          <w:szCs w:val="24"/>
-        </w:rPr>
-        <w:t xml:space="preserve">проектна кота {{Кота_Bilo}} </w:t>
-      </w:r>
-      <w:r>
-        <w:rPr>
-          <w:rFonts w:ascii="Garamond" w:eastAsia="Garamond" w:hAnsi="Garamond" w:cs="Garamond"/>
-          <w:color w:val="1F2937"/>
-          <w:sz w:val="24"/>
-          <w:szCs w:val="24"/>
-        </w:rPr>
-        <w:t xml:space="preserve"> установих, че при изпълнението на СМР:</w:t>
+        <w:t>след проверка на достигнатото ниво bilo с проектна кота {{Kota_Bilo}}  установих, че при изпълнението на СМР:</w:t>
+      </w:r>
+      <w:r>
+        <w:rPr>
+          <w:rFonts w:ascii="Garamond" w:eastAsia="Garamond" w:hAnsi="Garamond" w:cs="Garamond"/>
+          <w:color w:val="1F2937"/>
+          <w:sz w:val="24"/>
+          <w:szCs w:val="24"/>
+        </w:rPr>
+      </w:r>
+      <w:r>
+        <w:rPr>
+          <w:rFonts w:ascii="Garamond" w:eastAsia="Garamond" w:hAnsi="Garamond" w:cs="Garamond"/>
+          <w:color w:val="1F2937"/>
+          <w:sz w:val="24"/>
+          <w:szCs w:val="24"/>
+        </w:rPr>
       </w:r>
     </w:p>
     <w:p/>

--- a/templates/Protokol_2_Combined_Template.docx
+++ b/templates/Protokol_2_Combined_Template.docx
@@ -462,7 +462,7 @@
           <w:sz w:val="24"/>
           <w:szCs w:val="24"/>
         </w:rPr>
-        <w:t>Б. Възложителя: {{Възложител_Блок}}</w:t>
+        <w:t>Б. Възложителя: {{Възложател_Подписва_Блок}}</w:t>
       </w:r>
     </w:p>
     <w:p>
@@ -1227,7 +1227,7 @@
           <w:sz w:val="24"/>
           <w:szCs w:val="24"/>
         </w:rPr>
-        <w:t>Б. Възложителя: {{Възложител_Блок}}</w:t>
+        <w:t>Б. Възложителя: {{Възложател_Подписва_Блок}}</w:t>
       </w:r>
     </w:p>
     <w:p>

--- a/templates/Protokol_2_Combined_Template.docx
+++ b/templates/Protokol_2_Combined_Template.docx
@@ -744,12 +744,6 @@
     <w:p>
       <w:pPr>
         <w:spacing w:before="60" w:after="60"/>
-        <w:rPr>
-          <w:rFonts w:ascii="Garamond" w:eastAsia="Garamond" w:hAnsi="Garamond" w:cs="Garamond"/>
-          <w:color w:val="1F2937"/>
-          <w:sz w:val="24"/>
-          <w:szCs w:val="24"/>
-        </w:rPr>
       </w:pPr>
       <w:r>
         <w:rPr>
@@ -760,8 +754,17 @@
         </w:rPr>
         <w:t>1.8. За изкореняване (отсичане) на съществуващи дървета и др.:</w:t>
       </w:r>
-    </w:p>
-    <w:p>
+      <w:r>
+        <w:rPr>
+          <w:rFonts w:ascii="Garamond" w:eastAsia="Garamond" w:hAnsi="Garamond" w:cs="Garamond"/>
+          <w:color w:val="1F2937"/>
+          <w:sz w:val="24"/>
+          <w:szCs w:val="24"/>
+        </w:rPr>
+        <w:t xml:space="preserve"> </w:t>
+      </w:r>
+      <w:bookmarkStart w:id="0" w:name="_GoBack"/>
+      <w:bookmarkEnd w:id="0"/>
       <w:r>
         <w:rPr>
           <w:rFonts w:ascii="Garamond" w:eastAsia="Garamond" w:hAnsi="Garamond" w:cs="Garamond"/>
@@ -783,21 +786,21 @@
           <w:sz w:val="24"/>
           <w:szCs w:val="24"/>
         </w:rPr>
+        <w:t>2.  Изходните точки на външните връзки:</w:t>
+      </w:r>
+    </w:p>
+    <w:p>
+      <w:pPr>
+        <w:spacing w:before="60" w:after="60"/>
+      </w:pPr>
+      <w:r>
+        <w:rPr>
+          <w:rFonts w:ascii="Garamond" w:eastAsia="Garamond" w:hAnsi="Garamond" w:cs="Garamond"/>
+          <w:color w:val="1F2937"/>
+          <w:sz w:val="24"/>
+          <w:szCs w:val="24"/>
+        </w:rPr>
         <w:lastRenderedPageBreak/>
-        <w:t>2.  Изходните точки на външните връзки:</w:t>
-      </w:r>
-    </w:p>
-    <w:p>
-      <w:pPr>
-        <w:spacing w:before="60" w:after="60"/>
-      </w:pPr>
-      <w:r>
-        <w:rPr>
-          <w:rFonts w:ascii="Garamond" w:eastAsia="Garamond" w:hAnsi="Garamond" w:cs="Garamond"/>
-          <w:color w:val="1F2937"/>
-          <w:sz w:val="24"/>
-          <w:szCs w:val="24"/>
-        </w:rPr>
         <w:t>2.1. За временен водопровод: {{Вода}}</w:t>
       </w:r>
     </w:p>
@@ -847,15 +850,56 @@
           <w:sz w:val="24"/>
           <w:szCs w:val="24"/>
         </w:rPr>
-        <w:t>3.  Описание на строителната площадка:{{Opisanie_Ploshtadka}}</w:t>
-      </w:r>
-      <w:r>
-        <w:rPr>
-          <w:rFonts w:ascii="Garamond" w:eastAsia="Garamond" w:hAnsi="Garamond" w:cs="Garamond"/>
-          <w:color w:val="1F2937"/>
-          <w:sz w:val="24"/>
-          <w:szCs w:val="24"/>
-        </w:rPr>
+        <w:t>3</w:t>
+      </w:r>
+      <w:r>
+        <w:rPr>
+          <w:rFonts w:ascii="Garamond" w:eastAsia="Garamond" w:hAnsi="Garamond" w:cs="Garamond"/>
+          <w:b/>
+          <w:bCs/>
+          <w:color w:val="1F2937"/>
+          <w:sz w:val="24"/>
+          <w:szCs w:val="24"/>
+        </w:rPr>
+        <w:t>.   Окомерна скица на имота</w:t>
+      </w:r>
+    </w:p>
+    <w:p>
+      <w:pPr>
+        <w:spacing w:before="60" w:after="60"/>
+        <w:rPr>
+          <w:rFonts w:ascii="Garamond" w:eastAsia="Garamond" w:hAnsi="Garamond" w:cs="Garamond"/>
+          <w:color w:val="1F2937"/>
+          <w:sz w:val="24"/>
+          <w:szCs w:val="24"/>
+        </w:rPr>
+      </w:pPr>
+      <w:r>
+        <w:rPr>
+          <w:rFonts w:ascii="Garamond" w:eastAsia="Garamond" w:hAnsi="Garamond" w:cs="Garamond"/>
+          <w:color w:val="1F2937"/>
+          <w:sz w:val="24"/>
+          <w:szCs w:val="24"/>
+        </w:rPr>
+        <w:t>3.</w:t>
+      </w:r>
+      <w:r>
+        <w:rPr>
+          <w:rFonts w:ascii="Garamond" w:eastAsia="Garamond" w:hAnsi="Garamond" w:cs="Garamond"/>
+          <w:color w:val="1F2937"/>
+          <w:sz w:val="24"/>
+          <w:szCs w:val="24"/>
+        </w:rPr>
+        <w:t>1</w:t>
+      </w:r>
+      <w:r>
+        <w:rPr>
+          <w:rFonts w:ascii="Garamond" w:eastAsia="Garamond" w:hAnsi="Garamond" w:cs="Garamond"/>
+          <w:color w:val="1F2937"/>
+          <w:sz w:val="24"/>
+          <w:szCs w:val="24"/>
+        </w:rPr>
+        <w:t xml:space="preserve">  Описание на строителната площадка:{{Opisanie_Ploshtadka}}</w:t>
       </w:r>
     </w:p>
     <w:p>
@@ -870,14 +914,6 @@
           <w:szCs w:val="24"/>
         </w:rPr>
         <w:t xml:space="preserve"> 4.  Състоянието на околното пространство е: {{Sastoyanie_Okolo}}</w:t>
-      </w:r>
-      <w:r>
-        <w:rPr>
-          <w:rFonts w:ascii="Garamond" w:eastAsia="Garamond" w:hAnsi="Garamond" w:cs="Garamond"/>
-          <w:color w:val="1F2937"/>
-          <w:sz w:val="24"/>
-          <w:szCs w:val="24"/>
-        </w:rPr>
       </w:r>
     </w:p>
     <w:p>
@@ -1415,15 +1451,8 @@
           <w:sz w:val="24"/>
           <w:szCs w:val="24"/>
         </w:rPr>
+        <w:lastRenderedPageBreak/>
         <w:t>3.4. Кота било + {{Kota_Bilo}}</w:t>
-      </w:r>
-      <w:r>
-        <w:rPr>
-          <w:rFonts w:ascii="Garamond" w:eastAsia="Garamond" w:hAnsi="Garamond" w:cs="Garamond"/>
-          <w:color w:val="1F2937"/>
-          <w:sz w:val="24"/>
-          <w:szCs w:val="24"/>
-        </w:rPr>
       </w:r>
     </w:p>
     <w:p>
@@ -1762,6 +1791,7 @@
           <w:sz w:val="24"/>
           <w:szCs w:val="24"/>
         </w:rPr>
+        <w:t xml:space="preserve"> м</w:t>
       </w:r>
     </w:p>
     <w:p>
@@ -1915,22 +1945,6 @@
         </w:rPr>
         <w:t>след проверка на достигнатото ниво изкоп с проектна кота {{Kota_Izkop}} установих, че при изпълнението на СМР:</w:t>
       </w:r>
-      <w:r>
-        <w:rPr>
-          <w:rFonts w:ascii="Garamond" w:eastAsia="Garamond" w:hAnsi="Garamond" w:cs="Garamond"/>
-          <w:color w:val="1F2937"/>
-          <w:sz w:val="24"/>
-          <w:szCs w:val="24"/>
-        </w:rPr>
-      </w:r>
-      <w:r>
-        <w:rPr>
-          <w:rFonts w:ascii="Garamond" w:eastAsia="Garamond" w:hAnsi="Garamond" w:cs="Garamond"/>
-          <w:color w:val="1F2937"/>
-          <w:sz w:val="24"/>
-          <w:szCs w:val="24"/>
-        </w:rPr>
-      </w:r>
     </w:p>
     <w:p/>
     <w:p>
@@ -2034,7 +2048,6 @@
           <w:sz w:val="24"/>
           <w:szCs w:val="24"/>
         </w:rPr>
-        <w:lastRenderedPageBreak/>
         <w:t xml:space="preserve">Разрешавам изпълнението на следващите СМР: </w:t>
       </w:r>
       <w:r>
@@ -2085,6 +2098,7 @@
           <w:sz w:val="24"/>
           <w:szCs w:val="24"/>
         </w:rPr>
+        <w:lastRenderedPageBreak/>
         <w:t>Извършил проверката:</w:t>
       </w:r>
     </w:p>
@@ -2278,37 +2292,448 @@
       <w:r>
         <w:rPr>
           <w:rFonts w:ascii="Garamond" w:eastAsia="Garamond" w:hAnsi="Garamond" w:cs="Garamond"/>
-          <w:color w:val="6B7280"/>
-          <w:sz w:val="24"/>
-          <w:szCs w:val="24"/>
-        </w:rPr>
-        <w:t>{</w:t>
-      </w:r>
-      <w:r>
-        <w:rPr>
-          <w:rFonts w:ascii="Garamond" w:eastAsia="Garamond" w:hAnsi="Garamond" w:cs="Garamond"/>
-          <w:color w:val="6B7280"/>
-          <w:sz w:val="24"/>
-          <w:szCs w:val="24"/>
-        </w:rPr>
-        <w:t>{</w:t>
-      </w:r>
-      <w:bookmarkStart w:id="0" w:name="_GoBack"/>
-      <w:bookmarkEnd w:id="0"/>
-      <w:r>
-        <w:rPr>
-          <w:rFonts w:ascii="Garamond" w:eastAsia="Garamond" w:hAnsi="Garamond" w:cs="Garamond"/>
-          <w:color w:val="6B7280"/>
-          <w:sz w:val="24"/>
-          <w:szCs w:val="24"/>
-        </w:rPr>
-        <w:t xml:space="preserve">Конструктивна}}  </w:t>
+          <w:i/>
+          <w:iCs/>
+          <w:color w:val="6B7280"/>
+          <w:sz w:val="24"/>
+          <w:szCs w:val="24"/>
+        </w:rPr>
+        <w:t>инж.</w:t>
+      </w:r>
+      <w:r>
+        <w:rPr>
+          <w:rFonts w:ascii="Garamond" w:eastAsia="Garamond" w:hAnsi="Garamond" w:cs="Garamond"/>
+          <w:color w:val="6B7280"/>
+          <w:sz w:val="24"/>
+          <w:szCs w:val="24"/>
+        </w:rPr>
+        <w:t>{{Конструктивна</w:t>
+      </w:r>
+      <w:r>
+        <w:rPr>
+          <w:rFonts w:ascii="Garamond" w:eastAsia="Garamond" w:hAnsi="Garamond" w:cs="Garamond"/>
+          <w:color w:val="6B7280"/>
+          <w:sz w:val="24"/>
+          <w:szCs w:val="24"/>
+        </w:rPr>
+        <w:softHyphen/>
+      </w:r>
+      <w:r>
+        <w:rPr>
+          <w:rFonts w:ascii="Garamond" w:eastAsia="Garamond" w:hAnsi="Garamond" w:cs="Garamond"/>
+          <w:color w:val="6B7280"/>
+          <w:sz w:val="24"/>
+          <w:szCs w:val="24"/>
+        </w:rPr>
+        <w:softHyphen/>
+      </w:r>
+      <w:r>
+        <w:rPr>
+          <w:rFonts w:ascii="Garamond" w:eastAsia="Garamond" w:hAnsi="Garamond" w:cs="Garamond"/>
+          <w:i/>
+          <w:iCs/>
+          <w:color w:val="6B7280"/>
+          <w:sz w:val="24"/>
+          <w:szCs w:val="24"/>
+        </w:rPr>
+        <w:t>_1и3</w:t>
+      </w:r>
+      <w:r>
+        <w:rPr>
+          <w:rFonts w:ascii="Garamond" w:eastAsia="Garamond" w:hAnsi="Garamond" w:cs="Garamond"/>
+          <w:color w:val="6B7280"/>
+          <w:sz w:val="24"/>
+          <w:szCs w:val="24"/>
+        </w:rPr>
+        <w:t xml:space="preserve">}}  </w:t>
+      </w:r>
+    </w:p>
+    <w:p>
+      <w:pPr>
+        <w:spacing w:before="100" w:after="60" w:line="360" w:lineRule="auto"/>
+      </w:pPr>
+      <w:r>
+        <w:rPr>
+          <w:rFonts w:ascii="Garamond" w:eastAsia="Garamond" w:hAnsi="Garamond" w:cs="Garamond"/>
+          <w:color w:val="2D3561"/>
+          <w:sz w:val="24"/>
+          <w:szCs w:val="24"/>
+        </w:rPr>
+        <w:t xml:space="preserve">Г. Геодезист:  </w:t>
+      </w:r>
+      <w:r>
+        <w:rPr>
+          <w:rFonts w:ascii="Garamond" w:eastAsia="Garamond" w:hAnsi="Garamond" w:cs="Garamond"/>
+          <w:color w:val="9CA3AF"/>
+          <w:sz w:val="24"/>
+          <w:szCs w:val="24"/>
+        </w:rPr>
+        <w:t xml:space="preserve">..............................   </w:t>
+      </w:r>
+      <w:r>
+        <w:rPr>
+          <w:rFonts w:ascii="Garamond" w:eastAsia="Garamond" w:hAnsi="Garamond" w:cs="Garamond"/>
+          <w:i/>
+          <w:iCs/>
+          <w:color w:val="6B7280"/>
+          <w:sz w:val="24"/>
+          <w:szCs w:val="24"/>
+        </w:rPr>
+        <w:t>(инж.{{Геодезист_1и3}})</w:t>
       </w:r>
     </w:p>
     <w:p>
       <w:pPr>
         <w:spacing w:before="100" w:after="60"/>
       </w:pPr>
+    </w:p>
+    <w:p>
+      <w:pPr>
+        <w:pBdr>
+          <w:bottom w:val="single" w:sz="2" w:space="2" w:color="FDE8EC"/>
+        </w:pBdr>
+        <w:spacing w:before="200" w:after="80"/>
+      </w:pPr>
+      <w:r>
+        <w:rPr>
+          <w:rFonts w:ascii="Garamond" w:eastAsia="Garamond" w:hAnsi="Garamond" w:cs="Garamond"/>
+          <w:b/>
+          <w:bCs/>
+          <w:color w:val="E8647A"/>
+          <w:sz w:val="24"/>
+          <w:szCs w:val="24"/>
+        </w:rPr>
+        <w:t>2. Проверка при ниво цокъл, кота ± 0,00 м</w:t>
+      </w:r>
+    </w:p>
+    <w:p>
+      <w:pPr>
+        <w:spacing w:before="60" w:after="60"/>
+      </w:pPr>
+      <w:r>
+        <w:rPr>
+          <w:rFonts w:ascii="Garamond" w:eastAsia="Garamond" w:hAnsi="Garamond" w:cs="Garamond"/>
+          <w:color w:val="1F2937"/>
+          <w:sz w:val="24"/>
+          <w:szCs w:val="24"/>
+        </w:rPr>
+        <w:t>Днес, ...................................... г., долуподписаният:</w:t>
+      </w:r>
+    </w:p>
+    <w:p/>
+    <w:p>
+      <w:pPr>
+        <w:spacing w:before="60" w:after="60"/>
+      </w:pPr>
+      <w:r>
+        <w:rPr>
+          <w:rFonts w:ascii="Garamond" w:eastAsia="Garamond" w:hAnsi="Garamond" w:cs="Garamond"/>
+          <w:color w:val="1F2937"/>
+          <w:sz w:val="24"/>
+          <w:szCs w:val="24"/>
+        </w:rPr>
+        <w:t>А. Консултант (строителен надзор): инж. {{Управител_1и3}}, квалифицирано лице от списъка на {{Консултант_Фирма}}</w:t>
+      </w:r>
+    </w:p>
+    <w:p>
+      <w:pPr>
+        <w:spacing w:before="60" w:after="60"/>
+      </w:pPr>
+      <w:r>
+        <w:rPr>
+          <w:rFonts w:ascii="Garamond" w:eastAsia="Garamond" w:hAnsi="Garamond" w:cs="Garamond"/>
+          <w:color w:val="1F2937"/>
+          <w:sz w:val="24"/>
+          <w:szCs w:val="24"/>
+        </w:rPr>
+        <w:t>Технически ръководител: {{Строител_ТехРък}}</w:t>
+      </w:r>
+    </w:p>
+    <w:p>
+      <w:pPr>
+        <w:spacing w:before="60" w:after="60"/>
+      </w:pPr>
+      <w:r>
+        <w:rPr>
+          <w:rFonts w:ascii="Garamond" w:eastAsia="Garamond" w:hAnsi="Garamond" w:cs="Garamond"/>
+          <w:color w:val="1F2937"/>
+          <w:sz w:val="24"/>
+          <w:szCs w:val="24"/>
+        </w:rPr>
+        <w:t>В присъствието на:</w:t>
+      </w:r>
+    </w:p>
+    <w:p>
+      <w:pPr>
+        <w:spacing w:before="60" w:after="60"/>
+      </w:pPr>
+      <w:r>
+        <w:rPr>
+          <w:rFonts w:ascii="Garamond" w:eastAsia="Garamond" w:hAnsi="Garamond" w:cs="Garamond"/>
+          <w:color w:val="1F2937"/>
+          <w:sz w:val="24"/>
+          <w:szCs w:val="24"/>
+        </w:rPr>
+        <w:t>Б. Проектанти:</w:t>
+      </w:r>
+    </w:p>
+    <w:p>
+      <w:pPr>
+        <w:spacing w:before="60" w:after="60"/>
+        <w:rPr>
+          <w:rFonts w:ascii="Garamond" w:eastAsia="Garamond" w:hAnsi="Garamond" w:cs="Garamond"/>
+          <w:color w:val="6B7280"/>
+          <w:sz w:val="24"/>
+          <w:szCs w:val="24"/>
+        </w:rPr>
+      </w:pPr>
+      <w:r>
+        <w:rPr>
+          <w:rFonts w:ascii="Garamond" w:eastAsia="Garamond" w:hAnsi="Garamond" w:cs="Garamond"/>
+          <w:color w:val="6B7280"/>
+          <w:sz w:val="24"/>
+          <w:szCs w:val="24"/>
+        </w:rPr>
+        <w:t xml:space="preserve">1. по част "Архитектура": </w:t>
+      </w:r>
+      <w:r>
+        <w:rPr>
+          <w:rFonts w:ascii="Garamond" w:eastAsia="Garamond" w:hAnsi="Garamond" w:cs="Garamond"/>
+          <w:i/>
+          <w:iCs/>
+          <w:color w:val="6B7280"/>
+          <w:sz w:val="24"/>
+          <w:szCs w:val="24"/>
+        </w:rPr>
+        <w:t>арх.</w:t>
+      </w:r>
+      <w:r>
+        <w:rPr>
+          <w:rFonts w:ascii="Garamond" w:eastAsia="Garamond" w:hAnsi="Garamond" w:cs="Garamond"/>
+          <w:color w:val="6B7280"/>
+          <w:sz w:val="24"/>
+          <w:szCs w:val="24"/>
+        </w:rPr>
+        <w:t>{{ПЖ_Архитектура</w:t>
+      </w:r>
+      <w:r>
+        <w:rPr>
+          <w:rFonts w:ascii="Garamond" w:eastAsia="Garamond" w:hAnsi="Garamond" w:cs="Garamond"/>
+          <w:i/>
+          <w:iCs/>
+          <w:color w:val="6B7280"/>
+          <w:sz w:val="24"/>
+          <w:szCs w:val="24"/>
+        </w:rPr>
+        <w:t>_1и3</w:t>
+      </w:r>
+      <w:r>
+        <w:rPr>
+          <w:rFonts w:ascii="Garamond" w:eastAsia="Garamond" w:hAnsi="Garamond" w:cs="Garamond"/>
+          <w:color w:val="6B7280"/>
+          <w:sz w:val="24"/>
+          <w:szCs w:val="24"/>
+        </w:rPr>
+        <w:t>}}</w:t>
+      </w:r>
+      <w:r>
+        <w:rPr>
+          <w:rFonts w:ascii="Garamond" w:eastAsia="Garamond" w:hAnsi="Garamond" w:cs="Garamond"/>
+          <w:color w:val="6B7280"/>
+          <w:sz w:val="24"/>
+          <w:szCs w:val="24"/>
+        </w:rPr>
+        <w:t xml:space="preserve"> </w:t>
+      </w:r>
+    </w:p>
+    <w:p>
+      <w:pPr>
+        <w:spacing w:before="60" w:after="60"/>
+        <w:rPr>
+          <w:rFonts w:ascii="Garamond" w:eastAsia="Garamond" w:hAnsi="Garamond" w:cs="Garamond"/>
+          <w:color w:val="6B7280"/>
+          <w:sz w:val="24"/>
+          <w:szCs w:val="24"/>
+        </w:rPr>
+      </w:pPr>
+      <w:r>
+        <w:rPr>
+          <w:rFonts w:ascii="Garamond" w:eastAsia="Garamond" w:hAnsi="Garamond" w:cs="Garamond"/>
+          <w:color w:val="6B7280"/>
+          <w:sz w:val="24"/>
+          <w:szCs w:val="24"/>
+        </w:rPr>
+        <w:t xml:space="preserve">   2. по част "Конструктивна": </w:t>
+      </w:r>
+      <w:r>
+        <w:rPr>
+          <w:rFonts w:ascii="Garamond" w:eastAsia="Garamond" w:hAnsi="Garamond" w:cs="Garamond"/>
+          <w:i/>
+          <w:iCs/>
+          <w:color w:val="6B7280"/>
+          <w:sz w:val="24"/>
+          <w:szCs w:val="24"/>
+        </w:rPr>
+        <w:t>инж.</w:t>
+      </w:r>
+      <w:r>
+        <w:rPr>
+          <w:rFonts w:ascii="Garamond" w:eastAsia="Garamond" w:hAnsi="Garamond" w:cs="Garamond"/>
+          <w:color w:val="6B7280"/>
+          <w:sz w:val="24"/>
+          <w:szCs w:val="24"/>
+        </w:rPr>
+        <w:t>{{ПЖ_Конструктивна</w:t>
+      </w:r>
+      <w:r>
+        <w:rPr>
+          <w:rFonts w:ascii="Garamond" w:eastAsia="Garamond" w:hAnsi="Garamond" w:cs="Garamond"/>
+          <w:i/>
+          <w:iCs/>
+          <w:color w:val="6B7280"/>
+          <w:sz w:val="24"/>
+          <w:szCs w:val="24"/>
+        </w:rPr>
+        <w:t>_1и3</w:t>
+      </w:r>
+      <w:r>
+        <w:rPr>
+          <w:rFonts w:ascii="Garamond" w:eastAsia="Garamond" w:hAnsi="Garamond" w:cs="Garamond"/>
+          <w:color w:val="6B7280"/>
+          <w:sz w:val="24"/>
+          <w:szCs w:val="24"/>
+        </w:rPr>
+        <w:t>}}</w:t>
+      </w:r>
+    </w:p>
+    <w:p>
+      <w:pPr>
+        <w:spacing w:before="60" w:after="60"/>
+      </w:pPr>
+      <w:r>
+        <w:rPr>
+          <w:rFonts w:ascii="Garamond" w:eastAsia="Garamond" w:hAnsi="Garamond" w:cs="Garamond"/>
+          <w:color w:val="1F2937"/>
+          <w:sz w:val="24"/>
+          <w:szCs w:val="24"/>
+        </w:rPr>
+        <w:t>В. Техническото правоспособно физическо лице по Геодезия: {{Геодезист}}</w:t>
+      </w:r>
+    </w:p>
+    <w:p/>
+    <w:p>
+      <w:pPr>
+        <w:spacing w:before="60" w:after="60"/>
+      </w:pPr>
+      <w:r>
+        <w:rPr>
+          <w:rFonts w:ascii="Garamond" w:eastAsia="Garamond" w:hAnsi="Garamond" w:cs="Garamond"/>
+          <w:color w:val="1F2937"/>
+          <w:sz w:val="24"/>
+          <w:szCs w:val="24"/>
+        </w:rPr>
+        <w:t>след проверка на достигнатото ниво цокъл с проектна кота ± 0,00 м установих, че при изпълнението на СМР:</w:t>
+      </w:r>
+    </w:p>
+    <w:p/>
+    <w:p>
+      <w:pPr>
+        <w:spacing w:before="60" w:after="60"/>
+      </w:pPr>
+      <w:r>
+        <w:rPr>
+          <w:rFonts w:ascii="Garamond" w:eastAsia="Garamond" w:hAnsi="Garamond" w:cs="Garamond"/>
+          <w:color w:val="1F2937"/>
+          <w:sz w:val="24"/>
+          <w:szCs w:val="24"/>
+        </w:rPr>
+        <w:t>а) отговарят на предвидените по проект и издадените строителни книжа;</w:t>
+      </w:r>
+    </w:p>
+    <w:p>
+      <w:pPr>
+        <w:spacing w:before="60" w:after="60"/>
+        <w:rPr>
+          <w:strike/>
+        </w:rPr>
+      </w:pPr>
+      <w:r>
+        <w:rPr>
+          <w:rFonts w:ascii="Garamond" w:eastAsia="Garamond" w:hAnsi="Garamond" w:cs="Garamond"/>
+          <w:i/>
+          <w:iCs/>
+          <w:strike/>
+          <w:color w:val="6B7280"/>
+          <w:sz w:val="24"/>
+          <w:szCs w:val="24"/>
+        </w:rPr>
+        <w:t>б) не отговарят на одобрения проект, като отклонения са констатирани при:</w:t>
+      </w:r>
+    </w:p>
+    <w:p>
+      <w:pPr>
+        <w:spacing w:before="60" w:after="60"/>
+      </w:pPr>
+      <w:r>
+        <w:rPr>
+          <w:rFonts w:ascii="Garamond" w:eastAsia="Garamond" w:hAnsi="Garamond" w:cs="Garamond"/>
+          <w:color w:val="9CA3AF"/>
+          <w:sz w:val="24"/>
+          <w:szCs w:val="24"/>
+        </w:rPr>
+        <w:t>.................................................................................................................................................................</w:t>
+      </w:r>
+    </w:p>
+    <w:p>
+      <w:pPr>
+        <w:spacing w:before="60" w:after="60"/>
+      </w:pPr>
+      <w:r>
+        <w:rPr>
+          <w:rFonts w:ascii="Garamond" w:eastAsia="Garamond" w:hAnsi="Garamond" w:cs="Garamond"/>
+          <w:i/>
+          <w:iCs/>
+          <w:color w:val="6B7280"/>
+          <w:sz w:val="24"/>
+          <w:szCs w:val="24"/>
+        </w:rPr>
+        <w:t>(описват се подробно констатираните отклонения)</w:t>
+      </w:r>
+    </w:p>
+    <w:p/>
+    <w:p>
+      <w:pPr>
+        <w:spacing w:before="60" w:after="60"/>
+      </w:pPr>
+      <w:r>
+        <w:rPr>
+          <w:rFonts w:ascii="Garamond" w:eastAsia="Garamond" w:hAnsi="Garamond" w:cs="Garamond"/>
+          <w:color w:val="1F2937"/>
+          <w:sz w:val="24"/>
+          <w:szCs w:val="24"/>
+        </w:rPr>
+        <w:t>Предвидените в плана за безопасност и здраве мерки са изпълнени (не са изпълнени):</w:t>
+      </w:r>
+    </w:p>
+    <w:p>
+      <w:pPr>
+        <w:spacing w:before="60" w:after="60"/>
+      </w:pPr>
+      <w:r>
+        <w:rPr>
+          <w:rFonts w:ascii="Garamond" w:eastAsia="Garamond" w:hAnsi="Garamond" w:cs="Garamond"/>
+          <w:color w:val="9CA3AF"/>
+          <w:sz w:val="24"/>
+          <w:szCs w:val="24"/>
+        </w:rPr>
+        <w:t>.................................................................................................................................................................</w:t>
+      </w:r>
+    </w:p>
+    <w:p/>
+    <w:p>
+      <w:pPr>
+        <w:spacing w:before="60" w:after="60"/>
+      </w:pPr>
       <w:r>
         <w:rPr>
           <w:rFonts w:ascii="Garamond" w:eastAsia="Garamond" w:hAnsi="Garamond" w:cs="Garamond"/>
@@ -2316,7 +2741,7 @@
           <w:sz w:val="24"/>
           <w:szCs w:val="24"/>
         </w:rPr>
-        <w:t xml:space="preserve">Г. Геодезист:  </w:t>
+        <w:t xml:space="preserve">Разрешавам изпълнението на следващите СМР: </w:t>
       </w:r>
       <w:r>
         <w:rPr>
@@ -2325,18 +2750,21 @@
           <w:sz w:val="24"/>
           <w:szCs w:val="24"/>
         </w:rPr>
-        <w:t xml:space="preserve">..............................   </w:t>
-      </w:r>
-      <w:r>
-        <w:rPr>
-          <w:rFonts w:ascii="Garamond" w:eastAsia="Garamond" w:hAnsi="Garamond" w:cs="Garamond"/>
-          <w:i/>
-          <w:iCs/>
-          <w:color w:val="6B7280"/>
-          <w:sz w:val="24"/>
-          <w:szCs w:val="24"/>
-        </w:rPr>
-        <w:t>({{Геодезист_1и3}})</w:t>
+        <w:t>.................................................................................................</w:t>
+      </w:r>
+    </w:p>
+    <w:p>
+      <w:pPr>
+        <w:spacing w:before="60" w:after="60"/>
+      </w:pPr>
+      <w:r>
+        <w:rPr>
+          <w:rFonts w:ascii="Garamond" w:eastAsia="Garamond" w:hAnsi="Garamond" w:cs="Garamond"/>
+          <w:color w:val="9CA3AF"/>
+          <w:sz w:val="24"/>
+          <w:szCs w:val="24"/>
+        </w:rPr>
+        <w:t>.................................................................................................................................................................</w:t>
       </w:r>
     </w:p>
     <w:p>
@@ -2363,64 +2791,94 @@
           <w:sz w:val="24"/>
           <w:szCs w:val="24"/>
         </w:rPr>
-        <w:t>2. Проверка при ниво цокъл, кота ± 0,00 м</w:t>
-      </w:r>
-    </w:p>
-    <w:p>
-      <w:pPr>
-        <w:spacing w:before="60" w:after="60"/>
-      </w:pPr>
-      <w:r>
-        <w:rPr>
-          <w:rFonts w:ascii="Garamond" w:eastAsia="Garamond" w:hAnsi="Garamond" w:cs="Garamond"/>
-          <w:color w:val="1F2937"/>
-          <w:sz w:val="24"/>
-          <w:szCs w:val="24"/>
-        </w:rPr>
-        <w:t>Днес, ...................................... г., долуподписаният:</w:t>
-      </w:r>
-    </w:p>
-    <w:p/>
-    <w:p>
-      <w:pPr>
-        <w:spacing w:before="60" w:after="60"/>
-      </w:pPr>
-      <w:r>
-        <w:rPr>
-          <w:rFonts w:ascii="Garamond" w:eastAsia="Garamond" w:hAnsi="Garamond" w:cs="Garamond"/>
-          <w:color w:val="1F2937"/>
-          <w:sz w:val="24"/>
-          <w:szCs w:val="24"/>
-        </w:rPr>
-        <w:t>А. Консултант (строителен надзор): инж. {{Управител_1и3}}, квалифицирано лице от списъка на {{Консултант_Фирма}}</w:t>
-      </w:r>
-    </w:p>
-    <w:p>
-      <w:pPr>
-        <w:spacing w:before="60" w:after="60"/>
-      </w:pPr>
-      <w:r>
-        <w:rPr>
-          <w:rFonts w:ascii="Garamond" w:eastAsia="Garamond" w:hAnsi="Garamond" w:cs="Garamond"/>
-          <w:color w:val="1F2937"/>
-          <w:sz w:val="24"/>
-          <w:szCs w:val="24"/>
-        </w:rPr>
-        <w:t>Технически ръководител: {{Строител_ТехРък}}</w:t>
-      </w:r>
-    </w:p>
-    <w:p>
-      <w:pPr>
-        <w:spacing w:before="60" w:after="60"/>
-      </w:pPr>
-      <w:r>
-        <w:rPr>
-          <w:rFonts w:ascii="Garamond" w:eastAsia="Garamond" w:hAnsi="Garamond" w:cs="Garamond"/>
-          <w:color w:val="1F2937"/>
-          <w:sz w:val="24"/>
-          <w:szCs w:val="24"/>
-        </w:rPr>
-        <w:t>В присъствието на:</w:t>
+        <w:t>Извършил проверката:</w:t>
+      </w:r>
+    </w:p>
+    <w:p>
+      <w:pPr>
+        <w:spacing w:before="100" w:after="60"/>
+      </w:pPr>
+      <w:r>
+        <w:rPr>
+          <w:rFonts w:ascii="Garamond" w:eastAsia="Garamond" w:hAnsi="Garamond" w:cs="Garamond"/>
+          <w:color w:val="2D3561"/>
+          <w:sz w:val="24"/>
+          <w:szCs w:val="24"/>
+        </w:rPr>
+        <w:t xml:space="preserve">А. Консултант:  </w:t>
+      </w:r>
+      <w:r>
+        <w:rPr>
+          <w:rFonts w:ascii="Garamond" w:eastAsia="Garamond" w:hAnsi="Garamond" w:cs="Garamond"/>
+          <w:color w:val="9CA3AF"/>
+          <w:sz w:val="24"/>
+          <w:szCs w:val="24"/>
+        </w:rPr>
+        <w:t xml:space="preserve">..............................   </w:t>
+      </w:r>
+      <w:r>
+        <w:rPr>
+          <w:rFonts w:ascii="Garamond" w:eastAsia="Garamond" w:hAnsi="Garamond" w:cs="Garamond"/>
+          <w:i/>
+          <w:iCs/>
+          <w:color w:val="6B7280"/>
+          <w:sz w:val="24"/>
+          <w:szCs w:val="24"/>
+        </w:rPr>
+        <w:t>(инж. {{Управител_1и3}})</w:t>
+      </w:r>
+    </w:p>
+    <w:p>
+      <w:pPr>
+        <w:spacing w:before="100" w:after="60"/>
+      </w:pPr>
+      <w:r>
+        <w:rPr>
+          <w:rFonts w:ascii="Garamond" w:eastAsia="Garamond" w:hAnsi="Garamond" w:cs="Garamond"/>
+          <w:color w:val="2D3561"/>
+          <w:sz w:val="24"/>
+          <w:szCs w:val="24"/>
+        </w:rPr>
+        <w:t xml:space="preserve">Техн. ръководител:  </w:t>
+      </w:r>
+      <w:r>
+        <w:rPr>
+          <w:rFonts w:ascii="Garamond" w:eastAsia="Garamond" w:hAnsi="Garamond" w:cs="Garamond"/>
+          <w:color w:val="9CA3AF"/>
+          <w:sz w:val="24"/>
+          <w:szCs w:val="24"/>
+        </w:rPr>
+        <w:t xml:space="preserve">..............................   </w:t>
+      </w:r>
+      <w:r>
+        <w:rPr>
+          <w:rFonts w:ascii="Garamond" w:eastAsia="Garamond" w:hAnsi="Garamond" w:cs="Garamond"/>
+          <w:i/>
+          <w:iCs/>
+          <w:color w:val="6B7280"/>
+          <w:sz w:val="24"/>
+          <w:szCs w:val="24"/>
+        </w:rPr>
+        <w:t>({{ТехРък_1и3}})</w:t>
+      </w:r>
+    </w:p>
+    <w:p>
+      <w:pPr>
+        <w:pBdr>
+          <w:bottom w:val="single" w:sz="2" w:space="2" w:color="FDE8EC"/>
+        </w:pBdr>
+        <w:spacing w:before="200" w:after="80"/>
+      </w:pPr>
+      <w:r>
+        <w:rPr>
+          <w:rFonts w:ascii="Garamond" w:eastAsia="Garamond" w:hAnsi="Garamond" w:cs="Garamond"/>
+          <w:b/>
+          <w:bCs/>
+          <w:color w:val="E8647A"/>
+          <w:sz w:val="24"/>
+          <w:szCs w:val="24"/>
+        </w:rPr>
+        <w:t>Присъствали:</w:t>
       </w:r>
     </w:p>
     <w:p>
@@ -2439,108 +2897,198 @@
     </w:p>
     <w:p>
       <w:pPr>
-        <w:spacing w:before="60" w:after="60"/>
-        <w:rPr>
-          <w:rFonts w:ascii="Garamond" w:eastAsia="Garamond" w:hAnsi="Garamond" w:cs="Garamond"/>
-          <w:color w:val="6B7280"/>
-          <w:sz w:val="24"/>
-          <w:szCs w:val="24"/>
-        </w:rPr>
-      </w:pPr>
-      <w:r>
-        <w:rPr>
-          <w:rFonts w:ascii="Garamond" w:eastAsia="Garamond" w:hAnsi="Garamond" w:cs="Garamond"/>
-          <w:color w:val="6B7280"/>
-          <w:sz w:val="24"/>
-          <w:szCs w:val="24"/>
-        </w:rPr>
-        <w:t>1. по част "Архитектура": {{ПЖ_Архитектура}}</w:t>
-      </w:r>
-    </w:p>
-    <w:p>
-      <w:pPr>
-        <w:spacing w:before="60" w:after="60"/>
-        <w:rPr>
-          <w:rFonts w:ascii="Garamond" w:eastAsia="Garamond" w:hAnsi="Garamond" w:cs="Garamond"/>
-          <w:color w:val="6B7280"/>
-          <w:sz w:val="24"/>
-          <w:szCs w:val="24"/>
-        </w:rPr>
-      </w:pPr>
-      <w:r>
-        <w:rPr>
-          <w:rFonts w:ascii="Garamond" w:eastAsia="Garamond" w:hAnsi="Garamond" w:cs="Garamond"/>
-          <w:color w:val="6B7280"/>
-          <w:sz w:val="24"/>
-          <w:szCs w:val="24"/>
-        </w:rPr>
-        <w:t xml:space="preserve">   2. по част "Конструктивна": {{ПЖ_Конструктивна}}</w:t>
-      </w:r>
-    </w:p>
-    <w:p>
-      <w:pPr>
-        <w:spacing w:before="60" w:after="60"/>
-      </w:pPr>
-      <w:r>
-        <w:rPr>
-          <w:rFonts w:ascii="Garamond" w:eastAsia="Garamond" w:hAnsi="Garamond" w:cs="Garamond"/>
-          <w:color w:val="1F2937"/>
-          <w:sz w:val="24"/>
-          <w:szCs w:val="24"/>
-        </w:rPr>
-        <w:t>В. Техническото правоспособно физическо лице по Геодезия: {{Геодезист}}</w:t>
-      </w:r>
-    </w:p>
-    <w:p/>
-    <w:p>
-      <w:pPr>
-        <w:spacing w:before="60" w:after="60"/>
-      </w:pPr>
-      <w:r>
-        <w:rPr>
-          <w:rFonts w:ascii="Garamond" w:eastAsia="Garamond" w:hAnsi="Garamond" w:cs="Garamond"/>
-          <w:color w:val="1F2937"/>
-          <w:sz w:val="24"/>
-          <w:szCs w:val="24"/>
-        </w:rPr>
-        <w:t>след проверка на достигнатото ниво цокъл с проектна кота ± 0,00 м установих, че при изпълнението на СМР:</w:t>
-      </w:r>
-    </w:p>
-    <w:p/>
-    <w:p>
-      <w:pPr>
-        <w:spacing w:before="60" w:after="60"/>
-      </w:pPr>
-      <w:r>
-        <w:rPr>
-          <w:rFonts w:ascii="Garamond" w:eastAsia="Garamond" w:hAnsi="Garamond" w:cs="Garamond"/>
-          <w:color w:val="1F2937"/>
-          <w:sz w:val="24"/>
-          <w:szCs w:val="24"/>
-        </w:rPr>
-        <w:t>а) отговарят на предвидените по проект и издадените строителни книжа;</w:t>
-      </w:r>
-    </w:p>
-    <w:p>
-      <w:pPr>
-        <w:spacing w:before="60" w:after="60"/>
-      </w:pPr>
-      <w:r>
-        <w:rPr>
-          <w:rFonts w:ascii="Garamond" w:eastAsia="Garamond" w:hAnsi="Garamond" w:cs="Garamond"/>
-          <w:i/>
-          <w:iCs/>
-          <w:color w:val="6B7280"/>
-          <w:sz w:val="24"/>
-          <w:szCs w:val="24"/>
-        </w:rPr>
-        <w:t>б) не отговарят на одобрения проект, като отклонения са констатирани при:</w:t>
-      </w:r>
-    </w:p>
-    <w:p>
-      <w:pPr>
-        <w:spacing w:before="60" w:after="60"/>
-      </w:pPr>
+        <w:spacing w:before="100" w:after="60"/>
+        <w:rPr>
+          <w:rFonts w:ascii="Garamond" w:eastAsia="Garamond" w:hAnsi="Garamond" w:cs="Garamond"/>
+          <w:color w:val="6B7280"/>
+          <w:sz w:val="24"/>
+          <w:szCs w:val="24"/>
+        </w:rPr>
+      </w:pPr>
+      <w:r>
+        <w:rPr>
+          <w:rFonts w:ascii="Garamond" w:eastAsia="Garamond" w:hAnsi="Garamond" w:cs="Garamond"/>
+          <w:color w:val="6B7280"/>
+          <w:sz w:val="24"/>
+          <w:szCs w:val="24"/>
+        </w:rPr>
+        <w:lastRenderedPageBreak/>
+        <w:t>1. ..............................</w:t>
+      </w:r>
+      <w:r>
+        <w:rPr>
+          <w:rFonts w:ascii="Garamond" w:eastAsia="Garamond" w:hAnsi="Garamond" w:cs="Garamond"/>
+          <w:i/>
+          <w:iCs/>
+          <w:color w:val="6B7280"/>
+          <w:sz w:val="24"/>
+          <w:szCs w:val="24"/>
+        </w:rPr>
+        <w:t xml:space="preserve"> </w:t>
+      </w:r>
+      <w:r>
+        <w:rPr>
+          <w:rFonts w:ascii="Garamond" w:eastAsia="Garamond" w:hAnsi="Garamond" w:cs="Garamond"/>
+          <w:i/>
+          <w:iCs/>
+          <w:color w:val="6B7280"/>
+          <w:sz w:val="24"/>
+          <w:szCs w:val="24"/>
+        </w:rPr>
+        <w:t>арх.</w:t>
+      </w:r>
+      <w:r>
+        <w:rPr>
+          <w:rFonts w:ascii="Garamond" w:eastAsia="Garamond" w:hAnsi="Garamond" w:cs="Garamond"/>
+          <w:color w:val="6B7280"/>
+          <w:sz w:val="24"/>
+          <w:szCs w:val="24"/>
+        </w:rPr>
+        <w:t>{{ПЖ_Архитектура</w:t>
+      </w:r>
+      <w:r>
+        <w:rPr>
+          <w:rFonts w:ascii="Garamond" w:eastAsia="Garamond" w:hAnsi="Garamond" w:cs="Garamond"/>
+          <w:color w:val="6B7280"/>
+          <w:sz w:val="24"/>
+          <w:szCs w:val="24"/>
+        </w:rPr>
+        <w:t xml:space="preserve"> </w:t>
+      </w:r>
+      <w:r>
+        <w:rPr>
+          <w:rFonts w:ascii="Garamond" w:eastAsia="Garamond" w:hAnsi="Garamond" w:cs="Garamond"/>
+          <w:i/>
+          <w:iCs/>
+          <w:color w:val="6B7280"/>
+          <w:sz w:val="24"/>
+          <w:szCs w:val="24"/>
+        </w:rPr>
+        <w:t>_1и3</w:t>
+      </w:r>
+      <w:r>
+        <w:rPr>
+          <w:rFonts w:ascii="Garamond" w:eastAsia="Garamond" w:hAnsi="Garamond" w:cs="Garamond"/>
+          <w:color w:val="6B7280"/>
+          <w:sz w:val="24"/>
+          <w:szCs w:val="24"/>
+        </w:rPr>
+        <w:t xml:space="preserve">}} </w:t>
+      </w:r>
+    </w:p>
+    <w:p>
+      <w:pPr>
+        <w:spacing w:before="100" w:after="60"/>
+        <w:rPr>
+          <w:rFonts w:ascii="Garamond" w:eastAsia="Garamond" w:hAnsi="Garamond" w:cs="Garamond"/>
+          <w:color w:val="6B7280"/>
+          <w:sz w:val="24"/>
+          <w:szCs w:val="24"/>
+        </w:rPr>
+      </w:pPr>
+    </w:p>
+    <w:p>
+      <w:pPr>
+        <w:spacing w:before="100" w:after="60"/>
+        <w:rPr>
+          <w:rFonts w:ascii="Garamond" w:eastAsia="Garamond" w:hAnsi="Garamond" w:cs="Garamond"/>
+          <w:color w:val="6B7280"/>
+          <w:sz w:val="24"/>
+          <w:szCs w:val="24"/>
+        </w:rPr>
+      </w:pPr>
+      <w:r>
+        <w:rPr>
+          <w:rFonts w:ascii="Garamond" w:eastAsia="Garamond" w:hAnsi="Garamond" w:cs="Garamond"/>
+          <w:color w:val="6B7280"/>
+          <w:sz w:val="24"/>
+          <w:szCs w:val="24"/>
+        </w:rPr>
+        <w:t>2. .....................................</w:t>
+      </w:r>
+      <w:r>
+        <w:rPr>
+          <w:rFonts w:ascii="Garamond" w:eastAsia="Garamond" w:hAnsi="Garamond" w:cs="Garamond"/>
+          <w:color w:val="6B7280"/>
+          <w:sz w:val="24"/>
+          <w:szCs w:val="24"/>
+        </w:rPr>
+        <w:t xml:space="preserve"> </w:t>
+      </w:r>
+      <w:r>
+        <w:rPr>
+          <w:rFonts w:ascii="Garamond" w:eastAsia="Garamond" w:hAnsi="Garamond" w:cs="Garamond"/>
+          <w:i/>
+          <w:iCs/>
+          <w:color w:val="6B7280"/>
+          <w:sz w:val="24"/>
+          <w:szCs w:val="24"/>
+        </w:rPr>
+        <w:t>инж.</w:t>
+      </w:r>
+      <w:r>
+        <w:rPr>
+          <w:rFonts w:ascii="Garamond" w:eastAsia="Garamond" w:hAnsi="Garamond" w:cs="Garamond"/>
+          <w:color w:val="6B7280"/>
+          <w:sz w:val="24"/>
+          <w:szCs w:val="24"/>
+        </w:rPr>
+        <w:t>{{ПЖ_Конструктивна</w:t>
+      </w:r>
+      <w:r>
+        <w:rPr>
+          <w:rFonts w:ascii="Garamond" w:eastAsia="Garamond" w:hAnsi="Garamond" w:cs="Garamond"/>
+          <w:color w:val="6B7280"/>
+          <w:sz w:val="24"/>
+          <w:szCs w:val="24"/>
+        </w:rPr>
+        <w:t xml:space="preserve"> </w:t>
+      </w:r>
+      <w:r>
+        <w:rPr>
+          <w:rFonts w:ascii="Garamond" w:eastAsia="Garamond" w:hAnsi="Garamond" w:cs="Garamond"/>
+          <w:i/>
+          <w:iCs/>
+          <w:color w:val="6B7280"/>
+          <w:sz w:val="24"/>
+          <w:szCs w:val="24"/>
+        </w:rPr>
+        <w:t>_1и3</w:t>
+      </w:r>
+      <w:r>
+        <w:rPr>
+          <w:rFonts w:ascii="Garamond" w:eastAsia="Garamond" w:hAnsi="Garamond" w:cs="Garamond"/>
+          <w:color w:val="6B7280"/>
+          <w:sz w:val="24"/>
+          <w:szCs w:val="24"/>
+        </w:rPr>
+        <w:t>}}</w:t>
+      </w:r>
+    </w:p>
+    <w:p>
+      <w:pPr>
+        <w:spacing w:before="100" w:after="60"/>
+        <w:rPr>
+          <w:rFonts w:ascii="Garamond" w:eastAsia="Garamond" w:hAnsi="Garamond" w:cs="Garamond"/>
+          <w:color w:val="6B7280"/>
+          <w:sz w:val="24"/>
+          <w:szCs w:val="24"/>
+        </w:rPr>
+      </w:pPr>
+    </w:p>
+    <w:p>
+      <w:pPr>
+        <w:spacing w:before="100" w:after="60"/>
+      </w:pPr>
+      <w:r>
+        <w:rPr>
+          <w:rFonts w:ascii="Garamond" w:eastAsia="Garamond" w:hAnsi="Garamond" w:cs="Garamond"/>
+          <w:color w:val="2D3561"/>
+          <w:sz w:val="24"/>
+          <w:szCs w:val="24"/>
+        </w:rPr>
+        <w:t xml:space="preserve">В. Геодезист:  </w:t>
+      </w:r>
       <w:r>
         <w:rPr>
           <w:rFonts w:ascii="Garamond" w:eastAsia="Garamond" w:hAnsi="Garamond" w:cs="Garamond"/>
@@ -2548,90 +3096,18 @@
           <w:sz w:val="24"/>
           <w:szCs w:val="24"/>
         </w:rPr>
-        <w:t>.................................................................................................................................................................</w:t>
-      </w:r>
-    </w:p>
-    <w:p>
-      <w:pPr>
-        <w:spacing w:before="60" w:after="60"/>
-      </w:pPr>
-      <w:r>
-        <w:rPr>
-          <w:rFonts w:ascii="Garamond" w:eastAsia="Garamond" w:hAnsi="Garamond" w:cs="Garamond"/>
-          <w:i/>
-          <w:iCs/>
-          <w:color w:val="6B7280"/>
-          <w:sz w:val="24"/>
-          <w:szCs w:val="24"/>
-        </w:rPr>
-        <w:t>(описват се подробно констатираните отклонения)</w:t>
-      </w:r>
-    </w:p>
-    <w:p/>
-    <w:p>
-      <w:pPr>
-        <w:spacing w:before="60" w:after="60"/>
-      </w:pPr>
-      <w:r>
-        <w:rPr>
-          <w:rFonts w:ascii="Garamond" w:eastAsia="Garamond" w:hAnsi="Garamond" w:cs="Garamond"/>
-          <w:color w:val="1F2937"/>
-          <w:sz w:val="24"/>
-          <w:szCs w:val="24"/>
-        </w:rPr>
-        <w:t>Предвидените в плана за безопасност и здраве мерки са изпълнени (не са изпълнени):</w:t>
-      </w:r>
-    </w:p>
-    <w:p>
-      <w:pPr>
-        <w:spacing w:before="60" w:after="60"/>
-      </w:pPr>
-      <w:r>
-        <w:rPr>
-          <w:rFonts w:ascii="Garamond" w:eastAsia="Garamond" w:hAnsi="Garamond" w:cs="Garamond"/>
-          <w:color w:val="9CA3AF"/>
-          <w:sz w:val="24"/>
-          <w:szCs w:val="24"/>
-        </w:rPr>
-        <w:t>.................................................................................................................................................................</w:t>
-      </w:r>
-    </w:p>
-    <w:p/>
-    <w:p>
-      <w:pPr>
-        <w:spacing w:before="60" w:after="60"/>
-      </w:pPr>
-      <w:r>
-        <w:rPr>
-          <w:rFonts w:ascii="Garamond" w:eastAsia="Garamond" w:hAnsi="Garamond" w:cs="Garamond"/>
-          <w:color w:val="2D3561"/>
-          <w:sz w:val="24"/>
-          <w:szCs w:val="24"/>
-        </w:rPr>
-        <w:t xml:space="preserve">Разрешавам изпълнението на следващите СМР: </w:t>
-      </w:r>
-      <w:r>
-        <w:rPr>
-          <w:rFonts w:ascii="Garamond" w:eastAsia="Garamond" w:hAnsi="Garamond" w:cs="Garamond"/>
-          <w:color w:val="9CA3AF"/>
-          <w:sz w:val="24"/>
-          <w:szCs w:val="24"/>
-        </w:rPr>
-        <w:t>.................................................................................................</w:t>
-      </w:r>
-    </w:p>
-    <w:p>
-      <w:pPr>
-        <w:spacing w:before="60" w:after="60"/>
-      </w:pPr>
-      <w:r>
-        <w:rPr>
-          <w:rFonts w:ascii="Garamond" w:eastAsia="Garamond" w:hAnsi="Garamond" w:cs="Garamond"/>
-          <w:color w:val="9CA3AF"/>
-          <w:sz w:val="24"/>
-          <w:szCs w:val="24"/>
-        </w:rPr>
-        <w:t>.................................................................................................................................................................</w:t>
+        <w:t xml:space="preserve">..............................   </w:t>
+      </w:r>
+      <w:r>
+        <w:rPr>
+          <w:rFonts w:ascii="Garamond" w:eastAsia="Garamond" w:hAnsi="Garamond" w:cs="Garamond"/>
+          <w:i/>
+          <w:iCs/>
+          <w:color w:val="6B7280"/>
+          <w:sz w:val="24"/>
+          <w:szCs w:val="24"/>
+        </w:rPr>
+        <w:t>(инж.{{Геодезист_1и3}})</w:t>
       </w:r>
     </w:p>
     <w:p>
@@ -2658,12 +3134,347 @@
           <w:sz w:val="24"/>
           <w:szCs w:val="24"/>
         </w:rPr>
-        <w:t>Извършил проверката:</w:t>
-      </w:r>
-    </w:p>
-    <w:p>
-      <w:pPr>
-        <w:spacing w:before="100" w:after="60"/>
+        <w:t xml:space="preserve">3. Проверка при ниво корниз (стреха), кота {{Kota_Korniz}} </w:t>
+      </w:r>
+      <w:r>
+        <w:rPr>
+          <w:rFonts w:ascii="Garamond" w:eastAsia="Garamond" w:hAnsi="Garamond" w:cs="Garamond"/>
+          <w:b/>
+          <w:bCs/>
+          <w:color w:val="E8647A"/>
+          <w:sz w:val="24"/>
+          <w:szCs w:val="24"/>
+        </w:rPr>
+        <w:t>м</w:t>
+      </w:r>
+    </w:p>
+    <w:p>
+      <w:pPr>
+        <w:spacing w:before="60" w:after="60"/>
+      </w:pPr>
+      <w:r>
+        <w:rPr>
+          <w:rFonts w:ascii="Garamond" w:eastAsia="Garamond" w:hAnsi="Garamond" w:cs="Garamond"/>
+          <w:color w:val="1F2937"/>
+          <w:sz w:val="24"/>
+          <w:szCs w:val="24"/>
+        </w:rPr>
+        <w:t>Днес, ...................................... г., долуподписаният:</w:t>
+      </w:r>
+    </w:p>
+    <w:p/>
+    <w:p>
+      <w:pPr>
+        <w:spacing w:before="60" w:after="60"/>
+      </w:pPr>
+      <w:r>
+        <w:rPr>
+          <w:rFonts w:ascii="Garamond" w:eastAsia="Garamond" w:hAnsi="Garamond" w:cs="Garamond"/>
+          <w:color w:val="1F2937"/>
+          <w:sz w:val="24"/>
+          <w:szCs w:val="24"/>
+        </w:rPr>
+        <w:t>А. Консултант (строителен надзор): инж. {{Управител_1и3}}, квалифицирано лице от списъка на {{Консултант_Фирма}}</w:t>
+      </w:r>
+    </w:p>
+    <w:p>
+      <w:pPr>
+        <w:spacing w:before="60" w:after="60"/>
+      </w:pPr>
+      <w:r>
+        <w:rPr>
+          <w:rFonts w:ascii="Garamond" w:eastAsia="Garamond" w:hAnsi="Garamond" w:cs="Garamond"/>
+          <w:color w:val="1F2937"/>
+          <w:sz w:val="24"/>
+          <w:szCs w:val="24"/>
+        </w:rPr>
+        <w:t>Технически ръководител: {{Строител_ТехРък}}</w:t>
+      </w:r>
+    </w:p>
+    <w:p>
+      <w:pPr>
+        <w:spacing w:before="60" w:after="60"/>
+      </w:pPr>
+      <w:r>
+        <w:rPr>
+          <w:rFonts w:ascii="Garamond" w:eastAsia="Garamond" w:hAnsi="Garamond" w:cs="Garamond"/>
+          <w:color w:val="1F2937"/>
+          <w:sz w:val="24"/>
+          <w:szCs w:val="24"/>
+        </w:rPr>
+        <w:t>В присъствието на:</w:t>
+      </w:r>
+    </w:p>
+    <w:p>
+      <w:pPr>
+        <w:spacing w:before="60" w:after="60"/>
+      </w:pPr>
+      <w:r>
+        <w:rPr>
+          <w:rFonts w:ascii="Garamond" w:eastAsia="Garamond" w:hAnsi="Garamond" w:cs="Garamond"/>
+          <w:color w:val="1F2937"/>
+          <w:sz w:val="24"/>
+          <w:szCs w:val="24"/>
+        </w:rPr>
+        <w:t>Б. Проектанти:</w:t>
+      </w:r>
+    </w:p>
+    <w:p>
+      <w:pPr>
+        <w:spacing w:before="60" w:after="60"/>
+        <w:rPr>
+          <w:rFonts w:ascii="Garamond" w:eastAsia="Garamond" w:hAnsi="Garamond" w:cs="Garamond"/>
+          <w:color w:val="6B7280"/>
+          <w:sz w:val="24"/>
+          <w:szCs w:val="24"/>
+        </w:rPr>
+      </w:pPr>
+      <w:r>
+        <w:rPr>
+          <w:rFonts w:ascii="Garamond" w:eastAsia="Garamond" w:hAnsi="Garamond" w:cs="Garamond"/>
+          <w:color w:val="6B7280"/>
+          <w:sz w:val="24"/>
+          <w:szCs w:val="24"/>
+        </w:rPr>
+        <w:t xml:space="preserve">1. по част "Архитектура": </w:t>
+      </w:r>
+      <w:r>
+        <w:rPr>
+          <w:rFonts w:ascii="Garamond" w:eastAsia="Garamond" w:hAnsi="Garamond" w:cs="Garamond"/>
+          <w:i/>
+          <w:iCs/>
+          <w:color w:val="6B7280"/>
+          <w:sz w:val="24"/>
+          <w:szCs w:val="24"/>
+        </w:rPr>
+        <w:t>арх.</w:t>
+      </w:r>
+      <w:r>
+        <w:rPr>
+          <w:rFonts w:ascii="Garamond" w:eastAsia="Garamond" w:hAnsi="Garamond" w:cs="Garamond"/>
+          <w:color w:val="6B7280"/>
+          <w:sz w:val="24"/>
+          <w:szCs w:val="24"/>
+        </w:rPr>
+        <w:t>{{ПЖ_Архитектура</w:t>
+      </w:r>
+      <w:r>
+        <w:rPr>
+          <w:rFonts w:ascii="Garamond" w:eastAsia="Garamond" w:hAnsi="Garamond" w:cs="Garamond"/>
+          <w:i/>
+          <w:iCs/>
+          <w:color w:val="6B7280"/>
+          <w:sz w:val="24"/>
+          <w:szCs w:val="24"/>
+        </w:rPr>
+        <w:t>_1и3</w:t>
+      </w:r>
+      <w:r>
+        <w:rPr>
+          <w:rFonts w:ascii="Garamond" w:eastAsia="Garamond" w:hAnsi="Garamond" w:cs="Garamond"/>
+          <w:color w:val="6B7280"/>
+          <w:sz w:val="24"/>
+          <w:szCs w:val="24"/>
+        </w:rPr>
+        <w:t>}}</w:t>
+      </w:r>
+      <w:r>
+        <w:rPr>
+          <w:rFonts w:ascii="Garamond" w:eastAsia="Garamond" w:hAnsi="Garamond" w:cs="Garamond"/>
+          <w:color w:val="6B7280"/>
+          <w:sz w:val="24"/>
+          <w:szCs w:val="24"/>
+        </w:rPr>
+        <w:t xml:space="preserve"> </w:t>
+      </w:r>
+    </w:p>
+    <w:p>
+      <w:pPr>
+        <w:spacing w:before="60" w:after="60"/>
+        <w:rPr>
+          <w:rFonts w:ascii="Garamond" w:eastAsia="Garamond" w:hAnsi="Garamond" w:cs="Garamond"/>
+          <w:color w:val="6B7280"/>
+          <w:sz w:val="24"/>
+          <w:szCs w:val="24"/>
+        </w:rPr>
+      </w:pPr>
+      <w:r>
+        <w:rPr>
+          <w:rFonts w:ascii="Garamond" w:eastAsia="Garamond" w:hAnsi="Garamond" w:cs="Garamond"/>
+          <w:color w:val="6B7280"/>
+          <w:sz w:val="24"/>
+          <w:szCs w:val="24"/>
+        </w:rPr>
+        <w:t xml:space="preserve">2. по част "Конструктивна": </w:t>
+      </w:r>
+      <w:r>
+        <w:rPr>
+          <w:rFonts w:ascii="Garamond" w:eastAsia="Garamond" w:hAnsi="Garamond" w:cs="Garamond"/>
+          <w:i/>
+          <w:iCs/>
+          <w:color w:val="6B7280"/>
+          <w:sz w:val="24"/>
+          <w:szCs w:val="24"/>
+        </w:rPr>
+        <w:t>инж.</w:t>
+      </w:r>
+      <w:r>
+        <w:rPr>
+          <w:rFonts w:ascii="Garamond" w:eastAsia="Garamond" w:hAnsi="Garamond" w:cs="Garamond"/>
+          <w:color w:val="6B7280"/>
+          <w:sz w:val="24"/>
+          <w:szCs w:val="24"/>
+        </w:rPr>
+        <w:t>{{ПЖ_Конструктивна</w:t>
+      </w:r>
+      <w:r>
+        <w:rPr>
+          <w:rFonts w:ascii="Garamond" w:eastAsia="Garamond" w:hAnsi="Garamond" w:cs="Garamond"/>
+          <w:i/>
+          <w:iCs/>
+          <w:color w:val="6B7280"/>
+          <w:sz w:val="24"/>
+          <w:szCs w:val="24"/>
+        </w:rPr>
+        <w:t>_1и3</w:t>
+      </w:r>
+      <w:r>
+        <w:rPr>
+          <w:rFonts w:ascii="Garamond" w:eastAsia="Garamond" w:hAnsi="Garamond" w:cs="Garamond"/>
+          <w:color w:val="6B7280"/>
+          <w:sz w:val="24"/>
+          <w:szCs w:val="24"/>
+        </w:rPr>
+        <w:t>}}</w:t>
+      </w:r>
+    </w:p>
+    <w:p>
+      <w:pPr>
+        <w:spacing w:before="60" w:after="60"/>
+      </w:pPr>
+      <w:r>
+        <w:rPr>
+          <w:rFonts w:ascii="Garamond" w:eastAsia="Garamond" w:hAnsi="Garamond" w:cs="Garamond"/>
+          <w:color w:val="1F2937"/>
+          <w:sz w:val="24"/>
+          <w:szCs w:val="24"/>
+        </w:rPr>
+        <w:t>В. Техническото правоспособно физическо лице по Геодезия: {{Геодезист}}</w:t>
+      </w:r>
+    </w:p>
+    <w:p/>
+    <w:p>
+      <w:pPr>
+        <w:spacing w:before="60" w:after="60"/>
+      </w:pPr>
+      <w:r>
+        <w:rPr>
+          <w:rFonts w:ascii="Garamond" w:eastAsia="Garamond" w:hAnsi="Garamond" w:cs="Garamond"/>
+          <w:color w:val="1F2937"/>
+          <w:sz w:val="24"/>
+          <w:szCs w:val="24"/>
+        </w:rPr>
+        <w:t>след проверка на достигнатото ниво корниз с проектна кота {{Kota_Korniz}}  установих, че при изпълнението на СМР:</w:t>
+      </w:r>
+    </w:p>
+    <w:p/>
+    <w:p>
+      <w:pPr>
+        <w:spacing w:before="60" w:after="60"/>
+      </w:pPr>
+      <w:r>
+        <w:rPr>
+          <w:rFonts w:ascii="Garamond" w:eastAsia="Garamond" w:hAnsi="Garamond" w:cs="Garamond"/>
+          <w:color w:val="1F2937"/>
+          <w:sz w:val="24"/>
+          <w:szCs w:val="24"/>
+        </w:rPr>
+        <w:t>а) отговарят на предвидените по проект и издадените строителни книжа;</w:t>
+      </w:r>
+    </w:p>
+    <w:p>
+      <w:pPr>
+        <w:spacing w:before="60" w:after="60"/>
+        <w:rPr>
+          <w:strike/>
+        </w:rPr>
+      </w:pPr>
+      <w:r>
+        <w:rPr>
+          <w:rFonts w:ascii="Garamond" w:eastAsia="Garamond" w:hAnsi="Garamond" w:cs="Garamond"/>
+          <w:i/>
+          <w:iCs/>
+          <w:strike/>
+          <w:color w:val="6B7280"/>
+          <w:sz w:val="24"/>
+          <w:szCs w:val="24"/>
+        </w:rPr>
+        <w:t>б) не отговарят на одобрения проект, като отклонения са констатирани при:</w:t>
+      </w:r>
+    </w:p>
+    <w:p>
+      <w:pPr>
+        <w:spacing w:before="60" w:after="60"/>
+      </w:pPr>
+      <w:r>
+        <w:rPr>
+          <w:rFonts w:ascii="Garamond" w:eastAsia="Garamond" w:hAnsi="Garamond" w:cs="Garamond"/>
+          <w:color w:val="9CA3AF"/>
+          <w:sz w:val="24"/>
+          <w:szCs w:val="24"/>
+        </w:rPr>
+        <w:t>.................................................................................................................................................................</w:t>
+      </w:r>
+    </w:p>
+    <w:p>
+      <w:pPr>
+        <w:spacing w:before="60" w:after="60"/>
+      </w:pPr>
+      <w:r>
+        <w:rPr>
+          <w:rFonts w:ascii="Garamond" w:eastAsia="Garamond" w:hAnsi="Garamond" w:cs="Garamond"/>
+          <w:i/>
+          <w:iCs/>
+          <w:color w:val="6B7280"/>
+          <w:sz w:val="24"/>
+          <w:szCs w:val="24"/>
+        </w:rPr>
+        <w:t>(описват се подробно констатираните отклонения)</w:t>
+      </w:r>
+    </w:p>
+    <w:p/>
+    <w:p>
+      <w:pPr>
+        <w:spacing w:before="60" w:after="60"/>
+      </w:pPr>
+      <w:r>
+        <w:rPr>
+          <w:rFonts w:ascii="Garamond" w:eastAsia="Garamond" w:hAnsi="Garamond" w:cs="Garamond"/>
+          <w:color w:val="1F2937"/>
+          <w:sz w:val="24"/>
+          <w:szCs w:val="24"/>
+        </w:rPr>
+        <w:t>Предвидените в плана за безопасност и здраве мерки са изпълнени (не са изпълнени):</w:t>
+      </w:r>
+    </w:p>
+    <w:p>
+      <w:pPr>
+        <w:spacing w:before="60" w:after="60"/>
+      </w:pPr>
+      <w:r>
+        <w:rPr>
+          <w:rFonts w:ascii="Garamond" w:eastAsia="Garamond" w:hAnsi="Garamond" w:cs="Garamond"/>
+          <w:color w:val="9CA3AF"/>
+          <w:sz w:val="24"/>
+          <w:szCs w:val="24"/>
+        </w:rPr>
+        <w:t>.................................................................................................................................................................</w:t>
+      </w:r>
+    </w:p>
+    <w:p/>
+    <w:p>
+      <w:pPr>
+        <w:spacing w:before="60" w:after="60"/>
       </w:pPr>
       <w:r>
         <w:rPr>
@@ -2672,7 +3483,7 @@
           <w:sz w:val="24"/>
           <w:szCs w:val="24"/>
         </w:rPr>
-        <w:t xml:space="preserve">А. Консултант:  </w:t>
+        <w:t xml:space="preserve">Разрешавам изпълнението на следващите СМР: </w:t>
       </w:r>
       <w:r>
         <w:rPr>
@@ -2681,34 +3492,13 @@
           <w:sz w:val="24"/>
           <w:szCs w:val="24"/>
         </w:rPr>
-        <w:t xml:space="preserve">..............................   </w:t>
-      </w:r>
-      <w:r>
-        <w:rPr>
-          <w:rFonts w:ascii="Garamond" w:eastAsia="Garamond" w:hAnsi="Garamond" w:cs="Garamond"/>
-          <w:i/>
-          <w:iCs/>
-          <w:color w:val="6B7280"/>
-          <w:sz w:val="24"/>
-          <w:szCs w:val="24"/>
-        </w:rPr>
-        <w:t>(инж. {{Управител_1и3}})</w:t>
-      </w:r>
-    </w:p>
-    <w:p>
-      <w:pPr>
-        <w:spacing w:before="100" w:after="60"/>
-      </w:pPr>
-      <w:r>
-        <w:rPr>
-          <w:rFonts w:ascii="Garamond" w:eastAsia="Garamond" w:hAnsi="Garamond" w:cs="Garamond"/>
-          <w:color w:val="2D3561"/>
-          <w:sz w:val="24"/>
-          <w:szCs w:val="24"/>
-        </w:rPr>
-        <w:lastRenderedPageBreak/>
-        <w:t xml:space="preserve">Техн. ръководител:  </w:t>
-      </w:r>
+        <w:t>.................................................................................................</w:t>
+      </w:r>
+    </w:p>
+    <w:p>
+      <w:pPr>
+        <w:spacing w:before="60" w:after="60"/>
+      </w:pPr>
       <w:r>
         <w:rPr>
           <w:rFonts w:ascii="Garamond" w:eastAsia="Garamond" w:hAnsi="Garamond" w:cs="Garamond"/>
@@ -2716,19 +3506,16 @@
           <w:sz w:val="24"/>
           <w:szCs w:val="24"/>
         </w:rPr>
-        <w:t xml:space="preserve">..............................   </w:t>
-      </w:r>
-      <w:r>
-        <w:rPr>
-          <w:rFonts w:ascii="Garamond" w:eastAsia="Garamond" w:hAnsi="Garamond" w:cs="Garamond"/>
-          <w:i/>
-          <w:iCs/>
-          <w:color w:val="6B7280"/>
-          <w:sz w:val="24"/>
-          <w:szCs w:val="24"/>
-        </w:rPr>
-        <w:t>({{ТехРък_1и3}})</w:t>
-      </w:r>
+        <w:t>.................................................................................................................................................................</w:t>
+      </w:r>
+    </w:p>
+    <w:p>
+      <w:pPr>
+        <w:pBdr>
+          <w:bottom w:val="single" w:sz="2" w:space="2" w:color="E5E7EB"/>
+        </w:pBdr>
+        <w:spacing w:before="120" w:after="120"/>
+      </w:pPr>
     </w:p>
     <w:p>
       <w:pPr>
@@ -2746,6 +3533,93 @@
           <w:sz w:val="24"/>
           <w:szCs w:val="24"/>
         </w:rPr>
+        <w:t>Извършил проверката:</w:t>
+      </w:r>
+    </w:p>
+    <w:p>
+      <w:pPr>
+        <w:spacing w:before="100" w:after="60"/>
+      </w:pPr>
+      <w:r>
+        <w:rPr>
+          <w:rFonts w:ascii="Garamond" w:eastAsia="Garamond" w:hAnsi="Garamond" w:cs="Garamond"/>
+          <w:color w:val="2D3561"/>
+          <w:sz w:val="24"/>
+          <w:szCs w:val="24"/>
+        </w:rPr>
+        <w:t xml:space="preserve">А. Консултант:  </w:t>
+      </w:r>
+      <w:r>
+        <w:rPr>
+          <w:rFonts w:ascii="Garamond" w:eastAsia="Garamond" w:hAnsi="Garamond" w:cs="Garamond"/>
+          <w:color w:val="9CA3AF"/>
+          <w:sz w:val="24"/>
+          <w:szCs w:val="24"/>
+        </w:rPr>
+        <w:t xml:space="preserve">..............................   </w:t>
+      </w:r>
+      <w:r>
+        <w:rPr>
+          <w:rFonts w:ascii="Garamond" w:eastAsia="Garamond" w:hAnsi="Garamond" w:cs="Garamond"/>
+          <w:i/>
+          <w:iCs/>
+          <w:color w:val="6B7280"/>
+          <w:sz w:val="24"/>
+          <w:szCs w:val="24"/>
+        </w:rPr>
+        <w:t>(инж. {{Управител_1и3}})</w:t>
+      </w:r>
+    </w:p>
+    <w:p>
+      <w:pPr>
+        <w:spacing w:before="100" w:after="60"/>
+      </w:pPr>
+      <w:r>
+        <w:rPr>
+          <w:rFonts w:ascii="Garamond" w:eastAsia="Garamond" w:hAnsi="Garamond" w:cs="Garamond"/>
+          <w:color w:val="2D3561"/>
+          <w:sz w:val="24"/>
+          <w:szCs w:val="24"/>
+        </w:rPr>
+        <w:t xml:space="preserve">Техн. ръководител:  </w:t>
+      </w:r>
+      <w:r>
+        <w:rPr>
+          <w:rFonts w:ascii="Garamond" w:eastAsia="Garamond" w:hAnsi="Garamond" w:cs="Garamond"/>
+          <w:color w:val="9CA3AF"/>
+          <w:sz w:val="24"/>
+          <w:szCs w:val="24"/>
+        </w:rPr>
+        <w:t xml:space="preserve">..............................   </w:t>
+      </w:r>
+      <w:r>
+        <w:rPr>
+          <w:rFonts w:ascii="Garamond" w:eastAsia="Garamond" w:hAnsi="Garamond" w:cs="Garamond"/>
+          <w:i/>
+          <w:iCs/>
+          <w:color w:val="6B7280"/>
+          <w:sz w:val="24"/>
+          <w:szCs w:val="24"/>
+        </w:rPr>
+        <w:t>({{ТехРък_1и3}})</w:t>
+      </w:r>
+    </w:p>
+    <w:p>
+      <w:pPr>
+        <w:pBdr>
+          <w:bottom w:val="single" w:sz="2" w:space="2" w:color="FDE8EC"/>
+        </w:pBdr>
+        <w:spacing w:before="200" w:after="80"/>
+      </w:pPr>
+      <w:r>
+        <w:rPr>
+          <w:rFonts w:ascii="Garamond" w:eastAsia="Garamond" w:hAnsi="Garamond" w:cs="Garamond"/>
+          <w:b/>
+          <w:bCs/>
+          <w:color w:val="E8647A"/>
+          <w:sz w:val="24"/>
+          <w:szCs w:val="24"/>
+        </w:rPr>
         <w:t>Присъствали:</w:t>
       </w:r>
     </w:p>
@@ -2785,11 +3659,62 @@
       <w:r>
         <w:rPr>
           <w:rFonts w:ascii="Garamond" w:eastAsia="Garamond" w:hAnsi="Garamond" w:cs="Garamond"/>
-          <w:color w:val="6B7280"/>
-          <w:sz w:val="24"/>
-          <w:szCs w:val="24"/>
-        </w:rPr>
-        <w:t xml:space="preserve">{{ПЖ_Архитектура}} </w:t>
+          <w:i/>
+          <w:iCs/>
+          <w:color w:val="6B7280"/>
+          <w:sz w:val="24"/>
+          <w:szCs w:val="24"/>
+        </w:rPr>
+        <w:t xml:space="preserve"> </w:t>
+      </w:r>
+      <w:r>
+        <w:rPr>
+          <w:rFonts w:ascii="Garamond" w:eastAsia="Garamond" w:hAnsi="Garamond" w:cs="Garamond"/>
+          <w:i/>
+          <w:iCs/>
+          <w:color w:val="6B7280"/>
+          <w:sz w:val="24"/>
+          <w:szCs w:val="24"/>
+        </w:rPr>
+        <w:t>арх.</w:t>
+      </w:r>
+      <w:r>
+        <w:rPr>
+          <w:rFonts w:ascii="Garamond" w:eastAsia="Garamond" w:hAnsi="Garamond" w:cs="Garamond"/>
+          <w:color w:val="6B7280"/>
+          <w:sz w:val="24"/>
+          <w:szCs w:val="24"/>
+        </w:rPr>
+        <w:t>{{ПЖ_Архитектура</w:t>
+      </w:r>
+      <w:r>
+        <w:rPr>
+          <w:rFonts w:ascii="Garamond" w:eastAsia="Garamond" w:hAnsi="Garamond" w:cs="Garamond"/>
+          <w:color w:val="6B7280"/>
+          <w:sz w:val="24"/>
+          <w:szCs w:val="24"/>
+        </w:rPr>
+        <w:t xml:space="preserve"> </w:t>
+      </w:r>
+      <w:r>
+        <w:rPr>
+          <w:rFonts w:ascii="Garamond" w:eastAsia="Garamond" w:hAnsi="Garamond" w:cs="Garamond"/>
+          <w:i/>
+          <w:iCs/>
+          <w:color w:val="6B7280"/>
+          <w:sz w:val="24"/>
+          <w:szCs w:val="24"/>
+        </w:rPr>
+        <w:t>_1и3</w:t>
+      </w:r>
+      <w:r>
+        <w:rPr>
+          <w:rFonts w:ascii="Garamond" w:eastAsia="Garamond" w:hAnsi="Garamond" w:cs="Garamond"/>
+          <w:color w:val="6B7280"/>
+          <w:sz w:val="24"/>
+          <w:szCs w:val="24"/>
+        </w:rPr>
+        <w:t xml:space="preserve">}} </w:t>
       </w:r>
     </w:p>
     <w:p>
@@ -2802,6 +3727,17 @@
           <w:szCs w:val="24"/>
         </w:rPr>
       </w:pPr>
+    </w:p>
+    <w:p>
+      <w:pPr>
+        <w:spacing w:before="100" w:after="60"/>
+        <w:rPr>
+          <w:rFonts w:ascii="Garamond" w:eastAsia="Garamond" w:hAnsi="Garamond" w:cs="Garamond"/>
+          <w:color w:val="6B7280"/>
+          <w:sz w:val="24"/>
+          <w:szCs w:val="24"/>
+        </w:rPr>
+      </w:pPr>
       <w:r>
         <w:rPr>
           <w:rFonts w:ascii="Garamond" w:eastAsia="Garamond" w:hAnsi="Garamond" w:cs="Garamond"/>
@@ -2818,7 +3754,56 @@
           <w:sz w:val="24"/>
           <w:szCs w:val="24"/>
         </w:rPr>
-        <w:t xml:space="preserve"> {{ПЖ_Конструктивна}}</w:t>
+        <w:t xml:space="preserve"> </w:t>
+      </w:r>
+      <w:r>
+        <w:rPr>
+          <w:rFonts w:ascii="Garamond" w:eastAsia="Garamond" w:hAnsi="Garamond" w:cs="Garamond"/>
+          <w:i/>
+          <w:iCs/>
+          <w:color w:val="6B7280"/>
+          <w:sz w:val="24"/>
+          <w:szCs w:val="24"/>
+        </w:rPr>
+        <w:t>инж.</w:t>
+      </w:r>
+      <w:r>
+        <w:rPr>
+          <w:rFonts w:ascii="Garamond" w:eastAsia="Garamond" w:hAnsi="Garamond" w:cs="Garamond"/>
+          <w:color w:val="6B7280"/>
+          <w:sz w:val="24"/>
+          <w:szCs w:val="24"/>
+        </w:rPr>
+        <w:t>{{ПЖ_Конструктивна</w:t>
+      </w:r>
+      <w:r>
+        <w:rPr>
+          <w:rFonts w:ascii="Garamond" w:eastAsia="Garamond" w:hAnsi="Garamond" w:cs="Garamond"/>
+          <w:color w:val="6B7280"/>
+          <w:sz w:val="24"/>
+          <w:szCs w:val="24"/>
+        </w:rPr>
+        <w:t xml:space="preserve"> </w:t>
+      </w:r>
+      <w:r>
+        <w:rPr>
+          <w:rFonts w:ascii="Garamond" w:eastAsia="Garamond" w:hAnsi="Garamond" w:cs="Garamond"/>
+          <w:i/>
+          <w:iCs/>
+          <w:color w:val="6B7280"/>
+          <w:sz w:val="24"/>
+          <w:szCs w:val="24"/>
+        </w:rPr>
+        <w:t>_1и3</w:t>
+      </w:r>
+      <w:r>
+        <w:rPr>
+          <w:rFonts w:ascii="Garamond" w:eastAsia="Garamond" w:hAnsi="Garamond" w:cs="Garamond"/>
+          <w:color w:val="6B7280"/>
+          <w:sz w:val="24"/>
+          <w:szCs w:val="24"/>
+        </w:rPr>
+        <w:t>}}</w:t>
       </w:r>
     </w:p>
     <w:p>
@@ -2843,6 +3828,7 @@
           <w:sz w:val="24"/>
           <w:szCs w:val="24"/>
         </w:rPr>
+        <w:lastRenderedPageBreak/>
         <w:t xml:space="preserve">В. Геодезист:  </w:t>
       </w:r>
       <w:r>
@@ -2863,7 +3849,7 @@
           <w:sz w:val="24"/>
           <w:szCs w:val="24"/>
         </w:rPr>
-        <w:t>({{Геодезист_1и3}})</w:t>
+        <w:t>(инж.{{Геодезист_1и3}})</w:t>
       </w:r>
     </w:p>
     <w:p>
@@ -2880,27 +3866,44 @@
           <w:bottom w:val="single" w:sz="2" w:space="2" w:color="FDE8EC"/>
         </w:pBdr>
         <w:spacing w:before="200" w:after="80"/>
-      </w:pPr>
-      <w:r>
-        <w:rPr>
-          <w:rFonts w:ascii="Garamond" w:eastAsia="Garamond" w:hAnsi="Garamond" w:cs="Garamond"/>
+        <w:rPr>
           <w:b/>
           <w:bCs/>
-          <w:color w:val="E8647A"/>
-          <w:sz w:val="24"/>
-          <w:szCs w:val="24"/>
-        </w:rPr>
-        <w:t xml:space="preserve">3. Проверка при ниво корниз (стреха), кота {{Kota_Korniz}} </w:t>
-      </w:r>
+          <w:color w:val="FF0000"/>
+        </w:rPr>
+      </w:pPr>
       <w:r>
         <w:rPr>
           <w:rFonts w:ascii="Garamond" w:eastAsia="Garamond" w:hAnsi="Garamond" w:cs="Garamond"/>
           <w:b/>
           <w:bCs/>
-          <w:color w:val="E8647A"/>
-          <w:sz w:val="24"/>
-          <w:szCs w:val="24"/>
-        </w:rPr>
+          <w:color w:val="FF0000"/>
+          <w:sz w:val="24"/>
+          <w:szCs w:val="24"/>
+        </w:rPr>
+        <w:t xml:space="preserve">4. Проверка при ниво било, кота </w:t>
+      </w:r>
+      <w:r>
+        <w:rPr>
+          <w:rFonts w:ascii="Garamond" w:eastAsia="Garamond" w:hAnsi="Garamond" w:cs="Garamond"/>
+          <w:b/>
+          <w:bCs/>
+          <w:color w:val="FF0000"/>
+          <w:sz w:val="24"/>
+          <w:szCs w:val="24"/>
+        </w:rPr>
+        <w:t xml:space="preserve">{{Kota_Bilo}}  </w:t>
+      </w:r>
+      <w:r>
+        <w:rPr>
+          <w:rFonts w:ascii="Garamond" w:eastAsia="Garamond" w:hAnsi="Garamond" w:cs="Garamond"/>
+          <w:b/>
+          <w:bCs/>
+          <w:color w:val="FF0000"/>
+          <w:sz w:val="24"/>
+          <w:szCs w:val="24"/>
+        </w:rPr>
+        <w:t>м</w:t>
       </w:r>
     </w:p>
     <w:p>
@@ -2991,27 +3994,67 @@
           <w:sz w:val="24"/>
           <w:szCs w:val="24"/>
         </w:rPr>
-        <w:t>1. по част "Архитектура": {{ПЖ_Архитектура}}</w:t>
-      </w:r>
-    </w:p>
-    <w:p>
-      <w:pPr>
-        <w:spacing w:before="60" w:after="60"/>
-        <w:rPr>
-          <w:rFonts w:ascii="Garamond" w:eastAsia="Garamond" w:hAnsi="Garamond" w:cs="Garamond"/>
-          <w:color w:val="6B7280"/>
-          <w:sz w:val="24"/>
-          <w:szCs w:val="24"/>
-        </w:rPr>
-      </w:pPr>
-      <w:r>
-        <w:rPr>
-          <w:rFonts w:ascii="Garamond" w:eastAsia="Garamond" w:hAnsi="Garamond" w:cs="Garamond"/>
-          <w:color w:val="6B7280"/>
-          <w:sz w:val="24"/>
-          <w:szCs w:val="24"/>
-        </w:rPr>
-        <w:t xml:space="preserve">   2. по част "Конструктивна": {{ПЖ_Конструктивна}}</w:t>
+        <w:t xml:space="preserve">1. по част "Архитектура": </w:t>
+      </w:r>
+      <w:r>
+        <w:rPr>
+          <w:rFonts w:ascii="Garamond" w:eastAsia="Garamond" w:hAnsi="Garamond" w:cs="Garamond"/>
+          <w:i/>
+          <w:iCs/>
+          <w:color w:val="6B7280"/>
+          <w:sz w:val="24"/>
+          <w:szCs w:val="24"/>
+        </w:rPr>
+        <w:t>арх.</w:t>
+      </w:r>
+      <w:r>
+        <w:rPr>
+          <w:rFonts w:ascii="Garamond" w:eastAsia="Garamond" w:hAnsi="Garamond" w:cs="Garamond"/>
+          <w:color w:val="6B7280"/>
+          <w:sz w:val="24"/>
+          <w:szCs w:val="24"/>
+        </w:rPr>
+        <w:t>{{ПЖ_Архитектура}}</w:t>
+      </w:r>
+    </w:p>
+    <w:p>
+      <w:pPr>
+        <w:spacing w:before="60" w:after="60"/>
+        <w:rPr>
+          <w:rFonts w:ascii="Garamond" w:eastAsia="Garamond" w:hAnsi="Garamond" w:cs="Garamond"/>
+          <w:color w:val="6B7280"/>
+          <w:sz w:val="24"/>
+          <w:szCs w:val="24"/>
+        </w:rPr>
+      </w:pPr>
+      <w:r>
+        <w:rPr>
+          <w:rFonts w:ascii="Garamond" w:eastAsia="Garamond" w:hAnsi="Garamond" w:cs="Garamond"/>
+          <w:color w:val="6B7280"/>
+          <w:sz w:val="24"/>
+          <w:szCs w:val="24"/>
+        </w:rPr>
+        <w:t>2. по част "Конструктивна":</w:t>
+      </w:r>
+      <w:r>
+        <w:rPr>
+          <w:rFonts w:ascii="Garamond" w:eastAsia="Garamond" w:hAnsi="Garamond" w:cs="Garamond"/>
+          <w:i/>
+          <w:iCs/>
+          <w:color w:val="6B7280"/>
+          <w:sz w:val="24"/>
+          <w:szCs w:val="24"/>
+        </w:rPr>
+        <w:t>инж.</w:t>
+      </w:r>
+      <w:r>
+        <w:rPr>
+          <w:rFonts w:ascii="Garamond" w:eastAsia="Garamond" w:hAnsi="Garamond" w:cs="Garamond"/>
+          <w:color w:val="6B7280"/>
+          <w:sz w:val="24"/>
+          <w:szCs w:val="24"/>
+        </w:rPr>
+        <w:t xml:space="preserve"> {{ПЖ_Конструктивна}}</w:t>
       </w:r>
     </w:p>
     <w:p>
@@ -3040,23 +4083,25 @@
           <w:sz w:val="24"/>
           <w:szCs w:val="24"/>
         </w:rPr>
-        <w:t>след проверка на достигнатото ниво корниз с проектна кота {{Kota_Korniz}}  установих, че при изпълнението на СМР:</w:t>
-      </w:r>
-      <w:r>
-        <w:rPr>
-          <w:rFonts w:ascii="Garamond" w:eastAsia="Garamond" w:hAnsi="Garamond" w:cs="Garamond"/>
-          <w:color w:val="1F2937"/>
-          <w:sz w:val="24"/>
-          <w:szCs w:val="24"/>
-        </w:rPr>
-      </w:r>
-      <w:r>
-        <w:rPr>
-          <w:rFonts w:ascii="Garamond" w:eastAsia="Garamond" w:hAnsi="Garamond" w:cs="Garamond"/>
-          <w:color w:val="1F2937"/>
-          <w:sz w:val="24"/>
-          <w:szCs w:val="24"/>
-        </w:rPr>
+        <w:t xml:space="preserve">след проверка на достигнатото ниво </w:t>
+      </w:r>
+      <w:r>
+        <w:rPr>
+          <w:rFonts w:ascii="Garamond" w:eastAsia="Garamond" w:hAnsi="Garamond" w:cs="Garamond"/>
+          <w:color w:val="1F2937"/>
+          <w:sz w:val="24"/>
+          <w:szCs w:val="24"/>
+        </w:rPr>
+        <w:t>било</w:t>
+      </w:r>
+      <w:r>
+        <w:rPr>
+          <w:rFonts w:ascii="Garamond" w:eastAsia="Garamond" w:hAnsi="Garamond" w:cs="Garamond"/>
+          <w:color w:val="1F2937"/>
+          <w:sz w:val="24"/>
+          <w:szCs w:val="24"/>
+        </w:rPr>
+        <w:t xml:space="preserve"> с проектна кота {{Kota_Bilo}}  установих, че при изпълнението на СМР:</w:t>
       </w:r>
     </w:p>
     <w:p/>
@@ -3077,12 +4122,16 @@
     <w:p>
       <w:pPr>
         <w:spacing w:before="60" w:after="60"/>
-      </w:pPr>
-      <w:r>
-        <w:rPr>
-          <w:rFonts w:ascii="Garamond" w:eastAsia="Garamond" w:hAnsi="Garamond" w:cs="Garamond"/>
-          <w:i/>
-          <w:iCs/>
+        <w:rPr>
+          <w:strike/>
+        </w:rPr>
+      </w:pPr>
+      <w:r>
+        <w:rPr>
+          <w:rFonts w:ascii="Garamond" w:eastAsia="Garamond" w:hAnsi="Garamond" w:cs="Garamond"/>
+          <w:i/>
+          <w:iCs/>
+          <w:strike/>
           <w:color w:val="6B7280"/>
           <w:sz w:val="24"/>
           <w:szCs w:val="24"/>
@@ -3251,6 +4300,17 @@
     <w:p>
       <w:pPr>
         <w:spacing w:before="100" w:after="60"/>
+        <w:rPr>
+          <w:rFonts w:ascii="Garamond" w:eastAsia="Garamond" w:hAnsi="Garamond" w:cs="Garamond"/>
+          <w:color w:val="2D3561"/>
+          <w:sz w:val="24"/>
+          <w:szCs w:val="24"/>
+        </w:rPr>
+      </w:pPr>
+    </w:p>
+    <w:p>
+      <w:pPr>
+        <w:spacing w:before="100" w:after="60"/>
       </w:pPr>
       <w:r>
         <w:rPr>
@@ -3332,16 +4392,76 @@
           <w:sz w:val="24"/>
           <w:szCs w:val="24"/>
         </w:rPr>
+        <w:t>1</w:t>
+      </w:r>
+      <w:r>
+        <w:rPr>
+          <w:rFonts w:ascii="Garamond" w:eastAsia="Garamond" w:hAnsi="Garamond" w:cs="Garamond"/>
+          <w:color w:val="6B7280"/>
+          <w:sz w:val="24"/>
+          <w:szCs w:val="24"/>
+        </w:rPr>
         <w:t>1. ..............................</w:t>
       </w:r>
       <w:r>
         <w:rPr>
           <w:rFonts w:ascii="Garamond" w:eastAsia="Garamond" w:hAnsi="Garamond" w:cs="Garamond"/>
-          <w:color w:val="6B7280"/>
-          <w:sz w:val="24"/>
-          <w:szCs w:val="24"/>
-        </w:rPr>
-        <w:t xml:space="preserve">{{ПЖ_Архитектура}} </w:t>
+          <w:i/>
+          <w:iCs/>
+          <w:color w:val="6B7280"/>
+          <w:sz w:val="24"/>
+          <w:szCs w:val="24"/>
+        </w:rPr>
+        <w:t xml:space="preserve"> </w:t>
+      </w:r>
+      <w:r>
+        <w:rPr>
+          <w:rFonts w:ascii="Garamond" w:eastAsia="Garamond" w:hAnsi="Garamond" w:cs="Garamond"/>
+          <w:i/>
+          <w:iCs/>
+          <w:color w:val="6B7280"/>
+          <w:sz w:val="24"/>
+          <w:szCs w:val="24"/>
+        </w:rPr>
+        <w:t>арх.</w:t>
+      </w:r>
+      <w:r>
+        <w:rPr>
+          <w:rFonts w:ascii="Garamond" w:eastAsia="Garamond" w:hAnsi="Garamond" w:cs="Garamond"/>
+          <w:color w:val="6B7280"/>
+          <w:sz w:val="24"/>
+          <w:szCs w:val="24"/>
+        </w:rPr>
+        <w:t>{{ПЖ_Архитектура</w:t>
+      </w:r>
+      <w:r>
+        <w:rPr>
+          <w:rFonts w:ascii="Garamond" w:eastAsia="Garamond" w:hAnsi="Garamond" w:cs="Garamond"/>
+          <w:color w:val="6B7280"/>
+          <w:sz w:val="24"/>
+          <w:szCs w:val="24"/>
+        </w:rPr>
+        <w:t xml:space="preserve"> </w:t>
+      </w:r>
+      <w:r>
+        <w:rPr>
+          <w:rFonts w:ascii="Garamond" w:eastAsia="Garamond" w:hAnsi="Garamond" w:cs="Garamond"/>
+          <w:i/>
+          <w:iCs/>
+          <w:color w:val="6B7280"/>
+          <w:sz w:val="24"/>
+          <w:szCs w:val="24"/>
+        </w:rPr>
+        <w:t>_1и3</w:t>
+      </w:r>
+      <w:r>
+        <w:rPr>
+          <w:rFonts w:ascii="Garamond" w:eastAsia="Garamond" w:hAnsi="Garamond" w:cs="Garamond"/>
+          <w:color w:val="6B7280"/>
+          <w:sz w:val="24"/>
+          <w:szCs w:val="24"/>
+        </w:rPr>
+        <w:t xml:space="preserve">}} </w:t>
       </w:r>
     </w:p>
     <w:p>
@@ -3354,14 +4474,24 @@
           <w:szCs w:val="24"/>
         </w:rPr>
       </w:pPr>
-      <w:r>
-        <w:rPr>
-          <w:rFonts w:ascii="Garamond" w:eastAsia="Garamond" w:hAnsi="Garamond" w:cs="Garamond"/>
-          <w:color w:val="6B7280"/>
-          <w:sz w:val="24"/>
-          <w:szCs w:val="24"/>
-        </w:rPr>
-        <w:lastRenderedPageBreak/>
+    </w:p>
+    <w:p>
+      <w:pPr>
+        <w:spacing w:before="100" w:after="60"/>
+        <w:rPr>
+          <w:rFonts w:ascii="Garamond" w:eastAsia="Garamond" w:hAnsi="Garamond" w:cs="Garamond"/>
+          <w:color w:val="6B7280"/>
+          <w:sz w:val="24"/>
+          <w:szCs w:val="24"/>
+        </w:rPr>
+      </w:pPr>
+      <w:r>
+        <w:rPr>
+          <w:rFonts w:ascii="Garamond" w:eastAsia="Garamond" w:hAnsi="Garamond" w:cs="Garamond"/>
+          <w:color w:val="6B7280"/>
+          <w:sz w:val="24"/>
+          <w:szCs w:val="24"/>
+        </w:rPr>
         <w:t>2. .....................................</w:t>
       </w:r>
       <w:r>
@@ -3371,12 +4501,72 @@
           <w:sz w:val="24"/>
           <w:szCs w:val="24"/>
         </w:rPr>
-        <w:t xml:space="preserve"> {{ПЖ_Конструктивна}}</w:t>
+        <w:t xml:space="preserve"> </w:t>
+      </w:r>
+      <w:r>
+        <w:rPr>
+          <w:rFonts w:ascii="Garamond" w:eastAsia="Garamond" w:hAnsi="Garamond" w:cs="Garamond"/>
+          <w:i/>
+          <w:iCs/>
+          <w:color w:val="6B7280"/>
+          <w:sz w:val="24"/>
+          <w:szCs w:val="24"/>
+        </w:rPr>
+        <w:t>инж.</w:t>
+      </w:r>
+      <w:r>
+        <w:rPr>
+          <w:rFonts w:ascii="Garamond" w:eastAsia="Garamond" w:hAnsi="Garamond" w:cs="Garamond"/>
+          <w:color w:val="6B7280"/>
+          <w:sz w:val="24"/>
+          <w:szCs w:val="24"/>
+        </w:rPr>
+        <w:t>{{ПЖ_Конструктивна</w:t>
+      </w:r>
+      <w:r>
+        <w:rPr>
+          <w:rFonts w:ascii="Garamond" w:eastAsia="Garamond" w:hAnsi="Garamond" w:cs="Garamond"/>
+          <w:color w:val="6B7280"/>
+          <w:sz w:val="24"/>
+          <w:szCs w:val="24"/>
+        </w:rPr>
+        <w:t xml:space="preserve"> </w:t>
+      </w:r>
+      <w:r>
+        <w:rPr>
+          <w:rFonts w:ascii="Garamond" w:eastAsia="Garamond" w:hAnsi="Garamond" w:cs="Garamond"/>
+          <w:i/>
+          <w:iCs/>
+          <w:color w:val="6B7280"/>
+          <w:sz w:val="24"/>
+          <w:szCs w:val="24"/>
+        </w:rPr>
+        <w:t>_1и3</w:t>
+      </w:r>
+      <w:r>
+        <w:rPr>
+          <w:rFonts w:ascii="Garamond" w:eastAsia="Garamond" w:hAnsi="Garamond" w:cs="Garamond"/>
+          <w:color w:val="6B7280"/>
+          <w:sz w:val="24"/>
+          <w:szCs w:val="24"/>
+        </w:rPr>
+        <w:t>}}</w:t>
       </w:r>
     </w:p>
     <w:p>
       <w:pPr>
         <w:spacing w:before="100" w:after="60"/>
+        <w:rPr>
+          <w:rFonts w:ascii="Garamond" w:eastAsia="Garamond" w:hAnsi="Garamond" w:cs="Garamond"/>
+          <w:color w:val="6B7280"/>
+          <w:sz w:val="24"/>
+          <w:szCs w:val="24"/>
+        </w:rPr>
+      </w:pPr>
+    </w:p>
+    <w:p>
+      <w:pPr>
+        <w:spacing w:before="100" w:after="60"/>
       </w:pPr>
       <w:r>
         <w:rPr>
@@ -3405,586 +4595,19 @@
           <w:sz w:val="24"/>
           <w:szCs w:val="24"/>
         </w:rPr>
-        <w:t>({{Геодезист_1и3}})</w:t>
-      </w:r>
-    </w:p>
-    <w:p>
-      <w:pPr>
-        <w:pBdr>
-          <w:bottom w:val="single" w:sz="2" w:space="2" w:color="E5E7EB"/>
-        </w:pBdr>
-        <w:spacing w:before="120" w:after="120"/>
-      </w:pPr>
-    </w:p>
-    <w:p>
-      <w:pPr>
-        <w:pBdr>
-          <w:bottom w:val="single" w:sz="2" w:space="2" w:color="FDE8EC"/>
-        </w:pBdr>
-        <w:spacing w:before="200" w:after="80"/>
-      </w:pPr>
-      <w:r>
-        <w:rPr>
-          <w:rFonts w:ascii="Garamond" w:eastAsia="Garamond" w:hAnsi="Garamond" w:cs="Garamond"/>
-          <w:b/>
-          <w:bCs/>
-          <w:color w:val="E8647A"/>
-          <w:sz w:val="24"/>
-          <w:szCs w:val="24"/>
-        </w:rPr>
-        <w:t>4. Проверка при ниво било, кота ________________ м</w:t>
-      </w:r>
-    </w:p>
-    <w:p>
-      <w:pPr>
-        <w:spacing w:before="60" w:after="60"/>
-      </w:pPr>
-      <w:r>
-        <w:rPr>
-          <w:rFonts w:ascii="Garamond" w:eastAsia="Garamond" w:hAnsi="Garamond" w:cs="Garamond"/>
-          <w:color w:val="1F2937"/>
-          <w:sz w:val="24"/>
-          <w:szCs w:val="24"/>
-        </w:rPr>
-        <w:t>Днес, ...................................... г., долуподписаният:</w:t>
-      </w:r>
-    </w:p>
-    <w:p/>
-    <w:p>
-      <w:pPr>
-        <w:spacing w:before="60" w:after="60"/>
-      </w:pPr>
-      <w:r>
-        <w:rPr>
-          <w:rFonts w:ascii="Garamond" w:eastAsia="Garamond" w:hAnsi="Garamond" w:cs="Garamond"/>
-          <w:color w:val="1F2937"/>
-          <w:sz w:val="24"/>
-          <w:szCs w:val="24"/>
-        </w:rPr>
-        <w:t>А. Консултант (строителен надзор): инж. {{Управител_1и3}}, квалифицирано лице от списъка на {{Консултант_Фирма}}</w:t>
-      </w:r>
-    </w:p>
-    <w:p>
-      <w:pPr>
-        <w:spacing w:before="60" w:after="60"/>
-      </w:pPr>
-      <w:r>
-        <w:rPr>
-          <w:rFonts w:ascii="Garamond" w:eastAsia="Garamond" w:hAnsi="Garamond" w:cs="Garamond"/>
-          <w:color w:val="1F2937"/>
-          <w:sz w:val="24"/>
-          <w:szCs w:val="24"/>
-        </w:rPr>
-        <w:t>Технически ръководител: {{Строител_ТехРък}}</w:t>
-      </w:r>
-    </w:p>
-    <w:p>
-      <w:pPr>
-        <w:spacing w:before="60" w:after="60"/>
-      </w:pPr>
-      <w:r>
-        <w:rPr>
-          <w:rFonts w:ascii="Garamond" w:eastAsia="Garamond" w:hAnsi="Garamond" w:cs="Garamond"/>
-          <w:color w:val="1F2937"/>
-          <w:sz w:val="24"/>
-          <w:szCs w:val="24"/>
-        </w:rPr>
-        <w:t>В присъствието на:</w:t>
-      </w:r>
-    </w:p>
-    <w:p>
-      <w:pPr>
-        <w:spacing w:before="60" w:after="60"/>
-      </w:pPr>
-      <w:r>
-        <w:rPr>
-          <w:rFonts w:ascii="Garamond" w:eastAsia="Garamond" w:hAnsi="Garamond" w:cs="Garamond"/>
-          <w:color w:val="1F2937"/>
-          <w:sz w:val="24"/>
-          <w:szCs w:val="24"/>
-        </w:rPr>
-        <w:t>Б. Проектанти:</w:t>
-      </w:r>
-    </w:p>
-    <w:p>
-      <w:pPr>
-        <w:spacing w:before="60" w:after="60"/>
-        <w:rPr>
-          <w:rFonts w:ascii="Garamond" w:eastAsia="Garamond" w:hAnsi="Garamond" w:cs="Garamond"/>
-          <w:color w:val="6B7280"/>
-          <w:sz w:val="24"/>
-          <w:szCs w:val="24"/>
-        </w:rPr>
-      </w:pPr>
-      <w:r>
-        <w:rPr>
-          <w:rFonts w:ascii="Garamond" w:eastAsia="Garamond" w:hAnsi="Garamond" w:cs="Garamond"/>
-          <w:color w:val="6B7280"/>
-          <w:sz w:val="24"/>
-          <w:szCs w:val="24"/>
-        </w:rPr>
-        <w:t>1. по част "Архитектура": {{ПЖ_Архитектура}}</w:t>
-      </w:r>
-    </w:p>
-    <w:p>
-      <w:pPr>
-        <w:spacing w:before="60" w:after="60"/>
-        <w:rPr>
-          <w:rFonts w:ascii="Garamond" w:eastAsia="Garamond" w:hAnsi="Garamond" w:cs="Garamond"/>
-          <w:color w:val="6B7280"/>
-          <w:sz w:val="24"/>
-          <w:szCs w:val="24"/>
-        </w:rPr>
-      </w:pPr>
-      <w:r>
-        <w:rPr>
-          <w:rFonts w:ascii="Garamond" w:eastAsia="Garamond" w:hAnsi="Garamond" w:cs="Garamond"/>
-          <w:color w:val="6B7280"/>
-          <w:sz w:val="24"/>
-          <w:szCs w:val="24"/>
-        </w:rPr>
-        <w:t xml:space="preserve">   2. по част "Конструктивна": {{ПЖ_Конструктивна}}</w:t>
-      </w:r>
-    </w:p>
-    <w:p>
-      <w:pPr>
-        <w:spacing w:before="60" w:after="60"/>
-      </w:pPr>
-      <w:r>
-        <w:rPr>
-          <w:rFonts w:ascii="Garamond" w:eastAsia="Garamond" w:hAnsi="Garamond" w:cs="Garamond"/>
-          <w:color w:val="1F2937"/>
-          <w:sz w:val="24"/>
-          <w:szCs w:val="24"/>
-        </w:rPr>
-        <w:t>В. Техническото правоспособно физическо лице по Геодезия: {{Геодезист}}</w:t>
-      </w:r>
-    </w:p>
-    <w:p/>
-    <w:p>
-      <w:pPr>
-        <w:spacing w:before="60" w:after="60"/>
-      </w:pPr>
-      <w:r>
-        <w:rPr>
-          <w:rFonts w:ascii="Garamond" w:eastAsia="Garamond" w:hAnsi="Garamond" w:cs="Garamond"/>
-          <w:color w:val="1F2937"/>
-          <w:sz w:val="24"/>
-          <w:szCs w:val="24"/>
-        </w:rPr>
-        <w:t>след проверка на достигнатото ниво bilo с проектна кота {{Kota_Bilo}}  установих, че при изпълнението на СМР:</w:t>
-      </w:r>
-      <w:r>
-        <w:rPr>
-          <w:rFonts w:ascii="Garamond" w:eastAsia="Garamond" w:hAnsi="Garamond" w:cs="Garamond"/>
-          <w:color w:val="1F2937"/>
-          <w:sz w:val="24"/>
-          <w:szCs w:val="24"/>
-        </w:rPr>
-      </w:r>
-      <w:r>
-        <w:rPr>
-          <w:rFonts w:ascii="Garamond" w:eastAsia="Garamond" w:hAnsi="Garamond" w:cs="Garamond"/>
-          <w:color w:val="1F2937"/>
-          <w:sz w:val="24"/>
-          <w:szCs w:val="24"/>
-        </w:rPr>
-      </w:r>
-    </w:p>
-    <w:p/>
-    <w:p>
-      <w:pPr>
-        <w:spacing w:before="60" w:after="60"/>
-      </w:pPr>
-      <w:r>
-        <w:rPr>
-          <w:rFonts w:ascii="Garamond" w:eastAsia="Garamond" w:hAnsi="Garamond" w:cs="Garamond"/>
-          <w:color w:val="1F2937"/>
-          <w:sz w:val="24"/>
-          <w:szCs w:val="24"/>
-        </w:rPr>
-        <w:t>а) отговарят на предвидените по проект и издадените строителни книжа;</w:t>
-      </w:r>
-    </w:p>
-    <w:p>
-      <w:pPr>
-        <w:spacing w:before="60" w:after="60"/>
-      </w:pPr>
-      <w:r>
-        <w:rPr>
-          <w:rFonts w:ascii="Garamond" w:eastAsia="Garamond" w:hAnsi="Garamond" w:cs="Garamond"/>
-          <w:i/>
-          <w:iCs/>
-          <w:color w:val="6B7280"/>
-          <w:sz w:val="24"/>
-          <w:szCs w:val="24"/>
-        </w:rPr>
-        <w:t>б) не отговарят на одобрения проект, като отклонения са констатирани при:</w:t>
-      </w:r>
-    </w:p>
-    <w:p>
-      <w:pPr>
-        <w:spacing w:before="60" w:after="60"/>
-      </w:pPr>
-      <w:r>
-        <w:rPr>
-          <w:rFonts w:ascii="Garamond" w:eastAsia="Garamond" w:hAnsi="Garamond" w:cs="Garamond"/>
-          <w:color w:val="9CA3AF"/>
-          <w:sz w:val="24"/>
-          <w:szCs w:val="24"/>
-        </w:rPr>
-        <w:t>.................................................................................................................................................................</w:t>
-      </w:r>
-    </w:p>
-    <w:p>
-      <w:pPr>
-        <w:spacing w:before="60" w:after="60"/>
-      </w:pPr>
-      <w:r>
-        <w:rPr>
-          <w:rFonts w:ascii="Garamond" w:eastAsia="Garamond" w:hAnsi="Garamond" w:cs="Garamond"/>
-          <w:i/>
-          <w:iCs/>
-          <w:color w:val="6B7280"/>
-          <w:sz w:val="24"/>
-          <w:szCs w:val="24"/>
-        </w:rPr>
-        <w:t>(описват се подробно констатираните отклонения)</w:t>
-      </w:r>
-    </w:p>
-    <w:p/>
-    <w:p>
-      <w:pPr>
-        <w:spacing w:before="60" w:after="60"/>
-      </w:pPr>
-      <w:r>
-        <w:rPr>
-          <w:rFonts w:ascii="Garamond" w:eastAsia="Garamond" w:hAnsi="Garamond" w:cs="Garamond"/>
-          <w:color w:val="1F2937"/>
-          <w:sz w:val="24"/>
-          <w:szCs w:val="24"/>
-        </w:rPr>
-        <w:t>Предвидените в плана за безопасност и здраве мерки са изпълнени (не са изпълнени):</w:t>
-      </w:r>
-    </w:p>
-    <w:p>
-      <w:pPr>
-        <w:spacing w:before="60" w:after="60"/>
-      </w:pPr>
-      <w:r>
-        <w:rPr>
-          <w:rFonts w:ascii="Garamond" w:eastAsia="Garamond" w:hAnsi="Garamond" w:cs="Garamond"/>
-          <w:color w:val="9CA3AF"/>
-          <w:sz w:val="24"/>
-          <w:szCs w:val="24"/>
-        </w:rPr>
-        <w:t>.................................................................................................................................................................</w:t>
-      </w:r>
-    </w:p>
-    <w:p/>
-    <w:p>
-      <w:pPr>
-        <w:spacing w:before="60" w:after="60"/>
-      </w:pPr>
-      <w:r>
-        <w:rPr>
-          <w:rFonts w:ascii="Garamond" w:eastAsia="Garamond" w:hAnsi="Garamond" w:cs="Garamond"/>
-          <w:color w:val="2D3561"/>
-          <w:sz w:val="24"/>
-          <w:szCs w:val="24"/>
-        </w:rPr>
-        <w:t xml:space="preserve">Разрешавам изпълнението на следващите СМР: </w:t>
-      </w:r>
-      <w:r>
-        <w:rPr>
-          <w:rFonts w:ascii="Garamond" w:eastAsia="Garamond" w:hAnsi="Garamond" w:cs="Garamond"/>
-          <w:color w:val="9CA3AF"/>
-          <w:sz w:val="24"/>
-          <w:szCs w:val="24"/>
-        </w:rPr>
-        <w:t>.................................................................................................</w:t>
-      </w:r>
-    </w:p>
-    <w:p>
-      <w:pPr>
-        <w:spacing w:before="60" w:after="60"/>
-      </w:pPr>
-      <w:r>
-        <w:rPr>
-          <w:rFonts w:ascii="Garamond" w:eastAsia="Garamond" w:hAnsi="Garamond" w:cs="Garamond"/>
-          <w:color w:val="9CA3AF"/>
-          <w:sz w:val="24"/>
-          <w:szCs w:val="24"/>
-        </w:rPr>
-        <w:t>.................................................................................................................................................................</w:t>
-      </w:r>
-    </w:p>
-    <w:p>
-      <w:pPr>
-        <w:pBdr>
-          <w:bottom w:val="single" w:sz="2" w:space="2" w:color="E5E7EB"/>
-        </w:pBdr>
-        <w:spacing w:before="120" w:after="120"/>
-      </w:pPr>
-    </w:p>
-    <w:p>
-      <w:pPr>
-        <w:pBdr>
-          <w:bottom w:val="single" w:sz="2" w:space="2" w:color="FDE8EC"/>
-        </w:pBdr>
-        <w:spacing w:before="200" w:after="80"/>
-      </w:pPr>
-      <w:r>
-        <w:rPr>
-          <w:rFonts w:ascii="Garamond" w:eastAsia="Garamond" w:hAnsi="Garamond" w:cs="Garamond"/>
-          <w:b/>
-          <w:bCs/>
-          <w:color w:val="E8647A"/>
-          <w:sz w:val="24"/>
-          <w:szCs w:val="24"/>
-        </w:rPr>
-        <w:t>Извършил проверката:</w:t>
+        <w:t>(инж.{{Геодезист_1и3}})</w:t>
       </w:r>
     </w:p>
     <w:p>
       <w:pPr>
         <w:spacing w:before="100" w:after="60"/>
-      </w:pPr>
-      <w:r>
-        <w:rPr>
-          <w:rFonts w:ascii="Garamond" w:eastAsia="Garamond" w:hAnsi="Garamond" w:cs="Garamond"/>
-          <w:color w:val="2D3561"/>
-          <w:sz w:val="24"/>
-          <w:szCs w:val="24"/>
-        </w:rPr>
-        <w:t xml:space="preserve">А. Консултант:  </w:t>
-      </w:r>
-      <w:r>
-        <w:rPr>
-          <w:rFonts w:ascii="Garamond" w:eastAsia="Garamond" w:hAnsi="Garamond" w:cs="Garamond"/>
-          <w:color w:val="9CA3AF"/>
-          <w:sz w:val="24"/>
-          <w:szCs w:val="24"/>
-        </w:rPr>
-        <w:t xml:space="preserve">..............................   </w:t>
-      </w:r>
-      <w:r>
-        <w:rPr>
-          <w:rFonts w:ascii="Garamond" w:eastAsia="Garamond" w:hAnsi="Garamond" w:cs="Garamond"/>
-          <w:i/>
-          <w:iCs/>
-          <w:color w:val="6B7280"/>
-          <w:sz w:val="24"/>
-          <w:szCs w:val="24"/>
-        </w:rPr>
-        <w:t>(инж. {{Управител_1и3}})</w:t>
-      </w:r>
-    </w:p>
-    <w:p>
-      <w:pPr>
-        <w:spacing w:before="100" w:after="60"/>
-        <w:rPr>
-          <w:rFonts w:ascii="Garamond" w:eastAsia="Garamond" w:hAnsi="Garamond" w:cs="Garamond"/>
-          <w:color w:val="2D3561"/>
-          <w:sz w:val="24"/>
-          <w:szCs w:val="24"/>
-        </w:rPr>
-      </w:pPr>
-    </w:p>
-    <w:p>
-      <w:pPr>
-        <w:spacing w:before="100" w:after="60"/>
-      </w:pPr>
-      <w:r>
-        <w:rPr>
-          <w:rFonts w:ascii="Garamond" w:eastAsia="Garamond" w:hAnsi="Garamond" w:cs="Garamond"/>
-          <w:color w:val="2D3561"/>
-          <w:sz w:val="24"/>
-          <w:szCs w:val="24"/>
-        </w:rPr>
-        <w:t xml:space="preserve">Техн. ръководител:  </w:t>
-      </w:r>
-      <w:r>
-        <w:rPr>
-          <w:rFonts w:ascii="Garamond" w:eastAsia="Garamond" w:hAnsi="Garamond" w:cs="Garamond"/>
-          <w:color w:val="9CA3AF"/>
-          <w:sz w:val="24"/>
-          <w:szCs w:val="24"/>
-        </w:rPr>
-        <w:t xml:space="preserve">..............................   </w:t>
-      </w:r>
-      <w:r>
-        <w:rPr>
-          <w:rFonts w:ascii="Garamond" w:eastAsia="Garamond" w:hAnsi="Garamond" w:cs="Garamond"/>
-          <w:i/>
-          <w:iCs/>
-          <w:color w:val="6B7280"/>
-          <w:sz w:val="24"/>
-          <w:szCs w:val="24"/>
-        </w:rPr>
-        <w:t>({{ТехРък_1и3}})</w:t>
-      </w:r>
-    </w:p>
-    <w:p>
-      <w:pPr>
-        <w:pBdr>
-          <w:bottom w:val="single" w:sz="2" w:space="2" w:color="FDE8EC"/>
-        </w:pBdr>
-        <w:spacing w:before="200" w:after="80"/>
-      </w:pPr>
-      <w:r>
-        <w:rPr>
-          <w:rFonts w:ascii="Garamond" w:eastAsia="Garamond" w:hAnsi="Garamond" w:cs="Garamond"/>
-          <w:b/>
-          <w:bCs/>
-          <w:color w:val="E8647A"/>
-          <w:sz w:val="24"/>
-          <w:szCs w:val="24"/>
-        </w:rPr>
-        <w:t>Присъствали:</w:t>
-      </w:r>
-    </w:p>
-    <w:p>
-      <w:pPr>
-        <w:spacing w:before="60" w:after="60"/>
-      </w:pPr>
-      <w:r>
-        <w:rPr>
-          <w:rFonts w:ascii="Garamond" w:eastAsia="Garamond" w:hAnsi="Garamond" w:cs="Garamond"/>
-          <w:color w:val="1F2937"/>
-          <w:sz w:val="24"/>
-          <w:szCs w:val="24"/>
-        </w:rPr>
-        <w:t>Б. Проектанти:</w:t>
-      </w:r>
-    </w:p>
-    <w:p>
-      <w:pPr>
-        <w:spacing w:before="100" w:after="60"/>
-        <w:rPr>
-          <w:rFonts w:ascii="Garamond" w:eastAsia="Garamond" w:hAnsi="Garamond" w:cs="Garamond"/>
-          <w:color w:val="6B7280"/>
-          <w:sz w:val="24"/>
-          <w:szCs w:val="24"/>
-        </w:rPr>
-      </w:pPr>
-      <w:r>
-        <w:rPr>
-          <w:rFonts w:ascii="Garamond" w:eastAsia="Garamond" w:hAnsi="Garamond" w:cs="Garamond"/>
-          <w:color w:val="6B7280"/>
-          <w:sz w:val="24"/>
-          <w:szCs w:val="24"/>
-        </w:rPr>
-        <w:t>1. ..............................</w:t>
-      </w:r>
-      <w:r>
-        <w:rPr>
-          <w:rFonts w:ascii="Garamond" w:eastAsia="Garamond" w:hAnsi="Garamond" w:cs="Garamond"/>
-          <w:color w:val="6B7280"/>
-          <w:sz w:val="24"/>
-          <w:szCs w:val="24"/>
-        </w:rPr>
-        <w:t xml:space="preserve">{{ПЖ_Архитектура}} </w:t>
-      </w:r>
-    </w:p>
-    <w:p>
-      <w:pPr>
-        <w:spacing w:before="100" w:after="60"/>
-        <w:rPr>
-          <w:rFonts w:ascii="Garamond" w:eastAsia="Garamond" w:hAnsi="Garamond" w:cs="Garamond"/>
-          <w:color w:val="6B7280"/>
-          <w:sz w:val="24"/>
-          <w:szCs w:val="24"/>
-        </w:rPr>
-      </w:pPr>
-    </w:p>
-    <w:p>
-      <w:pPr>
-        <w:spacing w:before="100" w:after="60"/>
-        <w:rPr>
-          <w:rFonts w:ascii="Garamond" w:eastAsia="Garamond" w:hAnsi="Garamond" w:cs="Garamond"/>
-          <w:color w:val="6B7280"/>
-          <w:sz w:val="24"/>
-          <w:szCs w:val="24"/>
-        </w:rPr>
-      </w:pPr>
-      <w:r>
-        <w:rPr>
-          <w:rFonts w:ascii="Garamond" w:eastAsia="Garamond" w:hAnsi="Garamond" w:cs="Garamond"/>
-          <w:color w:val="6B7280"/>
-          <w:sz w:val="24"/>
-          <w:szCs w:val="24"/>
-        </w:rPr>
-        <w:t>2. .....................................</w:t>
-      </w:r>
-      <w:r>
-        <w:rPr>
-          <w:rFonts w:ascii="Garamond" w:eastAsia="Garamond" w:hAnsi="Garamond" w:cs="Garamond"/>
-          <w:color w:val="6B7280"/>
-          <w:sz w:val="24"/>
-          <w:szCs w:val="24"/>
-        </w:rPr>
-        <w:t xml:space="preserve"> {{ПЖ_Конструктивна}}</w:t>
-      </w:r>
-    </w:p>
-    <w:p>
-      <w:pPr>
-        <w:spacing w:before="100" w:after="60"/>
-        <w:rPr>
-          <w:rFonts w:ascii="Garamond" w:eastAsia="Garamond" w:hAnsi="Garamond" w:cs="Garamond"/>
-          <w:color w:val="2D3561"/>
-          <w:sz w:val="24"/>
-          <w:szCs w:val="24"/>
-        </w:rPr>
-      </w:pPr>
-    </w:p>
-    <w:p>
-      <w:pPr>
-        <w:spacing w:before="100" w:after="60"/>
-      </w:pPr>
-      <w:r>
-        <w:rPr>
-          <w:rFonts w:ascii="Garamond" w:eastAsia="Garamond" w:hAnsi="Garamond" w:cs="Garamond"/>
-          <w:color w:val="2D3561"/>
-          <w:sz w:val="24"/>
-          <w:szCs w:val="24"/>
-        </w:rPr>
-        <w:t xml:space="preserve">В. Геодезист:  </w:t>
-      </w:r>
-      <w:r>
-        <w:rPr>
-          <w:rFonts w:ascii="Garamond" w:eastAsia="Garamond" w:hAnsi="Garamond" w:cs="Garamond"/>
-          <w:color w:val="9CA3AF"/>
-          <w:sz w:val="24"/>
-          <w:szCs w:val="24"/>
-        </w:rPr>
-        <w:t xml:space="preserve">..............................   </w:t>
-      </w:r>
-      <w:r>
-        <w:rPr>
-          <w:rFonts w:ascii="Garamond" w:eastAsia="Garamond" w:hAnsi="Garamond" w:cs="Garamond"/>
-          <w:i/>
-          <w:iCs/>
-          <w:color w:val="6B7280"/>
-          <w:sz w:val="24"/>
-          <w:szCs w:val="24"/>
-        </w:rPr>
-        <w:t>({{Геодезист_1и3}})</w:t>
-      </w:r>
-    </w:p>
-    <w:p>
-      <w:pPr>
-        <w:pBdr>
-          <w:bottom w:val="single" w:sz="2" w:space="2" w:color="E5E7EB"/>
-        </w:pBdr>
-        <w:spacing w:before="120" w:after="120"/>
       </w:pPr>
     </w:p>
     <w:sectPr>
       <w:headerReference w:type="default" r:id="rId7"/>
       <w:footerReference w:type="default" r:id="rId8"/>
       <w:pgSz w:w="11906" w:h="16838"/>
-      <w:pgMar w:top="1134" w:right="566" w:bottom="1134" w:left="1701" w:header="708" w:footer="708" w:gutter="0"/>
+      <w:pgMar w:top="993" w:right="566" w:bottom="1134" w:left="1701" w:header="284" w:footer="246" w:gutter="0"/>
       <w:cols w:space="708"/>
       <w:docGrid w:linePitch="360"/>
     </w:sectPr>
@@ -4721,7 +5344,7 @@
   <w:style w:type="paragraph" w:default="1" w:styleId="Normal">
     <w:name w:val="Normal"/>
     <w:qFormat/>
-    <w:rsid w:val="00C85792"/>
+    <w:rsid w:val="00DC580B"/>
   </w:style>
   <w:style w:type="paragraph" w:styleId="Heading1">
     <w:name w:val="heading 1"/>
@@ -4900,6 +5523,48 @@
       <w:sz w:val="20"/>
       <w:szCs w:val="20"/>
     </w:rPr>
+  </w:style>
+  <w:style w:type="paragraph" w:styleId="Header">
+    <w:name w:val="header"/>
+    <w:basedOn w:val="Normal"/>
+    <w:link w:val="HeaderChar"/>
+    <w:uiPriority w:val="99"/>
+    <w:unhideWhenUsed/>
+    <w:rsid w:val="00DC580B"/>
+    <w:pPr>
+      <w:tabs>
+        <w:tab w:val="center" w:pos="4536"/>
+        <w:tab w:val="right" w:pos="9072"/>
+      </w:tabs>
+    </w:pPr>
+  </w:style>
+  <w:style w:type="character" w:customStyle="1" w:styleId="HeaderChar">
+    <w:name w:val="Header Char"/>
+    <w:basedOn w:val="DefaultParagraphFont"/>
+    <w:link w:val="Header"/>
+    <w:uiPriority w:val="99"/>
+    <w:rsid w:val="00DC580B"/>
+  </w:style>
+  <w:style w:type="paragraph" w:styleId="Footer">
+    <w:name w:val="footer"/>
+    <w:basedOn w:val="Normal"/>
+    <w:link w:val="FooterChar"/>
+    <w:uiPriority w:val="99"/>
+    <w:unhideWhenUsed/>
+    <w:rsid w:val="00DC580B"/>
+    <w:pPr>
+      <w:tabs>
+        <w:tab w:val="center" w:pos="4536"/>
+        <w:tab w:val="right" w:pos="9072"/>
+      </w:tabs>
+    </w:pPr>
+  </w:style>
+  <w:style w:type="character" w:customStyle="1" w:styleId="FooterChar">
+    <w:name w:val="Footer Char"/>
+    <w:basedOn w:val="DefaultParagraphFont"/>
+    <w:link w:val="Footer"/>
+    <w:uiPriority w:val="99"/>
+    <w:rsid w:val="00DC580B"/>
   </w:style>
 </w:styles>
 </file>

--- a/templates/Protokol_2_Combined_Template.docx
+++ b/templates/Protokol_2_Combined_Template.docx
@@ -4385,15 +4385,6 @@
           <w:szCs w:val="24"/>
         </w:rPr>
       </w:pPr>
-      <w:r>
-        <w:rPr>
-          <w:rFonts w:ascii="Garamond" w:eastAsia="Garamond" w:hAnsi="Garamond" w:cs="Garamond"/>
-          <w:color w:val="6B7280"/>
-          <w:sz w:val="24"/>
-          <w:szCs w:val="24"/>
-        </w:rPr>
-        <w:t>1</w:t>
-      </w:r>
       <w:r>
         <w:rPr>
           <w:rFonts w:ascii="Garamond" w:eastAsia="Garamond" w:hAnsi="Garamond" w:cs="Garamond"/>

--- a/templates/Protokol_2_Combined_Template.docx
+++ b/templates/Protokol_2_Combined_Template.docx
@@ -2403,7 +2403,7 @@
           <w:sz w:val="24"/>
           <w:szCs w:val="24"/>
         </w:rPr>
-        <w:t>2. Проверка при ниво цокъл, кота ± 0,00 м</w:t>
+        <w:t>2. Проверка при ниво цокъл, кота ± 0,00 м (абс. {{Kota_Cokul}})</w:t>
       </w:r>
     </w:p>
     <w:p>
@@ -2632,7 +2632,7 @@
           <w:sz w:val="24"/>
           <w:szCs w:val="24"/>
         </w:rPr>
-        <w:t>след проверка на достигнатото ниво цокъл с проектна кота ± 0,00 м установих, че при изпълнението на СМР:</w:t>
+        <w:t>след проверка на достигнатото ниво цокъл с проектна кота ± 0,00 м (абс. {{Kota_Cokul}}) установих, че при изпълнението на СМР:</w:t>
       </w:r>
     </w:p>
     <w:p/>

--- a/templates/Protokol_2_Combined_Template.docx
+++ b/templates/Protokol_2_Combined_Template.docx
@@ -3374,7 +3374,7 @@
           <w:sz w:val="24"/>
           <w:szCs w:val="24"/>
         </w:rPr>
-        <w:t>след проверка на достигнатото ниво корниз с проектна кота {{Kota_Korniz}}  установих, че при изпълнението на СМР:</w:t>
+        <w:t>след проверка на достигнатото ниво корниз с проектна кота {{Kota_Korniz}} установих, че при изпълнението на СМР:</w:t>
       </w:r>
     </w:p>
     <w:p/>
@@ -4101,7 +4101,7 @@
           <w:sz w:val="24"/>
           <w:szCs w:val="24"/>
         </w:rPr>
-        <w:t xml:space="preserve"> с проектна кота {{Kota_Bilo}}  установих, че при изпълнението на СМР:</w:t>
+        <w:t xml:space="preserve"> с проектна кота {{Kota_Bilo}} установих, че при изпълнението на СМР:</w:t>
       </w:r>
     </w:p>
     <w:p/>

--- a/templates/Protokol_2_Combined_Template.docx
+++ b/templates/Protokol_2_Combined_Template.docx
@@ -763,8 +763,6 @@
         </w:rPr>
         <w:t xml:space="preserve"> </w:t>
       </w:r>
-      <w:bookmarkStart w:id="0" w:name="_GoBack"/>
-      <w:bookmarkEnd w:id="0"/>
       <w:r>
         <w:rPr>
           <w:rFonts w:ascii="Garamond" w:eastAsia="Garamond" w:hAnsi="Garamond" w:cs="Garamond"/>
@@ -1078,7 +1076,7 @@
           <w:sz w:val="24"/>
           <w:szCs w:val="24"/>
         </w:rPr>
-        <w:t xml:space="preserve">Б.:  </w:t>
+        <w:t>Б.:  ..............................   ({{Възложател_Подписва_Редове}})</w:t>
       </w:r>
       <w:r>
         <w:rPr>
@@ -1087,18 +1085,16 @@
           <w:sz w:val="24"/>
           <w:szCs w:val="24"/>
         </w:rPr>
-        <w:t xml:space="preserve">..............................   </w:t>
-      </w:r>
-      <w:r>
-        <w:rPr>
-          <w:rFonts w:ascii="Garamond" w:eastAsia="Garamond" w:hAnsi="Garamond" w:cs="Garamond"/>
-          <w:i/>
-          <w:iCs/>
-          <w:color w:val="6B7280"/>
-          <w:sz w:val="24"/>
-          <w:szCs w:val="24"/>
-        </w:rPr>
-        <w:t>({{Възложител_1и3}})</w:t>
+      </w:r>
+      <w:r>
+        <w:rPr>
+          <w:rFonts w:ascii="Garamond" w:eastAsia="Garamond" w:hAnsi="Garamond" w:cs="Garamond"/>
+          <w:i/>
+          <w:iCs/>
+          <w:color w:val="6B7280"/>
+          <w:sz w:val="24"/>
+          <w:szCs w:val="24"/>
+        </w:rPr>
       </w:r>
     </w:p>
     <w:p>
@@ -1588,7 +1584,7 @@
           <w:sz w:val="24"/>
           <w:szCs w:val="24"/>
         </w:rPr>
-        <w:t xml:space="preserve">Б.:  </w:t>
+        <w:t>Б.:  ..............................   ({{Възложател_Подписва_Редове}})</w:t>
       </w:r>
       <w:r>
         <w:rPr>
@@ -1597,18 +1593,16 @@
           <w:sz w:val="24"/>
           <w:szCs w:val="24"/>
         </w:rPr>
-        <w:t xml:space="preserve">..............................   </w:t>
-      </w:r>
-      <w:r>
-        <w:rPr>
-          <w:rFonts w:ascii="Garamond" w:eastAsia="Garamond" w:hAnsi="Garamond" w:cs="Garamond"/>
-          <w:i/>
-          <w:iCs/>
-          <w:color w:val="6B7280"/>
-          <w:sz w:val="24"/>
-          <w:szCs w:val="24"/>
-        </w:rPr>
-        <w:t>({{Възложител_1и3}})</w:t>
+      </w:r>
+      <w:r>
+        <w:rPr>
+          <w:rFonts w:ascii="Garamond" w:eastAsia="Garamond" w:hAnsi="Garamond" w:cs="Garamond"/>
+          <w:i/>
+          <w:iCs/>
+          <w:color w:val="6B7280"/>
+          <w:sz w:val="24"/>
+          <w:szCs w:val="24"/>
+        </w:rPr>
       </w:r>
     </w:p>
     <w:p>
@@ -2345,7 +2339,18 @@
           <w:sz w:val="24"/>
           <w:szCs w:val="24"/>
         </w:rPr>
-        <w:t xml:space="preserve">}}  </w:t>
+        <w:t>}}</w:t>
+      </w:r>
+      <w:bookmarkStart w:id="0" w:name="_GoBack"/>
+      <w:bookmarkEnd w:id="0"/>
+      <w:r>
+        <w:rPr>
+          <w:rFonts w:ascii="Garamond" w:eastAsia="Garamond" w:hAnsi="Garamond" w:cs="Garamond"/>
+          <w:color w:val="6B7280"/>
+          <w:sz w:val="24"/>
+          <w:szCs w:val="24"/>
+        </w:rPr>
+        <w:t xml:space="preserve"> </w:t>
       </w:r>
     </w:p>
     <w:p>
@@ -4678,7 +4683,7 @@
         <w:sz w:val="18"/>
         <w:szCs w:val="18"/>
       </w:rPr>
-      <w:t>6</w:t>
+      <w:t>2</w:t>
     </w:r>
     <w:r>
       <w:rPr>

--- a/templates/Protokol_2_Combined_Template.docx
+++ b/templates/Protokol_2_Combined_Template.docx
@@ -1001,7 +1001,7 @@
           <w:sz w:val="24"/>
           <w:szCs w:val="24"/>
         </w:rPr>
-        <w:t>(инж. {{Управител_1и3}})</w:t>
+        <w:t>({{Управител_1и3}})</w:t>
       </w:r>
     </w:p>
     <w:p>
@@ -1509,7 +1509,7 @@
           <w:sz w:val="24"/>
           <w:szCs w:val="24"/>
         </w:rPr>
-        <w:t>(инж. {{Управител_1и3}})</w:t>
+        <w:t>({{Управител_1и3}})</w:t>
       </w:r>
     </w:p>
     <w:p>
@@ -1670,7 +1670,7 @@
           <w:sz w:val="24"/>
           <w:szCs w:val="24"/>
         </w:rPr>
-        <w:t>(инж. {{Геодезист_1и3}})</w:t>
+        <w:t>({{Геодезист_1и3}})</w:t>
       </w:r>
     </w:p>
     <w:p>
@@ -1814,7 +1814,7 @@
           <w:sz w:val="24"/>
           <w:szCs w:val="24"/>
         </w:rPr>
-        <w:t>А. Консултант (строителен надзор): инж. {{Управител_1и3}}, квалифицирано лице от списъка на {{Консултант_Фирма}}</w:t>
+        <w:t>А. Консултант (строителен надзор): {{Управител_1и3}}, квалифицирано лице от списъка на {{Консултант_Фирма}}</w:t>
       </w:r>
     </w:p>
     <w:p>
@@ -2127,7 +2127,7 @@
           <w:sz w:val="24"/>
           <w:szCs w:val="24"/>
         </w:rPr>
-        <w:t>(инж. {{Управител_1и3}})</w:t>
+        <w:t>({{Управител_1и3}})</w:t>
       </w:r>
     </w:p>
     <w:p>
@@ -2292,7 +2292,6 @@
           <w:sz w:val="24"/>
           <w:szCs w:val="24"/>
         </w:rPr>
-        <w:t>инж.</w:t>
       </w:r>
       <w:r>
         <w:rPr>
@@ -2384,7 +2383,7 @@
           <w:sz w:val="24"/>
           <w:szCs w:val="24"/>
         </w:rPr>
-        <w:t>(инж.{{Геодезист_1и3}})</w:t>
+        <w:t>({{Геодезист_1и3}})</w:t>
       </w:r>
     </w:p>
     <w:p>
@@ -2437,7 +2436,7 @@
           <w:sz w:val="24"/>
           <w:szCs w:val="24"/>
         </w:rPr>
-        <w:t>А. Консултант (строителен надзор): инж. {{Управител_1и3}}, квалифицирано лице от списъка на {{Консултант_Фирма}}</w:t>
+        <w:t>А. Консултант (строителен надзор): {{Управител_1и3}}, квалифицирано лице от списъка на {{Консултант_Фирма}}</w:t>
       </w:r>
     </w:p>
     <w:p>
@@ -2510,7 +2509,6 @@
           <w:sz w:val="24"/>
           <w:szCs w:val="24"/>
         </w:rPr>
-        <w:t>арх.</w:t>
       </w:r>
       <w:r>
         <w:rPr>
@@ -2579,7 +2577,6 @@
           <w:sz w:val="24"/>
           <w:szCs w:val="24"/>
         </w:rPr>
-        <w:t>инж.</w:t>
       </w:r>
       <w:r>
         <w:rPr>
@@ -2830,7 +2827,7 @@
           <w:sz w:val="24"/>
           <w:szCs w:val="24"/>
         </w:rPr>
-        <w:t>(инж. {{Управител_1и3}})</w:t>
+        <w:t>({{Управител_1и3}})</w:t>
       </w:r>
     </w:p>
     <w:p>
@@ -2940,7 +2937,6 @@
           <w:sz w:val="24"/>
           <w:szCs w:val="24"/>
         </w:rPr>
-        <w:t>арх.</w:t>
       </w:r>
       <w:r>
         <w:rPr>
@@ -3029,7 +3025,6 @@
           <w:sz w:val="24"/>
           <w:szCs w:val="24"/>
         </w:rPr>
-        <w:t>инж.</w:t>
       </w:r>
       <w:r>
         <w:rPr>
@@ -3112,7 +3107,7 @@
           <w:sz w:val="24"/>
           <w:szCs w:val="24"/>
         </w:rPr>
-        <w:t>(инж.{{Геодезист_1и3}})</w:t>
+        <w:t>({{Геодезист_1и3}})</w:t>
       </w:r>
     </w:p>
     <w:p>
@@ -3179,7 +3174,7 @@
           <w:sz w:val="24"/>
           <w:szCs w:val="24"/>
         </w:rPr>
-        <w:t>А. Консултант (строителен надзор): инж. {{Управител_1и3}}, квалифицирано лице от списъка на {{Консултант_Фирма}}</w:t>
+        <w:t>А. Консултант (строителен надзор): {{Управител_1и3}}, квалифицирано лице от списъка на {{Консултант_Фирма}}</w:t>
       </w:r>
     </w:p>
     <w:p>
@@ -3252,7 +3247,6 @@
           <w:sz w:val="24"/>
           <w:szCs w:val="24"/>
         </w:rPr>
-        <w:t>арх.</w:t>
       </w:r>
       <w:r>
         <w:rPr>
@@ -3321,7 +3315,6 @@
           <w:sz w:val="24"/>
           <w:szCs w:val="24"/>
         </w:rPr>
-        <w:t>инж.</w:t>
       </w:r>
       <w:r>
         <w:rPr>
@@ -3572,7 +3565,7 @@
           <w:sz w:val="24"/>
           <w:szCs w:val="24"/>
         </w:rPr>
-        <w:t>(инж. {{Управител_1и3}})</w:t>
+        <w:t>({{Управител_1и3}})</w:t>
       </w:r>
     </w:p>
     <w:p>
@@ -3681,7 +3674,6 @@
           <w:sz w:val="24"/>
           <w:szCs w:val="24"/>
         </w:rPr>
-        <w:t>арх.</w:t>
       </w:r>
       <w:r>
         <w:rPr>
@@ -3770,7 +3762,6 @@
           <w:sz w:val="24"/>
           <w:szCs w:val="24"/>
         </w:rPr>
-        <w:t>инж.</w:t>
       </w:r>
       <w:r>
         <w:rPr>
@@ -3854,7 +3845,7 @@
           <w:sz w:val="24"/>
           <w:szCs w:val="24"/>
         </w:rPr>
-        <w:t>(инж.{{Геодезист_1и3}})</w:t>
+        <w:t>({{Геодезист_1и3}})</w:t>
       </w:r>
     </w:p>
     <w:p>
@@ -3937,7 +3928,7 @@
           <w:sz w:val="24"/>
           <w:szCs w:val="24"/>
         </w:rPr>
-        <w:t>А. Консултант (строителен надзор): инж. {{Управител_1и3}}, квалифицирано лице от списъка на {{Консултант_Фирма}}</w:t>
+        <w:t>А. Консултант (строителен надзор): {{Управител_1и3}}, квалифицирано лице от списъка на {{Консултант_Фирма}}</w:t>
       </w:r>
     </w:p>
     <w:p>
@@ -4010,7 +4001,6 @@
           <w:sz w:val="24"/>
           <w:szCs w:val="24"/>
         </w:rPr>
-        <w:t>арх.</w:t>
       </w:r>
       <w:r>
         <w:rPr>
@@ -4050,16 +4040,15 @@
           <w:sz w:val="24"/>
           <w:szCs w:val="24"/>
         </w:rPr>
-        <w:t>инж.</w:t>
-      </w:r>
-      <w:r>
-        <w:rPr>
-          <w:rFonts w:ascii="Garamond" w:eastAsia="Garamond" w:hAnsi="Garamond" w:cs="Garamond"/>
-          <w:color w:val="6B7280"/>
-          <w:sz w:val="24"/>
-          <w:szCs w:val="24"/>
-        </w:rPr>
-        <w:t xml:space="preserve"> {{ПЖ_Конструктивна}}</w:t>
+      </w:r>
+      <w:r>
+        <w:rPr>
+          <w:rFonts w:ascii="Garamond" w:eastAsia="Garamond" w:hAnsi="Garamond" w:cs="Garamond"/>
+          <w:color w:val="6B7280"/>
+          <w:sz w:val="24"/>
+          <w:szCs w:val="24"/>
+        </w:rPr>
+        <w:t>{{ПЖ_Конструктивна}}</w:t>
       </w:r>
     </w:p>
     <w:p>
@@ -4299,7 +4288,7 @@
           <w:sz w:val="24"/>
           <w:szCs w:val="24"/>
         </w:rPr>
-        <w:t>(инж. {{Управител_1и3}})</w:t>
+        <w:t>({{Управител_1и3}})</w:t>
       </w:r>
     </w:p>
     <w:p>
@@ -4419,7 +4408,6 @@
           <w:sz w:val="24"/>
           <w:szCs w:val="24"/>
         </w:rPr>
-        <w:t>арх.</w:t>
       </w:r>
       <w:r>
         <w:rPr>
@@ -4508,7 +4496,6 @@
           <w:sz w:val="24"/>
           <w:szCs w:val="24"/>
         </w:rPr>
-        <w:t>инж.</w:t>
       </w:r>
       <w:r>
         <w:rPr>
@@ -4591,7 +4578,7 @@
           <w:sz w:val="24"/>
           <w:szCs w:val="24"/>
         </w:rPr>
-        <w:t>(инж.{{Геодезист_1и3}})</w:t>
+        <w:t>({{Геодезист_1и3}})</w:t>
       </w:r>
     </w:p>
     <w:p>

--- a/templates/Protokol_2_Combined_Template.docx
+++ b/templates/Protokol_2_Combined_Template.docx
@@ -1076,7 +1076,7 @@
           <w:sz w:val="24"/>
           <w:szCs w:val="24"/>
         </w:rPr>
-        <w:t>Б.:  ..............................   ({{Възложател_Подписва_Редове}})</w:t>
+        <w:t>{{Възложател_Подписва_Редове}}</w:t>
       </w:r>
       <w:r>
         <w:rPr>
@@ -1584,7 +1584,7 @@
           <w:sz w:val="24"/>
           <w:szCs w:val="24"/>
         </w:rPr>
-        <w:t>Б.:  ..............................   ({{Възложател_Подписва_Редове}})</w:t>
+        <w:t>{{Възложател_Подписва_Редове}}</w:t>
       </w:r>
       <w:r>
         <w:rPr>
@@ -1908,7 +1908,7 @@
           <w:sz w:val="24"/>
           <w:szCs w:val="24"/>
         </w:rPr>
-        <w:t>. по част "Конструктивна": {{ПЖ_Конструктивна}}</w:t>
+        <w:t>. по част "Конструктивна": {{ПЖ_Конструктивна_1и3}}</w:t>
       </w:r>
     </w:p>
     <w:p>
@@ -4009,46 +4009,46 @@
           <w:sz w:val="24"/>
           <w:szCs w:val="24"/>
         </w:rPr>
-        <w:t>{{ПЖ_Архитектура}}</w:t>
-      </w:r>
-    </w:p>
-    <w:p>
-      <w:pPr>
-        <w:spacing w:before="60" w:after="60"/>
-        <w:rPr>
-          <w:rFonts w:ascii="Garamond" w:eastAsia="Garamond" w:hAnsi="Garamond" w:cs="Garamond"/>
-          <w:color w:val="6B7280"/>
-          <w:sz w:val="24"/>
-          <w:szCs w:val="24"/>
-        </w:rPr>
-      </w:pPr>
-      <w:r>
-        <w:rPr>
-          <w:rFonts w:ascii="Garamond" w:eastAsia="Garamond" w:hAnsi="Garamond" w:cs="Garamond"/>
-          <w:color w:val="6B7280"/>
-          <w:sz w:val="24"/>
-          <w:szCs w:val="24"/>
-        </w:rPr>
-        <w:t>2. по част "Конструктивна":</w:t>
-      </w:r>
-      <w:r>
-        <w:rPr>
-          <w:rFonts w:ascii="Garamond" w:eastAsia="Garamond" w:hAnsi="Garamond" w:cs="Garamond"/>
-          <w:i/>
-          <w:iCs/>
-          <w:color w:val="6B7280"/>
-          <w:sz w:val="24"/>
-          <w:szCs w:val="24"/>
-        </w:rPr>
-      </w:r>
-      <w:r>
-        <w:rPr>
-          <w:rFonts w:ascii="Garamond" w:eastAsia="Garamond" w:hAnsi="Garamond" w:cs="Garamond"/>
-          <w:color w:val="6B7280"/>
-          <w:sz w:val="24"/>
-          <w:szCs w:val="24"/>
-        </w:rPr>
-        <w:t>{{ПЖ_Конструктивна}}</w:t>
+        <w:t>{{ПЖ_Архитектура_1и3}}</w:t>
+      </w:r>
+    </w:p>
+    <w:p>
+      <w:pPr>
+        <w:spacing w:before="60" w:after="60"/>
+        <w:rPr>
+          <w:rFonts w:ascii="Garamond" w:eastAsia="Garamond" w:hAnsi="Garamond" w:cs="Garamond"/>
+          <w:color w:val="6B7280"/>
+          <w:sz w:val="24"/>
+          <w:szCs w:val="24"/>
+        </w:rPr>
+      </w:pPr>
+      <w:r>
+        <w:rPr>
+          <w:rFonts w:ascii="Garamond" w:eastAsia="Garamond" w:hAnsi="Garamond" w:cs="Garamond"/>
+          <w:color w:val="6B7280"/>
+          <w:sz w:val="24"/>
+          <w:szCs w:val="24"/>
+        </w:rPr>
+        <w:t>2. по част "Конструктивна": {{</w:t>
+      </w:r>
+      <w:r>
+        <w:rPr>
+          <w:rFonts w:ascii="Garamond" w:eastAsia="Garamond" w:hAnsi="Garamond" w:cs="Garamond"/>
+          <w:i/>
+          <w:iCs/>
+          <w:color w:val="6B7280"/>
+          <w:sz w:val="24"/>
+          <w:szCs w:val="24"/>
+        </w:rPr>
+      </w:r>
+      <w:r>
+        <w:rPr>
+          <w:rFonts w:ascii="Garamond" w:eastAsia="Garamond" w:hAnsi="Garamond" w:cs="Garamond"/>
+          <w:color w:val="6B7280"/>
+          <w:sz w:val="24"/>
+          <w:szCs w:val="24"/>
+        </w:rPr>
+        <w:t>ПЖ_Конструктивна_1и3}}</w:t>
       </w:r>
     </w:p>
     <w:p>

--- a/templates/Protokol_2_Combined_Template.docx
+++ b/templates/Protokol_2_Combined_Template.docx
@@ -243,7 +243,10 @@
           <w:sz w:val="24"/>
           <w:szCs w:val="24"/>
         </w:rPr>
-        <w:t>Консултант:</w:t>
+        <w:t>Консултант (строителен надзор):</w:t>
+        <w:tab/>
+        <w:tab/>
+        <w:t>{{Консултант_Фирма}}, ЕИК {{Консултант_ЕИК}}, {{Консултант_Адрес}}, {{Консултант_Управител}} — Управител</w:t>
       </w:r>
       <w:r>
         <w:rPr>
@@ -254,7 +257,6 @@
           <w:sz w:val="24"/>
           <w:szCs w:val="24"/>
         </w:rPr>
-        <w:tab/>
       </w:r>
       <w:r>
         <w:rPr>
@@ -265,7 +267,6 @@
           <w:sz w:val="24"/>
           <w:szCs w:val="24"/>
         </w:rPr>
-        <w:tab/>
       </w:r>
       <w:r>
         <w:rPr>
@@ -274,7 +275,6 @@
           <w:sz w:val="24"/>
           <w:szCs w:val="24"/>
         </w:rPr>
-        <w:t>{{Консултант_Фирма}}, ЕИК {{Консултант_ЕИК}}, {{Консултант_Адрес}}, {{Консултант_Управител}} — Управител</w:t>
       </w:r>
     </w:p>
     <w:p>
@@ -2107,7 +2107,7 @@
           <w:sz w:val="24"/>
           <w:szCs w:val="24"/>
         </w:rPr>
-        <w:t xml:space="preserve">А. Консултант:  </w:t>
+        <w:t>А. Управител СН:  ..............................   ({{Управител_1и3}})</w:t>
       </w:r>
       <w:r>
         <w:rPr>
@@ -2116,18 +2116,16 @@
           <w:sz w:val="24"/>
           <w:szCs w:val="24"/>
         </w:rPr>
-        <w:t xml:space="preserve">..............................   </w:t>
-      </w:r>
-      <w:r>
-        <w:rPr>
-          <w:rFonts w:ascii="Garamond" w:eastAsia="Garamond" w:hAnsi="Garamond" w:cs="Garamond"/>
-          <w:i/>
-          <w:iCs/>
-          <w:color w:val="6B7280"/>
-          <w:sz w:val="24"/>
-          <w:szCs w:val="24"/>
-        </w:rPr>
-        <w:t>({{Управител_1и3}})</w:t>
+      </w:r>
+      <w:r>
+        <w:rPr>
+          <w:rFonts w:ascii="Garamond" w:eastAsia="Garamond" w:hAnsi="Garamond" w:cs="Garamond"/>
+          <w:i/>
+          <w:iCs/>
+          <w:color w:val="6B7280"/>
+          <w:sz w:val="24"/>
+          <w:szCs w:val="24"/>
+        </w:rPr>
       </w:r>
     </w:p>
     <w:p>
@@ -2807,7 +2805,7 @@
           <w:sz w:val="24"/>
           <w:szCs w:val="24"/>
         </w:rPr>
-        <w:t xml:space="preserve">А. Консултант:  </w:t>
+        <w:t>А. Управител СН:  ..............................   ({{Управител_1и3}})</w:t>
       </w:r>
       <w:r>
         <w:rPr>
@@ -2816,18 +2814,16 @@
           <w:sz w:val="24"/>
           <w:szCs w:val="24"/>
         </w:rPr>
-        <w:t xml:space="preserve">..............................   </w:t>
-      </w:r>
-      <w:r>
-        <w:rPr>
-          <w:rFonts w:ascii="Garamond" w:eastAsia="Garamond" w:hAnsi="Garamond" w:cs="Garamond"/>
-          <w:i/>
-          <w:iCs/>
-          <w:color w:val="6B7280"/>
-          <w:sz w:val="24"/>
-          <w:szCs w:val="24"/>
-        </w:rPr>
-        <w:t>({{Управител_1и3}})</w:t>
+      </w:r>
+      <w:r>
+        <w:rPr>
+          <w:rFonts w:ascii="Garamond" w:eastAsia="Garamond" w:hAnsi="Garamond" w:cs="Garamond"/>
+          <w:i/>
+          <w:iCs/>
+          <w:color w:val="6B7280"/>
+          <w:sz w:val="24"/>
+          <w:szCs w:val="24"/>
+        </w:rPr>
       </w:r>
     </w:p>
     <w:p>
@@ -3545,7 +3541,7 @@
           <w:sz w:val="24"/>
           <w:szCs w:val="24"/>
         </w:rPr>
-        <w:t xml:space="preserve">А. Консултант:  </w:t>
+        <w:t>А. Управител СН:  ..............................   ({{Управител_1и3}})</w:t>
       </w:r>
       <w:r>
         <w:rPr>
@@ -3554,18 +3550,16 @@
           <w:sz w:val="24"/>
           <w:szCs w:val="24"/>
         </w:rPr>
-        <w:t xml:space="preserve">..............................   </w:t>
-      </w:r>
-      <w:r>
-        <w:rPr>
-          <w:rFonts w:ascii="Garamond" w:eastAsia="Garamond" w:hAnsi="Garamond" w:cs="Garamond"/>
-          <w:i/>
-          <w:iCs/>
-          <w:color w:val="6B7280"/>
-          <w:sz w:val="24"/>
-          <w:szCs w:val="24"/>
-        </w:rPr>
-        <w:t>({{Управител_1и3}})</w:t>
+      </w:r>
+      <w:r>
+        <w:rPr>
+          <w:rFonts w:ascii="Garamond" w:eastAsia="Garamond" w:hAnsi="Garamond" w:cs="Garamond"/>
+          <w:i/>
+          <w:iCs/>
+          <w:color w:val="6B7280"/>
+          <w:sz w:val="24"/>
+          <w:szCs w:val="24"/>
+        </w:rPr>
       </w:r>
     </w:p>
     <w:p>
@@ -4268,7 +4262,7 @@
           <w:sz w:val="24"/>
           <w:szCs w:val="24"/>
         </w:rPr>
-        <w:t xml:space="preserve">А. Консултант:  </w:t>
+        <w:t>А. Управител СН:  ..............................   ({{Управител_1и3}})</w:t>
       </w:r>
       <w:r>
         <w:rPr>
@@ -4277,18 +4271,16 @@
           <w:sz w:val="24"/>
           <w:szCs w:val="24"/>
         </w:rPr>
-        <w:t xml:space="preserve">..............................   </w:t>
-      </w:r>
-      <w:r>
-        <w:rPr>
-          <w:rFonts w:ascii="Garamond" w:eastAsia="Garamond" w:hAnsi="Garamond" w:cs="Garamond"/>
-          <w:i/>
-          <w:iCs/>
-          <w:color w:val="6B7280"/>
-          <w:sz w:val="24"/>
-          <w:szCs w:val="24"/>
-        </w:rPr>
-        <w:t>({{Управител_1и3}})</w:t>
+      </w:r>
+      <w:r>
+        <w:rPr>
+          <w:rFonts w:ascii="Garamond" w:eastAsia="Garamond" w:hAnsi="Garamond" w:cs="Garamond"/>
+          <w:i/>
+          <w:iCs/>
+          <w:color w:val="6B7280"/>
+          <w:sz w:val="24"/>
+          <w:szCs w:val="24"/>
+        </w:rPr>
       </w:r>
     </w:p>
     <w:p>

--- a/templates/Protokol_2_Combined_Template.docx
+++ b/templates/Protokol_2_Combined_Template.docx
@@ -830,6 +830,20 @@
         <w:t>2.3. За временно електрозахранване: {{Ел_Захранване}}</w:t>
       </w:r>
     </w:p>
+    <w:p>
+      <w:pPr>
+        <w:spacing w:before="60" w:after="60"/>
+      </w:pPr>
+      <w:r>
+        <w:rPr>
+          <w:rFonts w:ascii="Garamond" w:eastAsia="Garamond" w:hAnsi="Garamond" w:cs="Garamond"/>
+          <w:color w:val="1F2937"/>
+          <w:sz w:val="24"/>
+          <w:szCs w:val="24"/>
+        </w:rPr>
+        <w:t>2.4. ................................................................................</w:t>
+      </w:r>
+    </w:p>
     <w:p/>
     <w:p>
       <w:pPr>
@@ -848,7 +862,7 @@
           <w:sz w:val="24"/>
           <w:szCs w:val="24"/>
         </w:rPr>
-        <w:t>3</w:t>
+        <w:t>3.  Описание на строителната площадка:</w:t>
       </w:r>
       <w:r>
         <w:rPr>
@@ -859,45 +873,397 @@
           <w:sz w:val="24"/>
           <w:szCs w:val="24"/>
         </w:rPr>
-        <w:t>.   Окомерна скица на имота</w:t>
-      </w:r>
-    </w:p>
-    <w:p>
-      <w:pPr>
-        <w:spacing w:before="60" w:after="60"/>
-        <w:rPr>
-          <w:rFonts w:ascii="Garamond" w:eastAsia="Garamond" w:hAnsi="Garamond" w:cs="Garamond"/>
-          <w:color w:val="1F2937"/>
-          <w:sz w:val="24"/>
-          <w:szCs w:val="24"/>
-        </w:rPr>
-      </w:pPr>
-      <w:r>
-        <w:rPr>
-          <w:rFonts w:ascii="Garamond" w:eastAsia="Garamond" w:hAnsi="Garamond" w:cs="Garamond"/>
-          <w:color w:val="1F2937"/>
-          <w:sz w:val="24"/>
-          <w:szCs w:val="24"/>
-        </w:rPr>
-        <w:t>3.</w:t>
-      </w:r>
-      <w:r>
-        <w:rPr>
-          <w:rFonts w:ascii="Garamond" w:eastAsia="Garamond" w:hAnsi="Garamond" w:cs="Garamond"/>
-          <w:color w:val="1F2937"/>
-          <w:sz w:val="24"/>
-          <w:szCs w:val="24"/>
-        </w:rPr>
-        <w:t>1</w:t>
-      </w:r>
-      <w:r>
-        <w:rPr>
-          <w:rFonts w:ascii="Garamond" w:eastAsia="Garamond" w:hAnsi="Garamond" w:cs="Garamond"/>
-          <w:color w:val="1F2937"/>
-          <w:sz w:val="24"/>
-          <w:szCs w:val="24"/>
-        </w:rPr>
-        <w:t xml:space="preserve">  Описание на строителната площадка:{{Opisanie_Ploshtadka}}</w:t>
+      </w:r>
+    </w:p>
+    <w:p>
+      <w:pPr>
+        <w:spacing w:before="60" w:after="60"/>
+        <w:rPr>
+          <w:rFonts w:ascii="Garamond" w:eastAsia="Garamond" w:hAnsi="Garamond" w:cs="Garamond"/>
+          <w:color w:val="1F2937"/>
+          <w:sz w:val="24"/>
+          <w:szCs w:val="24"/>
+        </w:rPr>
+      </w:pPr>
+      <w:r>
+        <w:rPr>
+          <w:rFonts w:ascii="Garamond" w:eastAsia="Garamond" w:hAnsi="Garamond" w:cs="Garamond"/>
+          <w:b/>
+          <w:color w:val="C00000"/>
+          <w:sz w:val="24"/>
+          <w:szCs w:val="24"/>
+        </w:rPr>
+        <w:t>(окомерна скица на площадката)</w:t>
+      </w:r>
+      <w:r>
+        <w:rPr>
+          <w:rFonts w:ascii="Garamond" w:eastAsia="Garamond" w:hAnsi="Garamond" w:cs="Garamond"/>
+          <w:b/>
+          <w:bCs/>
+          <w:color w:val="1F2937"/>
+          <w:sz w:val="24"/>
+          <w:szCs w:val="24"/>
+        </w:rPr>
+      </w:r>
+    </w:p>
+    <w:p>
+      <w:pPr>
+        <w:spacing w:before="60" w:after="60"/>
+        <w:rPr>
+          <w:rFonts w:ascii="Garamond" w:eastAsia="Garamond" w:hAnsi="Garamond" w:cs="Garamond"/>
+          <w:color w:val="1F2937"/>
+          <w:sz w:val="24"/>
+          <w:szCs w:val="24"/>
+        </w:rPr>
+      </w:pPr>
+      <w:r>
+        <w:rPr>
+          <w:rFonts w:ascii="Garamond" w:eastAsia="Garamond" w:hAnsi="Garamond" w:cs="Garamond"/>
+          <w:color w:val="1F2937"/>
+          <w:sz w:val="24"/>
+          <w:szCs w:val="24"/>
+        </w:rPr>
+        <w:t>3.1. {{Opisanie_Ploshtadka}}</w:t>
+      </w:r>
+      <w:r>
+        <w:rPr>
+          <w:rFonts w:ascii="Garamond" w:eastAsia="Garamond" w:hAnsi="Garamond" w:cs="Garamond"/>
+          <w:color w:val="1F2937"/>
+          <w:sz w:val="24"/>
+          <w:szCs w:val="24"/>
+        </w:rPr>
+      </w:r>
+      <w:r>
+        <w:rPr>
+          <w:rFonts w:ascii="Garamond" w:eastAsia="Garamond" w:hAnsi="Garamond" w:cs="Garamond"/>
+          <w:color w:val="1F2937"/>
+          <w:sz w:val="24"/>
+          <w:szCs w:val="24"/>
+        </w:rPr>
+      </w:r>
+    </w:p>
+    <w:p>
+      <w:pPr>
+        <w:spacing w:before="60" w:after="60"/>
+        <w:rPr>
+          <w:rFonts w:ascii="Garamond" w:eastAsia="Garamond" w:hAnsi="Garamond" w:cs="Garamond"/>
+          <w:color w:val="1F2937"/>
+          <w:sz w:val="24"/>
+          <w:szCs w:val="24"/>
+        </w:rPr>
+      </w:pPr>
+      <w:r>
+        <w:rPr>
+          <w:rFonts w:ascii="Garamond" w:eastAsia="Garamond" w:hAnsi="Garamond" w:cs="Garamond"/>
+          <w:color w:val="1F2937"/>
+          <w:sz w:val="24"/>
+          <w:szCs w:val="24"/>
+        </w:rPr>
+        <w:t>(прави се подробен опис на състоянието на строителната площадка)</w:t>
+      </w:r>
+      <w:r>
+        <w:rPr>
+          <w:rFonts w:ascii="Garamond" w:eastAsia="Garamond" w:hAnsi="Garamond" w:cs="Garamond"/>
+          <w:color w:val="1F2937"/>
+          <w:sz w:val="24"/>
+          <w:szCs w:val="24"/>
+        </w:rPr>
+      </w:r>
+      <w:r>
+        <w:rPr>
+          <w:rFonts w:ascii="Garamond" w:eastAsia="Garamond" w:hAnsi="Garamond" w:cs="Garamond"/>
+          <w:color w:val="1F2937"/>
+          <w:sz w:val="24"/>
+          <w:szCs w:val="24"/>
+        </w:rPr>
+      </w:r>
+    </w:p>
+    <w:p>
+      <w:pPr>
+        <w:spacing w:before="60" w:after="60"/>
+        <w:rPr>
+          <w:rFonts w:ascii="Garamond" w:eastAsia="Garamond" w:hAnsi="Garamond" w:cs="Garamond"/>
+          <w:color w:val="1F2937"/>
+          <w:sz w:val="24"/>
+          <w:szCs w:val="24"/>
+        </w:rPr>
+      </w:pPr>
+      <w:r>
+        <w:rPr>
+          <w:rFonts w:ascii="Garamond" w:eastAsia="Garamond" w:hAnsi="Garamond" w:cs="Garamond"/>
+          <w:color w:val="1F2937"/>
+          <w:sz w:val="24"/>
+          <w:szCs w:val="24"/>
+        </w:rPr>
+        <w:t>3.2. ............................................................................................................</w:t>
+      </w:r>
+      <w:r>
+        <w:rPr>
+          <w:rFonts w:ascii="Garamond" w:eastAsia="Garamond" w:hAnsi="Garamond" w:cs="Garamond"/>
+          <w:color w:val="1F2937"/>
+          <w:sz w:val="24"/>
+          <w:szCs w:val="24"/>
+        </w:rPr>
+      </w:r>
+      <w:r>
+        <w:rPr>
+          <w:rFonts w:ascii="Garamond" w:eastAsia="Garamond" w:hAnsi="Garamond" w:cs="Garamond"/>
+          <w:color w:val="1F2937"/>
+          <w:sz w:val="24"/>
+          <w:szCs w:val="24"/>
+        </w:rPr>
+      </w:r>
+    </w:p>
+    <w:p>
+      <w:pPr>
+        <w:spacing w:before="60" w:after="60"/>
+        <w:rPr>
+          <w:rFonts w:ascii="Garamond" w:eastAsia="Garamond" w:hAnsi="Garamond" w:cs="Garamond"/>
+          <w:color w:val="1F2937"/>
+          <w:sz w:val="24"/>
+          <w:szCs w:val="24"/>
+        </w:rPr>
+      </w:pPr>
+      <w:r>
+        <w:rPr>
+          <w:rFonts w:ascii="Garamond" w:eastAsia="Garamond" w:hAnsi="Garamond" w:cs="Garamond"/>
+          <w:color w:val="1F2937"/>
+          <w:sz w:val="24"/>
+          <w:szCs w:val="24"/>
+        </w:rPr>
+        <w:t>(описват се налични в зоната на строителната площадка строежи, действащи надземни и подземни съоръжения и комуникации, които подлежат на преместване)</w:t>
+      </w:r>
+      <w:r>
+        <w:rPr>
+          <w:rFonts w:ascii="Garamond" w:eastAsia="Garamond" w:hAnsi="Garamond" w:cs="Garamond"/>
+          <w:color w:val="1F2937"/>
+          <w:sz w:val="24"/>
+          <w:szCs w:val="24"/>
+        </w:rPr>
+      </w:r>
+      <w:r>
+        <w:rPr>
+          <w:rFonts w:ascii="Garamond" w:eastAsia="Garamond" w:hAnsi="Garamond" w:cs="Garamond"/>
+          <w:color w:val="1F2937"/>
+          <w:sz w:val="24"/>
+          <w:szCs w:val="24"/>
+        </w:rPr>
+      </w:r>
+    </w:p>
+    <w:p>
+      <w:pPr>
+        <w:spacing w:before="60" w:after="60"/>
+        <w:rPr>
+          <w:rFonts w:ascii="Garamond" w:eastAsia="Garamond" w:hAnsi="Garamond" w:cs="Garamond"/>
+          <w:color w:val="1F2937"/>
+          <w:sz w:val="24"/>
+          <w:szCs w:val="24"/>
+        </w:rPr>
+      </w:pPr>
+      <w:r>
+        <w:rPr>
+          <w:rFonts w:ascii="Garamond" w:eastAsia="Garamond" w:hAnsi="Garamond" w:cs="Garamond"/>
+          <w:color w:val="1F2937"/>
+          <w:sz w:val="24"/>
+          <w:szCs w:val="24"/>
+        </w:rPr>
+        <w:t>3.3. ............................................................................................................</w:t>
+      </w:r>
+      <w:r>
+        <w:rPr>
+          <w:rFonts w:ascii="Garamond" w:eastAsia="Garamond" w:hAnsi="Garamond" w:cs="Garamond"/>
+          <w:color w:val="1F2937"/>
+          <w:sz w:val="24"/>
+          <w:szCs w:val="24"/>
+        </w:rPr>
+      </w:r>
+      <w:r>
+        <w:rPr>
+          <w:rFonts w:ascii="Garamond" w:eastAsia="Garamond" w:hAnsi="Garamond" w:cs="Garamond"/>
+          <w:color w:val="1F2937"/>
+          <w:sz w:val="24"/>
+          <w:szCs w:val="24"/>
+        </w:rPr>
+      </w:r>
+    </w:p>
+    <w:p>
+      <w:pPr>
+        <w:spacing w:before="60" w:after="60"/>
+        <w:rPr>
+          <w:rFonts w:ascii="Garamond" w:eastAsia="Garamond" w:hAnsi="Garamond" w:cs="Garamond"/>
+          <w:color w:val="1F2937"/>
+          <w:sz w:val="24"/>
+          <w:szCs w:val="24"/>
+        </w:rPr>
+      </w:pPr>
+      <w:r>
+        <w:rPr>
+          <w:rFonts w:ascii="Garamond" w:eastAsia="Garamond" w:hAnsi="Garamond" w:cs="Garamond"/>
+          <w:color w:val="1F2937"/>
+          <w:sz w:val="24"/>
+          <w:szCs w:val="24"/>
+        </w:rPr>
+        <w:t>(описание на постройки, подлежащи на събаряне; на съоръжения, подлежащи на преместване; на насаждения, подлежащи на изкореняване и изсичане)</w:t>
+      </w:r>
+      <w:r>
+        <w:rPr>
+          <w:rFonts w:ascii="Garamond" w:eastAsia="Garamond" w:hAnsi="Garamond" w:cs="Garamond"/>
+          <w:color w:val="1F2937"/>
+          <w:sz w:val="24"/>
+          <w:szCs w:val="24"/>
+        </w:rPr>
+      </w:r>
+      <w:r>
+        <w:rPr>
+          <w:rFonts w:ascii="Garamond" w:eastAsia="Garamond" w:hAnsi="Garamond" w:cs="Garamond"/>
+          <w:color w:val="1F2937"/>
+          <w:sz w:val="24"/>
+          <w:szCs w:val="24"/>
+        </w:rPr>
+      </w:r>
+    </w:p>
+    <w:p>
+      <w:pPr>
+        <w:spacing w:before="60" w:after="60"/>
+        <w:rPr>
+          <w:rFonts w:ascii="Garamond" w:eastAsia="Garamond" w:hAnsi="Garamond" w:cs="Garamond"/>
+          <w:color w:val="1F2937"/>
+          <w:sz w:val="24"/>
+          <w:szCs w:val="24"/>
+        </w:rPr>
+      </w:pPr>
+      <w:r>
+        <w:rPr>
+          <w:rFonts w:ascii="Garamond" w:eastAsia="Garamond" w:hAnsi="Garamond" w:cs="Garamond"/>
+          <w:color w:val="1F2937"/>
+          <w:sz w:val="24"/>
+          <w:szCs w:val="24"/>
+        </w:rPr>
+        <w:t>3.4. ............................................................................................................</w:t>
+      </w:r>
+      <w:r>
+        <w:rPr>
+          <w:rFonts w:ascii="Garamond" w:eastAsia="Garamond" w:hAnsi="Garamond" w:cs="Garamond"/>
+          <w:color w:val="1F2937"/>
+          <w:sz w:val="24"/>
+          <w:szCs w:val="24"/>
+        </w:rPr>
+      </w:r>
+      <w:r>
+        <w:rPr>
+          <w:rFonts w:ascii="Garamond" w:eastAsia="Garamond" w:hAnsi="Garamond" w:cs="Garamond"/>
+          <w:color w:val="1F2937"/>
+          <w:sz w:val="24"/>
+          <w:szCs w:val="24"/>
+        </w:rPr>
+      </w:r>
+    </w:p>
+    <w:p>
+      <w:pPr>
+        <w:spacing w:before="60" w:after="60"/>
+        <w:rPr>
+          <w:rFonts w:ascii="Garamond" w:eastAsia="Garamond" w:hAnsi="Garamond" w:cs="Garamond"/>
+          <w:color w:val="1F2937"/>
+          <w:sz w:val="24"/>
+          <w:szCs w:val="24"/>
+        </w:rPr>
+      </w:pPr>
+      <w:r>
+        <w:rPr>
+          <w:rFonts w:ascii="Garamond" w:eastAsia="Garamond" w:hAnsi="Garamond" w:cs="Garamond"/>
+          <w:color w:val="1F2937"/>
+          <w:sz w:val="24"/>
+          <w:szCs w:val="24"/>
+        </w:rPr>
+        <w:t>(описва се как ще се осъществява достъпът до строителната площадка)</w:t>
+      </w:r>
+      <w:r>
+        <w:rPr>
+          <w:rFonts w:ascii="Garamond" w:eastAsia="Garamond" w:hAnsi="Garamond" w:cs="Garamond"/>
+          <w:color w:val="1F2937"/>
+          <w:sz w:val="24"/>
+          <w:szCs w:val="24"/>
+        </w:rPr>
+      </w:r>
+      <w:r>
+        <w:rPr>
+          <w:rFonts w:ascii="Garamond" w:eastAsia="Garamond" w:hAnsi="Garamond" w:cs="Garamond"/>
+          <w:color w:val="1F2937"/>
+          <w:sz w:val="24"/>
+          <w:szCs w:val="24"/>
+        </w:rPr>
+      </w:r>
+    </w:p>
+    <w:p>
+      <w:pPr>
+        <w:spacing w:before="60" w:after="60"/>
+        <w:rPr>
+          <w:rFonts w:ascii="Garamond" w:eastAsia="Garamond" w:hAnsi="Garamond" w:cs="Garamond"/>
+          <w:color w:val="1F2937"/>
+          <w:sz w:val="24"/>
+          <w:szCs w:val="24"/>
+        </w:rPr>
+      </w:pPr>
+      <w:r>
+        <w:rPr>
+          <w:rFonts w:ascii="Garamond" w:eastAsia="Garamond" w:hAnsi="Garamond" w:cs="Garamond"/>
+          <w:color w:val="1F2937"/>
+          <w:sz w:val="24"/>
+          <w:szCs w:val="24"/>
+        </w:rPr>
+        <w:t>3.5. ............................................................................................................</w:t>
+      </w:r>
+      <w:r>
+        <w:rPr>
+          <w:rFonts w:ascii="Garamond" w:eastAsia="Garamond" w:hAnsi="Garamond" w:cs="Garamond"/>
+          <w:color w:val="1F2937"/>
+          <w:sz w:val="24"/>
+          <w:szCs w:val="24"/>
+        </w:rPr>
+      </w:r>
+      <w:r>
+        <w:rPr>
+          <w:rFonts w:ascii="Garamond" w:eastAsia="Garamond" w:hAnsi="Garamond" w:cs="Garamond"/>
+          <w:color w:val="1F2937"/>
+          <w:sz w:val="24"/>
+          <w:szCs w:val="24"/>
+        </w:rPr>
+      </w:r>
+    </w:p>
+    <w:p>
+      <w:pPr>
+        <w:spacing w:before="60" w:after="60"/>
+        <w:rPr>
+          <w:rFonts w:ascii="Garamond" w:eastAsia="Garamond" w:hAnsi="Garamond" w:cs="Garamond"/>
+          <w:color w:val="1F2937"/>
+          <w:sz w:val="24"/>
+          <w:szCs w:val="24"/>
+        </w:rPr>
+      </w:pPr>
+      <w:r>
+        <w:rPr>
+          <w:rFonts w:ascii="Garamond" w:eastAsia="Garamond" w:hAnsi="Garamond" w:cs="Garamond"/>
+          <w:color w:val="1F2937"/>
+          <w:sz w:val="24"/>
+          <w:szCs w:val="24"/>
+        </w:rPr>
+        <w:t>(други)</w:t>
+      </w:r>
+      <w:r>
+        <w:rPr>
+          <w:rFonts w:ascii="Garamond" w:eastAsia="Garamond" w:hAnsi="Garamond" w:cs="Garamond"/>
+          <w:color w:val="1F2937"/>
+          <w:sz w:val="24"/>
+          <w:szCs w:val="24"/>
+        </w:rPr>
+      </w:r>
+      <w:r>
+        <w:rPr>
+          <w:rFonts w:ascii="Garamond" w:eastAsia="Garamond" w:hAnsi="Garamond" w:cs="Garamond"/>
+          <w:color w:val="1F2937"/>
+          <w:sz w:val="24"/>
+          <w:szCs w:val="24"/>
+        </w:rPr>
       </w:r>
     </w:p>
     <w:p>
@@ -1376,7 +1742,21 @@
           <w:sz w:val="24"/>
           <w:szCs w:val="24"/>
         </w:rPr>
-        <w:t>2.1. Регулационен репер: {{Reper_Nomer}} с кота {{Reper_Kota}} м</w:t>
+        <w:t>2.1. Регулационен репер № {{Reper_Nomer}} с координати ........................................, кота {{Reper_Kota}} м</w:t>
+      </w:r>
+    </w:p>
+    <w:p>
+      <w:pPr>
+        <w:spacing w:before="60" w:after="60"/>
+      </w:pPr>
+      <w:r>
+        <w:rPr>
+          <w:rFonts w:ascii="Garamond" w:eastAsia="Garamond" w:hAnsi="Garamond" w:cs="Garamond"/>
+          <w:color w:val="1F2937"/>
+          <w:sz w:val="24"/>
+          <w:szCs w:val="24"/>
+        </w:rPr>
+        <w:t>2.2. Нивелетен репер № ........................ с кота ................ м</w:t>
       </w:r>
     </w:p>
     <w:p/>
@@ -1449,6 +1829,33 @@
         </w:rPr>
         <w:lastRenderedPageBreak/>
         <w:t>3.4. Кота било + {{Kota_Bilo}}</w:t>
+      </w:r>
+    </w:p>
+    <w:p>
+      <w:pPr>
+        <w:spacing w:before="60" w:after="60"/>
+      </w:pPr>
+      <w:r>
+        <w:rPr>
+          <w:rFonts w:ascii="Garamond" w:eastAsia="Garamond" w:hAnsi="Garamond" w:cs="Garamond"/>
+          <w:color w:val="1F2937"/>
+          <w:sz w:val="24"/>
+          <w:szCs w:val="24"/>
+        </w:rPr>
+      </w:r>
+    </w:p>
+    <w:p>
+      <w:pPr>
+        <w:spacing w:before="60" w:after="60"/>
+      </w:pPr>
+      <w:r>
+        <w:rPr>
+          <w:rFonts w:ascii="Garamond" w:eastAsia="Garamond" w:hAnsi="Garamond" w:cs="Garamond"/>
+          <w:color w:val="1F2937"/>
+          <w:sz w:val="24"/>
+          <w:szCs w:val="24"/>
+        </w:rPr>
+        <w:t>Забележка при съставяне на раздел II: няма</w:t>
       </w:r>
     </w:p>
     <w:p>
@@ -1922,7 +2329,21 @@
           <w:sz w:val="24"/>
           <w:szCs w:val="24"/>
         </w:rPr>
-        <w:t>Г. Техническото правоспособно физическо лице по Геодезия: {{Геодезист}}</w:t>
+        <w:t>Г. Строителя: {{Строител_Фирма}}, представлявано от {{Строител_Управител}}</w:t>
+      </w:r>
+    </w:p>
+    <w:p>
+      <w:pPr>
+        <w:spacing w:before="60" w:after="60"/>
+      </w:pPr>
+      <w:r>
+        <w:rPr>
+          <w:rFonts w:ascii="Garamond" w:eastAsia="Garamond" w:hAnsi="Garamond" w:cs="Garamond"/>
+          <w:color w:val="1F2937"/>
+          <w:sz w:val="24"/>
+          <w:szCs w:val="24"/>
+        </w:rPr>
+        <w:t>Д. Технически правоспособното физическо лице по част "Геодезия" към лицето, упражняващо строителен надзор: {{Геодезист}}</w:t>
       </w:r>
     </w:p>
     <w:p/>
@@ -1937,7 +2358,7 @@
           <w:sz w:val="24"/>
           <w:szCs w:val="24"/>
         </w:rPr>
-        <w:t>след проверка на достигнатото ниво изкоп с проектна кота {{Kota_Izkop}} установих, че при изпълнението на СМР:</w:t>
+        <w:t>след проверка на достигнатото ниво изкоп с проектна кота {{Kota_Izkop}} установих, че при изпълнението на изкопните работи са достигнати нива, както следва: ............................................................................................................, и че разкритата земна основа отговаря (не отговаря) на предвидената по проект и на изискванията на чл. 169, ал. 1, т. 1 ЗУТ. Следователно изпълнените строителни и монтажни работи:</w:t>
       </w:r>
     </w:p>
     <w:p/>
@@ -1968,7 +2389,7 @@
           <w:sz w:val="24"/>
           <w:szCs w:val="24"/>
         </w:rPr>
-        <w:t>б) не отговарят на одобрения проект, като отклонения са констатирани при:</w:t>
+        <w:t>б) не отговарят на одобрения проект и на издадените други строителни книжа, което е съществено (несъществено) отклонение:</w:t>
       </w:r>
     </w:p>
     <w:p>
@@ -2042,7 +2463,7 @@
           <w:sz w:val="24"/>
           <w:szCs w:val="24"/>
         </w:rPr>
-        <w:t xml:space="preserve">Разрешавам изпълнението на следващите СМР: </w:t>
+        <w:t>Разрешавам (не разрешавам) изпълнението на следващите СМР: ............................................................................................................</w:t>
       </w:r>
       <w:r>
         <w:rPr>
@@ -2051,7 +2472,6 @@
           <w:sz w:val="24"/>
           <w:szCs w:val="24"/>
         </w:rPr>
-        <w:t>.................................................................................................</w:t>
       </w:r>
     </w:p>
     <w:p>
@@ -2261,82 +2681,75 @@
           <w:sz w:val="24"/>
           <w:szCs w:val="24"/>
         </w:rPr>
-        <w:t xml:space="preserve">1. </w:t>
-      </w:r>
-      <w:r>
-        <w:rPr>
-          <w:rFonts w:ascii="Garamond" w:eastAsia="Garamond" w:hAnsi="Garamond" w:cs="Garamond"/>
-          <w:color w:val="1F2937"/>
-          <w:sz w:val="24"/>
-          <w:szCs w:val="24"/>
-        </w:rPr>
-        <w:t>....................................</w:t>
-      </w:r>
-      <w:r>
-        <w:rPr>
-          <w:rFonts w:ascii="Garamond" w:eastAsia="Garamond" w:hAnsi="Garamond" w:cs="Garamond"/>
-          <w:color w:val="6B7280"/>
-          <w:sz w:val="24"/>
-          <w:szCs w:val="24"/>
-        </w:rPr>
-        <w:t xml:space="preserve"> </w:t>
-      </w:r>
-      <w:r>
-        <w:rPr>
-          <w:rFonts w:ascii="Garamond" w:eastAsia="Garamond" w:hAnsi="Garamond" w:cs="Garamond"/>
-          <w:i/>
-          <w:iCs/>
-          <w:color w:val="6B7280"/>
-          <w:sz w:val="24"/>
-          <w:szCs w:val="24"/>
-        </w:rPr>
-      </w:r>
-      <w:r>
-        <w:rPr>
-          <w:rFonts w:ascii="Garamond" w:eastAsia="Garamond" w:hAnsi="Garamond" w:cs="Garamond"/>
-          <w:color w:val="6B7280"/>
-          <w:sz w:val="24"/>
-          <w:szCs w:val="24"/>
-        </w:rPr>
-        <w:t>{{Конструктивна</w:t>
-      </w:r>
-      <w:r>
-        <w:rPr>
-          <w:rFonts w:ascii="Garamond" w:eastAsia="Garamond" w:hAnsi="Garamond" w:cs="Garamond"/>
-          <w:color w:val="6B7280"/>
-          <w:sz w:val="24"/>
-          <w:szCs w:val="24"/>
-        </w:rPr>
-        <w:softHyphen/>
-      </w:r>
-      <w:r>
-        <w:rPr>
-          <w:rFonts w:ascii="Garamond" w:eastAsia="Garamond" w:hAnsi="Garamond" w:cs="Garamond"/>
-          <w:color w:val="6B7280"/>
-          <w:sz w:val="24"/>
-          <w:szCs w:val="24"/>
-        </w:rPr>
-        <w:softHyphen/>
-      </w:r>
-      <w:r>
-        <w:rPr>
-          <w:rFonts w:ascii="Garamond" w:eastAsia="Garamond" w:hAnsi="Garamond" w:cs="Garamond"/>
-          <w:i/>
-          <w:iCs/>
-          <w:color w:val="6B7280"/>
-          <w:sz w:val="24"/>
-          <w:szCs w:val="24"/>
-        </w:rPr>
-        <w:t>_1и3</w:t>
-      </w:r>
-      <w:r>
-        <w:rPr>
-          <w:rFonts w:ascii="Garamond" w:eastAsia="Garamond" w:hAnsi="Garamond" w:cs="Garamond"/>
-          <w:color w:val="6B7280"/>
-          <w:sz w:val="24"/>
-          <w:szCs w:val="24"/>
-        </w:rPr>
-        <w:t>}}</w:t>
+        <w:t xml:space="preserve">1. .................................... ({{ПЖ_Конструктивна_1и3}}) </w:t>
+      </w:r>
+      <w:r>
+        <w:rPr>
+          <w:rFonts w:ascii="Garamond" w:eastAsia="Garamond" w:hAnsi="Garamond" w:cs="Garamond"/>
+          <w:color w:val="1F2937"/>
+          <w:sz w:val="24"/>
+          <w:szCs w:val="24"/>
+        </w:rPr>
+      </w:r>
+      <w:r>
+        <w:rPr>
+          <w:rFonts w:ascii="Garamond" w:eastAsia="Garamond" w:hAnsi="Garamond" w:cs="Garamond"/>
+          <w:color w:val="6B7280"/>
+          <w:sz w:val="24"/>
+          <w:szCs w:val="24"/>
+        </w:rPr>
+      </w:r>
+      <w:r>
+        <w:rPr>
+          <w:rFonts w:ascii="Garamond" w:eastAsia="Garamond" w:hAnsi="Garamond" w:cs="Garamond"/>
+          <w:i/>
+          <w:iCs/>
+          <w:color w:val="6B7280"/>
+          <w:sz w:val="24"/>
+          <w:szCs w:val="24"/>
+        </w:rPr>
+      </w:r>
+      <w:r>
+        <w:rPr>
+          <w:rFonts w:ascii="Garamond" w:eastAsia="Garamond" w:hAnsi="Garamond" w:cs="Garamond"/>
+          <w:color w:val="6B7280"/>
+          <w:sz w:val="24"/>
+          <w:szCs w:val="24"/>
+        </w:rPr>
+      </w:r>
+      <w:r>
+        <w:rPr>
+          <w:rFonts w:ascii="Garamond" w:eastAsia="Garamond" w:hAnsi="Garamond" w:cs="Garamond"/>
+          <w:color w:val="6B7280"/>
+          <w:sz w:val="24"/>
+          <w:szCs w:val="24"/>
+        </w:rPr>
+      </w:r>
+      <w:r>
+        <w:rPr>
+          <w:rFonts w:ascii="Garamond" w:eastAsia="Garamond" w:hAnsi="Garamond" w:cs="Garamond"/>
+          <w:color w:val="6B7280"/>
+          <w:sz w:val="24"/>
+          <w:szCs w:val="24"/>
+        </w:rPr>
+      </w:r>
+      <w:r>
+        <w:rPr>
+          <w:rFonts w:ascii="Garamond" w:eastAsia="Garamond" w:hAnsi="Garamond" w:cs="Garamond"/>
+          <w:i/>
+          <w:iCs/>
+          <w:color w:val="6B7280"/>
+          <w:sz w:val="24"/>
+          <w:szCs w:val="24"/>
+        </w:rPr>
+      </w:r>
+      <w:r>
+        <w:rPr>
+          <w:rFonts w:ascii="Garamond" w:eastAsia="Garamond" w:hAnsi="Garamond" w:cs="Garamond"/>
+          <w:color w:val="6B7280"/>
+          <w:sz w:val="24"/>
+          <w:szCs w:val="24"/>
+        </w:rPr>
       </w:r>
       <w:bookmarkStart w:id="0" w:name="_GoBack"/>
       <w:bookmarkEnd w:id="0"/>
@@ -2347,7 +2760,6 @@
           <w:sz w:val="24"/>
           <w:szCs w:val="24"/>
         </w:rPr>
-        <w:t xml:space="preserve"> </w:t>
       </w:r>
     </w:p>
     <w:p>
@@ -2361,7 +2773,7 @@
           <w:sz w:val="24"/>
           <w:szCs w:val="24"/>
         </w:rPr>
-        <w:t xml:space="preserve">Г. Геодезист:  </w:t>
+        <w:t>Г. Строителя:  ..............................   ({{Строител_Управител_1и3}})</w:t>
       </w:r>
       <w:r>
         <w:rPr>
@@ -2370,18 +2782,48 @@
           <w:sz w:val="24"/>
           <w:szCs w:val="24"/>
         </w:rPr>
-        <w:t xml:space="preserve">..............................   </w:t>
-      </w:r>
-      <w:r>
-        <w:rPr>
-          <w:rFonts w:ascii="Garamond" w:eastAsia="Garamond" w:hAnsi="Garamond" w:cs="Garamond"/>
-          <w:i/>
-          <w:iCs/>
-          <w:color w:val="6B7280"/>
-          <w:sz w:val="24"/>
-          <w:szCs w:val="24"/>
-        </w:rPr>
-        <w:t>({{Геодезист_1и3}})</w:t>
+      </w:r>
+      <w:r>
+        <w:rPr>
+          <w:rFonts w:ascii="Garamond" w:eastAsia="Garamond" w:hAnsi="Garamond" w:cs="Garamond"/>
+          <w:i/>
+          <w:iCs/>
+          <w:color w:val="6B7280"/>
+          <w:sz w:val="24"/>
+          <w:szCs w:val="24"/>
+        </w:rPr>
+      </w:r>
+    </w:p>
+    <w:p>
+      <w:pPr>
+        <w:spacing w:before="100" w:after="60" w:line="360" w:lineRule="auto"/>
+      </w:pPr>
+      <w:r>
+        <w:rPr>
+          <w:rFonts w:ascii="Garamond" w:eastAsia="Garamond" w:hAnsi="Garamond" w:cs="Garamond"/>
+          <w:color w:val="2D3561"/>
+          <w:sz w:val="24"/>
+          <w:szCs w:val="24"/>
+        </w:rPr>
+        <w:t>Д. Геодезист:  ..............................   ({{Геодезист_1и3}})</w:t>
+      </w:r>
+      <w:r>
+        <w:rPr>
+          <w:rFonts w:ascii="Garamond" w:eastAsia="Garamond" w:hAnsi="Garamond" w:cs="Garamond"/>
+          <w:color w:val="9CA3AF"/>
+          <w:sz w:val="24"/>
+          <w:szCs w:val="24"/>
+        </w:rPr>
+      </w:r>
+      <w:r>
+        <w:rPr>
+          <w:rFonts w:ascii="Garamond" w:eastAsia="Garamond" w:hAnsi="Garamond" w:cs="Garamond"/>
+          <w:i/>
+          <w:iCs/>
+          <w:color w:val="6B7280"/>
+          <w:sz w:val="24"/>
+          <w:szCs w:val="24"/>
+        </w:rPr>
       </w:r>
     </w:p>
     <w:p>
@@ -2476,148 +2918,252 @@
           <w:sz w:val="24"/>
           <w:szCs w:val="24"/>
         </w:rPr>
-        <w:t>Б. Проектанти:</w:t>
-      </w:r>
-    </w:p>
-    <w:p>
-      <w:pPr>
-        <w:spacing w:before="60" w:after="60"/>
-        <w:rPr>
-          <w:rFonts w:ascii="Garamond" w:eastAsia="Garamond" w:hAnsi="Garamond" w:cs="Garamond"/>
-          <w:color w:val="6B7280"/>
-          <w:sz w:val="24"/>
-          <w:szCs w:val="24"/>
-        </w:rPr>
-      </w:pPr>
-      <w:r>
-        <w:rPr>
-          <w:rFonts w:ascii="Garamond" w:eastAsia="Garamond" w:hAnsi="Garamond" w:cs="Garamond"/>
-          <w:color w:val="6B7280"/>
-          <w:sz w:val="24"/>
-          <w:szCs w:val="24"/>
-        </w:rPr>
-        <w:t xml:space="preserve">1. по част "Архитектура": </w:t>
-      </w:r>
-      <w:r>
-        <w:rPr>
-          <w:rFonts w:ascii="Garamond" w:eastAsia="Garamond" w:hAnsi="Garamond" w:cs="Garamond"/>
-          <w:i/>
-          <w:iCs/>
-          <w:color w:val="6B7280"/>
-          <w:sz w:val="24"/>
-          <w:szCs w:val="24"/>
-        </w:rPr>
-      </w:r>
-      <w:r>
-        <w:rPr>
-          <w:rFonts w:ascii="Garamond" w:eastAsia="Garamond" w:hAnsi="Garamond" w:cs="Garamond"/>
-          <w:color w:val="6B7280"/>
-          <w:sz w:val="24"/>
-          <w:szCs w:val="24"/>
-        </w:rPr>
-        <w:t>{{ПЖ_Архитектура</w:t>
-      </w:r>
-      <w:r>
-        <w:rPr>
-          <w:rFonts w:ascii="Garamond" w:eastAsia="Garamond" w:hAnsi="Garamond" w:cs="Garamond"/>
-          <w:i/>
-          <w:iCs/>
-          <w:color w:val="6B7280"/>
-          <w:sz w:val="24"/>
-          <w:szCs w:val="24"/>
-        </w:rPr>
-        <w:t>_1и3</w:t>
-      </w:r>
-      <w:r>
-        <w:rPr>
-          <w:rFonts w:ascii="Garamond" w:eastAsia="Garamond" w:hAnsi="Garamond" w:cs="Garamond"/>
-          <w:color w:val="6B7280"/>
-          <w:sz w:val="24"/>
-          <w:szCs w:val="24"/>
-        </w:rPr>
-        <w:t>}}</w:t>
-      </w:r>
-      <w:r>
-        <w:rPr>
-          <w:rFonts w:ascii="Garamond" w:eastAsia="Garamond" w:hAnsi="Garamond" w:cs="Garamond"/>
-          <w:color w:val="6B7280"/>
-          <w:sz w:val="24"/>
-          <w:szCs w:val="24"/>
-        </w:rPr>
-        <w:t xml:space="preserve"> </w:t>
-      </w:r>
-    </w:p>
-    <w:p>
-      <w:pPr>
-        <w:spacing w:before="60" w:after="60"/>
-        <w:rPr>
-          <w:rFonts w:ascii="Garamond" w:eastAsia="Garamond" w:hAnsi="Garamond" w:cs="Garamond"/>
-          <w:color w:val="6B7280"/>
-          <w:sz w:val="24"/>
-          <w:szCs w:val="24"/>
-        </w:rPr>
-      </w:pPr>
-      <w:r>
-        <w:rPr>
-          <w:rFonts w:ascii="Garamond" w:eastAsia="Garamond" w:hAnsi="Garamond" w:cs="Garamond"/>
-          <w:color w:val="6B7280"/>
-          <w:sz w:val="24"/>
-          <w:szCs w:val="24"/>
-        </w:rPr>
-        <w:t xml:space="preserve">   2. по част "Конструктивна": </w:t>
-      </w:r>
-      <w:r>
-        <w:rPr>
-          <w:rFonts w:ascii="Garamond" w:eastAsia="Garamond" w:hAnsi="Garamond" w:cs="Garamond"/>
-          <w:i/>
-          <w:iCs/>
-          <w:color w:val="6B7280"/>
-          <w:sz w:val="24"/>
-          <w:szCs w:val="24"/>
-        </w:rPr>
-      </w:r>
-      <w:r>
-        <w:rPr>
-          <w:rFonts w:ascii="Garamond" w:eastAsia="Garamond" w:hAnsi="Garamond" w:cs="Garamond"/>
-          <w:color w:val="6B7280"/>
-          <w:sz w:val="24"/>
-          <w:szCs w:val="24"/>
-        </w:rPr>
-        <w:t>{{ПЖ_Конструктивна</w:t>
-      </w:r>
-      <w:r>
-        <w:rPr>
-          <w:rFonts w:ascii="Garamond" w:eastAsia="Garamond" w:hAnsi="Garamond" w:cs="Garamond"/>
-          <w:i/>
-          <w:iCs/>
-          <w:color w:val="6B7280"/>
-          <w:sz w:val="24"/>
-          <w:szCs w:val="24"/>
-        </w:rPr>
-        <w:t>_1и3</w:t>
-      </w:r>
-      <w:r>
-        <w:rPr>
-          <w:rFonts w:ascii="Garamond" w:eastAsia="Garamond" w:hAnsi="Garamond" w:cs="Garamond"/>
-          <w:color w:val="6B7280"/>
-          <w:sz w:val="24"/>
-          <w:szCs w:val="24"/>
-        </w:rPr>
-        <w:t>}}</w:t>
-      </w:r>
-    </w:p>
-    <w:p>
-      <w:pPr>
-        <w:spacing w:before="60" w:after="60"/>
-      </w:pPr>
-      <w:r>
-        <w:rPr>
-          <w:rFonts w:ascii="Garamond" w:eastAsia="Garamond" w:hAnsi="Garamond" w:cs="Garamond"/>
-          <w:color w:val="1F2937"/>
-          <w:sz w:val="24"/>
-          <w:szCs w:val="24"/>
-        </w:rPr>
-        <w:t>В. Техническото правоспособно физическо лице по Геодезия: {{Геодезист}}</w:t>
+        <w:t>Б. Строителя: {{Строител_Фирма}}, представлявано от {{Строител_Управител}}</w:t>
+      </w:r>
+    </w:p>
+    <w:p>
+      <w:pPr>
+        <w:spacing w:before="60" w:after="60"/>
+        <w:rPr>
+          <w:rFonts w:ascii="Garamond" w:eastAsia="Garamond" w:hAnsi="Garamond" w:cs="Garamond"/>
+          <w:color w:val="6B7280"/>
+          <w:sz w:val="24"/>
+          <w:szCs w:val="24"/>
+        </w:rPr>
+      </w:pPr>
+      <w:r>
+        <w:rPr>
+          <w:rFonts w:ascii="Garamond" w:eastAsia="Garamond" w:hAnsi="Garamond" w:cs="Garamond"/>
+          <w:color w:val="6B7280"/>
+          <w:sz w:val="24"/>
+          <w:szCs w:val="24"/>
+        </w:rPr>
+        <w:t>В. Технически правоспособното физическо лице по част "Геодезия" към лицето, упражняващо строителен надзор: {{Геодезист}}</w:t>
+      </w:r>
+      <w:r>
+        <w:rPr>
+          <w:rFonts w:ascii="Garamond" w:eastAsia="Garamond" w:hAnsi="Garamond" w:cs="Garamond"/>
+          <w:i/>
+          <w:iCs/>
+          <w:color w:val="6B7280"/>
+          <w:sz w:val="24"/>
+          <w:szCs w:val="24"/>
+        </w:rPr>
+      </w:r>
+      <w:r>
+        <w:rPr>
+          <w:rFonts w:ascii="Garamond" w:eastAsia="Garamond" w:hAnsi="Garamond" w:cs="Garamond"/>
+          <w:color w:val="6B7280"/>
+          <w:sz w:val="24"/>
+          <w:szCs w:val="24"/>
+        </w:rPr>
+      </w:r>
+      <w:r>
+        <w:rPr>
+          <w:rFonts w:ascii="Garamond" w:eastAsia="Garamond" w:hAnsi="Garamond" w:cs="Garamond"/>
+          <w:i/>
+          <w:iCs/>
+          <w:color w:val="6B7280"/>
+          <w:sz w:val="24"/>
+          <w:szCs w:val="24"/>
+        </w:rPr>
+      </w:r>
+      <w:r>
+        <w:rPr>
+          <w:rFonts w:ascii="Garamond" w:eastAsia="Garamond" w:hAnsi="Garamond" w:cs="Garamond"/>
+          <w:color w:val="6B7280"/>
+          <w:sz w:val="24"/>
+          <w:szCs w:val="24"/>
+        </w:rPr>
+      </w:r>
+      <w:r>
+        <w:rPr>
+          <w:rFonts w:ascii="Garamond" w:eastAsia="Garamond" w:hAnsi="Garamond" w:cs="Garamond"/>
+          <w:color w:val="6B7280"/>
+          <w:sz w:val="24"/>
+          <w:szCs w:val="24"/>
+        </w:rPr>
+      </w:r>
+    </w:p>
+    <w:p>
+      <w:pPr>
+        <w:spacing w:before="60" w:after="60"/>
+        <w:rPr>
+          <w:rFonts w:ascii="Garamond" w:eastAsia="Garamond" w:hAnsi="Garamond" w:cs="Garamond"/>
+          <w:color w:val="6B7280"/>
+          <w:sz w:val="24"/>
+          <w:szCs w:val="24"/>
+        </w:rPr>
+      </w:pPr>
+      <w:r>
+        <w:rPr>
+          <w:rFonts w:ascii="Garamond" w:eastAsia="Garamond" w:hAnsi="Garamond" w:cs="Garamond"/>
+          <w:color w:val="6B7280"/>
+          <w:sz w:val="24"/>
+          <w:szCs w:val="24"/>
+        </w:rPr>
+        <w:t>Г. Проектанти по части "Архитектура" и "Конструкции":</w:t>
+      </w:r>
+      <w:r>
+        <w:rPr>
+          <w:rFonts w:ascii="Garamond" w:eastAsia="Garamond" w:hAnsi="Garamond" w:cs="Garamond"/>
+          <w:i/>
+          <w:iCs/>
+          <w:color w:val="6B7280"/>
+          <w:sz w:val="24"/>
+          <w:szCs w:val="24"/>
+        </w:rPr>
+      </w:r>
+      <w:r>
+        <w:rPr>
+          <w:rFonts w:ascii="Garamond" w:eastAsia="Garamond" w:hAnsi="Garamond" w:cs="Garamond"/>
+          <w:color w:val="6B7280"/>
+          <w:sz w:val="24"/>
+          <w:szCs w:val="24"/>
+        </w:rPr>
+      </w:r>
+      <w:r>
+        <w:rPr>
+          <w:rFonts w:ascii="Garamond" w:eastAsia="Garamond" w:hAnsi="Garamond" w:cs="Garamond"/>
+          <w:i/>
+          <w:iCs/>
+          <w:color w:val="6B7280"/>
+          <w:sz w:val="24"/>
+          <w:szCs w:val="24"/>
+        </w:rPr>
+      </w:r>
+      <w:r>
+        <w:rPr>
+          <w:rFonts w:ascii="Garamond" w:eastAsia="Garamond" w:hAnsi="Garamond" w:cs="Garamond"/>
+          <w:color w:val="6B7280"/>
+          <w:sz w:val="24"/>
+          <w:szCs w:val="24"/>
+        </w:rPr>
+      </w:r>
+    </w:p>
+    <w:p>
+      <w:pPr>
+        <w:spacing w:before="60" w:after="60"/>
+        <w:rPr>
+          <w:rFonts w:ascii="Garamond" w:eastAsia="Garamond" w:hAnsi="Garamond" w:cs="Garamond"/>
+          <w:color w:val="6B7280"/>
+          <w:sz w:val="24"/>
+          <w:szCs w:val="24"/>
+        </w:rPr>
+      </w:pPr>
+      <w:r>
+        <w:rPr>
+          <w:rFonts w:ascii="Garamond" w:eastAsia="Garamond" w:hAnsi="Garamond" w:cs="Garamond"/>
+          <w:color w:val="6B7280"/>
+          <w:sz w:val="24"/>
+          <w:szCs w:val="24"/>
+        </w:rPr>
+        <w:t xml:space="preserve">   1. по част "Архитектура": {{ПЖ_Архитектура_1и3}}</w:t>
+      </w:r>
+      <w:r>
+        <w:rPr>
+          <w:rFonts w:ascii="Garamond" w:eastAsia="Garamond" w:hAnsi="Garamond" w:cs="Garamond"/>
+          <w:i/>
+          <w:iCs/>
+          <w:color w:val="6B7280"/>
+          <w:sz w:val="24"/>
+          <w:szCs w:val="24"/>
+        </w:rPr>
+      </w:r>
+      <w:r>
+        <w:rPr>
+          <w:rFonts w:ascii="Garamond" w:eastAsia="Garamond" w:hAnsi="Garamond" w:cs="Garamond"/>
+          <w:color w:val="6B7280"/>
+          <w:sz w:val="24"/>
+          <w:szCs w:val="24"/>
+        </w:rPr>
+      </w:r>
+      <w:r>
+        <w:rPr>
+          <w:rFonts w:ascii="Garamond" w:eastAsia="Garamond" w:hAnsi="Garamond" w:cs="Garamond"/>
+          <w:i/>
+          <w:iCs/>
+          <w:color w:val="6B7280"/>
+          <w:sz w:val="24"/>
+          <w:szCs w:val="24"/>
+        </w:rPr>
+      </w:r>
+      <w:r>
+        <w:rPr>
+          <w:rFonts w:ascii="Garamond" w:eastAsia="Garamond" w:hAnsi="Garamond" w:cs="Garamond"/>
+          <w:color w:val="6B7280"/>
+          <w:sz w:val="24"/>
+          <w:szCs w:val="24"/>
+        </w:rPr>
+      </w:r>
+    </w:p>
+    <w:p>
+      <w:pPr>
+        <w:spacing w:before="60" w:after="60"/>
+        <w:rPr>
+          <w:rFonts w:ascii="Garamond" w:eastAsia="Garamond" w:hAnsi="Garamond" w:cs="Garamond"/>
+          <w:color w:val="6B7280"/>
+          <w:sz w:val="24"/>
+          <w:szCs w:val="24"/>
+        </w:rPr>
+      </w:pPr>
+      <w:r>
+        <w:rPr>
+          <w:rFonts w:ascii="Garamond" w:eastAsia="Garamond" w:hAnsi="Garamond" w:cs="Garamond"/>
+          <w:color w:val="6B7280"/>
+          <w:sz w:val="24"/>
+          <w:szCs w:val="24"/>
+        </w:rPr>
+        <w:t xml:space="preserve">   2. по част "Конструктивна": {{ПЖ_Конструктивна_1и3}}</w:t>
+      </w:r>
+      <w:r>
+        <w:rPr>
+          <w:rFonts w:ascii="Garamond" w:eastAsia="Garamond" w:hAnsi="Garamond" w:cs="Garamond"/>
+          <w:i/>
+          <w:iCs/>
+          <w:color w:val="6B7280"/>
+          <w:sz w:val="24"/>
+          <w:szCs w:val="24"/>
+        </w:rPr>
+      </w:r>
+      <w:r>
+        <w:rPr>
+          <w:rFonts w:ascii="Garamond" w:eastAsia="Garamond" w:hAnsi="Garamond" w:cs="Garamond"/>
+          <w:color w:val="6B7280"/>
+          <w:sz w:val="24"/>
+          <w:szCs w:val="24"/>
+        </w:rPr>
+      </w:r>
+      <w:r>
+        <w:rPr>
+          <w:rFonts w:ascii="Garamond" w:eastAsia="Garamond" w:hAnsi="Garamond" w:cs="Garamond"/>
+          <w:i/>
+          <w:iCs/>
+          <w:color w:val="6B7280"/>
+          <w:sz w:val="24"/>
+          <w:szCs w:val="24"/>
+        </w:rPr>
+      </w:r>
+      <w:r>
+        <w:rPr>
+          <w:rFonts w:ascii="Garamond" w:eastAsia="Garamond" w:hAnsi="Garamond" w:cs="Garamond"/>
+          <w:color w:val="6B7280"/>
+          <w:sz w:val="24"/>
+          <w:szCs w:val="24"/>
+        </w:rPr>
+      </w:r>
+    </w:p>
+    <w:p>
+      <w:pPr>
+        <w:spacing w:before="60" w:after="60"/>
+      </w:pPr>
+      <w:r>
+        <w:rPr>
+          <w:rFonts w:ascii="Garamond" w:eastAsia="Garamond" w:hAnsi="Garamond" w:cs="Garamond"/>
+          <w:color w:val="1F2937"/>
+          <w:sz w:val="24"/>
+          <w:szCs w:val="24"/>
+        </w:rPr>
       </w:r>
     </w:p>
     <w:p/>
@@ -2667,7 +3213,7 @@
           <w:sz w:val="24"/>
           <w:szCs w:val="24"/>
         </w:rPr>
-        <w:t>б) не отговарят на одобрения проект, като отклонения са констатирани при:</w:t>
+        <w:t>б) не отговарят на одобрения проект и на издадените други строителни книжа, което е съществено (несъществено) отклонение:</w:t>
       </w:r>
     </w:p>
     <w:p>
@@ -2741,7 +3287,7 @@
           <w:sz w:val="24"/>
           <w:szCs w:val="24"/>
         </w:rPr>
-        <w:t xml:space="preserve">Разрешавам изпълнението на следващите СМР: </w:t>
+        <w:t>Разрешавам (не разрешавам) изпълнението на следващите СМР: ............................................................................................................</w:t>
       </w:r>
       <w:r>
         <w:rPr>
@@ -2750,7 +3296,6 @@
           <w:sz w:val="24"/>
           <w:szCs w:val="24"/>
         </w:rPr>
-        <w:t>.................................................................................................</w:t>
       </w:r>
     </w:p>
     <w:p>
@@ -2890,7 +3435,7 @@
           <w:sz w:val="24"/>
           <w:szCs w:val="24"/>
         </w:rPr>
-        <w:t>Б. Проектанти:</w:t>
+        <w:t>Б. Строителя:  ..............................   ({{Строител_Управител_1и3}})</w:t>
       </w:r>
     </w:p>
     <w:p>
@@ -2910,67 +3455,61 @@
           <w:sz w:val="24"/>
           <w:szCs w:val="24"/>
         </w:rPr>
-        <w:lastRenderedPageBreak/>
-        <w:t>1. ..............................</w:t>
-      </w:r>
-      <w:r>
-        <w:rPr>
-          <w:rFonts w:ascii="Garamond" w:eastAsia="Garamond" w:hAnsi="Garamond" w:cs="Garamond"/>
-          <w:i/>
-          <w:iCs/>
-          <w:color w:val="6B7280"/>
-          <w:sz w:val="24"/>
-          <w:szCs w:val="24"/>
-        </w:rPr>
-        <w:t xml:space="preserve"> </w:t>
-      </w:r>
-      <w:r>
-        <w:rPr>
-          <w:rFonts w:ascii="Garamond" w:eastAsia="Garamond" w:hAnsi="Garamond" w:cs="Garamond"/>
-          <w:i/>
-          <w:iCs/>
-          <w:color w:val="6B7280"/>
-          <w:sz w:val="24"/>
-          <w:szCs w:val="24"/>
-        </w:rPr>
-      </w:r>
-      <w:r>
-        <w:rPr>
-          <w:rFonts w:ascii="Garamond" w:eastAsia="Garamond" w:hAnsi="Garamond" w:cs="Garamond"/>
-          <w:color w:val="6B7280"/>
-          <w:sz w:val="24"/>
-          <w:szCs w:val="24"/>
-        </w:rPr>
-        <w:t>{{ПЖ_Архитектура</w:t>
-      </w:r>
-      <w:r>
-        <w:rPr>
-          <w:rFonts w:ascii="Garamond" w:eastAsia="Garamond" w:hAnsi="Garamond" w:cs="Garamond"/>
-          <w:color w:val="6B7280"/>
-          <w:sz w:val="24"/>
-          <w:szCs w:val="24"/>
-        </w:rPr>
-        <w:t xml:space="preserve"> </w:t>
-      </w:r>
-      <w:r>
-        <w:rPr>
-          <w:rFonts w:ascii="Garamond" w:eastAsia="Garamond" w:hAnsi="Garamond" w:cs="Garamond"/>
-          <w:i/>
-          <w:iCs/>
-          <w:color w:val="6B7280"/>
-          <w:sz w:val="24"/>
-          <w:szCs w:val="24"/>
-        </w:rPr>
-        <w:t>_1и3</w:t>
-      </w:r>
-      <w:r>
-        <w:rPr>
-          <w:rFonts w:ascii="Garamond" w:eastAsia="Garamond" w:hAnsi="Garamond" w:cs="Garamond"/>
-          <w:color w:val="6B7280"/>
-          <w:sz w:val="24"/>
-          <w:szCs w:val="24"/>
-        </w:rPr>
-        <w:t xml:space="preserve">}} </w:t>
+        <w:t>В. Геодезист:  ..............................   ({{Геодезист_1и3}})</w:t>
+      </w:r>
+      <w:r>
+        <w:rPr>
+          <w:rFonts w:ascii="Garamond" w:eastAsia="Garamond" w:hAnsi="Garamond" w:cs="Garamond"/>
+          <w:i/>
+          <w:iCs/>
+          <w:color w:val="6B7280"/>
+          <w:sz w:val="24"/>
+          <w:szCs w:val="24"/>
+        </w:rPr>
+      </w:r>
+      <w:r>
+        <w:rPr>
+          <w:rFonts w:ascii="Garamond" w:eastAsia="Garamond" w:hAnsi="Garamond" w:cs="Garamond"/>
+          <w:i/>
+          <w:iCs/>
+          <w:color w:val="6B7280"/>
+          <w:sz w:val="24"/>
+          <w:szCs w:val="24"/>
+        </w:rPr>
+      </w:r>
+      <w:r>
+        <w:rPr>
+          <w:rFonts w:ascii="Garamond" w:eastAsia="Garamond" w:hAnsi="Garamond" w:cs="Garamond"/>
+          <w:color w:val="6B7280"/>
+          <w:sz w:val="24"/>
+          <w:szCs w:val="24"/>
+        </w:rPr>
+      </w:r>
+      <w:r>
+        <w:rPr>
+          <w:rFonts w:ascii="Garamond" w:eastAsia="Garamond" w:hAnsi="Garamond" w:cs="Garamond"/>
+          <w:color w:val="6B7280"/>
+          <w:sz w:val="24"/>
+          <w:szCs w:val="24"/>
+        </w:rPr>
+      </w:r>
+      <w:r>
+        <w:rPr>
+          <w:rFonts w:ascii="Garamond" w:eastAsia="Garamond" w:hAnsi="Garamond" w:cs="Garamond"/>
+          <w:i/>
+          <w:iCs/>
+          <w:color w:val="6B7280"/>
+          <w:sz w:val="24"/>
+          <w:szCs w:val="24"/>
+        </w:rPr>
+      </w:r>
+      <w:r>
+        <w:rPr>
+          <w:rFonts w:ascii="Garamond" w:eastAsia="Garamond" w:hAnsi="Garamond" w:cs="Garamond"/>
+          <w:color w:val="6B7280"/>
+          <w:sz w:val="24"/>
+          <w:szCs w:val="24"/>
+        </w:rPr>
       </w:r>
     </w:p>
     <w:p>
@@ -3001,64 +3540,59 @@
           <w:sz w:val="24"/>
           <w:szCs w:val="24"/>
         </w:rPr>
-        <w:t>2. .....................................</w:t>
-      </w:r>
-      <w:r>
-        <w:rPr>
-          <w:rFonts w:ascii="Garamond" w:eastAsia="Garamond" w:hAnsi="Garamond" w:cs="Garamond"/>
-          <w:color w:val="6B7280"/>
-          <w:sz w:val="24"/>
-          <w:szCs w:val="24"/>
-        </w:rPr>
-        <w:t xml:space="preserve"> </w:t>
-      </w:r>
-      <w:r>
-        <w:rPr>
-          <w:rFonts w:ascii="Garamond" w:eastAsia="Garamond" w:hAnsi="Garamond" w:cs="Garamond"/>
-          <w:i/>
-          <w:iCs/>
-          <w:color w:val="6B7280"/>
-          <w:sz w:val="24"/>
-          <w:szCs w:val="24"/>
-        </w:rPr>
-      </w:r>
-      <w:r>
-        <w:rPr>
-          <w:rFonts w:ascii="Garamond" w:eastAsia="Garamond" w:hAnsi="Garamond" w:cs="Garamond"/>
-          <w:color w:val="6B7280"/>
-          <w:sz w:val="24"/>
-          <w:szCs w:val="24"/>
-        </w:rPr>
-        <w:t>{{ПЖ_Конструктивна</w:t>
-      </w:r>
-      <w:r>
-        <w:rPr>
-          <w:rFonts w:ascii="Garamond" w:eastAsia="Garamond" w:hAnsi="Garamond" w:cs="Garamond"/>
-          <w:color w:val="6B7280"/>
-          <w:sz w:val="24"/>
-          <w:szCs w:val="24"/>
-        </w:rPr>
-        <w:t xml:space="preserve"> </w:t>
-      </w:r>
-      <w:r>
-        <w:rPr>
-          <w:rFonts w:ascii="Garamond" w:eastAsia="Garamond" w:hAnsi="Garamond" w:cs="Garamond"/>
-          <w:i/>
-          <w:iCs/>
-          <w:color w:val="6B7280"/>
-          <w:sz w:val="24"/>
-          <w:szCs w:val="24"/>
-        </w:rPr>
-        <w:t>_1и3</w:t>
-      </w:r>
-      <w:r>
-        <w:rPr>
-          <w:rFonts w:ascii="Garamond" w:eastAsia="Garamond" w:hAnsi="Garamond" w:cs="Garamond"/>
-          <w:color w:val="6B7280"/>
-          <w:sz w:val="24"/>
-          <w:szCs w:val="24"/>
-        </w:rPr>
-        <w:t>}}</w:t>
+        <w:t>Г. Проектанти:</w:t>
+      </w:r>
+      <w:r>
+        <w:rPr>
+          <w:rFonts w:ascii="Garamond" w:eastAsia="Garamond" w:hAnsi="Garamond" w:cs="Garamond"/>
+          <w:color w:val="6B7280"/>
+          <w:sz w:val="24"/>
+          <w:szCs w:val="24"/>
+        </w:rPr>
+      </w:r>
+      <w:r>
+        <w:rPr>
+          <w:rFonts w:ascii="Garamond" w:eastAsia="Garamond" w:hAnsi="Garamond" w:cs="Garamond"/>
+          <w:i/>
+          <w:iCs/>
+          <w:color w:val="6B7280"/>
+          <w:sz w:val="24"/>
+          <w:szCs w:val="24"/>
+        </w:rPr>
+      </w:r>
+      <w:r>
+        <w:rPr>
+          <w:rFonts w:ascii="Garamond" w:eastAsia="Garamond" w:hAnsi="Garamond" w:cs="Garamond"/>
+          <w:color w:val="6B7280"/>
+          <w:sz w:val="24"/>
+          <w:szCs w:val="24"/>
+        </w:rPr>
+      </w:r>
+      <w:r>
+        <w:rPr>
+          <w:rFonts w:ascii="Garamond" w:eastAsia="Garamond" w:hAnsi="Garamond" w:cs="Garamond"/>
+          <w:color w:val="6B7280"/>
+          <w:sz w:val="24"/>
+          <w:szCs w:val="24"/>
+        </w:rPr>
+      </w:r>
+      <w:r>
+        <w:rPr>
+          <w:rFonts w:ascii="Garamond" w:eastAsia="Garamond" w:hAnsi="Garamond" w:cs="Garamond"/>
+          <w:i/>
+          <w:iCs/>
+          <w:color w:val="6B7280"/>
+          <w:sz w:val="24"/>
+          <w:szCs w:val="24"/>
+        </w:rPr>
+      </w:r>
+      <w:r>
+        <w:rPr>
+          <w:rFonts w:ascii="Garamond" w:eastAsia="Garamond" w:hAnsi="Garamond" w:cs="Garamond"/>
+          <w:color w:val="6B7280"/>
+          <w:sz w:val="24"/>
+          <w:szCs w:val="24"/>
+        </w:rPr>
       </w:r>
     </w:p>
     <w:p>
@@ -3071,10 +3605,154 @@
           <w:szCs w:val="24"/>
         </w:rPr>
       </w:pPr>
+      <w:r>
+        <w:rPr>
+          <w:rFonts w:ascii="Garamond" w:eastAsia="Garamond" w:hAnsi="Garamond" w:cs="Garamond"/>
+          <w:color w:val="6B7280"/>
+          <w:sz w:val="24"/>
+          <w:szCs w:val="24"/>
+        </w:rPr>
+        <w:t xml:space="preserve">   1. ..............................   ({{ПЖ_Архитектура_1и3}})</w:t>
+      </w:r>
+      <w:r>
+        <w:rPr>
+          <w:rFonts w:ascii="Garamond" w:eastAsia="Garamond" w:hAnsi="Garamond" w:cs="Garamond"/>
+          <w:color w:val="6B7280"/>
+          <w:sz w:val="24"/>
+          <w:szCs w:val="24"/>
+        </w:rPr>
+      </w:r>
+      <w:r>
+        <w:rPr>
+          <w:rFonts w:ascii="Garamond" w:eastAsia="Garamond" w:hAnsi="Garamond" w:cs="Garamond"/>
+          <w:i/>
+          <w:iCs/>
+          <w:color w:val="6B7280"/>
+          <w:sz w:val="24"/>
+          <w:szCs w:val="24"/>
+        </w:rPr>
+      </w:r>
+      <w:r>
+        <w:rPr>
+          <w:rFonts w:ascii="Garamond" w:eastAsia="Garamond" w:hAnsi="Garamond" w:cs="Garamond"/>
+          <w:color w:val="6B7280"/>
+          <w:sz w:val="24"/>
+          <w:szCs w:val="24"/>
+        </w:rPr>
+      </w:r>
+      <w:r>
+        <w:rPr>
+          <w:rFonts w:ascii="Garamond" w:eastAsia="Garamond" w:hAnsi="Garamond" w:cs="Garamond"/>
+          <w:color w:val="6B7280"/>
+          <w:sz w:val="24"/>
+          <w:szCs w:val="24"/>
+        </w:rPr>
+      </w:r>
+      <w:r>
+        <w:rPr>
+          <w:rFonts w:ascii="Garamond" w:eastAsia="Garamond" w:hAnsi="Garamond" w:cs="Garamond"/>
+          <w:i/>
+          <w:iCs/>
+          <w:color w:val="6B7280"/>
+          <w:sz w:val="24"/>
+          <w:szCs w:val="24"/>
+        </w:rPr>
+      </w:r>
+      <w:r>
+        <w:rPr>
+          <w:rFonts w:ascii="Garamond" w:eastAsia="Garamond" w:hAnsi="Garamond" w:cs="Garamond"/>
+          <w:color w:val="6B7280"/>
+          <w:sz w:val="24"/>
+          <w:szCs w:val="24"/>
+        </w:rPr>
+      </w:r>
     </w:p>
     <w:p>
       <w:pPr>
         <w:spacing w:before="100" w:after="60"/>
+        <w:rPr>
+          <w:rFonts w:ascii="Garamond" w:eastAsia="Garamond" w:hAnsi="Garamond" w:cs="Garamond"/>
+          <w:color w:val="6B7280"/>
+          <w:sz w:val="24"/>
+          <w:szCs w:val="24"/>
+        </w:rPr>
+      </w:pPr>
+      <w:r>
+        <w:rPr>
+          <w:rFonts w:ascii="Garamond" w:eastAsia="Garamond" w:hAnsi="Garamond" w:cs="Garamond"/>
+          <w:color w:val="6B7280"/>
+          <w:sz w:val="24"/>
+          <w:szCs w:val="24"/>
+        </w:rPr>
+        <w:t xml:space="preserve">   2. ..............................   ({{ПЖ_Конструктивна_1и3}})</w:t>
+      </w:r>
+      <w:r>
+        <w:rPr>
+          <w:rFonts w:ascii="Garamond" w:eastAsia="Garamond" w:hAnsi="Garamond" w:cs="Garamond"/>
+          <w:color w:val="6B7280"/>
+          <w:sz w:val="24"/>
+          <w:szCs w:val="24"/>
+        </w:rPr>
+      </w:r>
+      <w:r>
+        <w:rPr>
+          <w:rFonts w:ascii="Garamond" w:eastAsia="Garamond" w:hAnsi="Garamond" w:cs="Garamond"/>
+          <w:i/>
+          <w:iCs/>
+          <w:color w:val="6B7280"/>
+          <w:sz w:val="24"/>
+          <w:szCs w:val="24"/>
+        </w:rPr>
+      </w:r>
+      <w:r>
+        <w:rPr>
+          <w:rFonts w:ascii="Garamond" w:eastAsia="Garamond" w:hAnsi="Garamond" w:cs="Garamond"/>
+          <w:color w:val="6B7280"/>
+          <w:sz w:val="24"/>
+          <w:szCs w:val="24"/>
+        </w:rPr>
+      </w:r>
+      <w:r>
+        <w:rPr>
+          <w:rFonts w:ascii="Garamond" w:eastAsia="Garamond" w:hAnsi="Garamond" w:cs="Garamond"/>
+          <w:color w:val="6B7280"/>
+          <w:sz w:val="24"/>
+          <w:szCs w:val="24"/>
+        </w:rPr>
+      </w:r>
+      <w:r>
+        <w:rPr>
+          <w:rFonts w:ascii="Garamond" w:eastAsia="Garamond" w:hAnsi="Garamond" w:cs="Garamond"/>
+          <w:i/>
+          <w:iCs/>
+          <w:color w:val="6B7280"/>
+          <w:sz w:val="24"/>
+          <w:szCs w:val="24"/>
+        </w:rPr>
+      </w:r>
+      <w:r>
+        <w:rPr>
+          <w:rFonts w:ascii="Garamond" w:eastAsia="Garamond" w:hAnsi="Garamond" w:cs="Garamond"/>
+          <w:color w:val="6B7280"/>
+          <w:sz w:val="24"/>
+          <w:szCs w:val="24"/>
+        </w:rPr>
+      </w:r>
+    </w:p>
+    <w:p>
+      <w:pPr>
+        <w:spacing w:before="100" w:after="60"/>
+        <w:rPr>
+          <w:rFonts w:ascii="Garamond" w:eastAsia="Garamond" w:hAnsi="Garamond" w:cs="Garamond"/>
+          <w:color w:val="6B7280"/>
+          <w:sz w:val="24"/>
+          <w:szCs w:val="24"/>
+        </w:rPr>
+      </w:pPr>
+    </w:p>
+    <w:p>
+      <w:pPr>
+        <w:spacing w:before="100" w:after="60"/>
       </w:pPr>
       <w:r>
         <w:rPr>
@@ -3083,7 +3761,6 @@
           <w:sz w:val="24"/>
           <w:szCs w:val="24"/>
         </w:rPr>
-        <w:t xml:space="preserve">В. Геодезист:  </w:t>
       </w:r>
       <w:r>
         <w:rPr>
@@ -3092,18 +3769,16 @@
           <w:sz w:val="24"/>
           <w:szCs w:val="24"/>
         </w:rPr>
-        <w:t xml:space="preserve">..............................   </w:t>
-      </w:r>
-      <w:r>
-        <w:rPr>
-          <w:rFonts w:ascii="Garamond" w:eastAsia="Garamond" w:hAnsi="Garamond" w:cs="Garamond"/>
-          <w:i/>
-          <w:iCs/>
-          <w:color w:val="6B7280"/>
-          <w:sz w:val="24"/>
-          <w:szCs w:val="24"/>
-        </w:rPr>
-        <w:t>({{Геодезист_1и3}})</w:t>
+      </w:r>
+      <w:r>
+        <w:rPr>
+          <w:rFonts w:ascii="Garamond" w:eastAsia="Garamond" w:hAnsi="Garamond" w:cs="Garamond"/>
+          <w:i/>
+          <w:iCs/>
+          <w:color w:val="6B7280"/>
+          <w:sz w:val="24"/>
+          <w:szCs w:val="24"/>
+        </w:rPr>
       </w:r>
     </w:p>
     <w:p>
@@ -3212,148 +3887,140 @@
           <w:sz w:val="24"/>
           <w:szCs w:val="24"/>
         </w:rPr>
-        <w:t>Б. Проектанти:</w:t>
-      </w:r>
-    </w:p>
-    <w:p>
-      <w:pPr>
-        <w:spacing w:before="60" w:after="60"/>
-        <w:rPr>
-          <w:rFonts w:ascii="Garamond" w:eastAsia="Garamond" w:hAnsi="Garamond" w:cs="Garamond"/>
-          <w:color w:val="6B7280"/>
-          <w:sz w:val="24"/>
-          <w:szCs w:val="24"/>
-        </w:rPr>
-      </w:pPr>
-      <w:r>
-        <w:rPr>
-          <w:rFonts w:ascii="Garamond" w:eastAsia="Garamond" w:hAnsi="Garamond" w:cs="Garamond"/>
-          <w:color w:val="6B7280"/>
-          <w:sz w:val="24"/>
-          <w:szCs w:val="24"/>
-        </w:rPr>
-        <w:t xml:space="preserve">1. по част "Архитектура": </w:t>
-      </w:r>
-      <w:r>
-        <w:rPr>
-          <w:rFonts w:ascii="Garamond" w:eastAsia="Garamond" w:hAnsi="Garamond" w:cs="Garamond"/>
-          <w:i/>
-          <w:iCs/>
-          <w:color w:val="6B7280"/>
-          <w:sz w:val="24"/>
-          <w:szCs w:val="24"/>
-        </w:rPr>
-      </w:r>
-      <w:r>
-        <w:rPr>
-          <w:rFonts w:ascii="Garamond" w:eastAsia="Garamond" w:hAnsi="Garamond" w:cs="Garamond"/>
-          <w:color w:val="6B7280"/>
-          <w:sz w:val="24"/>
-          <w:szCs w:val="24"/>
-        </w:rPr>
-        <w:t>{{ПЖ_Архитектура</w:t>
-      </w:r>
-      <w:r>
-        <w:rPr>
-          <w:rFonts w:ascii="Garamond" w:eastAsia="Garamond" w:hAnsi="Garamond" w:cs="Garamond"/>
-          <w:i/>
-          <w:iCs/>
-          <w:color w:val="6B7280"/>
-          <w:sz w:val="24"/>
-          <w:szCs w:val="24"/>
-        </w:rPr>
-        <w:t>_1и3</w:t>
-      </w:r>
-      <w:r>
-        <w:rPr>
-          <w:rFonts w:ascii="Garamond" w:eastAsia="Garamond" w:hAnsi="Garamond" w:cs="Garamond"/>
-          <w:color w:val="6B7280"/>
-          <w:sz w:val="24"/>
-          <w:szCs w:val="24"/>
-        </w:rPr>
-        <w:t>}}</w:t>
-      </w:r>
-      <w:r>
-        <w:rPr>
-          <w:rFonts w:ascii="Garamond" w:eastAsia="Garamond" w:hAnsi="Garamond" w:cs="Garamond"/>
-          <w:color w:val="6B7280"/>
-          <w:sz w:val="24"/>
-          <w:szCs w:val="24"/>
-        </w:rPr>
-        <w:t xml:space="preserve"> </w:t>
-      </w:r>
-    </w:p>
-    <w:p>
-      <w:pPr>
-        <w:spacing w:before="60" w:after="60"/>
-        <w:rPr>
-          <w:rFonts w:ascii="Garamond" w:eastAsia="Garamond" w:hAnsi="Garamond" w:cs="Garamond"/>
-          <w:color w:val="6B7280"/>
-          <w:sz w:val="24"/>
-          <w:szCs w:val="24"/>
-        </w:rPr>
-      </w:pPr>
-      <w:r>
-        <w:rPr>
-          <w:rFonts w:ascii="Garamond" w:eastAsia="Garamond" w:hAnsi="Garamond" w:cs="Garamond"/>
-          <w:color w:val="6B7280"/>
-          <w:sz w:val="24"/>
-          <w:szCs w:val="24"/>
-        </w:rPr>
-        <w:t xml:space="preserve">2. по част "Конструктивна": </w:t>
-      </w:r>
-      <w:r>
-        <w:rPr>
-          <w:rFonts w:ascii="Garamond" w:eastAsia="Garamond" w:hAnsi="Garamond" w:cs="Garamond"/>
-          <w:i/>
-          <w:iCs/>
-          <w:color w:val="6B7280"/>
-          <w:sz w:val="24"/>
-          <w:szCs w:val="24"/>
-        </w:rPr>
-      </w:r>
-      <w:r>
-        <w:rPr>
-          <w:rFonts w:ascii="Garamond" w:eastAsia="Garamond" w:hAnsi="Garamond" w:cs="Garamond"/>
-          <w:color w:val="6B7280"/>
-          <w:sz w:val="24"/>
-          <w:szCs w:val="24"/>
-        </w:rPr>
-        <w:t>{{ПЖ_Конструктивна</w:t>
-      </w:r>
-      <w:r>
-        <w:rPr>
-          <w:rFonts w:ascii="Garamond" w:eastAsia="Garamond" w:hAnsi="Garamond" w:cs="Garamond"/>
-          <w:i/>
-          <w:iCs/>
-          <w:color w:val="6B7280"/>
-          <w:sz w:val="24"/>
-          <w:szCs w:val="24"/>
-        </w:rPr>
-        <w:t>_1и3</w:t>
-      </w:r>
-      <w:r>
-        <w:rPr>
-          <w:rFonts w:ascii="Garamond" w:eastAsia="Garamond" w:hAnsi="Garamond" w:cs="Garamond"/>
-          <w:color w:val="6B7280"/>
-          <w:sz w:val="24"/>
-          <w:szCs w:val="24"/>
-        </w:rPr>
-        <w:t>}}</w:t>
-      </w:r>
-    </w:p>
-    <w:p>
-      <w:pPr>
-        <w:spacing w:before="60" w:after="60"/>
-      </w:pPr>
-      <w:r>
-        <w:rPr>
-          <w:rFonts w:ascii="Garamond" w:eastAsia="Garamond" w:hAnsi="Garamond" w:cs="Garamond"/>
-          <w:color w:val="1F2937"/>
-          <w:sz w:val="24"/>
-          <w:szCs w:val="24"/>
-        </w:rPr>
-        <w:t>В. Техническото правоспособно физическо лице по Геодезия: {{Геодезист}}</w:t>
+        <w:t>Б. Строителя: {{Строител_Фирма}}, представлявано от {{Строител_Управител}}</w:t>
+      </w:r>
+    </w:p>
+    <w:p>
+      <w:pPr>
+        <w:spacing w:before="60" w:after="60"/>
+        <w:rPr>
+          <w:rFonts w:ascii="Garamond" w:eastAsia="Garamond" w:hAnsi="Garamond" w:cs="Garamond"/>
+          <w:color w:val="6B7280"/>
+          <w:sz w:val="24"/>
+          <w:szCs w:val="24"/>
+        </w:rPr>
+      </w:pPr>
+      <w:r>
+        <w:rPr>
+          <w:rFonts w:ascii="Garamond" w:eastAsia="Garamond" w:hAnsi="Garamond" w:cs="Garamond"/>
+          <w:color w:val="6B7280"/>
+          <w:sz w:val="24"/>
+          <w:szCs w:val="24"/>
+        </w:rPr>
+        <w:t>В. Технически правоспособното физическо лице по част "Геодезия" към лицето, упражняващо строителен надзор: {{Геодезист}}</w:t>
+      </w:r>
+      <w:r>
+        <w:rPr>
+          <w:rFonts w:ascii="Garamond" w:eastAsia="Garamond" w:hAnsi="Garamond" w:cs="Garamond"/>
+          <w:i/>
+          <w:iCs/>
+          <w:color w:val="6B7280"/>
+          <w:sz w:val="24"/>
+          <w:szCs w:val="24"/>
+        </w:rPr>
+      </w:r>
+      <w:r>
+        <w:rPr>
+          <w:rFonts w:ascii="Garamond" w:eastAsia="Garamond" w:hAnsi="Garamond" w:cs="Garamond"/>
+          <w:color w:val="6B7280"/>
+          <w:sz w:val="24"/>
+          <w:szCs w:val="24"/>
+        </w:rPr>
+      </w:r>
+      <w:r>
+        <w:rPr>
+          <w:rFonts w:ascii="Garamond" w:eastAsia="Garamond" w:hAnsi="Garamond" w:cs="Garamond"/>
+          <w:i/>
+          <w:iCs/>
+          <w:color w:val="6B7280"/>
+          <w:sz w:val="24"/>
+          <w:szCs w:val="24"/>
+        </w:rPr>
+      </w:r>
+      <w:r>
+        <w:rPr>
+          <w:rFonts w:ascii="Garamond" w:eastAsia="Garamond" w:hAnsi="Garamond" w:cs="Garamond"/>
+          <w:color w:val="6B7280"/>
+          <w:sz w:val="24"/>
+          <w:szCs w:val="24"/>
+        </w:rPr>
+      </w:r>
+      <w:r>
+        <w:rPr>
+          <w:rFonts w:ascii="Garamond" w:eastAsia="Garamond" w:hAnsi="Garamond" w:cs="Garamond"/>
+          <w:color w:val="6B7280"/>
+          <w:sz w:val="24"/>
+          <w:szCs w:val="24"/>
+        </w:rPr>
+      </w:r>
+    </w:p>
+    <w:p>
+      <w:pPr>
+        <w:spacing w:before="60" w:after="60"/>
+        <w:rPr>
+          <w:rFonts w:ascii="Garamond" w:eastAsia="Garamond" w:hAnsi="Garamond" w:cs="Garamond"/>
+          <w:color w:val="6B7280"/>
+          <w:sz w:val="24"/>
+          <w:szCs w:val="24"/>
+        </w:rPr>
+      </w:pPr>
+      <w:r>
+        <w:rPr>
+          <w:rFonts w:ascii="Garamond" w:eastAsia="Garamond" w:hAnsi="Garamond" w:cs="Garamond"/>
+          <w:color w:val="6B7280"/>
+          <w:sz w:val="24"/>
+          <w:szCs w:val="24"/>
+        </w:rPr>
+        <w:t>Г. Проектант по част "Архитектура": {{ПЖ_Архитектура_1и3}}</w:t>
+      </w:r>
+      <w:r>
+        <w:rPr>
+          <w:rFonts w:ascii="Garamond" w:eastAsia="Garamond" w:hAnsi="Garamond" w:cs="Garamond"/>
+          <w:i/>
+          <w:iCs/>
+          <w:color w:val="6B7280"/>
+          <w:sz w:val="24"/>
+          <w:szCs w:val="24"/>
+        </w:rPr>
+      </w:r>
+      <w:r>
+        <w:rPr>
+          <w:rFonts w:ascii="Garamond" w:eastAsia="Garamond" w:hAnsi="Garamond" w:cs="Garamond"/>
+          <w:color w:val="6B7280"/>
+          <w:sz w:val="24"/>
+          <w:szCs w:val="24"/>
+        </w:rPr>
+      </w:r>
+      <w:r>
+        <w:rPr>
+          <w:rFonts w:ascii="Garamond" w:eastAsia="Garamond" w:hAnsi="Garamond" w:cs="Garamond"/>
+          <w:i/>
+          <w:iCs/>
+          <w:color w:val="6B7280"/>
+          <w:sz w:val="24"/>
+          <w:szCs w:val="24"/>
+        </w:rPr>
+      </w:r>
+      <w:r>
+        <w:rPr>
+          <w:rFonts w:ascii="Garamond" w:eastAsia="Garamond" w:hAnsi="Garamond" w:cs="Garamond"/>
+          <w:color w:val="6B7280"/>
+          <w:sz w:val="24"/>
+          <w:szCs w:val="24"/>
+        </w:rPr>
+      </w:r>
+    </w:p>
+    <w:p>
+      <w:pPr>
+        <w:spacing w:before="60" w:after="60"/>
+      </w:pPr>
+      <w:r>
+        <w:rPr>
+          <w:rFonts w:ascii="Garamond" w:eastAsia="Garamond" w:hAnsi="Garamond" w:cs="Garamond"/>
+          <w:color w:val="1F2937"/>
+          <w:sz w:val="24"/>
+          <w:szCs w:val="24"/>
+        </w:rPr>
       </w:r>
     </w:p>
     <w:p/>
@@ -3403,7 +4070,7 @@
           <w:sz w:val="24"/>
           <w:szCs w:val="24"/>
         </w:rPr>
-        <w:t>б) не отговарят на одобрения проект, като отклонения са констатирани при:</w:t>
+        <w:t>б) не отговарят на одобрения проект и на издадените други строителни книжа, което е съществено (несъществено) отклонение:</w:t>
       </w:r>
     </w:p>
     <w:p>
@@ -3477,7 +4144,7 @@
           <w:sz w:val="24"/>
           <w:szCs w:val="24"/>
         </w:rPr>
-        <w:t xml:space="preserve">Разрешавам изпълнението на следващите СМР: </w:t>
+        <w:t>Разрешавам (не разрешавам) изпълнението на следващите СМР: ............................................................................................................</w:t>
       </w:r>
       <w:r>
         <w:rPr>
@@ -3486,7 +4153,6 @@
           <w:sz w:val="24"/>
           <w:szCs w:val="24"/>
         </w:rPr>
-        <w:t>.................................................................................................</w:t>
       </w:r>
     </w:p>
     <w:p>
@@ -3626,7 +4292,7 @@
           <w:sz w:val="24"/>
           <w:szCs w:val="24"/>
         </w:rPr>
-        <w:t>Б. Проектанти:</w:t>
+        <w:t>Б. Строителя:  ..............................   ({{Строител_Управител_1и3}})</w:t>
       </w:r>
     </w:p>
     <w:p>
@@ -3646,66 +4312,61 @@
           <w:sz w:val="24"/>
           <w:szCs w:val="24"/>
         </w:rPr>
-        <w:t>1. ..............................</w:t>
-      </w:r>
-      <w:r>
-        <w:rPr>
-          <w:rFonts w:ascii="Garamond" w:eastAsia="Garamond" w:hAnsi="Garamond" w:cs="Garamond"/>
-          <w:i/>
-          <w:iCs/>
-          <w:color w:val="6B7280"/>
-          <w:sz w:val="24"/>
-          <w:szCs w:val="24"/>
-        </w:rPr>
-        <w:t xml:space="preserve"> </w:t>
-      </w:r>
-      <w:r>
-        <w:rPr>
-          <w:rFonts w:ascii="Garamond" w:eastAsia="Garamond" w:hAnsi="Garamond" w:cs="Garamond"/>
-          <w:i/>
-          <w:iCs/>
-          <w:color w:val="6B7280"/>
-          <w:sz w:val="24"/>
-          <w:szCs w:val="24"/>
-        </w:rPr>
-      </w:r>
-      <w:r>
-        <w:rPr>
-          <w:rFonts w:ascii="Garamond" w:eastAsia="Garamond" w:hAnsi="Garamond" w:cs="Garamond"/>
-          <w:color w:val="6B7280"/>
-          <w:sz w:val="24"/>
-          <w:szCs w:val="24"/>
-        </w:rPr>
-        <w:t>{{ПЖ_Архитектура</w:t>
-      </w:r>
-      <w:r>
-        <w:rPr>
-          <w:rFonts w:ascii="Garamond" w:eastAsia="Garamond" w:hAnsi="Garamond" w:cs="Garamond"/>
-          <w:color w:val="6B7280"/>
-          <w:sz w:val="24"/>
-          <w:szCs w:val="24"/>
-        </w:rPr>
-        <w:t xml:space="preserve"> </w:t>
-      </w:r>
-      <w:r>
-        <w:rPr>
-          <w:rFonts w:ascii="Garamond" w:eastAsia="Garamond" w:hAnsi="Garamond" w:cs="Garamond"/>
-          <w:i/>
-          <w:iCs/>
-          <w:color w:val="6B7280"/>
-          <w:sz w:val="24"/>
-          <w:szCs w:val="24"/>
-        </w:rPr>
-        <w:t>_1и3</w:t>
-      </w:r>
-      <w:r>
-        <w:rPr>
-          <w:rFonts w:ascii="Garamond" w:eastAsia="Garamond" w:hAnsi="Garamond" w:cs="Garamond"/>
-          <w:color w:val="6B7280"/>
-          <w:sz w:val="24"/>
-          <w:szCs w:val="24"/>
-        </w:rPr>
-        <w:t xml:space="preserve">}} </w:t>
+        <w:t>В. Геодезист:  ..............................   ({{Геодезист_1и3}})</w:t>
+      </w:r>
+      <w:r>
+        <w:rPr>
+          <w:rFonts w:ascii="Garamond" w:eastAsia="Garamond" w:hAnsi="Garamond" w:cs="Garamond"/>
+          <w:i/>
+          <w:iCs/>
+          <w:color w:val="6B7280"/>
+          <w:sz w:val="24"/>
+          <w:szCs w:val="24"/>
+        </w:rPr>
+      </w:r>
+      <w:r>
+        <w:rPr>
+          <w:rFonts w:ascii="Garamond" w:eastAsia="Garamond" w:hAnsi="Garamond" w:cs="Garamond"/>
+          <w:i/>
+          <w:iCs/>
+          <w:color w:val="6B7280"/>
+          <w:sz w:val="24"/>
+          <w:szCs w:val="24"/>
+        </w:rPr>
+      </w:r>
+      <w:r>
+        <w:rPr>
+          <w:rFonts w:ascii="Garamond" w:eastAsia="Garamond" w:hAnsi="Garamond" w:cs="Garamond"/>
+          <w:color w:val="6B7280"/>
+          <w:sz w:val="24"/>
+          <w:szCs w:val="24"/>
+        </w:rPr>
+      </w:r>
+      <w:r>
+        <w:rPr>
+          <w:rFonts w:ascii="Garamond" w:eastAsia="Garamond" w:hAnsi="Garamond" w:cs="Garamond"/>
+          <w:color w:val="6B7280"/>
+          <w:sz w:val="24"/>
+          <w:szCs w:val="24"/>
+        </w:rPr>
+      </w:r>
+      <w:r>
+        <w:rPr>
+          <w:rFonts w:ascii="Garamond" w:eastAsia="Garamond" w:hAnsi="Garamond" w:cs="Garamond"/>
+          <w:i/>
+          <w:iCs/>
+          <w:color w:val="6B7280"/>
+          <w:sz w:val="24"/>
+          <w:szCs w:val="24"/>
+        </w:rPr>
+      </w:r>
+      <w:r>
+        <w:rPr>
+          <w:rFonts w:ascii="Garamond" w:eastAsia="Garamond" w:hAnsi="Garamond" w:cs="Garamond"/>
+          <w:color w:val="6B7280"/>
+          <w:sz w:val="24"/>
+          <w:szCs w:val="24"/>
+        </w:rPr>
       </w:r>
     </w:p>
     <w:p>
@@ -3736,64 +4397,59 @@
           <w:sz w:val="24"/>
           <w:szCs w:val="24"/>
         </w:rPr>
-        <w:t>2. .....................................</w:t>
-      </w:r>
-      <w:r>
-        <w:rPr>
-          <w:rFonts w:ascii="Garamond" w:eastAsia="Garamond" w:hAnsi="Garamond" w:cs="Garamond"/>
-          <w:color w:val="6B7280"/>
-          <w:sz w:val="24"/>
-          <w:szCs w:val="24"/>
-        </w:rPr>
-        <w:t xml:space="preserve"> </w:t>
-      </w:r>
-      <w:r>
-        <w:rPr>
-          <w:rFonts w:ascii="Garamond" w:eastAsia="Garamond" w:hAnsi="Garamond" w:cs="Garamond"/>
-          <w:i/>
-          <w:iCs/>
-          <w:color w:val="6B7280"/>
-          <w:sz w:val="24"/>
-          <w:szCs w:val="24"/>
-        </w:rPr>
-      </w:r>
-      <w:r>
-        <w:rPr>
-          <w:rFonts w:ascii="Garamond" w:eastAsia="Garamond" w:hAnsi="Garamond" w:cs="Garamond"/>
-          <w:color w:val="6B7280"/>
-          <w:sz w:val="24"/>
-          <w:szCs w:val="24"/>
-        </w:rPr>
-        <w:t>{{ПЖ_Конструктивна</w:t>
-      </w:r>
-      <w:r>
-        <w:rPr>
-          <w:rFonts w:ascii="Garamond" w:eastAsia="Garamond" w:hAnsi="Garamond" w:cs="Garamond"/>
-          <w:color w:val="6B7280"/>
-          <w:sz w:val="24"/>
-          <w:szCs w:val="24"/>
-        </w:rPr>
-        <w:t xml:space="preserve"> </w:t>
-      </w:r>
-      <w:r>
-        <w:rPr>
-          <w:rFonts w:ascii="Garamond" w:eastAsia="Garamond" w:hAnsi="Garamond" w:cs="Garamond"/>
-          <w:i/>
-          <w:iCs/>
-          <w:color w:val="6B7280"/>
-          <w:sz w:val="24"/>
-          <w:szCs w:val="24"/>
-        </w:rPr>
-        <w:t>_1и3</w:t>
-      </w:r>
-      <w:r>
-        <w:rPr>
-          <w:rFonts w:ascii="Garamond" w:eastAsia="Garamond" w:hAnsi="Garamond" w:cs="Garamond"/>
-          <w:color w:val="6B7280"/>
-          <w:sz w:val="24"/>
-          <w:szCs w:val="24"/>
-        </w:rPr>
-        <w:t>}}</w:t>
+        <w:t>Г. Проектант "Архитектура":  ..............................   ({{ПЖ_Архитектура_1и3}})</w:t>
+      </w:r>
+      <w:r>
+        <w:rPr>
+          <w:rFonts w:ascii="Garamond" w:eastAsia="Garamond" w:hAnsi="Garamond" w:cs="Garamond"/>
+          <w:color w:val="6B7280"/>
+          <w:sz w:val="24"/>
+          <w:szCs w:val="24"/>
+        </w:rPr>
+      </w:r>
+      <w:r>
+        <w:rPr>
+          <w:rFonts w:ascii="Garamond" w:eastAsia="Garamond" w:hAnsi="Garamond" w:cs="Garamond"/>
+          <w:i/>
+          <w:iCs/>
+          <w:color w:val="6B7280"/>
+          <w:sz w:val="24"/>
+          <w:szCs w:val="24"/>
+        </w:rPr>
+      </w:r>
+      <w:r>
+        <w:rPr>
+          <w:rFonts w:ascii="Garamond" w:eastAsia="Garamond" w:hAnsi="Garamond" w:cs="Garamond"/>
+          <w:color w:val="6B7280"/>
+          <w:sz w:val="24"/>
+          <w:szCs w:val="24"/>
+        </w:rPr>
+      </w:r>
+      <w:r>
+        <w:rPr>
+          <w:rFonts w:ascii="Garamond" w:eastAsia="Garamond" w:hAnsi="Garamond" w:cs="Garamond"/>
+          <w:color w:val="6B7280"/>
+          <w:sz w:val="24"/>
+          <w:szCs w:val="24"/>
+        </w:rPr>
+      </w:r>
+      <w:r>
+        <w:rPr>
+          <w:rFonts w:ascii="Garamond" w:eastAsia="Garamond" w:hAnsi="Garamond" w:cs="Garamond"/>
+          <w:i/>
+          <w:iCs/>
+          <w:color w:val="6B7280"/>
+          <w:sz w:val="24"/>
+          <w:szCs w:val="24"/>
+        </w:rPr>
+      </w:r>
+      <w:r>
+        <w:rPr>
+          <w:rFonts w:ascii="Garamond" w:eastAsia="Garamond" w:hAnsi="Garamond" w:cs="Garamond"/>
+          <w:color w:val="6B7280"/>
+          <w:sz w:val="24"/>
+          <w:szCs w:val="24"/>
+        </w:rPr>
       </w:r>
     </w:p>
     <w:p>
@@ -3818,8 +4474,6 @@
           <w:sz w:val="24"/>
           <w:szCs w:val="24"/>
         </w:rPr>
-        <w:lastRenderedPageBreak/>
-        <w:t xml:space="preserve">В. Геодезист:  </w:t>
       </w:r>
       <w:r>
         <w:rPr>
@@ -3828,18 +4482,16 @@
           <w:sz w:val="24"/>
           <w:szCs w:val="24"/>
         </w:rPr>
-        <w:t xml:space="preserve">..............................   </w:t>
-      </w:r>
-      <w:r>
-        <w:rPr>
-          <w:rFonts w:ascii="Garamond" w:eastAsia="Garamond" w:hAnsi="Garamond" w:cs="Garamond"/>
-          <w:i/>
-          <w:iCs/>
-          <w:color w:val="6B7280"/>
-          <w:sz w:val="24"/>
-          <w:szCs w:val="24"/>
-        </w:rPr>
-        <w:t>({{Геодезист_1и3}})</w:t>
+      </w:r>
+      <w:r>
+        <w:rPr>
+          <w:rFonts w:ascii="Garamond" w:eastAsia="Garamond" w:hAnsi="Garamond" w:cs="Garamond"/>
+          <w:i/>
+          <w:iCs/>
+          <w:color w:val="6B7280"/>
+          <w:sz w:val="24"/>
+          <w:szCs w:val="24"/>
+        </w:rPr>
       </w:r>
     </w:p>
     <w:p>
@@ -3964,99 +4616,96 @@
           <w:sz w:val="24"/>
           <w:szCs w:val="24"/>
         </w:rPr>
-        <w:t>Б. Проектанти:</w:t>
-      </w:r>
-    </w:p>
-    <w:p>
-      <w:pPr>
-        <w:spacing w:before="60" w:after="60"/>
-        <w:rPr>
-          <w:rFonts w:ascii="Garamond" w:eastAsia="Garamond" w:hAnsi="Garamond" w:cs="Garamond"/>
-          <w:color w:val="6B7280"/>
-          <w:sz w:val="24"/>
-          <w:szCs w:val="24"/>
-        </w:rPr>
-      </w:pPr>
-      <w:r>
-        <w:rPr>
-          <w:rFonts w:ascii="Garamond" w:eastAsia="Garamond" w:hAnsi="Garamond" w:cs="Garamond"/>
-          <w:color w:val="6B7280"/>
-          <w:sz w:val="24"/>
-          <w:szCs w:val="24"/>
-        </w:rPr>
-        <w:t xml:space="preserve">1. по част "Архитектура": </w:t>
-      </w:r>
-      <w:r>
-        <w:rPr>
-          <w:rFonts w:ascii="Garamond" w:eastAsia="Garamond" w:hAnsi="Garamond" w:cs="Garamond"/>
-          <w:i/>
-          <w:iCs/>
-          <w:color w:val="6B7280"/>
-          <w:sz w:val="24"/>
-          <w:szCs w:val="24"/>
-        </w:rPr>
-      </w:r>
-      <w:r>
-        <w:rPr>
-          <w:rFonts w:ascii="Garamond" w:eastAsia="Garamond" w:hAnsi="Garamond" w:cs="Garamond"/>
-          <w:color w:val="6B7280"/>
-          <w:sz w:val="24"/>
-          <w:szCs w:val="24"/>
-        </w:rPr>
-        <w:t>{{ПЖ_Архитектура_1и3}}</w:t>
-      </w:r>
-    </w:p>
-    <w:p>
-      <w:pPr>
-        <w:spacing w:before="60" w:after="60"/>
-        <w:rPr>
-          <w:rFonts w:ascii="Garamond" w:eastAsia="Garamond" w:hAnsi="Garamond" w:cs="Garamond"/>
-          <w:color w:val="6B7280"/>
-          <w:sz w:val="24"/>
-          <w:szCs w:val="24"/>
-        </w:rPr>
-      </w:pPr>
-      <w:r>
-        <w:rPr>
-          <w:rFonts w:ascii="Garamond" w:eastAsia="Garamond" w:hAnsi="Garamond" w:cs="Garamond"/>
-          <w:color w:val="6B7280"/>
-          <w:sz w:val="24"/>
-          <w:szCs w:val="24"/>
-        </w:rPr>
-        <w:t>2. по част "Конструктивна": {{</w:t>
-      </w:r>
-      <w:r>
-        <w:rPr>
-          <w:rFonts w:ascii="Garamond" w:eastAsia="Garamond" w:hAnsi="Garamond" w:cs="Garamond"/>
-          <w:i/>
-          <w:iCs/>
-          <w:color w:val="6B7280"/>
-          <w:sz w:val="24"/>
-          <w:szCs w:val="24"/>
-        </w:rPr>
-      </w:r>
-      <w:r>
-        <w:rPr>
-          <w:rFonts w:ascii="Garamond" w:eastAsia="Garamond" w:hAnsi="Garamond" w:cs="Garamond"/>
-          <w:color w:val="6B7280"/>
-          <w:sz w:val="24"/>
-          <w:szCs w:val="24"/>
-        </w:rPr>
-        <w:t>ПЖ_Конструктивна_1и3}}</w:t>
-      </w:r>
-    </w:p>
-    <w:p>
-      <w:pPr>
-        <w:spacing w:before="60" w:after="60"/>
-      </w:pPr>
-      <w:r>
-        <w:rPr>
-          <w:rFonts w:ascii="Garamond" w:eastAsia="Garamond" w:hAnsi="Garamond" w:cs="Garamond"/>
-          <w:color w:val="1F2937"/>
-          <w:sz w:val="24"/>
-          <w:szCs w:val="24"/>
-        </w:rPr>
-        <w:t>В. Техническото правоспособно физическо лице по Геодезия: {{Геодезист}}</w:t>
+        <w:t>Б. Строителя: {{Строител_Фирма}}, представлявано от {{Строител_Управител}}</w:t>
+      </w:r>
+    </w:p>
+    <w:p>
+      <w:pPr>
+        <w:spacing w:before="60" w:after="60"/>
+        <w:rPr>
+          <w:rFonts w:ascii="Garamond" w:eastAsia="Garamond" w:hAnsi="Garamond" w:cs="Garamond"/>
+          <w:color w:val="6B7280"/>
+          <w:sz w:val="24"/>
+          <w:szCs w:val="24"/>
+        </w:rPr>
+      </w:pPr>
+      <w:r>
+        <w:rPr>
+          <w:rFonts w:ascii="Garamond" w:eastAsia="Garamond" w:hAnsi="Garamond" w:cs="Garamond"/>
+          <w:color w:val="6B7280"/>
+          <w:sz w:val="24"/>
+          <w:szCs w:val="24"/>
+        </w:rPr>
+        <w:t>В. Технически правоспособното физическо лице по част "Геодезия" към лицето, упражняващо строителен надзор: {{Геодезист}}</w:t>
+      </w:r>
+      <w:r>
+        <w:rPr>
+          <w:rFonts w:ascii="Garamond" w:eastAsia="Garamond" w:hAnsi="Garamond" w:cs="Garamond"/>
+          <w:i/>
+          <w:iCs/>
+          <w:color w:val="6B7280"/>
+          <w:sz w:val="24"/>
+          <w:szCs w:val="24"/>
+        </w:rPr>
+      </w:r>
+      <w:r>
+        <w:rPr>
+          <w:rFonts w:ascii="Garamond" w:eastAsia="Garamond" w:hAnsi="Garamond" w:cs="Garamond"/>
+          <w:color w:val="6B7280"/>
+          <w:sz w:val="24"/>
+          <w:szCs w:val="24"/>
+        </w:rPr>
+      </w:r>
+    </w:p>
+    <w:p>
+      <w:pPr>
+        <w:spacing w:before="60" w:after="60"/>
+        <w:rPr>
+          <w:rFonts w:ascii="Garamond" w:eastAsia="Garamond" w:hAnsi="Garamond" w:cs="Garamond"/>
+          <w:color w:val="6B7280"/>
+          <w:sz w:val="24"/>
+          <w:szCs w:val="24"/>
+        </w:rPr>
+      </w:pPr>
+      <w:r>
+        <w:rPr>
+          <w:rFonts w:ascii="Garamond" w:eastAsia="Garamond" w:hAnsi="Garamond" w:cs="Garamond"/>
+          <w:color w:val="6B7280"/>
+          <w:sz w:val="24"/>
+          <w:szCs w:val="24"/>
+        </w:rPr>
+        <w:t>Г. Проектант по част "Архитектура": {{ПЖ_Архитектура_1и3}}</w:t>
+      </w:r>
+      <w:r>
+        <w:rPr>
+          <w:rFonts w:ascii="Garamond" w:eastAsia="Garamond" w:hAnsi="Garamond" w:cs="Garamond"/>
+          <w:i/>
+          <w:iCs/>
+          <w:color w:val="6B7280"/>
+          <w:sz w:val="24"/>
+          <w:szCs w:val="24"/>
+        </w:rPr>
+      </w:r>
+      <w:r>
+        <w:rPr>
+          <w:rFonts w:ascii="Garamond" w:eastAsia="Garamond" w:hAnsi="Garamond" w:cs="Garamond"/>
+          <w:color w:val="6B7280"/>
+          <w:sz w:val="24"/>
+          <w:szCs w:val="24"/>
+        </w:rPr>
+      </w:r>
+    </w:p>
+    <w:p>
+      <w:pPr>
+        <w:spacing w:before="60" w:after="60"/>
+      </w:pPr>
+      <w:r>
+        <w:rPr>
+          <w:rFonts w:ascii="Garamond" w:eastAsia="Garamond" w:hAnsi="Garamond" w:cs="Garamond"/>
+          <w:color w:val="1F2937"/>
+          <w:sz w:val="24"/>
+          <w:szCs w:val="24"/>
+        </w:rPr>
       </w:r>
     </w:p>
     <w:p/>
@@ -4124,7 +4773,7 @@
           <w:sz w:val="24"/>
           <w:szCs w:val="24"/>
         </w:rPr>
-        <w:t>б) не отговарят на одобрения проект, като отклонения са констатирани при:</w:t>
+        <w:t>б) не отговарят на одобрения проект и на издадените други строителни книжа, което е съществено (несъществено) отклонение:</w:t>
       </w:r>
     </w:p>
     <w:p>
@@ -4198,7 +4847,7 @@
           <w:sz w:val="24"/>
           <w:szCs w:val="24"/>
         </w:rPr>
-        <w:t xml:space="preserve">Разрешавам изпълнението на следващите СМР: </w:t>
+        <w:t>Разрешавам (не разрешавам) изпълнението на следващите СМР: ............................................................................................................</w:t>
       </w:r>
       <w:r>
         <w:rPr>
@@ -4207,7 +4856,6 @@
           <w:sz w:val="24"/>
           <w:szCs w:val="24"/>
         </w:rPr>
-        <w:t>.................................................................................................</w:t>
       </w:r>
     </w:p>
     <w:p>
@@ -4358,7 +5006,7 @@
           <w:sz w:val="24"/>
           <w:szCs w:val="24"/>
         </w:rPr>
-        <w:t>Б. Проектанти:</w:t>
+        <w:t>Б. Строителя:  ..............................   ({{Строител_Управител_1и3}})</w:t>
       </w:r>
     </w:p>
     <w:p>
@@ -4378,66 +5026,61 @@
           <w:sz w:val="24"/>
           <w:szCs w:val="24"/>
         </w:rPr>
-        <w:t>1. ..............................</w:t>
-      </w:r>
-      <w:r>
-        <w:rPr>
-          <w:rFonts w:ascii="Garamond" w:eastAsia="Garamond" w:hAnsi="Garamond" w:cs="Garamond"/>
-          <w:i/>
-          <w:iCs/>
-          <w:color w:val="6B7280"/>
-          <w:sz w:val="24"/>
-          <w:szCs w:val="24"/>
-        </w:rPr>
-        <w:t xml:space="preserve"> </w:t>
-      </w:r>
-      <w:r>
-        <w:rPr>
-          <w:rFonts w:ascii="Garamond" w:eastAsia="Garamond" w:hAnsi="Garamond" w:cs="Garamond"/>
-          <w:i/>
-          <w:iCs/>
-          <w:color w:val="6B7280"/>
-          <w:sz w:val="24"/>
-          <w:szCs w:val="24"/>
-        </w:rPr>
-      </w:r>
-      <w:r>
-        <w:rPr>
-          <w:rFonts w:ascii="Garamond" w:eastAsia="Garamond" w:hAnsi="Garamond" w:cs="Garamond"/>
-          <w:color w:val="6B7280"/>
-          <w:sz w:val="24"/>
-          <w:szCs w:val="24"/>
-        </w:rPr>
-        <w:t>{{ПЖ_Архитектура</w:t>
-      </w:r>
-      <w:r>
-        <w:rPr>
-          <w:rFonts w:ascii="Garamond" w:eastAsia="Garamond" w:hAnsi="Garamond" w:cs="Garamond"/>
-          <w:color w:val="6B7280"/>
-          <w:sz w:val="24"/>
-          <w:szCs w:val="24"/>
-        </w:rPr>
-        <w:t xml:space="preserve"> </w:t>
-      </w:r>
-      <w:r>
-        <w:rPr>
-          <w:rFonts w:ascii="Garamond" w:eastAsia="Garamond" w:hAnsi="Garamond" w:cs="Garamond"/>
-          <w:i/>
-          <w:iCs/>
-          <w:color w:val="6B7280"/>
-          <w:sz w:val="24"/>
-          <w:szCs w:val="24"/>
-        </w:rPr>
-        <w:t>_1и3</w:t>
-      </w:r>
-      <w:r>
-        <w:rPr>
-          <w:rFonts w:ascii="Garamond" w:eastAsia="Garamond" w:hAnsi="Garamond" w:cs="Garamond"/>
-          <w:color w:val="6B7280"/>
-          <w:sz w:val="24"/>
-          <w:szCs w:val="24"/>
-        </w:rPr>
-        <w:t xml:space="preserve">}} </w:t>
+        <w:t>В. Геодезист:  ..............................   ({{Геодезист_1и3}})</w:t>
+      </w:r>
+      <w:r>
+        <w:rPr>
+          <w:rFonts w:ascii="Garamond" w:eastAsia="Garamond" w:hAnsi="Garamond" w:cs="Garamond"/>
+          <w:i/>
+          <w:iCs/>
+          <w:color w:val="6B7280"/>
+          <w:sz w:val="24"/>
+          <w:szCs w:val="24"/>
+        </w:rPr>
+      </w:r>
+      <w:r>
+        <w:rPr>
+          <w:rFonts w:ascii="Garamond" w:eastAsia="Garamond" w:hAnsi="Garamond" w:cs="Garamond"/>
+          <w:i/>
+          <w:iCs/>
+          <w:color w:val="6B7280"/>
+          <w:sz w:val="24"/>
+          <w:szCs w:val="24"/>
+        </w:rPr>
+      </w:r>
+      <w:r>
+        <w:rPr>
+          <w:rFonts w:ascii="Garamond" w:eastAsia="Garamond" w:hAnsi="Garamond" w:cs="Garamond"/>
+          <w:color w:val="6B7280"/>
+          <w:sz w:val="24"/>
+          <w:szCs w:val="24"/>
+        </w:rPr>
+      </w:r>
+      <w:r>
+        <w:rPr>
+          <w:rFonts w:ascii="Garamond" w:eastAsia="Garamond" w:hAnsi="Garamond" w:cs="Garamond"/>
+          <w:color w:val="6B7280"/>
+          <w:sz w:val="24"/>
+          <w:szCs w:val="24"/>
+        </w:rPr>
+      </w:r>
+      <w:r>
+        <w:rPr>
+          <w:rFonts w:ascii="Garamond" w:eastAsia="Garamond" w:hAnsi="Garamond" w:cs="Garamond"/>
+          <w:i/>
+          <w:iCs/>
+          <w:color w:val="6B7280"/>
+          <w:sz w:val="24"/>
+          <w:szCs w:val="24"/>
+        </w:rPr>
+      </w:r>
+      <w:r>
+        <w:rPr>
+          <w:rFonts w:ascii="Garamond" w:eastAsia="Garamond" w:hAnsi="Garamond" w:cs="Garamond"/>
+          <w:color w:val="6B7280"/>
+          <w:sz w:val="24"/>
+          <w:szCs w:val="24"/>
+        </w:rPr>
       </w:r>
     </w:p>
     <w:p>
@@ -4468,64 +5111,59 @@
           <w:sz w:val="24"/>
           <w:szCs w:val="24"/>
         </w:rPr>
-        <w:t>2. .....................................</w:t>
-      </w:r>
-      <w:r>
-        <w:rPr>
-          <w:rFonts w:ascii="Garamond" w:eastAsia="Garamond" w:hAnsi="Garamond" w:cs="Garamond"/>
-          <w:color w:val="6B7280"/>
-          <w:sz w:val="24"/>
-          <w:szCs w:val="24"/>
-        </w:rPr>
-        <w:t xml:space="preserve"> </w:t>
-      </w:r>
-      <w:r>
-        <w:rPr>
-          <w:rFonts w:ascii="Garamond" w:eastAsia="Garamond" w:hAnsi="Garamond" w:cs="Garamond"/>
-          <w:i/>
-          <w:iCs/>
-          <w:color w:val="6B7280"/>
-          <w:sz w:val="24"/>
-          <w:szCs w:val="24"/>
-        </w:rPr>
-      </w:r>
-      <w:r>
-        <w:rPr>
-          <w:rFonts w:ascii="Garamond" w:eastAsia="Garamond" w:hAnsi="Garamond" w:cs="Garamond"/>
-          <w:color w:val="6B7280"/>
-          <w:sz w:val="24"/>
-          <w:szCs w:val="24"/>
-        </w:rPr>
-        <w:t>{{ПЖ_Конструктивна</w:t>
-      </w:r>
-      <w:r>
-        <w:rPr>
-          <w:rFonts w:ascii="Garamond" w:eastAsia="Garamond" w:hAnsi="Garamond" w:cs="Garamond"/>
-          <w:color w:val="6B7280"/>
-          <w:sz w:val="24"/>
-          <w:szCs w:val="24"/>
-        </w:rPr>
-        <w:t xml:space="preserve"> </w:t>
-      </w:r>
-      <w:r>
-        <w:rPr>
-          <w:rFonts w:ascii="Garamond" w:eastAsia="Garamond" w:hAnsi="Garamond" w:cs="Garamond"/>
-          <w:i/>
-          <w:iCs/>
-          <w:color w:val="6B7280"/>
-          <w:sz w:val="24"/>
-          <w:szCs w:val="24"/>
-        </w:rPr>
-        <w:t>_1и3</w:t>
-      </w:r>
-      <w:r>
-        <w:rPr>
-          <w:rFonts w:ascii="Garamond" w:eastAsia="Garamond" w:hAnsi="Garamond" w:cs="Garamond"/>
-          <w:color w:val="6B7280"/>
-          <w:sz w:val="24"/>
-          <w:szCs w:val="24"/>
-        </w:rPr>
-        <w:t>}}</w:t>
+        <w:t>Г. Проектант "Архитектура":  ..............................   ({{ПЖ_Архитектура_1и3}})</w:t>
+      </w:r>
+      <w:r>
+        <w:rPr>
+          <w:rFonts w:ascii="Garamond" w:eastAsia="Garamond" w:hAnsi="Garamond" w:cs="Garamond"/>
+          <w:color w:val="6B7280"/>
+          <w:sz w:val="24"/>
+          <w:szCs w:val="24"/>
+        </w:rPr>
+      </w:r>
+      <w:r>
+        <w:rPr>
+          <w:rFonts w:ascii="Garamond" w:eastAsia="Garamond" w:hAnsi="Garamond" w:cs="Garamond"/>
+          <w:i/>
+          <w:iCs/>
+          <w:color w:val="6B7280"/>
+          <w:sz w:val="24"/>
+          <w:szCs w:val="24"/>
+        </w:rPr>
+      </w:r>
+      <w:r>
+        <w:rPr>
+          <w:rFonts w:ascii="Garamond" w:eastAsia="Garamond" w:hAnsi="Garamond" w:cs="Garamond"/>
+          <w:color w:val="6B7280"/>
+          <w:sz w:val="24"/>
+          <w:szCs w:val="24"/>
+        </w:rPr>
+      </w:r>
+      <w:r>
+        <w:rPr>
+          <w:rFonts w:ascii="Garamond" w:eastAsia="Garamond" w:hAnsi="Garamond" w:cs="Garamond"/>
+          <w:color w:val="6B7280"/>
+          <w:sz w:val="24"/>
+          <w:szCs w:val="24"/>
+        </w:rPr>
+      </w:r>
+      <w:r>
+        <w:rPr>
+          <w:rFonts w:ascii="Garamond" w:eastAsia="Garamond" w:hAnsi="Garamond" w:cs="Garamond"/>
+          <w:i/>
+          <w:iCs/>
+          <w:color w:val="6B7280"/>
+          <w:sz w:val="24"/>
+          <w:szCs w:val="24"/>
+        </w:rPr>
+      </w:r>
+      <w:r>
+        <w:rPr>
+          <w:rFonts w:ascii="Garamond" w:eastAsia="Garamond" w:hAnsi="Garamond" w:cs="Garamond"/>
+          <w:color w:val="6B7280"/>
+          <w:sz w:val="24"/>
+          <w:szCs w:val="24"/>
+        </w:rPr>
       </w:r>
     </w:p>
     <w:p>
@@ -4550,7 +5188,6 @@
           <w:sz w:val="24"/>
           <w:szCs w:val="24"/>
         </w:rPr>
-        <w:t xml:space="preserve">В. Геодезист:  </w:t>
       </w:r>
       <w:r>
         <w:rPr>
@@ -4559,24 +5196,100 @@
           <w:sz w:val="24"/>
           <w:szCs w:val="24"/>
         </w:rPr>
-        <w:t xml:space="preserve">..............................   </w:t>
-      </w:r>
-      <w:r>
-        <w:rPr>
-          <w:rFonts w:ascii="Garamond" w:eastAsia="Garamond" w:hAnsi="Garamond" w:cs="Garamond"/>
-          <w:i/>
-          <w:iCs/>
-          <w:color w:val="6B7280"/>
-          <w:sz w:val="24"/>
-          <w:szCs w:val="24"/>
-        </w:rPr>
-        <w:t>({{Геодезист_1и3}})</w:t>
+      </w:r>
+      <w:r>
+        <w:rPr>
+          <w:rFonts w:ascii="Garamond" w:eastAsia="Garamond" w:hAnsi="Garamond" w:cs="Garamond"/>
+          <w:i/>
+          <w:iCs/>
+          <w:color w:val="6B7280"/>
+          <w:sz w:val="24"/>
+          <w:szCs w:val="24"/>
+        </w:rPr>
       </w:r>
     </w:p>
     <w:p>
       <w:pPr>
         <w:spacing w:before="100" w:after="60"/>
       </w:pPr>
+    </w:p>
+    <w:p>
+      <w:pPr>
+        <w:spacing w:before="100" w:after="60"/>
+      </w:pPr>
+      <w:r/>
+    </w:p>
+    <w:p>
+      <w:pPr>
+        <w:spacing w:before="100" w:after="60"/>
+      </w:pPr>
+      <w:r>
+        <w:t>Забележки:</w:t>
+      </w:r>
+    </w:p>
+    <w:p>
+      <w:pPr>
+        <w:spacing w:before="100" w:after="60"/>
+      </w:pPr>
+      <w:r>
+        <w:t>1. Всички описани по-горе документи са неразделна част от настоящия протокол. Копия от документите се прилагат към протокола.</w:t>
+      </w:r>
+    </w:p>
+    <w:p>
+      <w:pPr>
+        <w:spacing w:before="100" w:after="60"/>
+      </w:pPr>
+      <w:r>
+        <w:t>2. В тридневен срок след съставяне на раздел II от този протокол лицето, упражняващо строителен надзор, или техническият ръководител — за строежите от пета категория, задължително заверява заповедната книга на строежа, след което строителните и монтажните работи може да започнат. Когато разрешението за строеж е издадено от областния управител или от министъра на регионалното развитие и благоустройството, лицето, упражняващо строителен надзор, е длъжно в тридневен срок от съставянето на раздел II от този протокол да представи в ДНСК заповедната книга на строежа за заверка.</w:t>
+      </w:r>
+    </w:p>
+    <w:p>
+      <w:pPr>
+        <w:spacing w:before="100" w:after="60"/>
+      </w:pPr>
+      <w:r>
+        <w:t>3. За строежите от шеста категория по чл. 147, ал. 1, т. 1, 4, 5 и 7 ЗУТ, когато се разполагат по регулационните линии и/или имотните граници на поземлените имоти, се съставя само раздел II от този протокол, в който се включват само необходимите за конкретния случай реквизити от образеца.</w:t>
+      </w:r>
+    </w:p>
+    <w:p>
+      <w:pPr>
+        <w:spacing w:before="100" w:after="60"/>
+      </w:pPr>
+      <w:r>
+        <w:t>4. Лицето, упражняващо строителен надзор, или техническият ръководител — за строежите от пета категория, отбелязва в протокола, че подземните проводи и съоръжения преди засипването са отразени в специализираните карти и регистри, проектната нивелета е възстановена или е изпълнена настилка.</w:t>
+      </w:r>
+    </w:p>
+    <w:p>
+      <w:pPr>
+        <w:spacing w:before="100" w:after="60"/>
+      </w:pPr>
+      <w:r>
+        <w:t>5. Настоящият протокол се съставя в четири еднообразни екземпляра — по един за общината (района), за възложителя, за строителя и за строителния надзор, и заедно с приложенията към него се съхранява от посочените лица.</w:t>
+      </w:r>
+    </w:p>
+    <w:p>
+      <w:pPr>
+        <w:spacing w:before="100" w:after="60"/>
+      </w:pPr>
+      <w:r>
+        <w:t>6. Попълват се само необходимите данни, свързани със спецификата на строежа.</w:t>
+      </w:r>
+    </w:p>
+    <w:p>
+      <w:pPr>
+        <w:spacing w:before="100" w:after="60"/>
+      </w:pPr>
+      <w:r>
+        <w:t>7. При поетапно изпълнение или при изпълнение на технологични участъци настоящият протокол може да се състави поотделно за всеки етап или технологичен участък.</w:t>
+      </w:r>
+    </w:p>
+    <w:p>
+      <w:pPr>
+        <w:spacing w:before="100" w:after="60"/>
+      </w:pPr>
+      <w:r>
+        <w:t>8. Екземпляр от настоящия протокол се съхранява задължително на местостроежа за представяне на контролните органи при проверка.</w:t>
+      </w:r>
     </w:p>
     <w:sectPr>
       <w:headerReference w:type="default" r:id="rId7"/>

--- a/templates/Protokol_2_Combined_Template.docx
+++ b/templates/Protokol_2_Combined_Template.docx
@@ -55,13 +55,8 @@
               <w:pStyle w:val="FieldLabel"/>
               <w:keepLines/>
             </w:pPr>
-            <w:proofErr w:type="spellStart"/>
             <w:r>
-              <w:t>Строеж</w:t>
-            </w:r>
-            <w:proofErr w:type="spellEnd"/>
-            <w:r>
-              <w:t>:</w:t>
+              <w:t>Строеж:</w:t>
             </w:r>
           </w:p>
         </w:tc>
@@ -94,23 +89,7 @@
                 <w:rFonts w:eastAsia="Georgia" w:cs="Georgia"/>
                 <w:sz w:val="20"/>
               </w:rPr>
-              <w:t>{{</w:t>
-            </w:r>
-            <w:proofErr w:type="spellStart"/>
-            <w:r>
-              <w:rPr>
-                <w:rFonts w:eastAsia="Georgia" w:cs="Georgia"/>
-                <w:sz w:val="20"/>
-              </w:rPr>
-              <w:t>Строеж</w:t>
-            </w:r>
-            <w:proofErr w:type="spellEnd"/>
-            <w:r>
-              <w:rPr>
-                <w:rFonts w:eastAsia="Georgia" w:cs="Georgia"/>
-                <w:sz w:val="20"/>
-              </w:rPr>
-              <w:t>}}</w:t>
+              <w:t>{{Строеж}}</w:t>
             </w:r>
           </w:p>
         </w:tc>
@@ -141,13 +120,8 @@
               <w:pStyle w:val="FieldLabel"/>
               <w:keepLines/>
             </w:pPr>
-            <w:proofErr w:type="spellStart"/>
             <w:r>
-              <w:t>Местонахождение</w:t>
-            </w:r>
-            <w:proofErr w:type="spellEnd"/>
-            <w:r>
-              <w:t>:</w:t>
+              <w:t>Местонахождение:</w:t>
             </w:r>
           </w:p>
         </w:tc>
@@ -180,23 +154,7 @@
                 <w:rFonts w:eastAsia="Georgia" w:cs="Georgia"/>
                 <w:sz w:val="20"/>
               </w:rPr>
-              <w:t>{{</w:t>
-            </w:r>
-            <w:proofErr w:type="spellStart"/>
-            <w:r>
-              <w:rPr>
-                <w:rFonts w:eastAsia="Georgia" w:cs="Georgia"/>
-                <w:sz w:val="20"/>
-              </w:rPr>
-              <w:t>Адрес</w:t>
-            </w:r>
-            <w:proofErr w:type="spellEnd"/>
-            <w:r>
-              <w:rPr>
-                <w:rFonts w:eastAsia="Georgia" w:cs="Georgia"/>
-                <w:sz w:val="20"/>
-              </w:rPr>
-              <w:t>}}</w:t>
+              <w:t>{{Адрес}}</w:t>
             </w:r>
           </w:p>
         </w:tc>
@@ -227,13 +185,8 @@
               <w:pStyle w:val="FieldLabel"/>
               <w:keepLines/>
             </w:pPr>
-            <w:proofErr w:type="spellStart"/>
             <w:r>
-              <w:t>Възложител</w:t>
-            </w:r>
-            <w:proofErr w:type="spellEnd"/>
-            <w:r>
-              <w:t>:</w:t>
+              <w:t>Възложител:</w:t>
             </w:r>
           </w:p>
         </w:tc>
@@ -266,23 +219,7 @@
                 <w:rFonts w:eastAsia="Georgia" w:cs="Georgia"/>
                 <w:sz w:val="20"/>
               </w:rPr>
-              <w:t>{{</w:t>
-            </w:r>
-            <w:proofErr w:type="spellStart"/>
-            <w:r>
-              <w:rPr>
-                <w:rFonts w:eastAsia="Georgia" w:cs="Georgia"/>
-                <w:sz w:val="20"/>
-              </w:rPr>
-              <w:t>Възложител_Блок</w:t>
-            </w:r>
-            <w:proofErr w:type="spellEnd"/>
-            <w:r>
-              <w:rPr>
-                <w:rFonts w:eastAsia="Georgia" w:cs="Georgia"/>
-                <w:sz w:val="20"/>
-              </w:rPr>
-              <w:t>}}</w:t>
+              <w:t>{{Възложител_Блок}}</w:t>
             </w:r>
           </w:p>
         </w:tc>
@@ -313,29 +250,8 @@
               <w:pStyle w:val="FieldLabel"/>
               <w:keepLines/>
             </w:pPr>
-            <w:proofErr w:type="spellStart"/>
             <w:r>
-              <w:t>Консултант</w:t>
-            </w:r>
-            <w:proofErr w:type="spellEnd"/>
-            <w:r>
-              <w:t xml:space="preserve"> (</w:t>
-            </w:r>
-            <w:proofErr w:type="spellStart"/>
-            <w:r>
-              <w:t>строителен</w:t>
-            </w:r>
-            <w:proofErr w:type="spellEnd"/>
-            <w:r>
-              <w:t xml:space="preserve"> </w:t>
-            </w:r>
-            <w:proofErr w:type="spellStart"/>
-            <w:r>
-              <w:t>надзор</w:t>
-            </w:r>
-            <w:proofErr w:type="spellEnd"/>
-            <w:r>
-              <w:t>):</w:t>
+              <w:t>Консултант (строителен надзор):</w:t>
             </w:r>
           </w:p>
         </w:tc>
@@ -368,81 +284,8 @@
                 <w:rFonts w:eastAsia="Georgia" w:cs="Georgia"/>
                 <w:sz w:val="20"/>
               </w:rPr>
-              <w:t>{{</w:t>
+              <w:t>{{Консултант_Фирма}}, ЕИК {{Консултант_ЕИК}}, {{Консултант_Адрес}}, {{Консултант_Управител}} — Управител</w:t>
             </w:r>
-            <w:proofErr w:type="spellStart"/>
-            <w:r>
-              <w:rPr>
-                <w:rFonts w:eastAsia="Georgia" w:cs="Georgia"/>
-                <w:sz w:val="20"/>
-              </w:rPr>
-              <w:t>Консултант_Фирма</w:t>
-            </w:r>
-            <w:proofErr w:type="spellEnd"/>
-            <w:r>
-              <w:rPr>
-                <w:rFonts w:eastAsia="Georgia" w:cs="Georgia"/>
-                <w:sz w:val="20"/>
-              </w:rPr>
-              <w:t>}}, ЕИК {{</w:t>
-            </w:r>
-            <w:proofErr w:type="spellStart"/>
-            <w:r>
-              <w:rPr>
-                <w:rFonts w:eastAsia="Georgia" w:cs="Georgia"/>
-                <w:sz w:val="20"/>
-              </w:rPr>
-              <w:t>Консултант_ЕИК</w:t>
-            </w:r>
-            <w:proofErr w:type="spellEnd"/>
-            <w:r>
-              <w:rPr>
-                <w:rFonts w:eastAsia="Georgia" w:cs="Georgia"/>
-                <w:sz w:val="20"/>
-              </w:rPr>
-              <w:t>}}, {{</w:t>
-            </w:r>
-            <w:proofErr w:type="spellStart"/>
-            <w:r>
-              <w:rPr>
-                <w:rFonts w:eastAsia="Georgia" w:cs="Georgia"/>
-                <w:sz w:val="20"/>
-              </w:rPr>
-              <w:t>Консултант_Адрес</w:t>
-            </w:r>
-            <w:proofErr w:type="spellEnd"/>
-            <w:r>
-              <w:rPr>
-                <w:rFonts w:eastAsia="Georgia" w:cs="Georgia"/>
-                <w:sz w:val="20"/>
-              </w:rPr>
-              <w:t>}}, {{</w:t>
-            </w:r>
-            <w:proofErr w:type="spellStart"/>
-            <w:r>
-              <w:rPr>
-                <w:rFonts w:eastAsia="Georgia" w:cs="Georgia"/>
-                <w:sz w:val="20"/>
-              </w:rPr>
-              <w:t>Консултант_Управител</w:t>
-            </w:r>
-            <w:proofErr w:type="spellEnd"/>
-            <w:r>
-              <w:rPr>
-                <w:rFonts w:eastAsia="Georgia" w:cs="Georgia"/>
-                <w:sz w:val="20"/>
-              </w:rPr>
-              <w:t xml:space="preserve">}} — </w:t>
-            </w:r>
-            <w:proofErr w:type="spellStart"/>
-            <w:r>
-              <w:rPr>
-                <w:rFonts w:eastAsia="Georgia" w:cs="Georgia"/>
-                <w:sz w:val="20"/>
-              </w:rPr>
-              <w:t>Управител</w:t>
-            </w:r>
-            <w:proofErr w:type="spellEnd"/>
           </w:p>
         </w:tc>
       </w:tr>
@@ -472,21 +315,8 @@
               <w:pStyle w:val="FieldLabel"/>
               <w:keepLines/>
             </w:pPr>
-            <w:proofErr w:type="spellStart"/>
             <w:r>
-              <w:t>Тех</w:t>
-            </w:r>
-            <w:proofErr w:type="spellEnd"/>
-            <w:r>
-              <w:t xml:space="preserve">. </w:t>
-            </w:r>
-            <w:proofErr w:type="spellStart"/>
-            <w:r>
-              <w:t>ръководител</w:t>
-            </w:r>
-            <w:proofErr w:type="spellEnd"/>
-            <w:r>
-              <w:t>:</w:t>
+              <w:t>Тех. ръководител:</w:t>
             </w:r>
           </w:p>
         </w:tc>
@@ -519,23 +349,7 @@
                 <w:rFonts w:eastAsia="Georgia" w:cs="Georgia"/>
                 <w:sz w:val="20"/>
               </w:rPr>
-              <w:t>{{</w:t>
-            </w:r>
-            <w:proofErr w:type="spellStart"/>
-            <w:r>
-              <w:rPr>
-                <w:rFonts w:eastAsia="Georgia" w:cs="Georgia"/>
-                <w:sz w:val="20"/>
-              </w:rPr>
-              <w:t>Строител_ТехРък</w:t>
-            </w:r>
-            <w:proofErr w:type="spellEnd"/>
-            <w:r>
-              <w:rPr>
-                <w:rFonts w:eastAsia="Georgia" w:cs="Georgia"/>
-                <w:sz w:val="20"/>
-              </w:rPr>
-              <w:t>}}</w:t>
+              <w:t>{{Строител_ТехРък}}</w:t>
             </w:r>
           </w:p>
         </w:tc>
@@ -566,13 +380,8 @@
               <w:pStyle w:val="FieldLabel"/>
               <w:keepLines/>
             </w:pPr>
-            <w:proofErr w:type="spellStart"/>
             <w:r>
-              <w:t>Строител</w:t>
-            </w:r>
-            <w:proofErr w:type="spellEnd"/>
-            <w:r>
-              <w:t>:</w:t>
+              <w:t>Строител:</w:t>
             </w:r>
           </w:p>
         </w:tc>
@@ -605,103 +414,7 @@
                 <w:rFonts w:eastAsia="Georgia" w:cs="Georgia"/>
                 <w:sz w:val="20"/>
               </w:rPr>
-              <w:t>{{</w:t>
-            </w:r>
-            <w:proofErr w:type="spellStart"/>
-            <w:r>
-              <w:rPr>
-                <w:rFonts w:eastAsia="Georgia" w:cs="Georgia"/>
-                <w:sz w:val="20"/>
-              </w:rPr>
-              <w:t>Строител_Фирма</w:t>
-            </w:r>
-            <w:proofErr w:type="spellEnd"/>
-            <w:r>
-              <w:rPr>
-                <w:rFonts w:eastAsia="Georgia" w:cs="Georgia"/>
-                <w:sz w:val="20"/>
-              </w:rPr>
-              <w:t>}}, ЕИК {{</w:t>
-            </w:r>
-            <w:proofErr w:type="spellStart"/>
-            <w:r>
-              <w:rPr>
-                <w:rFonts w:eastAsia="Georgia" w:cs="Georgia"/>
-                <w:sz w:val="20"/>
-              </w:rPr>
-              <w:t>Строител_ЕИК</w:t>
-            </w:r>
-            <w:proofErr w:type="spellEnd"/>
-            <w:r>
-              <w:rPr>
-                <w:rFonts w:eastAsia="Georgia" w:cs="Georgia"/>
-                <w:sz w:val="20"/>
-              </w:rPr>
-              <w:t>}}, {{</w:t>
-            </w:r>
-            <w:proofErr w:type="spellStart"/>
-            <w:r>
-              <w:rPr>
-                <w:rFonts w:eastAsia="Georgia" w:cs="Georgia"/>
-                <w:sz w:val="20"/>
-              </w:rPr>
-              <w:t>Строител_Адрес</w:t>
-            </w:r>
-            <w:proofErr w:type="spellEnd"/>
-            <w:r>
-              <w:rPr>
-                <w:rFonts w:eastAsia="Georgia" w:cs="Georgia"/>
-                <w:sz w:val="20"/>
-              </w:rPr>
-              <w:t xml:space="preserve">}}, </w:t>
-            </w:r>
-            <w:proofErr w:type="spellStart"/>
-            <w:r>
-              <w:rPr>
-                <w:rFonts w:eastAsia="Georgia" w:cs="Georgia"/>
-                <w:sz w:val="20"/>
-              </w:rPr>
-              <w:t>представлявано</w:t>
-            </w:r>
-            <w:proofErr w:type="spellEnd"/>
-            <w:r>
-              <w:rPr>
-                <w:rFonts w:eastAsia="Georgia" w:cs="Georgia"/>
-                <w:sz w:val="20"/>
-              </w:rPr>
-              <w:t xml:space="preserve"> </w:t>
-            </w:r>
-            <w:proofErr w:type="spellStart"/>
-            <w:r>
-              <w:rPr>
-                <w:rFonts w:eastAsia="Georgia" w:cs="Georgia"/>
-                <w:sz w:val="20"/>
-              </w:rPr>
-              <w:t>от</w:t>
-            </w:r>
-            <w:proofErr w:type="spellEnd"/>
-            <w:r>
-              <w:rPr>
-                <w:rFonts w:eastAsia="Georgia" w:cs="Georgia"/>
-                <w:sz w:val="20"/>
-              </w:rPr>
-              <w:t xml:space="preserve"> {{</w:t>
-            </w:r>
-            <w:proofErr w:type="spellStart"/>
-            <w:r>
-              <w:rPr>
-                <w:rFonts w:eastAsia="Georgia" w:cs="Georgia"/>
-                <w:sz w:val="20"/>
-              </w:rPr>
-              <w:t>Строител_Управител</w:t>
-            </w:r>
-            <w:proofErr w:type="spellEnd"/>
-            <w:r>
-              <w:rPr>
-                <w:rFonts w:eastAsia="Georgia" w:cs="Georgia"/>
-                <w:sz w:val="20"/>
-              </w:rPr>
-              <w:t>}}</w:t>
+              <w:t>{{Строител_Фирма}}, ЕИК {{Строител_ЕИК}}, {{Строител_Адрес}}, представлявано от {{Строител_Управител}}</w:t>
             </w:r>
           </w:p>
         </w:tc>
@@ -1196,7 +909,7 @@
           <w:color w:val="BCBCBC"/>
           <w:szCs w:val="24"/>
         </w:rPr>
-        <w:t>1.7. За извозване на строителни отпадъци: ______________</w:t>
+        <w:t>1.7. За извозване на строителни отпадъци: ..............</w:t>
       </w:r>
       <w:r>
         <w:rPr>
@@ -1204,7 +917,7 @@
           <w:color w:val="BCBCBC"/>
           <w:szCs w:val="24"/>
         </w:rPr>
-        <w:t>______________________</w:t>
+        <w:t>......................</w:t>
       </w:r>
     </w:p>
     <w:p>
@@ -1408,7 +1121,7 @@
           <w:rFonts w:eastAsia="Georgia" w:cs="Georgia"/>
           <w:szCs w:val="24"/>
         </w:rPr>
-        <w:t>3.  Описание на строителната площадка:</w:t>
+        <w:t xml:space="preserve">3.  </w:t>
       </w:r>
     </w:p>
     <w:p>
@@ -1466,7 +1179,48 @@
           <w:rFonts w:eastAsia="Georgia" w:cs="Georgia"/>
           <w:szCs w:val="24"/>
         </w:rPr>
-        <w:t>3.1. {{Opisanie_Ploshtadka}}</w:t>
+        <w:t>3.1.</w:t>
+      </w:r>
+      <w:r>
+        <w:rPr>
+          <w:rFonts w:eastAsia="Georgia" w:cs="Georgia"/>
+          <w:szCs w:val="24"/>
+        </w:rPr>
+        <w:t xml:space="preserve"> Описание на строителната площадка: </w:t>
+      </w:r>
+      <w:r>
+        <w:rPr>
+          <w:rFonts w:eastAsia="Georgia" w:cs="Georgia"/>
+          <w:szCs w:val="24"/>
+        </w:rPr>
+      </w:r>
+      <w:r>
+        <w:rPr>
+          <w:rFonts w:eastAsia="Georgia" w:cs="Georgia"/>
+          <w:color w:val="BCBCBC"/>
+          <w:szCs w:val="24"/>
+        </w:rPr>
+      </w:r>
+      <w:r>
+        <w:rPr>
+          <w:rFonts w:eastAsia="Georgia" w:cs="Georgia"/>
+          <w:color w:val="BCBCBC"/>
+          <w:szCs w:val="24"/>
+        </w:rPr>
+      </w:r>
+      <w:r>
+        <w:rPr>
+          <w:rFonts w:eastAsia="Georgia" w:cs="Georgia"/>
+          <w:color w:val="BCBCBC"/>
+          <w:szCs w:val="24"/>
+        </w:rPr>
+      </w:r>
+      <w:r>
+        <w:rPr>
+          <w:rFonts w:eastAsia="Georgia" w:cs="Georgia"/>
+          <w:szCs w:val="24"/>
+        </w:rPr>
+        <w:t>{{Opisanie_Ploshtadka}}</w:t>
       </w:r>
     </w:p>
     <w:p>
@@ -1730,17 +1484,26 @@
       <w:pPr>
         <w:pStyle w:val="BodyStandard"/>
         <w:spacing w:before="120" w:after="60"/>
-      </w:pPr>
-      <w:r>
-        <w:rPr>
-          <w:rFonts w:eastAsia="Georgia" w:cs="Georgia"/>
+        <w:rPr>
+          <w:rFonts w:asciiTheme="minorBidi" w:hAnsiTheme="minorBidi" w:cstheme="minorBidi"/>
+          <w:i/>
+          <w:iCs/>
+        </w:rPr>
+      </w:pPr>
+      <w:r>
+        <w:rPr>
+          <w:rFonts w:asciiTheme="minorBidi" w:eastAsia="Georgia" w:hAnsiTheme="minorBidi" w:cstheme="minorBidi"/>
+          <w:i/>
+          <w:iCs/>
           <w:szCs w:val="24"/>
         </w:rPr>
         <w:t xml:space="preserve">А.:  </w:t>
       </w:r>
       <w:r>
         <w:rPr>
-          <w:rFonts w:eastAsia="Georgia" w:cs="Georgia"/>
+          <w:rFonts w:asciiTheme="minorBidi" w:eastAsia="Georgia" w:hAnsiTheme="minorBidi" w:cstheme="minorBidi"/>
+          <w:i/>
+          <w:iCs/>
           <w:color w:val="BCBCBC"/>
           <w:szCs w:val="24"/>
         </w:rPr>
@@ -1748,7 +1511,8 @@
       </w:r>
       <w:r>
         <w:rPr>
-          <w:rFonts w:eastAsia="Georgia" w:cs="Georgia"/>
+          <w:rFonts w:asciiTheme="minorBidi" w:eastAsia="Georgia" w:hAnsiTheme="minorBidi" w:cstheme="minorBidi"/>
+          <w:i/>
           <w:iCs/>
           <w:szCs w:val="24"/>
         </w:rPr>
@@ -1760,7 +1524,9 @@
         <w:pStyle w:val="BodyStandard"/>
         <w:spacing w:before="120" w:after="60"/>
         <w:rPr>
-          <w:rFonts w:eastAsia="Georgia" w:cs="Georgia"/>
+          <w:rFonts w:asciiTheme="minorBidi" w:eastAsia="Georgia" w:hAnsiTheme="minorBidi" w:cstheme="minorBidi"/>
+          <w:i/>
+          <w:iCs/>
           <w:szCs w:val="24"/>
         </w:rPr>
       </w:pPr>
@@ -1769,17 +1535,26 @@
       <w:pPr>
         <w:pStyle w:val="BodyStandard"/>
         <w:spacing w:before="120" w:after="60"/>
-      </w:pPr>
-      <w:r>
-        <w:rPr>
-          <w:rFonts w:eastAsia="Georgia" w:cs="Georgia"/>
+        <w:rPr>
+          <w:rFonts w:asciiTheme="minorBidi" w:hAnsiTheme="minorBidi" w:cstheme="minorBidi"/>
+          <w:i/>
+          <w:iCs/>
+        </w:rPr>
+      </w:pPr>
+      <w:r>
+        <w:rPr>
+          <w:rFonts w:asciiTheme="minorBidi" w:eastAsia="Georgia" w:hAnsiTheme="minorBidi" w:cstheme="minorBidi"/>
+          <w:i/>
+          <w:iCs/>
           <w:szCs w:val="24"/>
         </w:rPr>
         <w:t xml:space="preserve">Т. Р.:  </w:t>
       </w:r>
       <w:r>
         <w:rPr>
-          <w:rFonts w:eastAsia="Georgia" w:cs="Georgia"/>
+          <w:rFonts w:asciiTheme="minorBidi" w:eastAsia="Georgia" w:hAnsiTheme="minorBidi" w:cstheme="minorBidi"/>
+          <w:i/>
+          <w:iCs/>
           <w:color w:val="BCBCBC"/>
           <w:szCs w:val="24"/>
         </w:rPr>
@@ -1787,7 +1562,8 @@
       </w:r>
       <w:r>
         <w:rPr>
-          <w:rFonts w:eastAsia="Georgia" w:cs="Georgia"/>
+          <w:rFonts w:asciiTheme="minorBidi" w:eastAsia="Georgia" w:hAnsiTheme="minorBidi" w:cstheme="minorBidi"/>
+          <w:i/>
           <w:iCs/>
           <w:szCs w:val="24"/>
         </w:rPr>
@@ -1836,10 +1612,19 @@
       <w:pPr>
         <w:pStyle w:val="BodyStandard"/>
         <w:spacing w:before="120" w:after="60"/>
-      </w:pPr>
-      <w:r>
-        <w:rPr>
-          <w:rFonts w:eastAsia="Georgia" w:cs="Georgia"/>
+        <w:rPr>
+          <w:rFonts w:asciiTheme="minorBidi" w:hAnsiTheme="minorBidi" w:cstheme="minorBidi"/>
+          <w:i/>
+          <w:iCs/>
+          <w:color w:val="auto"/>
+        </w:rPr>
+      </w:pPr>
+      <w:r>
+        <w:rPr>
+          <w:rFonts w:asciiTheme="minorBidi" w:eastAsia="Georgia" w:hAnsiTheme="minorBidi" w:cstheme="minorBidi"/>
+          <w:i/>
+          <w:iCs/>
+          <w:color w:val="auto"/>
           <w:szCs w:val="24"/>
         </w:rPr>
         <w:t>{{Възложител_Подписва_Редове}}</w:t>
@@ -1850,7 +1635,10 @@
         <w:pStyle w:val="BodyStandard"/>
         <w:spacing w:before="120" w:after="60"/>
         <w:rPr>
-          <w:rFonts w:eastAsia="Georgia" w:cs="Georgia"/>
+          <w:rFonts w:asciiTheme="minorBidi" w:eastAsia="Georgia" w:hAnsiTheme="minorBidi" w:cstheme="minorBidi"/>
+          <w:i/>
+          <w:iCs/>
+          <w:color w:val="auto"/>
           <w:szCs w:val="24"/>
         </w:rPr>
       </w:pPr>
@@ -1859,29 +1647,22 @@
       <w:pPr>
         <w:pStyle w:val="BodyStandard"/>
         <w:spacing w:before="120" w:after="60"/>
-      </w:pPr>
-      <w:r>
-        <w:rPr>
-          <w:rFonts w:eastAsia="Georgia" w:cs="Georgia"/>
-          <w:szCs w:val="24"/>
-        </w:rPr>
-        <w:t xml:space="preserve">В.:  </w:t>
-      </w:r>
-      <w:r>
-        <w:rPr>
-          <w:rFonts w:eastAsia="Georgia" w:cs="Georgia"/>
-          <w:color w:val="auto"/>
-          <w:szCs w:val="24"/>
-        </w:rPr>
-        <w:t xml:space="preserve">..............................   </w:t>
-      </w:r>
-      <w:r>
-        <w:rPr>
-          <w:rFonts w:eastAsia="Georgia" w:cs="Georgia"/>
-          <w:iCs/>
-          <w:szCs w:val="24"/>
-        </w:rPr>
-        <w:t>({{Строител_Управител_1и3}})</w:t>
+        <w:rPr>
+          <w:rFonts w:asciiTheme="minorBidi" w:hAnsiTheme="minorBidi" w:cstheme="minorBidi"/>
+          <w:i/>
+          <w:iCs/>
+          <w:color w:val="auto"/>
+        </w:rPr>
+      </w:pPr>
+      <w:r>
+        <w:rPr>
+          <w:rFonts w:asciiTheme="minorBidi" w:eastAsia="Georgia" w:hAnsiTheme="minorBidi" w:cstheme="minorBidi"/>
+          <w:i/>
+          <w:iCs/>
+          <w:color w:val="auto"/>
+          <w:szCs w:val="24"/>
+        </w:rPr>
+        <w:t>В.:  ..............................   ({{Строител_Управител_1и3}})</w:t>
       </w:r>
     </w:p>
     <w:p>
@@ -1889,7 +1670,10 @@
         <w:pStyle w:val="BodyStandard"/>
         <w:spacing w:before="120" w:after="60"/>
         <w:rPr>
-          <w:rFonts w:eastAsia="Georgia" w:cs="Georgia"/>
+          <w:rFonts w:asciiTheme="minorBidi" w:eastAsia="Georgia" w:hAnsiTheme="minorBidi" w:cstheme="minorBidi"/>
+          <w:i/>
+          <w:iCs/>
+          <w:color w:val="auto"/>
           <w:szCs w:val="24"/>
         </w:rPr>
       </w:pPr>
@@ -1898,51 +1682,25 @@
       <w:pPr>
         <w:pStyle w:val="BodyStandard"/>
         <w:spacing w:before="120" w:after="60"/>
-      </w:pPr>
-      <w:r>
-        <w:rPr>
-          <w:rFonts w:eastAsia="Georgia" w:cs="Georgia"/>
-          <w:szCs w:val="24"/>
-        </w:rPr>
-        <w:t xml:space="preserve">Г.:  </w:t>
-      </w:r>
-      <w:r>
-        <w:rPr>
-          <w:rFonts w:eastAsia="Georgia" w:cs="Georgia"/>
-          <w:color w:val="auto"/>
-          <w:szCs w:val="24"/>
-        </w:rPr>
-        <w:t xml:space="preserve">..............................   </w:t>
-      </w:r>
-      <w:r>
-        <w:rPr>
-          <w:rFonts w:eastAsia="Georgia" w:cs="Georgia"/>
-          <w:iCs/>
-          <w:color w:val="auto"/>
-          <w:szCs w:val="24"/>
-        </w:rPr>
-        <w:t>(________________)</w:t>
-      </w:r>
-    </w:p>
-    <w:p>
-      <w:pPr>
-        <w:pStyle w:val="BodyStandard"/>
-        <w:spacing w:before="240" w:after="240"/>
-      </w:pPr>
-      <w:r>
-        <w:rPr>
-          <w:rFonts w:eastAsia="Georgia" w:cs="Georgia"/>
-          <w:szCs w:val="16"/>
-        </w:rPr>
-        <w:t>══════════════════════════════════════</w:t>
-      </w:r>
-      <w:r>
-        <w:rPr>
-          <w:rFonts w:eastAsia="Georgia" w:cs="Georgia"/>
-          <w:szCs w:val="16"/>
-        </w:rPr>
-        <w:t>═════════</w:t>
-      </w:r>
+        <w:rPr>
+          <w:rFonts w:asciiTheme="minorBidi" w:hAnsiTheme="minorBidi" w:cstheme="minorBidi"/>
+          <w:i/>
+          <w:iCs/>
+          <w:color w:val="auto"/>
+        </w:rPr>
+      </w:pPr>
+      <w:r>
+        <w:rPr>
+          <w:rFonts w:asciiTheme="minorBidi" w:eastAsia="Georgia" w:hAnsiTheme="minorBidi" w:cstheme="minorBidi"/>
+          <w:i/>
+          <w:iCs/>
+          <w:color w:val="auto"/>
+          <w:szCs w:val="24"/>
+        </w:rPr>
+        <w:t>Г.:  ..............................   (................)</w:t>
+      </w:r>
+      <w:bookmarkStart w:id="0" w:name="_GoBack"/>
+      <w:bookmarkEnd w:id="0"/>
     </w:p>
     <w:p>
       <w:pPr>
@@ -1973,6 +1731,82 @@
           <w:szCs w:val="24"/>
         </w:rPr>
       </w:pPr>
+      <w:r>
+        <w:rPr>
+          <w:rFonts w:eastAsia="Arial" w:cs="Arial"/>
+          <w:bCs/>
+          <w:noProof/>
+          <w:szCs w:val="24"/>
+        </w:rPr>
+        <mc:AlternateContent>
+          <mc:Choice Requires="wps">
+            <w:drawing>
+              <wp:anchor distT="0" distB="0" distL="114300" distR="114300" simplePos="0" relativeHeight="251664384" behindDoc="0" locked="0" layoutInCell="1" allowOverlap="1" wp14:anchorId="329DCE3B" wp14:editId="6AFD7B48">
+                <wp:simplePos x="0" y="0"/>
+                <wp:positionH relativeFrom="margin">
+                  <wp:align>right</wp:align>
+                </wp:positionH>
+                <wp:positionV relativeFrom="paragraph">
+                  <wp:posOffset>57785</wp:posOffset>
+                </wp:positionV>
+                <wp:extent cx="6219825" cy="19050"/>
+                <wp:effectExtent l="19050" t="19050" r="28575" b="19050"/>
+                <wp:wrapNone/>
+                <wp:docPr id="5" name="Straight Connector 5"/>
+                <wp:cNvGraphicFramePr/>
+                <a:graphic xmlns:a="http://schemas.openxmlformats.org/drawingml/2006/main">
+                  <a:graphicData uri="http://schemas.microsoft.com/office/word/2010/wordprocessingShape">
+                    <wps:wsp>
+                      <wps:cNvCnPr/>
+                      <wps:spPr>
+                        <a:xfrm flipV="1">
+                          <a:off x="0" y="0"/>
+                          <a:ext cx="6219825" cy="19050"/>
+                        </a:xfrm>
+                        <a:prstGeom prst="line">
+                          <a:avLst/>
+                        </a:prstGeom>
+                        <a:ln w="28575" cap="flat" cmpd="sng" algn="ctr">
+                          <a:solidFill>
+                            <a:schemeClr val="dk1"/>
+                          </a:solidFill>
+                          <a:prstDash val="dash"/>
+                          <a:round/>
+                          <a:headEnd type="none" w="med" len="med"/>
+                          <a:tailEnd type="none" w="med" len="med"/>
+                        </a:ln>
+                      </wps:spPr>
+                      <wps:style>
+                        <a:lnRef idx="0">
+                          <a:scrgbClr r="0" g="0" b="0"/>
+                        </a:lnRef>
+                        <a:fillRef idx="0">
+                          <a:scrgbClr r="0" g="0" b="0"/>
+                        </a:fillRef>
+                        <a:effectRef idx="0">
+                          <a:scrgbClr r="0" g="0" b="0"/>
+                        </a:effectRef>
+                        <a:fontRef idx="minor">
+                          <a:schemeClr val="tx1"/>
+                        </a:fontRef>
+                      </wps:style>
+                      <wps:bodyPr/>
+                    </wps:wsp>
+                  </a:graphicData>
+                </a:graphic>
+              </wp:anchor>
+            </w:drawing>
+          </mc:Choice>
+          <mc:Fallback>
+            <w:pict>
+              <v:line w14:anchorId="1F78FA41" id="Straight Connector 5" o:spid="_x0000_s1026" style="position:absolute;flip:y;z-index:251664384;visibility:visible;mso-wrap-style:square;mso-wrap-distance-left:9pt;mso-wrap-distance-top:0;mso-wrap-distance-right:9pt;mso-wrap-distance-bottom:0;mso-position-horizontal:right;mso-position-horizontal-relative:margin;mso-position-vertical:absolute;mso-position-vertical-relative:text" from="438.55pt,4.55pt" to="928.3pt,6.05pt" o:gfxdata="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" strokecolor="black [3200]" strokeweight="2.25pt">
+                <v:stroke dashstyle="dash"/>
+                <w10:wrap anchorx="margin"/>
+              </v:line>
+            </w:pict>
+          </mc:Fallback>
+        </mc:AlternateContent>
+      </w:r>
     </w:p>
     <w:p>
       <w:pPr>
@@ -1982,13 +1816,43 @@
           <w:bottom w:val="single" w:sz="4" w:space="1" w:color="1F3A5F"/>
         </w:pBdr>
         <w:spacing w:before="160" w:after="80"/>
-      </w:pPr>
-      <w:r>
         <w:rPr>
           <w:rFonts w:eastAsia="Arial" w:cs="Arial"/>
           <w:bCs/>
           <w:szCs w:val="24"/>
         </w:rPr>
+      </w:pPr>
+    </w:p>
+    <w:p>
+      <w:pPr>
+        <w:pStyle w:val="SectionStandard"/>
+        <w:keepNext/>
+        <w:pBdr>
+          <w:bottom w:val="single" w:sz="4" w:space="1" w:color="1F3A5F"/>
+        </w:pBdr>
+        <w:spacing w:before="160" w:after="80"/>
+        <w:rPr>
+          <w:rFonts w:eastAsia="Arial" w:cs="Arial"/>
+          <w:bCs/>
+          <w:szCs w:val="24"/>
+        </w:rPr>
+      </w:pPr>
+    </w:p>
+    <w:p>
+      <w:pPr>
+        <w:pStyle w:val="SectionStandard"/>
+        <w:keepNext/>
+        <w:pBdr>
+          <w:bottom w:val="single" w:sz="4" w:space="1" w:color="1F3A5F"/>
+        </w:pBdr>
+        <w:spacing w:before="160" w:after="80"/>
+      </w:pPr>
+      <w:r>
+        <w:rPr>
+          <w:rFonts w:eastAsia="Arial" w:cs="Arial"/>
+          <w:bCs/>
+          <w:szCs w:val="24"/>
+        </w:rPr>
         <w:t>II. Определяне на строителна линия и ниво на строежа</w:t>
       </w:r>
     </w:p>
@@ -2007,14 +1871,33 @@
       <w:pPr>
         <w:pStyle w:val="BodyStandard"/>
         <w:spacing w:before="60" w:after="60"/>
-      </w:pPr>
-      <w:r>
-        <w:rPr>
-          <w:rFonts w:eastAsia="Georgia" w:cs="Georgia"/>
-          <w:color w:val="BCBCBC"/>
-          <w:szCs w:val="24"/>
-        </w:rPr>
-        <w:t>Днес, _______________ г., долуподписаният:</w:t>
+        <w:rPr>
+          <w:color w:val="auto"/>
+        </w:rPr>
+      </w:pPr>
+      <w:r>
+        <w:rPr>
+          <w:rFonts w:eastAsia="Georgia" w:cs="Georgia"/>
+          <w:color w:val="auto"/>
+          <w:szCs w:val="24"/>
+        </w:rPr>
+        <w:t xml:space="preserve">Днес, </w:t>
+      </w:r>
+      <w:r>
+        <w:rPr>
+          <w:rFonts w:eastAsia="Georgia" w:cs="Georgia"/>
+          <w:color w:val="auto"/>
+          <w:szCs w:val="24"/>
+        </w:rPr>
+        <w:t>...................................</w:t>
+      </w:r>
+      <w:r>
+        <w:rPr>
+          <w:rFonts w:eastAsia="Georgia" w:cs="Georgia"/>
+          <w:color w:val="auto"/>
+          <w:szCs w:val="24"/>
+        </w:rPr>
+        <w:t xml:space="preserve"> г., долуподписаният:</w:t>
       </w:r>
     </w:p>
     <w:p>
@@ -2112,7 +1995,7 @@
       <w:r>
         <w:rPr>
           <w:rFonts w:eastAsia="Georgia" w:cs="Georgia"/>
-          <w:color w:val="BCBCBC"/>
+          <w:color w:val="auto"/>
           <w:szCs w:val="24"/>
         </w:rPr>
         <w:t xml:space="preserve">Д. Служител по чл. 223, ал. 2 от ЗУТ: </w:t>
@@ -2471,17 +2354,26 @@
       <w:pPr>
         <w:pStyle w:val="BodyStandard"/>
         <w:spacing w:before="120" w:after="60"/>
-      </w:pPr>
-      <w:r>
-        <w:rPr>
-          <w:rFonts w:eastAsia="Georgia" w:cs="Georgia"/>
+        <w:rPr>
+          <w:rFonts w:asciiTheme="minorBidi" w:hAnsiTheme="minorBidi" w:cstheme="minorBidi"/>
+          <w:i/>
+          <w:iCs/>
+        </w:rPr>
+      </w:pPr>
+      <w:r>
+        <w:rPr>
+          <w:rFonts w:asciiTheme="minorBidi" w:eastAsia="Georgia" w:hAnsiTheme="minorBidi" w:cstheme="minorBidi"/>
+          <w:i/>
+          <w:iCs/>
           <w:szCs w:val="24"/>
         </w:rPr>
         <w:t xml:space="preserve">А.:  </w:t>
       </w:r>
       <w:r>
         <w:rPr>
-          <w:rFonts w:eastAsia="Georgia" w:cs="Georgia"/>
+          <w:rFonts w:asciiTheme="minorBidi" w:eastAsia="Georgia" w:hAnsiTheme="minorBidi" w:cstheme="minorBidi"/>
+          <w:i/>
+          <w:iCs/>
           <w:color w:val="BCBCBC"/>
           <w:szCs w:val="24"/>
         </w:rPr>
@@ -2489,7 +2381,8 @@
       </w:r>
       <w:r>
         <w:rPr>
-          <w:rFonts w:eastAsia="Georgia" w:cs="Georgia"/>
+          <w:rFonts w:asciiTheme="minorBidi" w:eastAsia="Georgia" w:hAnsiTheme="minorBidi" w:cstheme="minorBidi"/>
+          <w:i/>
           <w:iCs/>
           <w:szCs w:val="24"/>
         </w:rPr>
@@ -2500,17 +2393,26 @@
       <w:pPr>
         <w:pStyle w:val="BodyStandard"/>
         <w:spacing w:before="120" w:after="60"/>
-      </w:pPr>
-      <w:r>
-        <w:rPr>
-          <w:rFonts w:eastAsia="Georgia" w:cs="Georgia"/>
+        <w:rPr>
+          <w:rFonts w:asciiTheme="minorBidi" w:hAnsiTheme="minorBidi" w:cstheme="minorBidi"/>
+          <w:i/>
+          <w:iCs/>
+        </w:rPr>
+      </w:pPr>
+      <w:r>
+        <w:rPr>
+          <w:rFonts w:asciiTheme="minorBidi" w:eastAsia="Georgia" w:hAnsiTheme="minorBidi" w:cstheme="minorBidi"/>
+          <w:i/>
+          <w:iCs/>
           <w:szCs w:val="24"/>
         </w:rPr>
         <w:t xml:space="preserve">Т. Р.:  </w:t>
       </w:r>
       <w:r>
         <w:rPr>
-          <w:rFonts w:eastAsia="Georgia" w:cs="Georgia"/>
+          <w:rFonts w:asciiTheme="minorBidi" w:eastAsia="Georgia" w:hAnsiTheme="minorBidi" w:cstheme="minorBidi"/>
+          <w:i/>
+          <w:iCs/>
           <w:color w:val="BCBCBC"/>
           <w:szCs w:val="24"/>
         </w:rPr>
@@ -2518,7 +2420,8 @@
       </w:r>
       <w:r>
         <w:rPr>
-          <w:rFonts w:eastAsia="Georgia" w:cs="Georgia"/>
+          <w:rFonts w:asciiTheme="minorBidi" w:eastAsia="Georgia" w:hAnsiTheme="minorBidi" w:cstheme="minorBidi"/>
+          <w:i/>
           <w:iCs/>
           <w:szCs w:val="24"/>
         </w:rPr>
@@ -2567,10 +2470,19 @@
       <w:pPr>
         <w:pStyle w:val="BodyStandard"/>
         <w:spacing w:before="120" w:after="60"/>
-      </w:pPr>
-      <w:r>
-        <w:rPr>
-          <w:rFonts w:eastAsia="Georgia" w:cs="Georgia"/>
+        <w:rPr>
+          <w:rFonts w:asciiTheme="minorBidi" w:hAnsiTheme="minorBidi" w:cstheme="minorBidi"/>
+          <w:i/>
+          <w:iCs/>
+          <w:color w:val="auto"/>
+        </w:rPr>
+      </w:pPr>
+      <w:r>
+        <w:rPr>
+          <w:rFonts w:asciiTheme="minorBidi" w:eastAsia="Georgia" w:hAnsiTheme="minorBidi" w:cstheme="minorBidi"/>
+          <w:i/>
+          <w:iCs/>
+          <w:color w:val="auto"/>
           <w:szCs w:val="24"/>
         </w:rPr>
         <w:t>{{Възложител_Подписва_Редове}}</w:t>
@@ -2581,7 +2493,10 @@
         <w:pStyle w:val="BodyStandard"/>
         <w:spacing w:before="120" w:after="60"/>
         <w:rPr>
-          <w:rFonts w:eastAsia="Georgia" w:cs="Georgia"/>
+          <w:rFonts w:asciiTheme="minorBidi" w:eastAsia="Georgia" w:hAnsiTheme="minorBidi" w:cstheme="minorBidi"/>
+          <w:i/>
+          <w:iCs/>
+          <w:color w:val="auto"/>
           <w:szCs w:val="24"/>
         </w:rPr>
       </w:pPr>
@@ -2590,29 +2505,22 @@
       <w:pPr>
         <w:pStyle w:val="BodyStandard"/>
         <w:spacing w:before="120" w:after="60"/>
-      </w:pPr>
-      <w:r>
-        <w:rPr>
-          <w:rFonts w:eastAsia="Georgia" w:cs="Georgia"/>
-          <w:szCs w:val="24"/>
-        </w:rPr>
-        <w:t xml:space="preserve">В.:  </w:t>
-      </w:r>
-      <w:r>
-        <w:rPr>
-          <w:rFonts w:eastAsia="Georgia" w:cs="Georgia"/>
-          <w:color w:val="BCBCBC"/>
-          <w:szCs w:val="24"/>
-        </w:rPr>
-        <w:t xml:space="preserve">..............................   </w:t>
-      </w:r>
-      <w:r>
-        <w:rPr>
-          <w:rFonts w:eastAsia="Georgia" w:cs="Georgia"/>
-          <w:iCs/>
-          <w:szCs w:val="24"/>
-        </w:rPr>
-        <w:t>({{Строител_Управител_1и3}})</w:t>
+        <w:rPr>
+          <w:rFonts w:asciiTheme="minorBidi" w:hAnsiTheme="minorBidi" w:cstheme="minorBidi"/>
+          <w:i/>
+          <w:iCs/>
+          <w:color w:val="auto"/>
+        </w:rPr>
+      </w:pPr>
+      <w:r>
+        <w:rPr>
+          <w:rFonts w:asciiTheme="minorBidi" w:eastAsia="Georgia" w:hAnsiTheme="minorBidi" w:cstheme="minorBidi"/>
+          <w:i/>
+          <w:iCs/>
+          <w:color w:val="auto"/>
+          <w:szCs w:val="24"/>
+        </w:rPr>
+        <w:t>В.:  ..............................   ({{Строител_Управител_1и3}})</w:t>
       </w:r>
     </w:p>
     <w:p>
@@ -2620,7 +2528,10 @@
         <w:pStyle w:val="BodyStandard"/>
         <w:spacing w:before="120" w:after="60"/>
         <w:rPr>
-          <w:rFonts w:eastAsia="Georgia" w:cs="Georgia"/>
+          <w:rFonts w:asciiTheme="minorBidi" w:eastAsia="Georgia" w:hAnsiTheme="minorBidi" w:cstheme="minorBidi"/>
+          <w:i/>
+          <w:iCs/>
+          <w:color w:val="auto"/>
           <w:szCs w:val="24"/>
         </w:rPr>
       </w:pPr>
@@ -2629,29 +2540,22 @@
       <w:pPr>
         <w:pStyle w:val="BodyStandard"/>
         <w:spacing w:before="120" w:after="60"/>
-      </w:pPr>
-      <w:r>
-        <w:rPr>
-          <w:rFonts w:eastAsia="Georgia" w:cs="Georgia"/>
-          <w:szCs w:val="24"/>
-        </w:rPr>
-        <w:t xml:space="preserve">Г.:  </w:t>
-      </w:r>
-      <w:r>
-        <w:rPr>
-          <w:rFonts w:eastAsia="Georgia" w:cs="Georgia"/>
-          <w:color w:val="BCBCBC"/>
-          <w:szCs w:val="24"/>
-        </w:rPr>
-        <w:t xml:space="preserve">..............................   </w:t>
-      </w:r>
-      <w:r>
-        <w:rPr>
-          <w:rFonts w:eastAsia="Georgia" w:cs="Georgia"/>
-          <w:iCs/>
-          <w:szCs w:val="24"/>
-        </w:rPr>
-        <w:t>({{Геодезист_1и3}})</w:t>
+        <w:rPr>
+          <w:rFonts w:asciiTheme="minorBidi" w:hAnsiTheme="minorBidi" w:cstheme="minorBidi"/>
+          <w:i/>
+          <w:iCs/>
+          <w:color w:val="auto"/>
+        </w:rPr>
+      </w:pPr>
+      <w:r>
+        <w:rPr>
+          <w:rFonts w:asciiTheme="minorBidi" w:eastAsia="Georgia" w:hAnsiTheme="minorBidi" w:cstheme="minorBidi"/>
+          <w:i/>
+          <w:iCs/>
+          <w:color w:val="auto"/>
+          <w:szCs w:val="24"/>
+        </w:rPr>
+        <w:t>Г.:  ..............................   ({{Геодезист_1и3}})</w:t>
       </w:r>
     </w:p>
     <w:p>
@@ -2659,7 +2563,10 @@
         <w:pStyle w:val="BodyStandard"/>
         <w:spacing w:before="120" w:after="60"/>
         <w:rPr>
-          <w:rFonts w:eastAsia="Georgia" w:cs="Georgia"/>
+          <w:rFonts w:asciiTheme="minorBidi" w:eastAsia="Georgia" w:hAnsiTheme="minorBidi" w:cstheme="minorBidi"/>
+          <w:i/>
+          <w:iCs/>
+          <w:color w:val="auto"/>
           <w:szCs w:val="24"/>
         </w:rPr>
       </w:pPr>
@@ -2668,30 +2575,22 @@
       <w:pPr>
         <w:pStyle w:val="BodyStandard"/>
         <w:spacing w:before="120" w:after="60"/>
-      </w:pPr>
-      <w:r>
-        <w:rPr>
-          <w:rFonts w:eastAsia="Georgia" w:cs="Georgia"/>
-          <w:szCs w:val="24"/>
-        </w:rPr>
-        <w:t xml:space="preserve">Д.:  </w:t>
-      </w:r>
-      <w:r>
-        <w:rPr>
-          <w:rFonts w:eastAsia="Georgia" w:cs="Georgia"/>
-          <w:color w:val="BCBCBC"/>
-          <w:szCs w:val="24"/>
-        </w:rPr>
-        <w:t xml:space="preserve">..............................   </w:t>
-      </w:r>
-      <w:r>
-        <w:rPr>
-          <w:rFonts w:eastAsia="Georgia" w:cs="Georgia"/>
-          <w:iCs/>
-          <w:color w:val="BCBCBC"/>
-          <w:szCs w:val="24"/>
-        </w:rPr>
-        <w:t>(________________)</w:t>
+        <w:rPr>
+          <w:rFonts w:asciiTheme="minorBidi" w:hAnsiTheme="minorBidi" w:cstheme="minorBidi"/>
+          <w:i/>
+          <w:iCs/>
+          <w:color w:val="auto"/>
+        </w:rPr>
+      </w:pPr>
+      <w:r>
+        <w:rPr>
+          <w:rFonts w:asciiTheme="minorBidi" w:eastAsia="Georgia" w:hAnsiTheme="minorBidi" w:cstheme="minorBidi"/>
+          <w:i/>
+          <w:iCs/>
+          <w:color w:val="auto"/>
+          <w:szCs w:val="24"/>
+        </w:rPr>
+        <w:t>Д.:  ..............................   (................)</w:t>
       </w:r>
     </w:p>
     <w:p>
@@ -2752,6 +2651,7 @@
           <w:bCs/>
           <w:szCs w:val="24"/>
         </w:rPr>
+        <w:lastRenderedPageBreak/>
         <w:t>III</w:t>
       </w:r>
       <w:r>
@@ -2824,7 +2724,6 @@
           <w:color w:val="auto"/>
           <w:szCs w:val="24"/>
         </w:rPr>
-        <w:lastRenderedPageBreak/>
         <w:t>Днес, ...................................... г., долуподписаният:</w:t>
       </w:r>
     </w:p>
@@ -2886,7 +2785,7 @@
           <w:color w:val="404040" w:themeColor="text1" w:themeTint="BF"/>
           <w:szCs w:val="24"/>
         </w:rPr>
-        <w:t>Б. Инженер-геолог: инж. ___________________________________________________</w:t>
+        <w:t>Б. Инженер-геолог: инж. ...................................................</w:t>
       </w:r>
     </w:p>
     <w:p>
@@ -3292,7 +3191,7 @@
           <w:color w:val="auto"/>
           <w:sz w:val="20"/>
         </w:rPr>
-        <w:t>:  ..............................   (________________)</w:t>
+        <w:t>:  ..............................   (................)</w:t>
       </w:r>
     </w:p>
     <w:p>
@@ -3457,6 +3356,7 @@
           <w:sz w:val="20"/>
           <w:szCs w:val="24"/>
         </w:rPr>
+        <w:lastRenderedPageBreak/>
         <w:t>2. Проверка при ниво цокъл, кота ± 0,00 м (абс. {{Kota_Cokul}})</w:t>
       </w:r>
     </w:p>
@@ -4092,8 +3992,6 @@
         </w:pBdr>
         <w:spacing w:before="200" w:after="80"/>
       </w:pPr>
-      <w:bookmarkStart w:id="0" w:name="_GoBack"/>
-      <w:bookmarkEnd w:id="0"/>
       <w:r>
         <w:rPr>
           <w:rFonts w:eastAsia="Arial" w:cs="Arial"/>
@@ -4138,6 +4036,7 @@
           <w:color w:val="404040" w:themeColor="text1" w:themeTint="BF"/>
           <w:szCs w:val="24"/>
         </w:rPr>
+        <w:lastRenderedPageBreak/>
         <w:t>Днес, ...................................... г., долуподписаният:</w:t>
       </w:r>
     </w:p>
@@ -4182,7 +4081,6 @@
           <w:rFonts w:eastAsia="Georgia" w:cs="Georgia"/>
           <w:szCs w:val="24"/>
         </w:rPr>
-        <w:lastRenderedPageBreak/>
         <w:t>В присъствието на:</w:t>
       </w:r>
     </w:p>
@@ -4829,6 +4727,7 @@
           <w:rFonts w:eastAsia="Georgia" w:cs="Georgia"/>
           <w:szCs w:val="24"/>
         </w:rPr>
+        <w:lastRenderedPageBreak/>
         <w:t>А. Консултант (строителен надзор): {{Консултант_Управител}}, квалифицирано лице от списъка на {{Консултант_Фирма}}</w:t>
       </w:r>
     </w:p>
@@ -5502,6 +5401,7 @@
           <w:sz w:val="18"/>
           <w:szCs w:val="18"/>
         </w:rPr>
+        <w:lastRenderedPageBreak/>
         <w:t>1. Всички описани по-горе документи са неразделна част от настоящия протокол. Копия от документите се прилагат към протокола.</w:t>
       </w:r>
     </w:p>
@@ -5568,7 +5468,6 @@
           <w:sz w:val="18"/>
           <w:szCs w:val="18"/>
         </w:rPr>
-        <w:lastRenderedPageBreak/>
         <w:t xml:space="preserve">3. За строежите от </w:t>
       </w:r>
       <w:r>

--- a/templates/Protokol_2_Combined_Template.docx
+++ b/templates/Protokol_2_Combined_Template.docx
@@ -1121,7 +1121,7 @@
           <w:rFonts w:eastAsia="Georgia" w:cs="Georgia"/>
           <w:szCs w:val="24"/>
         </w:rPr>
-        <w:t xml:space="preserve">3.  </w:t>
+        <w:t>3.  Описание на строителната площадка:</w:t>
       </w:r>
     </w:p>
     <w:p>
@@ -1186,7 +1186,7 @@
           <w:rFonts w:eastAsia="Georgia" w:cs="Georgia"/>
           <w:szCs w:val="24"/>
         </w:rPr>
-        <w:t xml:space="preserve"> Описание на строителната площадка: </w:t>
+        <w:t xml:space="preserve"> </w:t>
       </w:r>
       <w:r>
         <w:rPr>

--- a/templates/Protokol_2_Combined_Template.docx
+++ b/templates/Protokol_2_Combined_Template.docx
@@ -1920,14 +1920,13 @@
           <w:rFonts w:eastAsia="Georgia" w:cs="Georgia"/>
           <w:szCs w:val="24"/>
         </w:rPr>
-        <w:t>А. Консултанта: {{Конс</w:t>
-      </w:r>
-      <w:r>
-        <w:rPr>
-          <w:rFonts w:eastAsia="Georgia" w:cs="Georgia"/>
-          <w:szCs w:val="24"/>
-        </w:rPr>
-        <w:t>ултант_Управител}} — Управител</w:t>
+        <w:t>А. Консултанта: {{Консултант_Управител}} — Управител</w:t>
+      </w:r>
+      <w:r>
+        <w:rPr>
+          <w:rFonts w:eastAsia="Georgia" w:cs="Georgia"/>
+          <w:szCs w:val="24"/>
+        </w:rPr>
       </w:r>
     </w:p>
     <w:p>
@@ -5692,6 +5691,8 @@
       </w:r>
     </w:p>
     <w:sectPr>
+      <w:headerReference w:type="default" r:id="rId9"/>
+      <w:footerReference w:type="default" r:id="rId10"/>
       <w:pgSz w:w="11906" w:h="16838"/>
       <w:pgMar w:top="709" w:right="849" w:bottom="907" w:left="1077" w:header="284" w:footer="454" w:gutter="0"/>
       <w:cols w:space="708"/>
@@ -5720,6 +5721,16 @@
 </w:endnotes>
 </file>
 
+<file path=word/footer1.xml><?xml version="1.0" encoding="utf-8"?>
+<w:ftr xmlns:m="http://schemas.openxmlformats.org/officeDocument/2006/math" xmlns:mc="http://schemas.openxmlformats.org/markup-compatibility/2006" xmlns:mo="http://schemas.microsoft.com/office/mac/office/2008/main" xmlns:mv="urn:schemas-microsoft-com:mac:vml" xmlns:o="urn:schemas-microsoft-com:office:office" xmlns:r="http://schemas.openxmlformats.org/officeDocument/2006/relationships" xmlns:v="urn:schemas-microsoft-com:vml" xmlns:w10="urn:schemas-microsoft-com:office:word" xmlns:w14="http://schemas.microsoft.com/office/word/2010/wordml" xmlns:w="http://schemas.openxmlformats.org/wordprocessingml/2006/main" xmlns:wne="http://schemas.microsoft.com/office/word/2006/wordml" xmlns:wp14="http://schemas.microsoft.com/office/word/2010/wordprocessingDrawing" xmlns:wp="http://schemas.openxmlformats.org/drawingml/2006/wordprocessingDrawing" xmlns:wpc="http://schemas.microsoft.com/office/word/2010/wordprocessingCanvas" xmlns:wpg="http://schemas.microsoft.com/office/word/2010/wordprocessingGroup" xmlns:wpi="http://schemas.microsoft.com/office/word/2010/wordprocessingInk" xmlns:wps="http://schemas.microsoft.com/office/word/2010/wordprocessingShape" mc:Ignorable="w14 wp14">
+  <w:p>
+    <w:pPr>
+      <w:pStyle w:val="Footer"/>
+    </w:pPr>
+  </w:p>
+</w:ftr>
+</file>
+
 <file path=word/footnotes.xml><?xml version="1.0" encoding="utf-8"?>
 <w:footnotes xmlns:wpc="http://schemas.microsoft.com/office/word/2010/wordprocessingCanvas" xmlns:cx="http://schemas.microsoft.com/office/drawing/2014/chartex" xmlns:cx1="http://schemas.microsoft.com/office/drawing/2015/9/8/chartex" xmlns:mc="http://schemas.openxmlformats.org/markup-compatibility/2006" xmlns:o="urn:schemas-microsoft-com:office:office" xmlns:r="http://schemas.openxmlformats.org/officeDocument/2006/relationships" xmlns:m="http://schemas.openxmlformats.org/officeDocument/2006/math" xmlns:v="urn:schemas-microsoft-com:vml" xmlns:wp14="http://schemas.microsoft.com/office/word/2010/wordprocessingDrawing" xmlns:wp="http://schemas.openxmlformats.org/drawingml/2006/wordprocessingDrawing" xmlns:w10="urn:schemas-microsoft-com:office:word" xmlns:w="http://schemas.openxmlformats.org/wordprocessingml/2006/main" xmlns:w14="http://schemas.microsoft.com/office/word/2010/wordml" xmlns:w15="http://schemas.microsoft.com/office/word/2012/wordml" xmlns:w16se="http://schemas.microsoft.com/office/word/2015/wordml/symex" xmlns:wpg="http://schemas.microsoft.com/office/word/2010/wordprocessingGroup" xmlns:wpi="http://schemas.microsoft.com/office/word/2010/wordprocessingInk" xmlns:wne="http://schemas.microsoft.com/office/word/2006/wordml" xmlns:wps="http://schemas.microsoft.com/office/word/2010/wordprocessingShape" mc:Ignorable="w14 w15 w16se wp14">
   <w:footnote w:type="separator" w:id="-1">
@@ -5737,6 +5748,16 @@
     </w:p>
   </w:footnote>
 </w:footnotes>
+</file>
+
+<file path=word/header1.xml><?xml version="1.0" encoding="utf-8"?>
+<w:hdr xmlns:m="http://schemas.openxmlformats.org/officeDocument/2006/math" xmlns:mc="http://schemas.openxmlformats.org/markup-compatibility/2006" xmlns:mo="http://schemas.microsoft.com/office/mac/office/2008/main" xmlns:mv="urn:schemas-microsoft-com:mac:vml" xmlns:o="urn:schemas-microsoft-com:office:office" xmlns:r="http://schemas.openxmlformats.org/officeDocument/2006/relationships" xmlns:v="urn:schemas-microsoft-com:vml" xmlns:w10="urn:schemas-microsoft-com:office:word" xmlns:w14="http://schemas.microsoft.com/office/word/2010/wordml" xmlns:w="http://schemas.openxmlformats.org/wordprocessingml/2006/main" xmlns:wne="http://schemas.microsoft.com/office/word/2006/wordml" xmlns:wp14="http://schemas.microsoft.com/office/word/2010/wordprocessingDrawing" xmlns:wp="http://schemas.openxmlformats.org/drawingml/2006/wordprocessingDrawing" xmlns:wpc="http://schemas.microsoft.com/office/word/2010/wordprocessingCanvas" xmlns:wpg="http://schemas.microsoft.com/office/word/2010/wordprocessingGroup" xmlns:wpi="http://schemas.microsoft.com/office/word/2010/wordprocessingInk" xmlns:wps="http://schemas.microsoft.com/office/word/2010/wordprocessingShape" mc:Ignorable="w14 wp14">
+  <w:p>
+    <w:pPr>
+      <w:pStyle w:val="Header"/>
+    </w:pPr>
+  </w:p>
+</w:hdr>
 </file>
 
 <file path=word/numbering.xml><?xml version="1.0" encoding="utf-8"?>

--- a/templates/Protokol_2_Combined_Template.docx
+++ b/templates/Protokol_2_Combined_Template.docx
@@ -1482,91 +1482,57 @@
     </w:p>
     <w:p>
       <w:pPr>
+        <w:pStyle w:val="SignatureLine"/>
+        <w:rPr>
+          <w:rFonts w:asciiTheme="minorBidi" w:hAnsiTheme="minorBidi" w:cstheme="minorBidi"/>
+          <w:i/>
+          <w:iCs/>
+        </w:rPr>
+      </w:pPr>
+      <w:r>
+        <w:rPr/>
+        <w:t xml:space="preserve">А.:  </w:t>
+      </w:r>
+      <w:r>
+        <w:rPr/>
+        <w:t xml:space="preserve">..............................   </w:t>
+      </w:r>
+      <w:r>
+        <w:rPr/>
+        <w:t>({{Управител_1и3}})</w:t>
+      </w:r>
+    </w:p>
+    <w:p>
+      <w:pPr>
         <w:pStyle w:val="BodyStandard"/>
         <w:spacing w:before="120" w:after="60"/>
         <w:rPr>
+          <w:rFonts w:asciiTheme="minorBidi" w:eastAsia="Georgia" w:hAnsiTheme="minorBidi" w:cstheme="minorBidi"/>
+          <w:i/>
+          <w:iCs/>
+          <w:szCs w:val="24"/>
+        </w:rPr>
+      </w:pPr>
+    </w:p>
+    <w:p>
+      <w:pPr>
+        <w:pStyle w:val="SignatureLine"/>
+        <w:rPr>
           <w:rFonts w:asciiTheme="minorBidi" w:hAnsiTheme="minorBidi" w:cstheme="minorBidi"/>
           <w:i/>
           <w:iCs/>
         </w:rPr>
       </w:pPr>
       <w:r>
-        <w:rPr>
-          <w:rFonts w:asciiTheme="minorBidi" w:eastAsia="Georgia" w:hAnsiTheme="minorBidi" w:cstheme="minorBidi"/>
-          <w:i/>
-          <w:iCs/>
-          <w:szCs w:val="24"/>
-        </w:rPr>
-        <w:t xml:space="preserve">А.:  </w:t>
-      </w:r>
-      <w:r>
-        <w:rPr>
-          <w:rFonts w:asciiTheme="minorBidi" w:eastAsia="Georgia" w:hAnsiTheme="minorBidi" w:cstheme="minorBidi"/>
-          <w:i/>
-          <w:iCs/>
-          <w:color w:val="BCBCBC"/>
-          <w:szCs w:val="24"/>
-        </w:rPr>
+        <w:rPr/>
+        <w:t xml:space="preserve">Т. Р.:  </w:t>
+      </w:r>
+      <w:r>
+        <w:rPr/>
         <w:t xml:space="preserve">..............................   </w:t>
       </w:r>
       <w:r>
-        <w:rPr>
-          <w:rFonts w:asciiTheme="minorBidi" w:eastAsia="Georgia" w:hAnsiTheme="minorBidi" w:cstheme="minorBidi"/>
-          <w:i/>
-          <w:iCs/>
-          <w:szCs w:val="24"/>
-        </w:rPr>
-        <w:t>({{Управител_1и3}})</w:t>
-      </w:r>
-    </w:p>
-    <w:p>
-      <w:pPr>
-        <w:pStyle w:val="BodyStandard"/>
-        <w:spacing w:before="120" w:after="60"/>
-        <w:rPr>
-          <w:rFonts w:asciiTheme="minorBidi" w:eastAsia="Georgia" w:hAnsiTheme="minorBidi" w:cstheme="minorBidi"/>
-          <w:i/>
-          <w:iCs/>
-          <w:szCs w:val="24"/>
-        </w:rPr>
-      </w:pPr>
-    </w:p>
-    <w:p>
-      <w:pPr>
-        <w:pStyle w:val="BodyStandard"/>
-        <w:spacing w:before="120" w:after="60"/>
-        <w:rPr>
-          <w:rFonts w:asciiTheme="minorBidi" w:hAnsiTheme="minorBidi" w:cstheme="minorBidi"/>
-          <w:i/>
-          <w:iCs/>
-        </w:rPr>
-      </w:pPr>
-      <w:r>
-        <w:rPr>
-          <w:rFonts w:asciiTheme="minorBidi" w:eastAsia="Georgia" w:hAnsiTheme="minorBidi" w:cstheme="minorBidi"/>
-          <w:i/>
-          <w:iCs/>
-          <w:szCs w:val="24"/>
-        </w:rPr>
-        <w:t xml:space="preserve">Т. Р.:  </w:t>
-      </w:r>
-      <w:r>
-        <w:rPr>
-          <w:rFonts w:asciiTheme="minorBidi" w:eastAsia="Georgia" w:hAnsiTheme="minorBidi" w:cstheme="minorBidi"/>
-          <w:i/>
-          <w:iCs/>
-          <w:color w:val="BCBCBC"/>
-          <w:szCs w:val="24"/>
-        </w:rPr>
-        <w:t xml:space="preserve">..............................   </w:t>
-      </w:r>
-      <w:r>
-        <w:rPr>
-          <w:rFonts w:asciiTheme="minorBidi" w:eastAsia="Georgia" w:hAnsiTheme="minorBidi" w:cstheme="minorBidi"/>
-          <w:i/>
-          <w:iCs/>
-          <w:szCs w:val="24"/>
-        </w:rPr>
+        <w:rPr/>
         <w:t>({{ТехРък_1и3}})</w:t>
       </w:r>
     </w:p>
@@ -1610,9 +1576,36 @@
     </w:p>
     <w:p>
       <w:pPr>
+        <w:pStyle w:val="SignatureLine"/>
+        <w:rPr>
+          <w:rFonts w:asciiTheme="minorBidi" w:hAnsiTheme="minorBidi" w:cstheme="minorBidi"/>
+          <w:i/>
+          <w:iCs/>
+          <w:color w:val="auto"/>
+        </w:rPr>
+      </w:pPr>
+      <w:r>
+        <w:rPr/>
+        <w:t>{{Възложител_Подписва_Редове}}</w:t>
+      </w:r>
+    </w:p>
+    <w:p>
+      <w:pPr>
         <w:pStyle w:val="BodyStandard"/>
         <w:spacing w:before="120" w:after="60"/>
         <w:rPr>
+          <w:rFonts w:asciiTheme="minorBidi" w:eastAsia="Georgia" w:hAnsiTheme="minorBidi" w:cstheme="minorBidi"/>
+          <w:i/>
+          <w:iCs/>
+          <w:color w:val="auto"/>
+          <w:szCs w:val="24"/>
+        </w:rPr>
+      </w:pPr>
+    </w:p>
+    <w:p>
+      <w:pPr>
+        <w:pStyle w:val="SignatureLine"/>
+        <w:rPr>
           <w:rFonts w:asciiTheme="minorBidi" w:hAnsiTheme="minorBidi" w:cstheme="minorBidi"/>
           <w:i/>
           <w:iCs/>
@@ -1620,6 +1613,14 @@
         </w:rPr>
       </w:pPr>
       <w:r>
+        <w:rPr/>
+        <w:t>В.:  ..............................   ({{Строител_Управител_1и3}})</w:t>
+      </w:r>
+    </w:p>
+    <w:p>
+      <w:pPr>
+        <w:pStyle w:val="BodyStandard"/>
+        <w:spacing w:before="120" w:after="60"/>
         <w:rPr>
           <w:rFonts w:asciiTheme="minorBidi" w:eastAsia="Georgia" w:hAnsiTheme="minorBidi" w:cstheme="minorBidi"/>
           <w:i/>
@@ -1627,76 +1628,20 @@
           <w:color w:val="auto"/>
           <w:szCs w:val="24"/>
         </w:rPr>
-        <w:t>{{Възложител_Подписва_Редове}}</w:t>
-      </w:r>
-    </w:p>
-    <w:p>
-      <w:pPr>
-        <w:pStyle w:val="BodyStandard"/>
-        <w:spacing w:before="120" w:after="60"/>
-        <w:rPr>
-          <w:rFonts w:asciiTheme="minorBidi" w:eastAsia="Georgia" w:hAnsiTheme="minorBidi" w:cstheme="minorBidi"/>
+      </w:pPr>
+    </w:p>
+    <w:p>
+      <w:pPr>
+        <w:pStyle w:val="SignatureLine"/>
+        <w:rPr>
+          <w:rFonts w:asciiTheme="minorBidi" w:hAnsiTheme="minorBidi" w:cstheme="minorBidi"/>
           <w:i/>
           <w:iCs/>
           <w:color w:val="auto"/>
-          <w:szCs w:val="24"/>
-        </w:rPr>
-      </w:pPr>
-    </w:p>
-    <w:p>
-      <w:pPr>
-        <w:pStyle w:val="BodyStandard"/>
-        <w:spacing w:before="120" w:after="60"/>
-        <w:rPr>
-          <w:rFonts w:asciiTheme="minorBidi" w:hAnsiTheme="minorBidi" w:cstheme="minorBidi"/>
-          <w:i/>
-          <w:iCs/>
-          <w:color w:val="auto"/>
-        </w:rPr>
-      </w:pPr>
-      <w:r>
-        <w:rPr>
-          <w:rFonts w:asciiTheme="minorBidi" w:eastAsia="Georgia" w:hAnsiTheme="minorBidi" w:cstheme="minorBidi"/>
-          <w:i/>
-          <w:iCs/>
-          <w:color w:val="auto"/>
-          <w:szCs w:val="24"/>
-        </w:rPr>
-        <w:t>В.:  ..............................   ({{Строител_Управител_1и3}})</w:t>
-      </w:r>
-    </w:p>
-    <w:p>
-      <w:pPr>
-        <w:pStyle w:val="BodyStandard"/>
-        <w:spacing w:before="120" w:after="60"/>
-        <w:rPr>
-          <w:rFonts w:asciiTheme="minorBidi" w:eastAsia="Georgia" w:hAnsiTheme="minorBidi" w:cstheme="minorBidi"/>
-          <w:i/>
-          <w:iCs/>
-          <w:color w:val="auto"/>
-          <w:szCs w:val="24"/>
-        </w:rPr>
-      </w:pPr>
-    </w:p>
-    <w:p>
-      <w:pPr>
-        <w:pStyle w:val="BodyStandard"/>
-        <w:spacing w:before="120" w:after="60"/>
-        <w:rPr>
-          <w:rFonts w:asciiTheme="minorBidi" w:hAnsiTheme="minorBidi" w:cstheme="minorBidi"/>
-          <w:i/>
-          <w:iCs/>
-          <w:color w:val="auto"/>
-        </w:rPr>
-      </w:pPr>
-      <w:r>
-        <w:rPr>
-          <w:rFonts w:asciiTheme="minorBidi" w:eastAsia="Georgia" w:hAnsiTheme="minorBidi" w:cstheme="minorBidi"/>
-          <w:i/>
-          <w:iCs/>
-          <w:color w:val="auto"/>
-          <w:szCs w:val="24"/>
-        </w:rPr>
+        </w:rPr>
+      </w:pPr>
+      <w:r>
+        <w:rPr/>
         <w:t>Г.:  ..............................   (................)</w:t>
       </w:r>
       <w:bookmarkStart w:id="0" w:name="_GoBack"/>
@@ -2351,8 +2296,7 @@
     </w:p>
     <w:p>
       <w:pPr>
-        <w:pStyle w:val="BodyStandard"/>
-        <w:spacing w:before="120" w:after="60"/>
+        <w:pStyle w:val="SignatureLine"/>
         <w:rPr>
           <w:rFonts w:asciiTheme="minorBidi" w:hAnsiTheme="minorBidi" w:cstheme="minorBidi"/>
           <w:i/>
@@ -2360,38 +2304,21 @@
         </w:rPr>
       </w:pPr>
       <w:r>
-        <w:rPr>
-          <w:rFonts w:asciiTheme="minorBidi" w:eastAsia="Georgia" w:hAnsiTheme="minorBidi" w:cstheme="minorBidi"/>
-          <w:i/>
-          <w:iCs/>
-          <w:szCs w:val="24"/>
-        </w:rPr>
+        <w:rPr/>
         <w:t xml:space="preserve">А.:  </w:t>
       </w:r>
       <w:r>
-        <w:rPr>
-          <w:rFonts w:asciiTheme="minorBidi" w:eastAsia="Georgia" w:hAnsiTheme="minorBidi" w:cstheme="minorBidi"/>
-          <w:i/>
-          <w:iCs/>
-          <w:color w:val="BCBCBC"/>
-          <w:szCs w:val="24"/>
-        </w:rPr>
+        <w:rPr/>
         <w:t xml:space="preserve">..............................   </w:t>
       </w:r>
       <w:r>
-        <w:rPr>
-          <w:rFonts w:asciiTheme="minorBidi" w:eastAsia="Georgia" w:hAnsiTheme="minorBidi" w:cstheme="minorBidi"/>
-          <w:i/>
-          <w:iCs/>
-          <w:szCs w:val="24"/>
-        </w:rPr>
+        <w:rPr/>
         <w:t>({{Управител_1и3}})</w:t>
       </w:r>
     </w:p>
     <w:p>
       <w:pPr>
-        <w:pStyle w:val="BodyStandard"/>
-        <w:spacing w:before="120" w:after="60"/>
+        <w:pStyle w:val="SignatureLine"/>
         <w:rPr>
           <w:rFonts w:asciiTheme="minorBidi" w:hAnsiTheme="minorBidi" w:cstheme="minorBidi"/>
           <w:i/>
@@ -2399,31 +2326,15 @@
         </w:rPr>
       </w:pPr>
       <w:r>
-        <w:rPr>
-          <w:rFonts w:asciiTheme="minorBidi" w:eastAsia="Georgia" w:hAnsiTheme="minorBidi" w:cstheme="minorBidi"/>
-          <w:i/>
-          <w:iCs/>
-          <w:szCs w:val="24"/>
-        </w:rPr>
+        <w:rPr/>
         <w:t xml:space="preserve">Т. Р.:  </w:t>
       </w:r>
       <w:r>
-        <w:rPr>
-          <w:rFonts w:asciiTheme="minorBidi" w:eastAsia="Georgia" w:hAnsiTheme="minorBidi" w:cstheme="minorBidi"/>
-          <w:i/>
-          <w:iCs/>
-          <w:color w:val="BCBCBC"/>
-          <w:szCs w:val="24"/>
-        </w:rPr>
+        <w:rPr/>
         <w:t xml:space="preserve">..............................   </w:t>
       </w:r>
       <w:r>
-        <w:rPr>
-          <w:rFonts w:asciiTheme="minorBidi" w:eastAsia="Georgia" w:hAnsiTheme="minorBidi" w:cstheme="minorBidi"/>
-          <w:i/>
-          <w:iCs/>
-          <w:szCs w:val="24"/>
-        </w:rPr>
+        <w:rPr/>
         <w:t>({{ТехРък_1и3}})</w:t>
       </w:r>
     </w:p>
@@ -2467,9 +2378,36 @@
     </w:p>
     <w:p>
       <w:pPr>
+        <w:pStyle w:val="SignatureLine"/>
+        <w:rPr>
+          <w:rFonts w:asciiTheme="minorBidi" w:hAnsiTheme="minorBidi" w:cstheme="minorBidi"/>
+          <w:i/>
+          <w:iCs/>
+          <w:color w:val="auto"/>
+        </w:rPr>
+      </w:pPr>
+      <w:r>
+        <w:rPr/>
+        <w:t>{{Възложител_Подписва_Редове}}</w:t>
+      </w:r>
+    </w:p>
+    <w:p>
+      <w:pPr>
         <w:pStyle w:val="BodyStandard"/>
         <w:spacing w:before="120" w:after="60"/>
         <w:rPr>
+          <w:rFonts w:asciiTheme="minorBidi" w:eastAsia="Georgia" w:hAnsiTheme="minorBidi" w:cstheme="minorBidi"/>
+          <w:i/>
+          <w:iCs/>
+          <w:color w:val="auto"/>
+          <w:szCs w:val="24"/>
+        </w:rPr>
+      </w:pPr>
+    </w:p>
+    <w:p>
+      <w:pPr>
+        <w:pStyle w:val="SignatureLine"/>
+        <w:rPr>
           <w:rFonts w:asciiTheme="minorBidi" w:hAnsiTheme="minorBidi" w:cstheme="minorBidi"/>
           <w:i/>
           <w:iCs/>
@@ -2477,6 +2415,14 @@
         </w:rPr>
       </w:pPr>
       <w:r>
+        <w:rPr/>
+        <w:t>В.:  ..............................   ({{Строител_Управител_1и3}})</w:t>
+      </w:r>
+    </w:p>
+    <w:p>
+      <w:pPr>
+        <w:pStyle w:val="BodyStandard"/>
+        <w:spacing w:before="120" w:after="60"/>
         <w:rPr>
           <w:rFonts w:asciiTheme="minorBidi" w:eastAsia="Georgia" w:hAnsiTheme="minorBidi" w:cstheme="minorBidi"/>
           <w:i/>
@@ -2484,7 +2430,21 @@
           <w:color w:val="auto"/>
           <w:szCs w:val="24"/>
         </w:rPr>
-        <w:t>{{Възложител_Подписва_Редове}}</w:t>
+      </w:pPr>
+    </w:p>
+    <w:p>
+      <w:pPr>
+        <w:pStyle w:val="SignatureLine"/>
+        <w:rPr>
+          <w:rFonts w:asciiTheme="minorBidi" w:hAnsiTheme="minorBidi" w:cstheme="minorBidi"/>
+          <w:i/>
+          <w:iCs/>
+          <w:color w:val="auto"/>
+        </w:rPr>
+      </w:pPr>
+      <w:r>
+        <w:rPr/>
+        <w:t>Г.:  ..............................   ({{Геодезист_1и3}})</w:t>
       </w:r>
     </w:p>
     <w:p>
@@ -2502,8 +2462,7 @@
     </w:p>
     <w:p>
       <w:pPr>
-        <w:pStyle w:val="BodyStandard"/>
-        <w:spacing w:before="120" w:after="60"/>
+        <w:pStyle w:val="SignatureLine"/>
         <w:rPr>
           <w:rFonts w:asciiTheme="minorBidi" w:hAnsiTheme="minorBidi" w:cstheme="minorBidi"/>
           <w:i/>
@@ -2512,83 +2471,7 @@
         </w:rPr>
       </w:pPr>
       <w:r>
-        <w:rPr>
-          <w:rFonts w:asciiTheme="minorBidi" w:eastAsia="Georgia" w:hAnsiTheme="minorBidi" w:cstheme="minorBidi"/>
-          <w:i/>
-          <w:iCs/>
-          <w:color w:val="auto"/>
-          <w:szCs w:val="24"/>
-        </w:rPr>
-        <w:t>В.:  ..............................   ({{Строител_Управител_1и3}})</w:t>
-      </w:r>
-    </w:p>
-    <w:p>
-      <w:pPr>
-        <w:pStyle w:val="BodyStandard"/>
-        <w:spacing w:before="120" w:after="60"/>
-        <w:rPr>
-          <w:rFonts w:asciiTheme="minorBidi" w:eastAsia="Georgia" w:hAnsiTheme="minorBidi" w:cstheme="minorBidi"/>
-          <w:i/>
-          <w:iCs/>
-          <w:color w:val="auto"/>
-          <w:szCs w:val="24"/>
-        </w:rPr>
-      </w:pPr>
-    </w:p>
-    <w:p>
-      <w:pPr>
-        <w:pStyle w:val="BodyStandard"/>
-        <w:spacing w:before="120" w:after="60"/>
-        <w:rPr>
-          <w:rFonts w:asciiTheme="minorBidi" w:hAnsiTheme="minorBidi" w:cstheme="minorBidi"/>
-          <w:i/>
-          <w:iCs/>
-          <w:color w:val="auto"/>
-        </w:rPr>
-      </w:pPr>
-      <w:r>
-        <w:rPr>
-          <w:rFonts w:asciiTheme="minorBidi" w:eastAsia="Georgia" w:hAnsiTheme="minorBidi" w:cstheme="minorBidi"/>
-          <w:i/>
-          <w:iCs/>
-          <w:color w:val="auto"/>
-          <w:szCs w:val="24"/>
-        </w:rPr>
-        <w:t>Г.:  ..............................   ({{Геодезист_1и3}})</w:t>
-      </w:r>
-    </w:p>
-    <w:p>
-      <w:pPr>
-        <w:pStyle w:val="BodyStandard"/>
-        <w:spacing w:before="120" w:after="60"/>
-        <w:rPr>
-          <w:rFonts w:asciiTheme="minorBidi" w:eastAsia="Georgia" w:hAnsiTheme="minorBidi" w:cstheme="minorBidi"/>
-          <w:i/>
-          <w:iCs/>
-          <w:color w:val="auto"/>
-          <w:szCs w:val="24"/>
-        </w:rPr>
-      </w:pPr>
-    </w:p>
-    <w:p>
-      <w:pPr>
-        <w:pStyle w:val="BodyStandard"/>
-        <w:spacing w:before="120" w:after="60"/>
-        <w:rPr>
-          <w:rFonts w:asciiTheme="minorBidi" w:hAnsiTheme="minorBidi" w:cstheme="minorBidi"/>
-          <w:i/>
-          <w:iCs/>
-          <w:color w:val="auto"/>
-        </w:rPr>
-      </w:pPr>
-      <w:r>
-        <w:rPr>
-          <w:rFonts w:asciiTheme="minorBidi" w:eastAsia="Georgia" w:hAnsiTheme="minorBidi" w:cstheme="minorBidi"/>
-          <w:i/>
-          <w:iCs/>
-          <w:color w:val="auto"/>
-          <w:szCs w:val="24"/>
-        </w:rPr>
+        <w:rPr/>
         <w:t>Д.:  ..............................   (................)</w:t>
       </w:r>
     </w:p>
@@ -3084,8 +2967,7 @@
     </w:p>
     <w:p>
       <w:pPr>
-        <w:pStyle w:val="BodyStandard"/>
-        <w:spacing w:before="100" w:after="60"/>
+        <w:pStyle w:val="SignatureLine"/>
         <w:rPr>
           <w:rFonts w:asciiTheme="minorBidi" w:hAnsiTheme="minorBidi" w:cstheme="minorBidi"/>
           <w:i/>
@@ -3095,46 +2977,34 @@
         </w:rPr>
       </w:pPr>
       <w:r>
-        <w:rPr>
-          <w:rFonts w:asciiTheme="minorBidi" w:eastAsia="Georgia" w:hAnsiTheme="minorBidi" w:cstheme="minorBidi"/>
-          <w:i/>
+        <w:rPr/>
+        <w:t>А. Управител СН:  ..............................   ({{Управител_1и3}})</w:t>
+      </w:r>
+    </w:p>
+    <w:p>
+      <w:pPr>
+        <w:pStyle w:val="FieldStandard"/>
+        <w:spacing w:before="100" w:after="60"/>
+        <w:rPr>
+          <w:rFonts w:asciiTheme="minorBidi" w:eastAsia="Arial" w:hAnsiTheme="minorBidi" w:cstheme="minorBidi"/>
           <w:iCs/>
           <w:color w:val="auto"/>
           <w:sz w:val="20"/>
         </w:rPr>
-        <w:t>А. Управител СН:  ..............................   ({{Управител_1и3}})</w:t>
-      </w:r>
-    </w:p>
-    <w:p>
-      <w:pPr>
-        <w:pStyle w:val="FieldStandard"/>
-        <w:spacing w:before="100" w:after="60"/>
-        <w:rPr>
-          <w:rFonts w:asciiTheme="minorBidi" w:eastAsia="Arial" w:hAnsiTheme="minorBidi" w:cstheme="minorBidi"/>
+      </w:pPr>
+    </w:p>
+    <w:p>
+      <w:pPr>
+        <w:pStyle w:val="SignatureLine"/>
+        <w:rPr>
+          <w:rFonts w:asciiTheme="minorBidi" w:hAnsiTheme="minorBidi" w:cstheme="minorBidi"/>
           <w:iCs/>
           <w:color w:val="auto"/>
           <w:sz w:val="20"/>
         </w:rPr>
       </w:pPr>
-    </w:p>
-    <w:p>
-      <w:pPr>
-        <w:pStyle w:val="FieldStandard"/>
-        <w:spacing w:before="100" w:after="60"/>
-        <w:rPr>
-          <w:rFonts w:asciiTheme="minorBidi" w:hAnsiTheme="minorBidi" w:cstheme="minorBidi"/>
-          <w:iCs/>
-          <w:color w:val="auto"/>
-          <w:sz w:val="20"/>
-        </w:rPr>
-      </w:pPr>
-      <w:r>
-        <w:rPr>
-          <w:rFonts w:asciiTheme="minorBidi" w:eastAsia="Arial" w:hAnsiTheme="minorBidi" w:cstheme="minorBidi"/>
-          <w:iCs/>
-          <w:color w:val="auto"/>
-          <w:sz w:val="20"/>
-        </w:rPr>
+      <w:r>
+        <w:rPr/>
         <w:t>Техн. ръководител:  ..............................   ({{ТехРък_1и3}})</w:t>
       </w:r>
     </w:p>
@@ -3163,8 +3033,7 @@
     </w:p>
     <w:p>
       <w:pPr>
-        <w:pStyle w:val="BodyStandard"/>
-        <w:spacing w:before="100" w:after="60"/>
+        <w:pStyle w:val="SignatureLine"/>
         <w:rPr>
           <w:i/>
           <w:iCs/>
@@ -3173,6 +3042,18 @@
         </w:rPr>
       </w:pPr>
       <w:r>
+        <w:rPr/>
+        <w:t>Б. Инженер-геолог</w:t>
+      </w:r>
+      <w:r>
+        <w:rPr/>
+        <w:t>:  ..............................   (................)</w:t>
+      </w:r>
+    </w:p>
+    <w:p>
+      <w:pPr>
+        <w:pStyle w:val="BodyStandard"/>
+        <w:spacing w:before="100" w:after="60" w:line="360" w:lineRule="auto"/>
         <w:rPr>
           <w:rFonts w:asciiTheme="minorBidi" w:eastAsia="Georgia" w:hAnsiTheme="minorBidi" w:cstheme="minorBidi"/>
           <w:i/>
@@ -3180,17 +3061,30 @@
           <w:color w:val="auto"/>
           <w:sz w:val="20"/>
         </w:rPr>
-        <w:t>Б. Инженер-геолог</w:t>
-      </w:r>
-      <w:r>
-        <w:rPr>
-          <w:rFonts w:eastAsia="Georgia" w:cs="Georgia"/>
+      </w:pPr>
+    </w:p>
+    <w:p>
+      <w:pPr>
+        <w:pStyle w:val="SignatureLine"/>
+        <w:rPr>
+          <w:rFonts w:asciiTheme="minorBidi" w:eastAsia="Garamond" w:hAnsiTheme="minorBidi" w:cstheme="minorBidi"/>
           <w:i/>
           <w:iCs/>
           <w:color w:val="auto"/>
           <w:sz w:val="20"/>
         </w:rPr>
-        <w:t>:  ..............................   (................)</w:t>
+      </w:pPr>
+      <w:r>
+        <w:rPr/>
+        <w:t>В. Проектант</w:t>
+      </w:r>
+      <w:r>
+        <w:rPr/>
+        <w:t xml:space="preserve"> </w:t>
+      </w:r>
+      <w:r>
+        <w:rPr/>
+        <w:t xml:space="preserve"> .................................... ({{ПЖ_Конструктивна_1и3}}) </w:t>
       </w:r>
     </w:p>
     <w:p>
@@ -3208,10 +3102,8 @@
     </w:p>
     <w:p>
       <w:pPr>
-        <w:pStyle w:val="BodyStandard"/>
-        <w:spacing w:before="60" w:after="60"/>
-        <w:rPr>
-          <w:rFonts w:asciiTheme="minorBidi" w:eastAsia="Garamond" w:hAnsiTheme="minorBidi" w:cstheme="minorBidi"/>
+        <w:pStyle w:val="SignatureLine"/>
+        <w:rPr>
           <w:i/>
           <w:iCs/>
           <w:color w:val="auto"/>
@@ -3219,6 +3111,18 @@
         </w:rPr>
       </w:pPr>
       <w:r>
+        <w:rPr/>
+        <w:t>Г. Строителя:</w:t>
+      </w:r>
+      <w:r>
+        <w:rPr/>
+        <w:t xml:space="preserve">  ..............................   ({{Строител_Управител_1и3}})</w:t>
+      </w:r>
+    </w:p>
+    <w:p>
+      <w:pPr>
+        <w:pStyle w:val="BodyStandard"/>
+        <w:spacing w:before="100" w:after="60" w:line="360" w:lineRule="auto"/>
         <w:rPr>
           <w:rFonts w:asciiTheme="minorBidi" w:eastAsia="Georgia" w:hAnsiTheme="minorBidi" w:cstheme="minorBidi"/>
           <w:i/>
@@ -3226,116 +3130,24 @@
           <w:color w:val="auto"/>
           <w:sz w:val="20"/>
         </w:rPr>
-        <w:t>В. Проектант</w:t>
-      </w:r>
-      <w:r>
-        <w:rPr>
-          <w:rFonts w:asciiTheme="minorBidi" w:eastAsia="Georgia" w:hAnsiTheme="minorBidi" w:cstheme="minorBidi"/>
+      </w:pPr>
+    </w:p>
+    <w:p>
+      <w:pPr>
+        <w:pStyle w:val="SignatureLine"/>
+        <w:rPr>
           <w:i/>
           <w:iCs/>
           <w:color w:val="auto"/>
           <w:sz w:val="20"/>
         </w:rPr>
-        <w:t xml:space="preserve"> </w:t>
-      </w:r>
-      <w:r>
-        <w:rPr>
-          <w:rFonts w:asciiTheme="minorBidi" w:eastAsia="Georgia" w:hAnsiTheme="minorBidi" w:cstheme="minorBidi"/>
-          <w:i/>
-          <w:iCs/>
-          <w:color w:val="auto"/>
-          <w:sz w:val="20"/>
-        </w:rPr>
-        <w:t xml:space="preserve"> .................................... ({{ПЖ_Конструктивна_1и3}}) </w:t>
-      </w:r>
-    </w:p>
-    <w:p>
-      <w:pPr>
-        <w:pStyle w:val="BodyStandard"/>
-        <w:spacing w:before="100" w:after="60" w:line="360" w:lineRule="auto"/>
-        <w:rPr>
-          <w:rFonts w:asciiTheme="minorBidi" w:eastAsia="Georgia" w:hAnsiTheme="minorBidi" w:cstheme="minorBidi"/>
-          <w:i/>
-          <w:iCs/>
-          <w:color w:val="auto"/>
-          <w:sz w:val="20"/>
-        </w:rPr>
-      </w:pPr>
-    </w:p>
-    <w:p>
-      <w:pPr>
-        <w:pStyle w:val="BodyStandard"/>
-        <w:spacing w:before="100" w:after="60" w:line="360" w:lineRule="auto"/>
-        <w:rPr>
-          <w:i/>
-          <w:iCs/>
-          <w:color w:val="auto"/>
-          <w:sz w:val="20"/>
-        </w:rPr>
-      </w:pPr>
-      <w:r>
-        <w:rPr>
-          <w:rFonts w:asciiTheme="minorBidi" w:eastAsia="Georgia" w:hAnsiTheme="minorBidi" w:cstheme="minorBidi"/>
-          <w:i/>
-          <w:iCs/>
-          <w:color w:val="auto"/>
-          <w:sz w:val="20"/>
-        </w:rPr>
-        <w:t>Г. Строителя:</w:t>
-      </w:r>
-      <w:r>
-        <w:rPr>
-          <w:rFonts w:eastAsia="Georgia" w:cs="Georgia"/>
-          <w:i/>
-          <w:iCs/>
-          <w:color w:val="auto"/>
-          <w:sz w:val="20"/>
-        </w:rPr>
-        <w:t xml:space="preserve">  ..............................   ({{Строител_Управител_1и3}})</w:t>
-      </w:r>
-    </w:p>
-    <w:p>
-      <w:pPr>
-        <w:pStyle w:val="BodyStandard"/>
-        <w:spacing w:before="100" w:after="60" w:line="360" w:lineRule="auto"/>
-        <w:rPr>
-          <w:rFonts w:asciiTheme="minorBidi" w:eastAsia="Georgia" w:hAnsiTheme="minorBidi" w:cstheme="minorBidi"/>
-          <w:i/>
-          <w:iCs/>
-          <w:color w:val="auto"/>
-          <w:sz w:val="20"/>
-        </w:rPr>
-      </w:pPr>
-    </w:p>
-    <w:p>
-      <w:pPr>
-        <w:pStyle w:val="BodyStandard"/>
-        <w:spacing w:before="100" w:after="60" w:line="360" w:lineRule="auto"/>
-        <w:rPr>
-          <w:i/>
-          <w:iCs/>
-          <w:color w:val="auto"/>
-          <w:sz w:val="20"/>
-        </w:rPr>
-      </w:pPr>
-      <w:r>
-        <w:rPr>
-          <w:rFonts w:asciiTheme="minorBidi" w:eastAsia="Georgia" w:hAnsiTheme="minorBidi" w:cstheme="minorBidi"/>
-          <w:i/>
-          <w:iCs/>
-          <w:color w:val="auto"/>
-          <w:sz w:val="20"/>
-        </w:rPr>
+      </w:pPr>
+      <w:r>
+        <w:rPr/>
         <w:t>Д. Геодезист</w:t>
       </w:r>
       <w:r>
-        <w:rPr>
-          <w:rFonts w:eastAsia="Georgia" w:cs="Georgia"/>
-          <w:i/>
-          <w:iCs/>
-          <w:color w:val="auto"/>
-          <w:sz w:val="20"/>
-        </w:rPr>
+        <w:rPr/>
         <w:t>:  ..............................   ({{Геодезист_1и3}})</w:t>
       </w:r>
     </w:p>
@@ -3738,8 +3550,7 @@
     </w:p>
     <w:p>
       <w:pPr>
-        <w:pStyle w:val="BodyStandard"/>
-        <w:spacing w:before="100" w:after="60"/>
+        <w:pStyle w:val="SignatureLine"/>
         <w:rPr>
           <w:rFonts w:asciiTheme="minorBidi" w:hAnsiTheme="minorBidi" w:cstheme="minorBidi"/>
           <w:i/>
@@ -3749,46 +3560,34 @@
         </w:rPr>
       </w:pPr>
       <w:r>
-        <w:rPr>
-          <w:rFonts w:asciiTheme="minorBidi" w:eastAsia="Georgia" w:hAnsiTheme="minorBidi" w:cstheme="minorBidi"/>
-          <w:i/>
+        <w:rPr/>
+        <w:t>А. Управител СН:  ..............................   ({{Управител_1и3}})</w:t>
+      </w:r>
+    </w:p>
+    <w:p>
+      <w:pPr>
+        <w:pStyle w:val="FieldStandard"/>
+        <w:spacing w:before="100" w:after="60"/>
+        <w:rPr>
+          <w:rFonts w:asciiTheme="minorBidi" w:eastAsia="Arial" w:hAnsiTheme="minorBidi" w:cstheme="minorBidi"/>
           <w:iCs/>
           <w:color w:val="auto"/>
           <w:sz w:val="20"/>
         </w:rPr>
-        <w:t>А. Управител СН:  ..............................   ({{Управител_1и3}})</w:t>
-      </w:r>
-    </w:p>
-    <w:p>
-      <w:pPr>
-        <w:pStyle w:val="FieldStandard"/>
-        <w:spacing w:before="100" w:after="60"/>
-        <w:rPr>
-          <w:rFonts w:asciiTheme="minorBidi" w:eastAsia="Arial" w:hAnsiTheme="minorBidi" w:cstheme="minorBidi"/>
+      </w:pPr>
+    </w:p>
+    <w:p>
+      <w:pPr>
+        <w:pStyle w:val="SignatureLine"/>
+        <w:rPr>
+          <w:rFonts w:asciiTheme="minorBidi" w:hAnsiTheme="minorBidi" w:cstheme="minorBidi"/>
           <w:iCs/>
           <w:color w:val="auto"/>
           <w:sz w:val="20"/>
         </w:rPr>
       </w:pPr>
-    </w:p>
-    <w:p>
-      <w:pPr>
-        <w:pStyle w:val="FieldStandard"/>
-        <w:spacing w:before="100" w:after="60"/>
-        <w:rPr>
-          <w:rFonts w:asciiTheme="minorBidi" w:hAnsiTheme="minorBidi" w:cstheme="minorBidi"/>
-          <w:iCs/>
-          <w:color w:val="auto"/>
-          <w:sz w:val="20"/>
-        </w:rPr>
-      </w:pPr>
-      <w:r>
-        <w:rPr>
-          <w:rFonts w:asciiTheme="minorBidi" w:eastAsia="Arial" w:hAnsiTheme="minorBidi" w:cstheme="minorBidi"/>
-          <w:iCs/>
-          <w:color w:val="auto"/>
-          <w:sz w:val="20"/>
-        </w:rPr>
+      <w:r>
+        <w:rPr/>
         <w:t>Техн. ръководител:  ..............................   ({{ТехРък_1и3}})</w:t>
       </w:r>
     </w:p>
@@ -3817,8 +3616,7 @@
     </w:p>
     <w:p>
       <w:pPr>
-        <w:pStyle w:val="BodyStandard"/>
-        <w:spacing w:before="100" w:after="60" w:line="360" w:lineRule="auto"/>
+        <w:pStyle w:val="SignatureLine"/>
         <w:rPr>
           <w:rFonts w:asciiTheme="minorBidi" w:hAnsiTheme="minorBidi" w:cstheme="minorBidi"/>
           <w:i/>
@@ -3828,6 +3626,14 @@
         </w:rPr>
       </w:pPr>
       <w:r>
+        <w:rPr/>
+        <w:t>Б. Строителя:  ..............................   ({{Строител_Управител_1и3}})</w:t>
+      </w:r>
+    </w:p>
+    <w:p>
+      <w:pPr>
+        <w:pStyle w:val="BodyStandard"/>
+        <w:spacing w:before="100" w:after="60" w:line="360" w:lineRule="auto"/>
         <w:rPr>
           <w:rFonts w:asciiTheme="minorBidi" w:eastAsia="Georgia" w:hAnsiTheme="minorBidi" w:cstheme="minorBidi"/>
           <w:i/>
@@ -3835,42 +3641,21 @@
           <w:color w:val="auto"/>
           <w:sz w:val="20"/>
         </w:rPr>
-        <w:t>Б. Строителя:  ..............................   ({{Строител_Управител_1и3}})</w:t>
-      </w:r>
-    </w:p>
-    <w:p>
-      <w:pPr>
-        <w:pStyle w:val="BodyStandard"/>
-        <w:spacing w:before="100" w:after="60" w:line="360" w:lineRule="auto"/>
-        <w:rPr>
-          <w:rFonts w:asciiTheme="minorBidi" w:eastAsia="Georgia" w:hAnsiTheme="minorBidi" w:cstheme="minorBidi"/>
+      </w:pPr>
+    </w:p>
+    <w:p>
+      <w:pPr>
+        <w:pStyle w:val="SignatureLine"/>
+        <w:rPr>
+          <w:rFonts w:asciiTheme="minorBidi" w:hAnsiTheme="minorBidi" w:cstheme="minorBidi"/>
           <w:i/>
           <w:iCs/>
           <w:color w:val="auto"/>
           <w:sz w:val="20"/>
         </w:rPr>
       </w:pPr>
-    </w:p>
-    <w:p>
-      <w:pPr>
-        <w:pStyle w:val="BodyStandard"/>
-        <w:spacing w:before="100" w:after="60" w:line="360" w:lineRule="auto"/>
-        <w:rPr>
-          <w:rFonts w:asciiTheme="minorBidi" w:hAnsiTheme="minorBidi" w:cstheme="minorBidi"/>
-          <w:i/>
-          <w:iCs/>
-          <w:color w:val="auto"/>
-          <w:sz w:val="20"/>
-        </w:rPr>
-      </w:pPr>
-      <w:r>
-        <w:rPr>
-          <w:rFonts w:asciiTheme="minorBidi" w:eastAsia="Georgia" w:hAnsiTheme="minorBidi" w:cstheme="minorBidi"/>
-          <w:i/>
-          <w:iCs/>
-          <w:color w:val="auto"/>
-          <w:sz w:val="20"/>
-        </w:rPr>
+      <w:r>
+        <w:rPr/>
         <w:t>В. Геодезист:  ..............................   ({{Геодезист_1и3}})</w:t>
       </w:r>
     </w:p>
@@ -3922,63 +3707,49 @@
     </w:p>
     <w:p>
       <w:pPr>
+        <w:pStyle w:val="SignatureLine"/>
+        <w:ind w:left="567" w:hanging="426"/>
+        <w:rPr>
+          <w:rFonts w:asciiTheme="minorBidi" w:eastAsia="Garamond" w:hAnsiTheme="minorBidi" w:cstheme="minorBidi"/>
+          <w:i/>
+          <w:iCs/>
+          <w:color w:val="404040" w:themeColor="text1" w:themeTint="BF"/>
+          <w:sz w:val="20"/>
+        </w:rPr>
+      </w:pPr>
+      <w:r>
+        <w:rPr/>
+        <w:t xml:space="preserve"> 1. ..............................   ({{ПЖ_Архитектура_1и3}})</w:t>
+      </w:r>
+    </w:p>
+    <w:p>
+      <w:pPr>
         <w:pStyle w:val="BodyStandard"/>
         <w:spacing w:before="100" w:after="60"/>
         <w:ind w:left="567" w:hanging="426"/>
         <w:rPr>
-          <w:rFonts w:asciiTheme="minorBidi" w:eastAsia="Garamond" w:hAnsiTheme="minorBidi" w:cstheme="minorBidi"/>
+          <w:rFonts w:asciiTheme="minorBidi" w:eastAsia="Georgia" w:hAnsiTheme="minorBidi" w:cstheme="minorBidi"/>
           <w:i/>
           <w:iCs/>
           <w:color w:val="404040" w:themeColor="text1" w:themeTint="BF"/>
           <w:sz w:val="20"/>
         </w:rPr>
       </w:pPr>
-      <w:r>
-        <w:rPr>
-          <w:rFonts w:asciiTheme="minorBidi" w:eastAsia="Georgia" w:hAnsiTheme="minorBidi" w:cstheme="minorBidi"/>
+    </w:p>
+    <w:p>
+      <w:pPr>
+        <w:pStyle w:val="SignatureLine"/>
+        <w:ind w:left="567" w:hanging="426"/>
+        <w:rPr>
+          <w:rFonts w:asciiTheme="minorBidi" w:eastAsia="Garamond" w:hAnsiTheme="minorBidi" w:cstheme="minorBidi"/>
           <w:i/>
           <w:iCs/>
           <w:color w:val="404040" w:themeColor="text1" w:themeTint="BF"/>
           <w:sz w:val="20"/>
         </w:rPr>
-        <w:t xml:space="preserve"> 1. ..............................   ({{ПЖ_Архитектура_1и3}})</w:t>
-      </w:r>
-    </w:p>
-    <w:p>
-      <w:pPr>
-        <w:pStyle w:val="BodyStandard"/>
-        <w:spacing w:before="100" w:after="60"/>
-        <w:ind w:left="567" w:hanging="426"/>
-        <w:rPr>
-          <w:rFonts w:asciiTheme="minorBidi" w:eastAsia="Georgia" w:hAnsiTheme="minorBidi" w:cstheme="minorBidi"/>
-          <w:i/>
-          <w:iCs/>
-          <w:color w:val="404040" w:themeColor="text1" w:themeTint="BF"/>
-          <w:sz w:val="20"/>
-        </w:rPr>
-      </w:pPr>
-    </w:p>
-    <w:p>
-      <w:pPr>
-        <w:pStyle w:val="BodyStandard"/>
-        <w:spacing w:before="100" w:after="60"/>
-        <w:ind w:left="567" w:hanging="426"/>
-        <w:rPr>
-          <w:rFonts w:asciiTheme="minorBidi" w:eastAsia="Garamond" w:hAnsiTheme="minorBidi" w:cstheme="minorBidi"/>
-          <w:i/>
-          <w:iCs/>
-          <w:color w:val="404040" w:themeColor="text1" w:themeTint="BF"/>
-          <w:sz w:val="20"/>
-        </w:rPr>
-      </w:pPr>
-      <w:r>
-        <w:rPr>
-          <w:rFonts w:asciiTheme="minorBidi" w:eastAsia="Georgia" w:hAnsiTheme="minorBidi" w:cstheme="minorBidi"/>
-          <w:i/>
-          <w:iCs/>
-          <w:color w:val="404040" w:themeColor="text1" w:themeTint="BF"/>
-          <w:sz w:val="20"/>
-        </w:rPr>
+      </w:pPr>
+      <w:r>
+        <w:rPr/>
         <w:t xml:space="preserve"> 2. ..............................   ({{ПЖ_Конструктивна_1и3}})</w:t>
       </w:r>
     </w:p>
@@ -4384,8 +4155,7 @@
     </w:p>
     <w:p>
       <w:pPr>
-        <w:pStyle w:val="BodyStandard"/>
-        <w:spacing w:before="100" w:after="60"/>
+        <w:pStyle w:val="SignatureLine"/>
         <w:rPr>
           <w:rFonts w:asciiTheme="minorBidi" w:hAnsiTheme="minorBidi" w:cstheme="minorBidi"/>
           <w:i/>
@@ -4395,46 +4165,34 @@
         </w:rPr>
       </w:pPr>
       <w:r>
-        <w:rPr>
-          <w:rFonts w:asciiTheme="minorBidi" w:eastAsia="Georgia" w:hAnsiTheme="minorBidi" w:cstheme="minorBidi"/>
-          <w:i/>
+        <w:rPr/>
+        <w:t>А. Управител СН:  ..............................   ({{Управител_1и3}})</w:t>
+      </w:r>
+    </w:p>
+    <w:p>
+      <w:pPr>
+        <w:pStyle w:val="FieldStandard"/>
+        <w:spacing w:before="100" w:after="60"/>
+        <w:rPr>
+          <w:rFonts w:asciiTheme="minorBidi" w:eastAsia="Arial" w:hAnsiTheme="minorBidi" w:cstheme="minorBidi"/>
           <w:iCs/>
           <w:color w:val="auto"/>
           <w:sz w:val="20"/>
         </w:rPr>
-        <w:t>А. Управител СН:  ..............................   ({{Управител_1и3}})</w:t>
-      </w:r>
-    </w:p>
-    <w:p>
-      <w:pPr>
-        <w:pStyle w:val="FieldStandard"/>
-        <w:spacing w:before="100" w:after="60"/>
-        <w:rPr>
-          <w:rFonts w:asciiTheme="minorBidi" w:eastAsia="Arial" w:hAnsiTheme="minorBidi" w:cstheme="minorBidi"/>
+      </w:pPr>
+    </w:p>
+    <w:p>
+      <w:pPr>
+        <w:pStyle w:val="SignatureLine"/>
+        <w:rPr>
+          <w:rFonts w:asciiTheme="minorBidi" w:hAnsiTheme="minorBidi" w:cstheme="minorBidi"/>
           <w:iCs/>
           <w:color w:val="auto"/>
           <w:sz w:val="20"/>
         </w:rPr>
       </w:pPr>
-    </w:p>
-    <w:p>
-      <w:pPr>
-        <w:pStyle w:val="FieldStandard"/>
-        <w:spacing w:before="100" w:after="60"/>
-        <w:rPr>
-          <w:rFonts w:asciiTheme="minorBidi" w:hAnsiTheme="minorBidi" w:cstheme="minorBidi"/>
-          <w:iCs/>
-          <w:color w:val="auto"/>
-          <w:sz w:val="20"/>
-        </w:rPr>
-      </w:pPr>
-      <w:r>
-        <w:rPr>
-          <w:rFonts w:asciiTheme="minorBidi" w:eastAsia="Arial" w:hAnsiTheme="minorBidi" w:cstheme="minorBidi"/>
-          <w:iCs/>
-          <w:color w:val="auto"/>
-          <w:sz w:val="20"/>
-        </w:rPr>
+      <w:r>
+        <w:rPr/>
         <w:t>Техн. ръководител:  ..............................   ({{ТехРък_1и3}})</w:t>
       </w:r>
     </w:p>
@@ -4463,8 +4221,7 @@
     </w:p>
     <w:p>
       <w:pPr>
-        <w:pStyle w:val="BodyStandard"/>
-        <w:spacing w:before="100" w:after="60" w:line="360" w:lineRule="auto"/>
+        <w:pStyle w:val="SignatureLine"/>
         <w:rPr>
           <w:rFonts w:asciiTheme="minorBidi" w:hAnsiTheme="minorBidi" w:cstheme="minorBidi"/>
           <w:i/>
@@ -4474,6 +4231,14 @@
         </w:rPr>
       </w:pPr>
       <w:r>
+        <w:rPr/>
+        <w:t>Б. Строителя:  ..............................   ({{Строител_Управител_1и3}})</w:t>
+      </w:r>
+    </w:p>
+    <w:p>
+      <w:pPr>
+        <w:pStyle w:val="BodyStandard"/>
+        <w:spacing w:before="100" w:after="60" w:line="360" w:lineRule="auto"/>
         <w:rPr>
           <w:rFonts w:asciiTheme="minorBidi" w:eastAsia="Georgia" w:hAnsiTheme="minorBidi" w:cstheme="minorBidi"/>
           <w:i/>
@@ -4481,42 +4246,21 @@
           <w:color w:val="auto"/>
           <w:sz w:val="20"/>
         </w:rPr>
-        <w:t>Б. Строителя:  ..............................   ({{Строител_Управител_1и3}})</w:t>
-      </w:r>
-    </w:p>
-    <w:p>
-      <w:pPr>
-        <w:pStyle w:val="BodyStandard"/>
-        <w:spacing w:before="100" w:after="60" w:line="360" w:lineRule="auto"/>
-        <w:rPr>
-          <w:rFonts w:asciiTheme="minorBidi" w:eastAsia="Georgia" w:hAnsiTheme="minorBidi" w:cstheme="minorBidi"/>
+      </w:pPr>
+    </w:p>
+    <w:p>
+      <w:pPr>
+        <w:pStyle w:val="SignatureLine"/>
+        <w:rPr>
+          <w:rFonts w:asciiTheme="minorBidi" w:hAnsiTheme="minorBidi" w:cstheme="minorBidi"/>
           <w:i/>
           <w:iCs/>
           <w:color w:val="auto"/>
           <w:sz w:val="20"/>
         </w:rPr>
       </w:pPr>
-    </w:p>
-    <w:p>
-      <w:pPr>
-        <w:pStyle w:val="BodyStandard"/>
-        <w:spacing w:before="100" w:after="60" w:line="360" w:lineRule="auto"/>
-        <w:rPr>
-          <w:rFonts w:asciiTheme="minorBidi" w:hAnsiTheme="minorBidi" w:cstheme="minorBidi"/>
-          <w:i/>
-          <w:iCs/>
-          <w:color w:val="auto"/>
-          <w:sz w:val="20"/>
-        </w:rPr>
-      </w:pPr>
-      <w:r>
-        <w:rPr>
-          <w:rFonts w:asciiTheme="minorBidi" w:eastAsia="Georgia" w:hAnsiTheme="minorBidi" w:cstheme="minorBidi"/>
-          <w:i/>
-          <w:iCs/>
-          <w:color w:val="auto"/>
-          <w:sz w:val="20"/>
-        </w:rPr>
+      <w:r>
+        <w:rPr/>
         <w:t>В. Геодезист:  ..............................   ({{Геодезист_1и3}})</w:t>
       </w:r>
     </w:p>
@@ -4568,63 +4312,49 @@
     </w:p>
     <w:p>
       <w:pPr>
+        <w:pStyle w:val="SignatureLine"/>
+        <w:ind w:left="567" w:hanging="426"/>
+        <w:rPr>
+          <w:rFonts w:asciiTheme="minorBidi" w:eastAsia="Garamond" w:hAnsiTheme="minorBidi" w:cstheme="minorBidi"/>
+          <w:i/>
+          <w:iCs/>
+          <w:color w:val="404040" w:themeColor="text1" w:themeTint="BF"/>
+          <w:sz w:val="20"/>
+        </w:rPr>
+      </w:pPr>
+      <w:r>
+        <w:rPr/>
+        <w:t xml:space="preserve"> 1. ..............................   ({{ПЖ_Архитектура_1и3}})</w:t>
+      </w:r>
+    </w:p>
+    <w:p>
+      <w:pPr>
         <w:pStyle w:val="BodyStandard"/>
         <w:spacing w:before="100" w:after="60"/>
         <w:ind w:left="567" w:hanging="426"/>
         <w:rPr>
-          <w:rFonts w:asciiTheme="minorBidi" w:eastAsia="Garamond" w:hAnsiTheme="minorBidi" w:cstheme="minorBidi"/>
+          <w:rFonts w:asciiTheme="minorBidi" w:eastAsia="Georgia" w:hAnsiTheme="minorBidi" w:cstheme="minorBidi"/>
           <w:i/>
           <w:iCs/>
           <w:color w:val="404040" w:themeColor="text1" w:themeTint="BF"/>
           <w:sz w:val="20"/>
         </w:rPr>
       </w:pPr>
-      <w:r>
-        <w:rPr>
-          <w:rFonts w:asciiTheme="minorBidi" w:eastAsia="Georgia" w:hAnsiTheme="minorBidi" w:cstheme="minorBidi"/>
+    </w:p>
+    <w:p>
+      <w:pPr>
+        <w:pStyle w:val="SignatureLine"/>
+        <w:ind w:left="567" w:hanging="426"/>
+        <w:rPr>
+          <w:rFonts w:asciiTheme="minorBidi" w:eastAsia="Garamond" w:hAnsiTheme="minorBidi" w:cstheme="minorBidi"/>
           <w:i/>
           <w:iCs/>
           <w:color w:val="404040" w:themeColor="text1" w:themeTint="BF"/>
           <w:sz w:val="20"/>
         </w:rPr>
-        <w:t xml:space="preserve"> 1. ..............................   ({{ПЖ_Архитектура_1и3}})</w:t>
-      </w:r>
-    </w:p>
-    <w:p>
-      <w:pPr>
-        <w:pStyle w:val="BodyStandard"/>
-        <w:spacing w:before="100" w:after="60"/>
-        <w:ind w:left="567" w:hanging="426"/>
-        <w:rPr>
-          <w:rFonts w:asciiTheme="minorBidi" w:eastAsia="Georgia" w:hAnsiTheme="minorBidi" w:cstheme="minorBidi"/>
-          <w:i/>
-          <w:iCs/>
-          <w:color w:val="404040" w:themeColor="text1" w:themeTint="BF"/>
-          <w:sz w:val="20"/>
-        </w:rPr>
-      </w:pPr>
-    </w:p>
-    <w:p>
-      <w:pPr>
-        <w:pStyle w:val="BodyStandard"/>
-        <w:spacing w:before="100" w:after="60"/>
-        <w:ind w:left="567" w:hanging="426"/>
-        <w:rPr>
-          <w:rFonts w:asciiTheme="minorBidi" w:eastAsia="Garamond" w:hAnsiTheme="minorBidi" w:cstheme="minorBidi"/>
-          <w:i/>
-          <w:iCs/>
-          <w:color w:val="404040" w:themeColor="text1" w:themeTint="BF"/>
-          <w:sz w:val="20"/>
-        </w:rPr>
-      </w:pPr>
-      <w:r>
-        <w:rPr>
-          <w:rFonts w:asciiTheme="minorBidi" w:eastAsia="Georgia" w:hAnsiTheme="minorBidi" w:cstheme="minorBidi"/>
-          <w:i/>
-          <w:iCs/>
-          <w:color w:val="404040" w:themeColor="text1" w:themeTint="BF"/>
-          <w:sz w:val="20"/>
-        </w:rPr>
+      </w:pPr>
+      <w:r>
+        <w:rPr/>
         <w:t xml:space="preserve"> 2. ..............................   ({{ПЖ_Конструктивна_1и3}})</w:t>
       </w:r>
     </w:p>
@@ -5071,8 +4801,7 @@
     </w:p>
     <w:p>
       <w:pPr>
-        <w:pStyle w:val="BodyStandard"/>
-        <w:spacing w:before="100" w:after="60"/>
+        <w:pStyle w:val="SignatureLine"/>
         <w:rPr>
           <w:rFonts w:asciiTheme="minorBidi" w:hAnsiTheme="minorBidi" w:cstheme="minorBidi"/>
           <w:i/>
@@ -5082,46 +4811,34 @@
         </w:rPr>
       </w:pPr>
       <w:r>
-        <w:rPr>
-          <w:rFonts w:asciiTheme="minorBidi" w:eastAsia="Georgia" w:hAnsiTheme="minorBidi" w:cstheme="minorBidi"/>
-          <w:i/>
+        <w:rPr/>
+        <w:t>А. Управител СН:  ..............................   ({{Управител_1и3}})</w:t>
+      </w:r>
+    </w:p>
+    <w:p>
+      <w:pPr>
+        <w:pStyle w:val="FieldStandard"/>
+        <w:spacing w:before="100" w:after="60"/>
+        <w:rPr>
+          <w:rFonts w:asciiTheme="minorBidi" w:eastAsia="Arial" w:hAnsiTheme="minorBidi" w:cstheme="minorBidi"/>
           <w:iCs/>
           <w:color w:val="auto"/>
           <w:sz w:val="20"/>
         </w:rPr>
-        <w:t>А. Управител СН:  ..............................   ({{Управител_1и3}})</w:t>
-      </w:r>
-    </w:p>
-    <w:p>
-      <w:pPr>
-        <w:pStyle w:val="FieldStandard"/>
-        <w:spacing w:before="100" w:after="60"/>
-        <w:rPr>
-          <w:rFonts w:asciiTheme="minorBidi" w:eastAsia="Arial" w:hAnsiTheme="minorBidi" w:cstheme="minorBidi"/>
+      </w:pPr>
+    </w:p>
+    <w:p>
+      <w:pPr>
+        <w:pStyle w:val="SignatureLine"/>
+        <w:rPr>
+          <w:rFonts w:asciiTheme="minorBidi" w:hAnsiTheme="minorBidi" w:cstheme="minorBidi"/>
           <w:iCs/>
           <w:color w:val="auto"/>
           <w:sz w:val="20"/>
         </w:rPr>
       </w:pPr>
-    </w:p>
-    <w:p>
-      <w:pPr>
-        <w:pStyle w:val="FieldStandard"/>
-        <w:spacing w:before="100" w:after="60"/>
-        <w:rPr>
-          <w:rFonts w:asciiTheme="minorBidi" w:hAnsiTheme="minorBidi" w:cstheme="minorBidi"/>
-          <w:iCs/>
-          <w:color w:val="auto"/>
-          <w:sz w:val="20"/>
-        </w:rPr>
-      </w:pPr>
-      <w:r>
-        <w:rPr>
-          <w:rFonts w:asciiTheme="minorBidi" w:eastAsia="Arial" w:hAnsiTheme="minorBidi" w:cstheme="minorBidi"/>
-          <w:iCs/>
-          <w:color w:val="auto"/>
-          <w:sz w:val="20"/>
-        </w:rPr>
+      <w:r>
+        <w:rPr/>
         <w:t>Техн. ръководител:  ..............................   ({{ТехРък_1и3}})</w:t>
       </w:r>
     </w:p>
@@ -5150,8 +4867,7 @@
     </w:p>
     <w:p>
       <w:pPr>
-        <w:pStyle w:val="BodyStandard"/>
-        <w:spacing w:before="100" w:after="60" w:line="360" w:lineRule="auto"/>
+        <w:pStyle w:val="SignatureLine"/>
         <w:rPr>
           <w:rFonts w:asciiTheme="minorBidi" w:hAnsiTheme="minorBidi" w:cstheme="minorBidi"/>
           <w:i/>
@@ -5161,6 +4877,14 @@
         </w:rPr>
       </w:pPr>
       <w:r>
+        <w:rPr/>
+        <w:t>Б. Строителя:  ..............................   ({{Строител_Управител_1и3}})</w:t>
+      </w:r>
+    </w:p>
+    <w:p>
+      <w:pPr>
+        <w:pStyle w:val="BodyStandard"/>
+        <w:spacing w:before="100" w:after="60" w:line="360" w:lineRule="auto"/>
         <w:rPr>
           <w:rFonts w:asciiTheme="minorBidi" w:eastAsia="Georgia" w:hAnsiTheme="minorBidi" w:cstheme="minorBidi"/>
           <w:i/>
@@ -5168,42 +4892,21 @@
           <w:color w:val="auto"/>
           <w:sz w:val="20"/>
         </w:rPr>
-        <w:t>Б. Строителя:  ..............................   ({{Строител_Управител_1и3}})</w:t>
-      </w:r>
-    </w:p>
-    <w:p>
-      <w:pPr>
-        <w:pStyle w:val="BodyStandard"/>
-        <w:spacing w:before="100" w:after="60" w:line="360" w:lineRule="auto"/>
-        <w:rPr>
-          <w:rFonts w:asciiTheme="minorBidi" w:eastAsia="Georgia" w:hAnsiTheme="minorBidi" w:cstheme="minorBidi"/>
+      </w:pPr>
+    </w:p>
+    <w:p>
+      <w:pPr>
+        <w:pStyle w:val="SignatureLine"/>
+        <w:rPr>
+          <w:rFonts w:asciiTheme="minorBidi" w:hAnsiTheme="minorBidi" w:cstheme="minorBidi"/>
           <w:i/>
           <w:iCs/>
           <w:color w:val="auto"/>
           <w:sz w:val="20"/>
         </w:rPr>
       </w:pPr>
-    </w:p>
-    <w:p>
-      <w:pPr>
-        <w:pStyle w:val="BodyStandard"/>
-        <w:spacing w:before="100" w:after="60" w:line="360" w:lineRule="auto"/>
-        <w:rPr>
-          <w:rFonts w:asciiTheme="minorBidi" w:hAnsiTheme="minorBidi" w:cstheme="minorBidi"/>
-          <w:i/>
-          <w:iCs/>
-          <w:color w:val="auto"/>
-          <w:sz w:val="20"/>
-        </w:rPr>
-      </w:pPr>
-      <w:r>
-        <w:rPr>
-          <w:rFonts w:asciiTheme="minorBidi" w:eastAsia="Georgia" w:hAnsiTheme="minorBidi" w:cstheme="minorBidi"/>
-          <w:i/>
-          <w:iCs/>
-          <w:color w:val="auto"/>
-          <w:sz w:val="20"/>
-        </w:rPr>
+      <w:r>
+        <w:rPr/>
         <w:t>В. Геодезист:  ..............................   ({{Геодезист_1и3}})</w:t>
       </w:r>
     </w:p>
@@ -5255,63 +4958,49 @@
     </w:p>
     <w:p>
       <w:pPr>
+        <w:pStyle w:val="SignatureLine"/>
+        <w:ind w:left="567" w:hanging="426"/>
+        <w:rPr>
+          <w:rFonts w:asciiTheme="minorBidi" w:eastAsia="Garamond" w:hAnsiTheme="minorBidi" w:cstheme="minorBidi"/>
+          <w:i/>
+          <w:iCs/>
+          <w:color w:val="404040" w:themeColor="text1" w:themeTint="BF"/>
+          <w:sz w:val="20"/>
+        </w:rPr>
+      </w:pPr>
+      <w:r>
+        <w:rPr/>
+        <w:t xml:space="preserve"> 1. ..............................   ({{ПЖ_Архитектура_1и3}})</w:t>
+      </w:r>
+    </w:p>
+    <w:p>
+      <w:pPr>
         <w:pStyle w:val="BodyStandard"/>
         <w:spacing w:before="100" w:after="60"/>
         <w:ind w:left="567" w:hanging="426"/>
         <w:rPr>
-          <w:rFonts w:asciiTheme="minorBidi" w:eastAsia="Garamond" w:hAnsiTheme="minorBidi" w:cstheme="minorBidi"/>
+          <w:rFonts w:asciiTheme="minorBidi" w:eastAsia="Georgia" w:hAnsiTheme="minorBidi" w:cstheme="minorBidi"/>
           <w:i/>
           <w:iCs/>
           <w:color w:val="404040" w:themeColor="text1" w:themeTint="BF"/>
           <w:sz w:val="20"/>
         </w:rPr>
       </w:pPr>
-      <w:r>
-        <w:rPr>
-          <w:rFonts w:asciiTheme="minorBidi" w:eastAsia="Georgia" w:hAnsiTheme="minorBidi" w:cstheme="minorBidi"/>
+    </w:p>
+    <w:p>
+      <w:pPr>
+        <w:pStyle w:val="SignatureLine"/>
+        <w:ind w:left="567" w:hanging="426"/>
+        <w:rPr>
+          <w:rFonts w:asciiTheme="minorBidi" w:eastAsia="Garamond" w:hAnsiTheme="minorBidi" w:cstheme="minorBidi"/>
           <w:i/>
           <w:iCs/>
           <w:color w:val="404040" w:themeColor="text1" w:themeTint="BF"/>
           <w:sz w:val="20"/>
         </w:rPr>
-        <w:t xml:space="preserve"> 1. ..............................   ({{ПЖ_Архитектура_1и3}})</w:t>
-      </w:r>
-    </w:p>
-    <w:p>
-      <w:pPr>
-        <w:pStyle w:val="BodyStandard"/>
-        <w:spacing w:before="100" w:after="60"/>
-        <w:ind w:left="567" w:hanging="426"/>
-        <w:rPr>
-          <w:rFonts w:asciiTheme="minorBidi" w:eastAsia="Georgia" w:hAnsiTheme="minorBidi" w:cstheme="minorBidi"/>
-          <w:i/>
-          <w:iCs/>
-          <w:color w:val="404040" w:themeColor="text1" w:themeTint="BF"/>
-          <w:sz w:val="20"/>
-        </w:rPr>
-      </w:pPr>
-    </w:p>
-    <w:p>
-      <w:pPr>
-        <w:pStyle w:val="BodyStandard"/>
-        <w:spacing w:before="100" w:after="60"/>
-        <w:ind w:left="567" w:hanging="426"/>
-        <w:rPr>
-          <w:rFonts w:asciiTheme="minorBidi" w:eastAsia="Garamond" w:hAnsiTheme="minorBidi" w:cstheme="minorBidi"/>
-          <w:i/>
-          <w:iCs/>
-          <w:color w:val="404040" w:themeColor="text1" w:themeTint="BF"/>
-          <w:sz w:val="20"/>
-        </w:rPr>
-      </w:pPr>
-      <w:r>
-        <w:rPr>
-          <w:rFonts w:asciiTheme="minorBidi" w:eastAsia="Georgia" w:hAnsiTheme="minorBidi" w:cstheme="minorBidi"/>
-          <w:i/>
-          <w:iCs/>
-          <w:color w:val="404040" w:themeColor="text1" w:themeTint="BF"/>
-          <w:sz w:val="20"/>
-        </w:rPr>
+      </w:pPr>
+      <w:r>
+        <w:rPr/>
         <w:t xml:space="preserve"> 2. ..............................   ({{ПЖ_Конструктивна_1и3}})</w:t>
       </w:r>
     </w:p>
@@ -6717,6 +6406,22 @@
       <w:lang w:val="en-US" w:eastAsia="en-US"/>
     </w:rPr>
   </w:style>
+  <w:style w:type="paragraph" w:customStyle="1" w:styleId="SignatureLine">
+    <w:name w:val="Signature Line"/>
+    <w:basedOn w:val="Normal"/>
+    <w:pPr>
+      <w:spacing w:before="0" w:after="0" w:line="480" w:lineRule="auto"/>
+    </w:pPr>
+    <w:rPr>
+      <w:rFonts w:ascii="Arial" w:hAnsi="Arial" w:eastAsia="Arial" w:cs="Arial"/>
+      <w:b w:val="0"/>
+      <w:bCs w:val="0"/>
+      <w:i w:val="1"/>
+      <w:iCs w:val="1"/>
+      <w:sz w:val="21"/>
+      <w:szCs w:val="21"/>
+    </w:rPr>
+  </w:style>
 </w:styles>
 </file>
 
